--- a/.documentation/3 - Design.docx
+++ b/.documentation/3 - Design.docx
@@ -9865,10 +9865,7 @@
               <w:t>is sent to backend API on form submission</w:t>
             </w:r>
             <w:r>
-              <w:t xml:space="preserve"> </w:t>
-            </w:r>
-            <w:r>
-              <w:t>to be added to database.</w:t>
+              <w:t xml:space="preserve"> to be added to database.</w:t>
             </w:r>
           </w:p>
         </w:tc>
@@ -9890,13 +9887,7 @@
           </w:tcPr>
           <w:p>
             <w:r>
-              <w:t xml:space="preserve">Row 1, column </w:t>
-            </w:r>
-            <w:r>
-              <w:t>2</w:t>
-            </w:r>
-            <w:r>
-              <w:t xml:space="preserve"> of any add user modal</w:t>
+              <w:t>Row 1, column 2 of any add user modal</w:t>
             </w:r>
           </w:p>
         </w:tc>
@@ -9906,16 +9897,10 @@
           </w:tcPr>
           <w:p>
             <w:r>
-              <w:t>Last</w:t>
-            </w:r>
-            <w:r>
-              <w:t xml:space="preserve"> name text entry is sent to backend API on form submission</w:t>
-            </w:r>
-            <w:r>
-              <w:t xml:space="preserve"> </w:t>
-            </w:r>
-            <w:r>
-              <w:t>to be added to database.</w:t>
+              <w:t>Last name text entry is sent to backend API on form submission</w:t>
+            </w:r>
+            <w:r>
+              <w:t xml:space="preserve"> to be added to database.</w:t>
             </w:r>
           </w:p>
         </w:tc>
@@ -9937,13 +9922,7 @@
           </w:tcPr>
           <w:p>
             <w:r>
-              <w:t xml:space="preserve">Row </w:t>
-            </w:r>
-            <w:r>
-              <w:t>2</w:t>
-            </w:r>
-            <w:r>
-              <w:t>, column 1 of any add user modal</w:t>
+              <w:t>Row 2, column 1 of any add user modal</w:t>
             </w:r>
           </w:p>
         </w:tc>
@@ -9953,16 +9932,10 @@
           </w:tcPr>
           <w:p>
             <w:r>
-              <w:t>Email</w:t>
-            </w:r>
-            <w:r>
-              <w:t xml:space="preserve"> entry is sent to backend API on form submission</w:t>
-            </w:r>
-            <w:r>
-              <w:t xml:space="preserve"> </w:t>
-            </w:r>
-            <w:r>
-              <w:t>to be added to database.</w:t>
+              <w:t>Email entry is sent to backend API on form submission</w:t>
+            </w:r>
+            <w:r>
+              <w:t xml:space="preserve"> to be added to database.</w:t>
             </w:r>
           </w:p>
         </w:tc>
@@ -9984,13 +9957,7 @@
           </w:tcPr>
           <w:p>
             <w:r>
-              <w:t xml:space="preserve">Row </w:t>
-            </w:r>
-            <w:r>
-              <w:t>2</w:t>
-            </w:r>
-            <w:r>
-              <w:t>, column 2 of any add user modal</w:t>
+              <w:t>Row 2, column 2 of any add user modal</w:t>
             </w:r>
           </w:p>
         </w:tc>
@@ -10000,16 +9967,10 @@
           </w:tcPr>
           <w:p>
             <w:r>
-              <w:t>Password</w:t>
-            </w:r>
-            <w:r>
-              <w:t xml:space="preserve"> text entry is sent to backend API on form submission</w:t>
-            </w:r>
-            <w:r>
-              <w:t xml:space="preserve"> </w:t>
-            </w:r>
-            <w:r>
-              <w:t>to be added to database.</w:t>
+              <w:t>Password text entry is sent to backend API on form submission</w:t>
+            </w:r>
+            <w:r>
+              <w:t xml:space="preserve"> to be added to database.</w:t>
             </w:r>
           </w:p>
         </w:tc>
@@ -10031,13 +9992,7 @@
           </w:tcPr>
           <w:p>
             <w:r>
-              <w:t xml:space="preserve">Row </w:t>
-            </w:r>
-            <w:r>
-              <w:t>3</w:t>
-            </w:r>
-            <w:r>
-              <w:t>, column 1 of</w:t>
+              <w:t>Row 3, column 1 of</w:t>
             </w:r>
             <w:r>
               <w:t xml:space="preserve"> </w:t>
@@ -10062,10 +10017,7 @@
               <w:t xml:space="preserve"> entry is sent to backend API on form submission</w:t>
             </w:r>
             <w:r>
-              <w:t xml:space="preserve"> </w:t>
-            </w:r>
-            <w:r>
-              <w:t>to be added to database.</w:t>
+              <w:t xml:space="preserve"> to be added to database.</w:t>
             </w:r>
           </w:p>
         </w:tc>
@@ -10131,13 +10083,7 @@
           </w:tcPr>
           <w:p>
             <w:r>
-              <w:t xml:space="preserve">Row </w:t>
-            </w:r>
-            <w:r>
-              <w:t>3</w:t>
-            </w:r>
-            <w:r>
-              <w:t>, column 2 of add GUEST user modal</w:t>
+              <w:t>Row 3, column 2 of add GUEST user modal</w:t>
             </w:r>
           </w:p>
         </w:tc>
@@ -10169,13 +10115,7 @@
           </w:tcPr>
           <w:p>
             <w:r>
-              <w:t xml:space="preserve">Row 3, column 2 of add </w:t>
-            </w:r>
-            <w:r>
-              <w:t>STAFF</w:t>
-            </w:r>
-            <w:r>
-              <w:t xml:space="preserve"> user modal</w:t>
+              <w:t>Row 3, column 2 of add STAFF user modal</w:t>
             </w:r>
           </w:p>
         </w:tc>
@@ -17806,10 +17746,7 @@
               <w:t xml:space="preserve"> </w:t>
             </w:r>
             <w:r>
-              <w:t xml:space="preserve"> </w:t>
-            </w:r>
-            <w:r>
-              <w:t>Not required as covered by lookup table</w:t>
+              <w:t xml:space="preserve"> Not required as covered by lookup table</w:t>
             </w:r>
           </w:p>
           <w:p>
@@ -17827,10 +17764,7 @@
               <w:t xml:space="preserve">Type Check: </w:t>
             </w:r>
             <w:r>
-              <w:t xml:space="preserve"> </w:t>
-            </w:r>
-            <w:r>
-              <w:t>Not required as covered by lookup table</w:t>
+              <w:t xml:space="preserve"> Not required as covered by lookup table</w:t>
             </w:r>
           </w:p>
           <w:p>
@@ -27631,6 +27565,7 @@
   <w:style w:type="character" w:default="1" w:styleId="DefaultParagraphFont">
     <w:name w:val="Default Paragraph Font"/>
     <w:uiPriority w:val="1"/>
+    <w:semiHidden/>
     <w:unhideWhenUsed/>
   </w:style>
   <w:style w:type="table" w:default="1" w:styleId="TableNormal">

--- a/.documentation/3 - Design.docx
+++ b/.documentation/3 - Design.docx
@@ -15232,6 +15232,65 @@
           </w:p>
         </w:tc>
       </w:tr>
+      <w:tr>
+        <w:tc>
+          <w:tcPr>
+            <w:tcW w:w="2569" w:type="dxa"/>
+          </w:tcPr>
+          <w:p>
+            <w:pPr>
+              <w:spacing w:after="160"/>
+            </w:pPr>
+            <w:r>
+              <w:t>favourite</w:t>
+            </w:r>
+          </w:p>
+        </w:tc>
+        <w:tc>
+          <w:tcPr>
+            <w:tcW w:w="1411" w:type="dxa"/>
+          </w:tcPr>
+          <w:p>
+            <w:pPr>
+              <w:spacing w:after="160"/>
+            </w:pPr>
+            <w:r>
+              <w:t>BOOLEAN</w:t>
+            </w:r>
+          </w:p>
+        </w:tc>
+        <w:tc>
+          <w:tcPr>
+            <w:tcW w:w="2573" w:type="dxa"/>
+          </w:tcPr>
+          <w:p>
+            <w:pPr>
+              <w:spacing w:after="160"/>
+            </w:pPr>
+            <w:r>
+              <w:t>True</w:t>
+            </w:r>
+          </w:p>
+          <w:p>
+            <w:pPr>
+              <w:spacing w:after="160"/>
+            </w:pPr>
+            <w:r>
+              <w:t>False</w:t>
+            </w:r>
+          </w:p>
+        </w:tc>
+        <w:tc>
+          <w:tcPr>
+            <w:tcW w:w="2463" w:type="dxa"/>
+          </w:tcPr>
+          <w:p>
+            <w:pPr>
+              <w:spacing w:after="160"/>
+            </w:pPr>
+          </w:p>
+        </w:tc>
+      </w:tr>
     </w:tbl>
     <w:p>
       <w:pPr>
@@ -15294,7 +15353,7 @@
         </w:tc>
         <w:tc>
           <w:tcPr>
-            <w:tcW w:w="1491" w:type="dxa"/>
+            <w:tcW w:w="1452" w:type="dxa"/>
             <w:shd w:val="clear" w:color="auto" w:fill="000000" w:themeFill="text1"/>
           </w:tcPr>
           <w:p>
@@ -15319,7 +15378,7 @@
         </w:tc>
         <w:tc>
           <w:tcPr>
-            <w:tcW w:w="2732" w:type="dxa"/>
+            <w:tcW w:w="2892" w:type="dxa"/>
             <w:shd w:val="clear" w:color="auto" w:fill="000000" w:themeFill="text1"/>
           </w:tcPr>
           <w:p>
@@ -15344,7 +15403,7 @@
         </w:tc>
         <w:tc>
           <w:tcPr>
-            <w:tcW w:w="2589" w:type="dxa"/>
+            <w:tcW w:w="2468" w:type="dxa"/>
             <w:shd w:val="clear" w:color="auto" w:fill="000000" w:themeFill="text1"/>
           </w:tcPr>
           <w:p>
@@ -15384,7 +15443,7 @@
         </w:tc>
         <w:tc>
           <w:tcPr>
-            <w:tcW w:w="1491" w:type="dxa"/>
+            <w:tcW w:w="1452" w:type="dxa"/>
           </w:tcPr>
           <w:p>
             <w:pPr>
@@ -15397,7 +15456,7 @@
         </w:tc>
         <w:tc>
           <w:tcPr>
-            <w:tcW w:w="2732" w:type="dxa"/>
+            <w:tcW w:w="2892" w:type="dxa"/>
           </w:tcPr>
           <w:p>
             <w:pPr>
@@ -15426,7 +15485,7 @@
         </w:tc>
         <w:tc>
           <w:tcPr>
-            <w:tcW w:w="2589" w:type="dxa"/>
+            <w:tcW w:w="2468" w:type="dxa"/>
           </w:tcPr>
           <w:p>
             <w:pPr>
@@ -15451,7 +15510,7 @@
         </w:tc>
         <w:tc>
           <w:tcPr>
-            <w:tcW w:w="1491" w:type="dxa"/>
+            <w:tcW w:w="1452" w:type="dxa"/>
           </w:tcPr>
           <w:p>
             <w:pPr>
@@ -15464,7 +15523,7 @@
         </w:tc>
         <w:tc>
           <w:tcPr>
-            <w:tcW w:w="2732" w:type="dxa"/>
+            <w:tcW w:w="2892" w:type="dxa"/>
           </w:tcPr>
           <w:p>
             <w:pPr>
@@ -15493,7 +15552,7 @@
         </w:tc>
         <w:tc>
           <w:tcPr>
-            <w:tcW w:w="2589" w:type="dxa"/>
+            <w:tcW w:w="2468" w:type="dxa"/>
           </w:tcPr>
           <w:p>
             <w:pPr>
@@ -15518,7 +15577,7 @@
         </w:tc>
         <w:tc>
           <w:tcPr>
-            <w:tcW w:w="1491" w:type="dxa"/>
+            <w:tcW w:w="1452" w:type="dxa"/>
           </w:tcPr>
           <w:p>
             <w:pPr>
@@ -15531,7 +15590,7 @@
         </w:tc>
         <w:tc>
           <w:tcPr>
-            <w:tcW w:w="2732" w:type="dxa"/>
+            <w:tcW w:w="2892" w:type="dxa"/>
           </w:tcPr>
           <w:p>
             <w:pPr>
@@ -15554,13 +15613,14 @@
               <w:spacing w:after="160"/>
             </w:pPr>
             <w:r>
+              <w:lastRenderedPageBreak/>
               <w:t>Jamie</w:t>
             </w:r>
           </w:p>
         </w:tc>
         <w:tc>
           <w:tcPr>
-            <w:tcW w:w="2589" w:type="dxa"/>
+            <w:tcW w:w="2468" w:type="dxa"/>
           </w:tcPr>
           <w:p>
             <w:pPr>
@@ -15585,7 +15645,7 @@
         </w:tc>
         <w:tc>
           <w:tcPr>
-            <w:tcW w:w="1491" w:type="dxa"/>
+            <w:tcW w:w="1452" w:type="dxa"/>
           </w:tcPr>
           <w:p>
             <w:pPr>
@@ -15598,7 +15658,7 @@
         </w:tc>
         <w:tc>
           <w:tcPr>
-            <w:tcW w:w="2732" w:type="dxa"/>
+            <w:tcW w:w="2892" w:type="dxa"/>
           </w:tcPr>
           <w:p>
             <w:pPr>
@@ -15613,7 +15673,6 @@
               <w:spacing w:after="160"/>
             </w:pPr>
             <w:r>
-              <w:lastRenderedPageBreak/>
               <w:t>Rameez</w:t>
             </w:r>
           </w:p>
@@ -15628,7 +15687,7 @@
         </w:tc>
         <w:tc>
           <w:tcPr>
-            <w:tcW w:w="2589" w:type="dxa"/>
+            <w:tcW w:w="2468" w:type="dxa"/>
           </w:tcPr>
           <w:p>
             <w:pPr>
@@ -15647,80 +15706,13 @@
               <w:spacing w:after="160"/>
             </w:pPr>
             <w:r>
-              <w:t>primary_companion_id</w:t>
-            </w:r>
-          </w:p>
-        </w:tc>
-        <w:tc>
-          <w:tcPr>
-            <w:tcW w:w="1491" w:type="dxa"/>
-          </w:tcPr>
-          <w:p>
-            <w:pPr>
-              <w:spacing w:after="160"/>
-            </w:pPr>
-            <w:r>
-              <w:t>INT</w:t>
-            </w:r>
-          </w:p>
-        </w:tc>
-        <w:tc>
-          <w:tcPr>
-            <w:tcW w:w="2732" w:type="dxa"/>
-          </w:tcPr>
-          <w:p>
-            <w:pPr>
-              <w:spacing w:after="160"/>
-            </w:pPr>
-            <w:r>
-              <w:t>1</w:t>
-            </w:r>
-          </w:p>
-          <w:p>
-            <w:pPr>
-              <w:spacing w:after="160"/>
-            </w:pPr>
-            <w:r>
-              <w:t>2</w:t>
-            </w:r>
-          </w:p>
-          <w:p>
-            <w:pPr>
-              <w:spacing w:after="160"/>
-            </w:pPr>
-            <w:r>
-              <w:t>3</w:t>
-            </w:r>
-          </w:p>
-        </w:tc>
-        <w:tc>
-          <w:tcPr>
-            <w:tcW w:w="2589" w:type="dxa"/>
-          </w:tcPr>
-          <w:p>
-            <w:pPr>
-              <w:spacing w:after="160"/>
-            </w:pPr>
-          </w:p>
-        </w:tc>
-      </w:tr>
-      <w:tr>
-        <w:tc>
-          <w:tcPr>
-            <w:tcW w:w="2204" w:type="dxa"/>
-          </w:tcPr>
-          <w:p>
-            <w:pPr>
-              <w:spacing w:after="160"/>
-            </w:pPr>
-            <w:r>
               <w:t>email</w:t>
             </w:r>
           </w:p>
         </w:tc>
         <w:tc>
           <w:tcPr>
-            <w:tcW w:w="1491" w:type="dxa"/>
+            <w:tcW w:w="1452" w:type="dxa"/>
           </w:tcPr>
           <w:p>
             <w:pPr>
@@ -15733,7 +15725,7 @@
         </w:tc>
         <w:tc>
           <w:tcPr>
-            <w:tcW w:w="2732" w:type="dxa"/>
+            <w:tcW w:w="2892" w:type="dxa"/>
           </w:tcPr>
           <w:p>
             <w:pPr>
@@ -15778,7 +15770,7 @@
         </w:tc>
         <w:tc>
           <w:tcPr>
-            <w:tcW w:w="2589" w:type="dxa"/>
+            <w:tcW w:w="2468" w:type="dxa"/>
           </w:tcPr>
           <w:p>
             <w:pPr>
@@ -15803,7 +15795,7 @@
         </w:tc>
         <w:tc>
           <w:tcPr>
-            <w:tcW w:w="1491" w:type="dxa"/>
+            <w:tcW w:w="1452" w:type="dxa"/>
           </w:tcPr>
           <w:p>
             <w:pPr>
@@ -15816,7 +15808,7 @@
         </w:tc>
         <w:tc>
           <w:tcPr>
-            <w:tcW w:w="2732" w:type="dxa"/>
+            <w:tcW w:w="2892" w:type="dxa"/>
           </w:tcPr>
           <w:p>
             <w:pPr>
@@ -15845,7 +15837,7 @@
         </w:tc>
         <w:tc>
           <w:tcPr>
-            <w:tcW w:w="2589" w:type="dxa"/>
+            <w:tcW w:w="2468" w:type="dxa"/>
           </w:tcPr>
           <w:p>
             <w:pPr>
@@ -15870,7 +15862,7 @@
         </w:tc>
         <w:tc>
           <w:tcPr>
-            <w:tcW w:w="1491" w:type="dxa"/>
+            <w:tcW w:w="1452" w:type="dxa"/>
           </w:tcPr>
           <w:p>
             <w:pPr>
@@ -15883,7 +15875,7 @@
         </w:tc>
         <w:tc>
           <w:tcPr>
-            <w:tcW w:w="2732" w:type="dxa"/>
+            <w:tcW w:w="2892" w:type="dxa"/>
           </w:tcPr>
           <w:p>
             <w:pPr>
@@ -15918,7 +15910,7 @@
         </w:tc>
         <w:tc>
           <w:tcPr>
-            <w:tcW w:w="2589" w:type="dxa"/>
+            <w:tcW w:w="2468" w:type="dxa"/>
           </w:tcPr>
           <w:p>
             <w:pPr>
@@ -16463,7 +16455,6 @@
               <w:spacing w:after="160"/>
             </w:pPr>
             <w:r>
-              <w:lastRenderedPageBreak/>
               <w:t>QERTy890_</w:t>
             </w:r>
           </w:p>
@@ -16489,6 +16480,7 @@
               <w:spacing w:after="160"/>
             </w:pPr>
             <w:r>
+              <w:lastRenderedPageBreak/>
               <w:t>type</w:t>
             </w:r>
           </w:p>

--- a/.documentation/3 - Design.docx
+++ b/.documentation/3 - Design.docx
@@ -16481,6 +16481,12 @@
             </w:pPr>
             <w:r>
               <w:lastRenderedPageBreak/>
+              <w:t>e</w:t>
+            </w:r>
+            <w:r>
+              <w:t>mployee_</w:t>
+            </w:r>
+            <w:r>
               <w:t>type</w:t>
             </w:r>
           </w:p>

--- a/.documentation/3 - Design.docx
+++ b/.documentation/3 - Design.docx
@@ -10772,9 +10772,11 @@
             <w:pPr>
               <w:spacing w:after="160"/>
             </w:pPr>
+            <w:proofErr w:type="spellStart"/>
             <w:r>
               <w:t>airport_staff_id</w:t>
             </w:r>
+            <w:proofErr w:type="spellEnd"/>
           </w:p>
         </w:tc>
         <w:tc>
@@ -10842,9 +10844,11 @@
             <w:pPr>
               <w:spacing w:after="160"/>
             </w:pPr>
+            <w:proofErr w:type="spellStart"/>
             <w:r>
               <w:t>first_name</w:t>
             </w:r>
+            <w:proofErr w:type="spellEnd"/>
           </w:p>
         </w:tc>
         <w:tc>
@@ -10909,9 +10913,11 @@
             <w:pPr>
               <w:spacing w:after="160"/>
             </w:pPr>
+            <w:proofErr w:type="spellStart"/>
             <w:r>
               <w:t>last_name</w:t>
             </w:r>
+            <w:proofErr w:type="spellEnd"/>
           </w:p>
         </w:tc>
         <w:tc>
@@ -11180,9 +11186,11 @@
             <w:pPr>
               <w:spacing w:after="160"/>
             </w:pPr>
+            <w:proofErr w:type="spellStart"/>
             <w:r>
               <w:t>assigned_airport_icao</w:t>
             </w:r>
+            <w:proofErr w:type="spellEnd"/>
           </w:p>
         </w:tc>
         <w:tc>
@@ -11393,9 +11401,11 @@
             <w:pPr>
               <w:spacing w:after="160"/>
             </w:pPr>
+            <w:proofErr w:type="spellStart"/>
             <w:r>
               <w:t>airport_icao</w:t>
             </w:r>
+            <w:proofErr w:type="spellEnd"/>
           </w:p>
         </w:tc>
         <w:tc>
@@ -11463,9 +11473,11 @@
             <w:pPr>
               <w:spacing w:after="160"/>
             </w:pPr>
+            <w:proofErr w:type="spellStart"/>
             <w:r>
               <w:t>airport_iata</w:t>
             </w:r>
+            <w:proofErr w:type="spellEnd"/>
           </w:p>
         </w:tc>
         <w:tc>
@@ -11871,9 +11883,11 @@
             <w:pPr>
               <w:spacing w:after="160"/>
             </w:pPr>
+            <w:proofErr w:type="spellStart"/>
             <w:r>
               <w:t>timezone</w:t>
             </w:r>
+            <w:proofErr w:type="spellEnd"/>
           </w:p>
         </w:tc>
         <w:tc>
@@ -11914,8 +11928,13 @@
               <w:spacing w:after="160"/>
             </w:pPr>
             <w:r>
-              <w:t>America/New_York</w:t>
-            </w:r>
+              <w:t>America/</w:t>
+            </w:r>
+            <w:proofErr w:type="spellStart"/>
+            <w:r>
+              <w:t>New_York</w:t>
+            </w:r>
+            <w:proofErr w:type="spellEnd"/>
           </w:p>
         </w:tc>
         <w:tc>
@@ -11926,8 +11945,13 @@
             <w:pPr>
               <w:spacing w:after="160"/>
             </w:pPr>
-            <w:r>
-              <w:t xml:space="preserve">Timezone location used with </w:t>
+            <w:proofErr w:type="spellStart"/>
+            <w:r>
+              <w:t>Timezone</w:t>
+            </w:r>
+            <w:proofErr w:type="spellEnd"/>
+            <w:r>
+              <w:t xml:space="preserve"> location used with </w:t>
             </w:r>
             <w:r>
               <w:t>python library to find offset from UTC.</w:t>
@@ -12080,9 +12104,11 @@
             <w:pPr>
               <w:spacing w:after="160"/>
             </w:pPr>
+            <w:proofErr w:type="spellStart"/>
             <w:r>
               <w:t>route_id</w:t>
             </w:r>
+            <w:proofErr w:type="spellEnd"/>
           </w:p>
         </w:tc>
         <w:tc>
@@ -12152,9 +12178,11 @@
             <w:pPr>
               <w:spacing w:after="160"/>
             </w:pPr>
+            <w:proofErr w:type="spellStart"/>
             <w:r>
               <w:t>origin_icao</w:t>
             </w:r>
+            <w:proofErr w:type="spellEnd"/>
           </w:p>
         </w:tc>
         <w:tc>
@@ -12219,9 +12247,11 @@
             <w:pPr>
               <w:spacing w:after="160"/>
             </w:pPr>
+            <w:proofErr w:type="spellStart"/>
             <w:r>
               <w:t>destination_icao</w:t>
             </w:r>
+            <w:proofErr w:type="spellEnd"/>
           </w:p>
         </w:tc>
         <w:tc>
@@ -12263,6 +12293,75 @@
             </w:pPr>
             <w:r>
               <w:t>KJFK</w:t>
+            </w:r>
+          </w:p>
+        </w:tc>
+        <w:tc>
+          <w:tcPr>
+            <w:tcW w:w="2619" w:type="dxa"/>
+          </w:tcPr>
+          <w:p>
+            <w:pPr>
+              <w:spacing w:after="160"/>
+            </w:pPr>
+          </w:p>
+        </w:tc>
+      </w:tr>
+      <w:tr>
+        <w:tc>
+          <w:tcPr>
+            <w:tcW w:w="2118" w:type="dxa"/>
+          </w:tcPr>
+          <w:p>
+            <w:pPr>
+              <w:spacing w:after="160"/>
+            </w:pPr>
+            <w:proofErr w:type="spellStart"/>
+            <w:r>
+              <w:t>seat_price</w:t>
+            </w:r>
+            <w:proofErr w:type="spellEnd"/>
+          </w:p>
+        </w:tc>
+        <w:tc>
+          <w:tcPr>
+            <w:tcW w:w="1510" w:type="dxa"/>
+          </w:tcPr>
+          <w:p>
+            <w:pPr>
+              <w:spacing w:after="160"/>
+            </w:pPr>
+            <w:r>
+              <w:t>DECIMAL</w:t>
+            </w:r>
+          </w:p>
+        </w:tc>
+        <w:tc>
+          <w:tcPr>
+            <w:tcW w:w="2769" w:type="dxa"/>
+          </w:tcPr>
+          <w:p>
+            <w:pPr>
+              <w:spacing w:after="160"/>
+            </w:pPr>
+            <w:r>
+              <w:t>12,500.00</w:t>
+            </w:r>
+          </w:p>
+          <w:p>
+            <w:pPr>
+              <w:spacing w:after="160"/>
+            </w:pPr>
+            <w:r>
+              <w:t>3,500.99</w:t>
+            </w:r>
+          </w:p>
+          <w:p>
+            <w:pPr>
+              <w:spacing w:after="160"/>
+            </w:pPr>
+            <w:r>
+              <w:t>40,700.00</w:t>
             </w:r>
           </w:p>
         </w:tc>
@@ -12428,6 +12527,7 @@
                 <w:color w:val="000000" w:themeColor="text1"/>
               </w:rPr>
             </w:pPr>
+            <w:proofErr w:type="spellStart"/>
             <w:r>
               <w:rPr>
                 <w:color w:val="000000" w:themeColor="text1"/>
@@ -12440,6 +12540,7 @@
               </w:rPr>
               <w:t>ervice_id</w:t>
             </w:r>
+            <w:proofErr w:type="spellEnd"/>
           </w:p>
         </w:tc>
         <w:tc>
@@ -12531,9 +12632,11 @@
             <w:pPr>
               <w:spacing w:after="160"/>
             </w:pPr>
+            <w:proofErr w:type="spellStart"/>
             <w:r>
               <w:t>route_id</w:t>
             </w:r>
+            <w:proofErr w:type="spellEnd"/>
           </w:p>
         </w:tc>
         <w:tc>
@@ -12598,9 +12701,11 @@
             <w:pPr>
               <w:spacing w:after="160"/>
             </w:pPr>
+            <w:proofErr w:type="spellStart"/>
             <w:r>
               <w:t>start_date</w:t>
             </w:r>
+            <w:proofErr w:type="spellEnd"/>
           </w:p>
         </w:tc>
         <w:tc>
@@ -12665,9 +12770,11 @@
             <w:pPr>
               <w:spacing w:after="160"/>
             </w:pPr>
+            <w:proofErr w:type="spellStart"/>
             <w:r>
               <w:t>end_date</w:t>
             </w:r>
+            <w:proofErr w:type="spellEnd"/>
           </w:p>
         </w:tc>
         <w:tc>
@@ -12805,9 +12912,11 @@
             <w:pPr>
               <w:spacing w:after="160"/>
             </w:pPr>
+            <w:proofErr w:type="spellStart"/>
             <w:r>
               <w:t>repeats_on</w:t>
             </w:r>
+            <w:proofErr w:type="spellEnd"/>
           </w:p>
         </w:tc>
         <w:tc>
@@ -12881,6 +12990,7 @@
             <w:pPr>
               <w:spacing w:after="160"/>
             </w:pPr>
+            <w:proofErr w:type="spellStart"/>
             <w:r>
               <w:t>t</w:t>
             </w:r>
@@ -12890,6 +13000,7 @@
             <w:r>
               <w:t>_utc</w:t>
             </w:r>
+            <w:proofErr w:type="spellEnd"/>
           </w:p>
         </w:tc>
         <w:tc>
@@ -12955,6 +13066,7 @@
               <w:spacing w:after="160"/>
             </w:pPr>
             <w:r>
+              <w:lastRenderedPageBreak/>
               <w:t>frequency</w:t>
             </w:r>
           </w:p>
@@ -13021,10 +13133,11 @@
             <w:pPr>
               <w:spacing w:after="160"/>
             </w:pPr>
-            <w:r>
-              <w:lastRenderedPageBreak/>
+            <w:proofErr w:type="spellStart"/>
+            <w:r>
               <w:t>show_in_list</w:t>
             </w:r>
+            <w:proofErr w:type="spellEnd"/>
           </w:p>
         </w:tc>
         <w:tc>
@@ -13223,9 +13336,11 @@
             <w:pPr>
               <w:spacing w:after="160"/>
             </w:pPr>
+            <w:proofErr w:type="spellStart"/>
             <w:r>
               <w:t>flight_id</w:t>
             </w:r>
+            <w:proofErr w:type="spellEnd"/>
           </w:p>
         </w:tc>
         <w:tc>
@@ -13290,9 +13405,11 @@
             <w:pPr>
               <w:spacing w:after="160"/>
             </w:pPr>
+            <w:proofErr w:type="spellStart"/>
             <w:r>
               <w:t>flight_number</w:t>
             </w:r>
+            <w:proofErr w:type="spellEnd"/>
           </w:p>
         </w:tc>
         <w:tc>
@@ -13357,12 +13474,14 @@
             <w:pPr>
               <w:spacing w:after="160"/>
             </w:pPr>
+            <w:proofErr w:type="spellStart"/>
             <w:r>
               <w:t>s</w:t>
             </w:r>
             <w:r>
               <w:t>ervice_id</w:t>
             </w:r>
+            <w:proofErr w:type="spellEnd"/>
           </w:p>
         </w:tc>
         <w:tc>
@@ -13427,6 +13546,7 @@
             <w:pPr>
               <w:spacing w:after="160"/>
             </w:pPr>
+            <w:proofErr w:type="spellStart"/>
             <w:r>
               <w:t>scheduled_</w:t>
             </w:r>
@@ -13439,6 +13559,7 @@
             <w:r>
               <w:t>time_utc</w:t>
             </w:r>
+            <w:proofErr w:type="spellEnd"/>
           </w:p>
         </w:tc>
         <w:tc>
@@ -13503,9 +13624,11 @@
             <w:pPr>
               <w:spacing w:after="160"/>
             </w:pPr>
+            <w:proofErr w:type="spellStart"/>
             <w:r>
               <w:t>datetime_created</w:t>
             </w:r>
+            <w:proofErr w:type="spellEnd"/>
           </w:p>
         </w:tc>
         <w:tc>
@@ -13779,9 +13902,12 @@
             <w:pPr>
               <w:spacing w:after="160"/>
             </w:pPr>
-            <w:r>
+            <w:proofErr w:type="spellStart"/>
+            <w:r>
+              <w:lastRenderedPageBreak/>
               <w:t>booking_id</w:t>
             </w:r>
+            <w:proofErr w:type="spellEnd"/>
           </w:p>
         </w:tc>
         <w:tc>
@@ -13846,10 +13972,11 @@
             <w:pPr>
               <w:spacing w:after="160"/>
             </w:pPr>
-            <w:r>
-              <w:lastRenderedPageBreak/>
+            <w:proofErr w:type="spellStart"/>
+            <w:r>
               <w:t>guest_id</w:t>
             </w:r>
+            <w:proofErr w:type="spellEnd"/>
           </w:p>
         </w:tc>
         <w:tc>
@@ -13914,9 +14041,11 @@
             <w:pPr>
               <w:spacing w:after="160"/>
             </w:pPr>
+            <w:proofErr w:type="spellStart"/>
             <w:r>
               <w:t>flight_id</w:t>
             </w:r>
+            <w:proofErr w:type="spellEnd"/>
           </w:p>
         </w:tc>
         <w:tc>
@@ -13981,9 +14110,11 @@
             <w:pPr>
               <w:spacing w:after="160"/>
             </w:pPr>
+            <w:proofErr w:type="spellStart"/>
             <w:r>
               <w:t>datetime_booked_utc</w:t>
             </w:r>
+            <w:proofErr w:type="spellEnd"/>
           </w:p>
         </w:tc>
         <w:tc>
@@ -14048,9 +14179,11 @@
             <w:pPr>
               <w:spacing w:after="160"/>
             </w:pPr>
+            <w:proofErr w:type="spellStart"/>
             <w:r>
               <w:t>payment_cleared</w:t>
             </w:r>
+            <w:proofErr w:type="spellEnd"/>
           </w:p>
         </w:tc>
         <w:tc>
@@ -14243,9 +14376,11 @@
             <w:pPr>
               <w:spacing w:after="160"/>
             </w:pPr>
+            <w:proofErr w:type="spellStart"/>
             <w:r>
               <w:t>booking_id</w:t>
             </w:r>
+            <w:proofErr w:type="spellEnd"/>
           </w:p>
         </w:tc>
         <w:tc>
@@ -14310,9 +14445,11 @@
             <w:pPr>
               <w:spacing w:after="160"/>
             </w:pPr>
+            <w:proofErr w:type="spellStart"/>
             <w:r>
               <w:t>companion_id</w:t>
             </w:r>
+            <w:proofErr w:type="spellEnd"/>
           </w:p>
         </w:tc>
         <w:tc>
@@ -14377,9 +14514,11 @@
             <w:pPr>
               <w:spacing w:after="160"/>
             </w:pPr>
+            <w:proofErr w:type="spellStart"/>
             <w:r>
               <w:t>seat_id</w:t>
             </w:r>
+            <w:proofErr w:type="spellEnd"/>
           </w:p>
         </w:tc>
         <w:tc>
@@ -14580,9 +14719,11 @@
             <w:pPr>
               <w:spacing w:after="160"/>
             </w:pPr>
+            <w:proofErr w:type="spellStart"/>
             <w:r>
               <w:t>companion_id</w:t>
             </w:r>
+            <w:proofErr w:type="spellEnd"/>
           </w:p>
         </w:tc>
         <w:tc>
@@ -14647,9 +14788,11 @@
             <w:pPr>
               <w:spacing w:after="160"/>
             </w:pPr>
+            <w:proofErr w:type="spellStart"/>
             <w:r>
               <w:t>guest_id</w:t>
             </w:r>
+            <w:proofErr w:type="spellEnd"/>
           </w:p>
         </w:tc>
         <w:tc>
@@ -14690,6 +14833,7 @@
               <w:spacing w:after="160"/>
             </w:pPr>
             <w:r>
+              <w:lastRenderedPageBreak/>
               <w:t>3</w:t>
             </w:r>
           </w:p>
@@ -14714,9 +14858,11 @@
             <w:pPr>
               <w:spacing w:after="160"/>
             </w:pPr>
+            <w:proofErr w:type="spellStart"/>
             <w:r>
               <w:t>passport_name</w:t>
             </w:r>
+            <w:proofErr w:type="spellEnd"/>
           </w:p>
         </w:tc>
         <w:tc>
@@ -14749,7 +14895,6 @@
               <w:spacing w:after="160"/>
             </w:pPr>
             <w:r>
-              <w:lastRenderedPageBreak/>
               <w:t>Akil Rameez</w:t>
             </w:r>
           </w:p>
@@ -14782,9 +14927,11 @@
             <w:pPr>
               <w:spacing w:after="160"/>
             </w:pPr>
+            <w:proofErr w:type="spellStart"/>
             <w:r>
               <w:t>passport_number</w:t>
             </w:r>
+            <w:proofErr w:type="spellEnd"/>
           </w:p>
         </w:tc>
         <w:tc>
@@ -14849,9 +14996,11 @@
             <w:pPr>
               <w:spacing w:after="160"/>
             </w:pPr>
+            <w:proofErr w:type="spellStart"/>
             <w:r>
               <w:t>passport_expiry</w:t>
             </w:r>
+            <w:proofErr w:type="spellEnd"/>
           </w:p>
         </w:tc>
         <w:tc>
@@ -14983,9 +15132,11 @@
             <w:pPr>
               <w:spacing w:after="160"/>
             </w:pPr>
+            <w:proofErr w:type="spellStart"/>
             <w:r>
               <w:t>passport_issue_authority</w:t>
             </w:r>
+            <w:proofErr w:type="spellEnd"/>
           </w:p>
         </w:tc>
         <w:tc>
@@ -15050,9 +15201,11 @@
             <w:pPr>
               <w:spacing w:after="160"/>
             </w:pPr>
+            <w:proofErr w:type="spellStart"/>
             <w:r>
               <w:t>date_of_birth</w:t>
             </w:r>
+            <w:proofErr w:type="spellEnd"/>
           </w:p>
         </w:tc>
         <w:tc>
@@ -15436,9 +15589,11 @@
             <w:pPr>
               <w:spacing w:after="160"/>
             </w:pPr>
+            <w:proofErr w:type="spellStart"/>
             <w:r>
               <w:t>guest_id</w:t>
             </w:r>
+            <w:proofErr w:type="spellEnd"/>
           </w:p>
         </w:tc>
         <w:tc>
@@ -15503,9 +15658,11 @@
             <w:pPr>
               <w:spacing w:after="160"/>
             </w:pPr>
+            <w:proofErr w:type="spellStart"/>
             <w:r>
               <w:t>airline_employee_id</w:t>
             </w:r>
+            <w:proofErr w:type="spellEnd"/>
           </w:p>
         </w:tc>
         <w:tc>
@@ -15546,6 +15703,7 @@
               <w:spacing w:after="160"/>
             </w:pPr>
             <w:r>
+              <w:lastRenderedPageBreak/>
               <w:t>3</w:t>
             </w:r>
           </w:p>
@@ -15570,9 +15728,11 @@
             <w:pPr>
               <w:spacing w:after="160"/>
             </w:pPr>
+            <w:proofErr w:type="spellStart"/>
             <w:r>
               <w:t>first_name</w:t>
             </w:r>
+            <w:proofErr w:type="spellEnd"/>
           </w:p>
         </w:tc>
         <w:tc>
@@ -15613,7 +15773,6 @@
               <w:spacing w:after="160"/>
             </w:pPr>
             <w:r>
-              <w:lastRenderedPageBreak/>
               <w:t>Jamie</w:t>
             </w:r>
           </w:p>
@@ -15638,9 +15797,11 @@
             <w:pPr>
               <w:spacing w:after="160"/>
             </w:pPr>
+            <w:proofErr w:type="spellStart"/>
             <w:r>
               <w:t>last_name</w:t>
             </w:r>
+            <w:proofErr w:type="spellEnd"/>
           </w:p>
         </w:tc>
         <w:tc>
@@ -15788,9 +15949,11 @@
             <w:pPr>
               <w:spacing w:after="160"/>
             </w:pPr>
+            <w:proofErr w:type="spellStart"/>
             <w:r>
               <w:t>phone_number</w:t>
             </w:r>
+            <w:proofErr w:type="spellEnd"/>
           </w:p>
         </w:tc>
         <w:tc>
@@ -16064,9 +16227,11 @@
             <w:pPr>
               <w:spacing w:after="160"/>
             </w:pPr>
+            <w:proofErr w:type="spellStart"/>
             <w:r>
               <w:t>airline_employee_id</w:t>
             </w:r>
+            <w:proofErr w:type="spellEnd"/>
           </w:p>
         </w:tc>
         <w:tc>
@@ -16131,9 +16296,11 @@
             <w:pPr>
               <w:spacing w:after="160"/>
             </w:pPr>
+            <w:proofErr w:type="spellStart"/>
             <w:r>
               <w:t>first_name</w:t>
             </w:r>
+            <w:proofErr w:type="spellEnd"/>
           </w:p>
         </w:tc>
         <w:tc>
@@ -16198,9 +16365,11 @@
             <w:pPr>
               <w:spacing w:after="160"/>
             </w:pPr>
+            <w:proofErr w:type="spellStart"/>
             <w:r>
               <w:t>last_name</w:t>
             </w:r>
+            <w:proofErr w:type="spellEnd"/>
           </w:p>
         </w:tc>
         <w:tc>
@@ -16413,6 +16582,7 @@
               <w:spacing w:after="160"/>
             </w:pPr>
             <w:r>
+              <w:lastRenderedPageBreak/>
               <w:t>password</w:t>
             </w:r>
           </w:p>
@@ -16479,8 +16649,8 @@
             <w:pPr>
               <w:spacing w:after="160"/>
             </w:pPr>
-            <w:r>
-              <w:lastRenderedPageBreak/>
+            <w:proofErr w:type="spellStart"/>
+            <w:r>
               <w:t>e</w:t>
             </w:r>
             <w:r>
@@ -16489,6 +16659,7 @@
             <w:r>
               <w:t>type</w:t>
             </w:r>
+            <w:proofErr w:type="spellEnd"/>
           </w:p>
         </w:tc>
         <w:tc>

--- a/.documentation/3 - Design.docx
+++ b/.documentation/3 - Design.docx
@@ -10772,11 +10772,9 @@
             <w:pPr>
               <w:spacing w:after="160"/>
             </w:pPr>
-            <w:proofErr w:type="spellStart"/>
             <w:r>
               <w:t>airport_staff_id</w:t>
             </w:r>
-            <w:proofErr w:type="spellEnd"/>
           </w:p>
         </w:tc>
         <w:tc>
@@ -10844,11 +10842,9 @@
             <w:pPr>
               <w:spacing w:after="160"/>
             </w:pPr>
-            <w:proofErr w:type="spellStart"/>
             <w:r>
               <w:t>first_name</w:t>
             </w:r>
-            <w:proofErr w:type="spellEnd"/>
           </w:p>
         </w:tc>
         <w:tc>
@@ -10913,11 +10909,9 @@
             <w:pPr>
               <w:spacing w:after="160"/>
             </w:pPr>
-            <w:proofErr w:type="spellStart"/>
             <w:r>
               <w:t>last_name</w:t>
             </w:r>
-            <w:proofErr w:type="spellEnd"/>
           </w:p>
         </w:tc>
         <w:tc>
@@ -11186,11 +11180,9 @@
             <w:pPr>
               <w:spacing w:after="160"/>
             </w:pPr>
-            <w:proofErr w:type="spellStart"/>
             <w:r>
               <w:t>assigned_airport_icao</w:t>
             </w:r>
-            <w:proofErr w:type="spellEnd"/>
           </w:p>
         </w:tc>
         <w:tc>
@@ -11401,11 +11393,9 @@
             <w:pPr>
               <w:spacing w:after="160"/>
             </w:pPr>
-            <w:proofErr w:type="spellStart"/>
             <w:r>
               <w:t>airport_icao</w:t>
             </w:r>
-            <w:proofErr w:type="spellEnd"/>
           </w:p>
         </w:tc>
         <w:tc>
@@ -11473,11 +11463,9 @@
             <w:pPr>
               <w:spacing w:after="160"/>
             </w:pPr>
-            <w:proofErr w:type="spellStart"/>
             <w:r>
               <w:t>airport_iata</w:t>
             </w:r>
-            <w:proofErr w:type="spellEnd"/>
           </w:p>
         </w:tc>
         <w:tc>
@@ -11883,11 +11871,9 @@
             <w:pPr>
               <w:spacing w:after="160"/>
             </w:pPr>
-            <w:proofErr w:type="spellStart"/>
             <w:r>
               <w:t>timezone</w:t>
             </w:r>
-            <w:proofErr w:type="spellEnd"/>
           </w:p>
         </w:tc>
         <w:tc>
@@ -11928,13 +11914,8 @@
               <w:spacing w:after="160"/>
             </w:pPr>
             <w:r>
-              <w:t>America/</w:t>
-            </w:r>
-            <w:proofErr w:type="spellStart"/>
-            <w:r>
-              <w:t>New_York</w:t>
-            </w:r>
-            <w:proofErr w:type="spellEnd"/>
+              <w:t>America/New_York</w:t>
+            </w:r>
           </w:p>
         </w:tc>
         <w:tc>
@@ -11945,13 +11926,8 @@
             <w:pPr>
               <w:spacing w:after="160"/>
             </w:pPr>
-            <w:proofErr w:type="spellStart"/>
-            <w:r>
-              <w:t>Timezone</w:t>
-            </w:r>
-            <w:proofErr w:type="spellEnd"/>
-            <w:r>
-              <w:t xml:space="preserve"> location used with </w:t>
+            <w:r>
+              <w:t xml:space="preserve">Timezone location used with </w:t>
             </w:r>
             <w:r>
               <w:t>python library to find offset from UTC.</w:t>
@@ -12104,11 +12080,9 @@
             <w:pPr>
               <w:spacing w:after="160"/>
             </w:pPr>
-            <w:proofErr w:type="spellStart"/>
             <w:r>
               <w:t>route_id</w:t>
             </w:r>
-            <w:proofErr w:type="spellEnd"/>
           </w:p>
         </w:tc>
         <w:tc>
@@ -12178,11 +12152,9 @@
             <w:pPr>
               <w:spacing w:after="160"/>
             </w:pPr>
-            <w:proofErr w:type="spellStart"/>
             <w:r>
               <w:t>origin_icao</w:t>
             </w:r>
-            <w:proofErr w:type="spellEnd"/>
           </w:p>
         </w:tc>
         <w:tc>
@@ -12247,11 +12219,9 @@
             <w:pPr>
               <w:spacing w:after="160"/>
             </w:pPr>
-            <w:proofErr w:type="spellStart"/>
             <w:r>
               <w:t>destination_icao</w:t>
             </w:r>
-            <w:proofErr w:type="spellEnd"/>
           </w:p>
         </w:tc>
         <w:tc>
@@ -12316,11 +12286,9 @@
             <w:pPr>
               <w:spacing w:after="160"/>
             </w:pPr>
-            <w:proofErr w:type="spellStart"/>
             <w:r>
               <w:t>seat_price</w:t>
             </w:r>
-            <w:proofErr w:type="spellEnd"/>
           </w:p>
         </w:tc>
         <w:tc>
@@ -12527,7 +12495,6 @@
                 <w:color w:val="000000" w:themeColor="text1"/>
               </w:rPr>
             </w:pPr>
-            <w:proofErr w:type="spellStart"/>
             <w:r>
               <w:rPr>
                 <w:color w:val="000000" w:themeColor="text1"/>
@@ -12540,7 +12507,6 @@
               </w:rPr>
               <w:t>ervice_id</w:t>
             </w:r>
-            <w:proofErr w:type="spellEnd"/>
           </w:p>
         </w:tc>
         <w:tc>
@@ -12632,11 +12598,9 @@
             <w:pPr>
               <w:spacing w:after="160"/>
             </w:pPr>
-            <w:proofErr w:type="spellStart"/>
             <w:r>
               <w:t>route_id</w:t>
             </w:r>
-            <w:proofErr w:type="spellEnd"/>
           </w:p>
         </w:tc>
         <w:tc>
@@ -12701,11 +12665,9 @@
             <w:pPr>
               <w:spacing w:after="160"/>
             </w:pPr>
-            <w:proofErr w:type="spellStart"/>
             <w:r>
               <w:t>start_date</w:t>
             </w:r>
-            <w:proofErr w:type="spellEnd"/>
           </w:p>
         </w:tc>
         <w:tc>
@@ -12770,11 +12732,9 @@
             <w:pPr>
               <w:spacing w:after="160"/>
             </w:pPr>
-            <w:proofErr w:type="spellStart"/>
             <w:r>
               <w:t>end_date</w:t>
             </w:r>
-            <w:proofErr w:type="spellEnd"/>
           </w:p>
         </w:tc>
         <w:tc>
@@ -12912,11 +12872,9 @@
             <w:pPr>
               <w:spacing w:after="160"/>
             </w:pPr>
-            <w:proofErr w:type="spellStart"/>
             <w:r>
               <w:t>repeats_on</w:t>
             </w:r>
-            <w:proofErr w:type="spellEnd"/>
           </w:p>
         </w:tc>
         <w:tc>
@@ -12990,7 +12948,6 @@
             <w:pPr>
               <w:spacing w:after="160"/>
             </w:pPr>
-            <w:proofErr w:type="spellStart"/>
             <w:r>
               <w:t>t</w:t>
             </w:r>
@@ -13000,7 +12957,6 @@
             <w:r>
               <w:t>_utc</w:t>
             </w:r>
-            <w:proofErr w:type="spellEnd"/>
           </w:p>
         </w:tc>
         <w:tc>
@@ -13133,11 +13089,9 @@
             <w:pPr>
               <w:spacing w:after="160"/>
             </w:pPr>
-            <w:proofErr w:type="spellStart"/>
             <w:r>
               <w:t>show_in_list</w:t>
             </w:r>
-            <w:proofErr w:type="spellEnd"/>
           </w:p>
         </w:tc>
         <w:tc>
@@ -13336,11 +13290,9 @@
             <w:pPr>
               <w:spacing w:after="160"/>
             </w:pPr>
-            <w:proofErr w:type="spellStart"/>
             <w:r>
               <w:t>flight_id</w:t>
             </w:r>
-            <w:proofErr w:type="spellEnd"/>
           </w:p>
         </w:tc>
         <w:tc>
@@ -13405,11 +13357,9 @@
             <w:pPr>
               <w:spacing w:after="160"/>
             </w:pPr>
-            <w:proofErr w:type="spellStart"/>
             <w:r>
               <w:t>flight_number</w:t>
             </w:r>
-            <w:proofErr w:type="spellEnd"/>
           </w:p>
         </w:tc>
         <w:tc>
@@ -13474,14 +13424,12 @@
             <w:pPr>
               <w:spacing w:after="160"/>
             </w:pPr>
-            <w:proofErr w:type="spellStart"/>
             <w:r>
               <w:t>s</w:t>
             </w:r>
             <w:r>
               <w:t>ervice_id</w:t>
             </w:r>
-            <w:proofErr w:type="spellEnd"/>
           </w:p>
         </w:tc>
         <w:tc>
@@ -13546,7 +13494,6 @@
             <w:pPr>
               <w:spacing w:after="160"/>
             </w:pPr>
-            <w:proofErr w:type="spellStart"/>
             <w:r>
               <w:t>scheduled_</w:t>
             </w:r>
@@ -13559,7 +13506,6 @@
             <w:r>
               <w:t>time_utc</w:t>
             </w:r>
-            <w:proofErr w:type="spellEnd"/>
           </w:p>
         </w:tc>
         <w:tc>
@@ -13624,11 +13570,9 @@
             <w:pPr>
               <w:spacing w:after="160"/>
             </w:pPr>
-            <w:proofErr w:type="spellStart"/>
             <w:r>
               <w:t>datetime_created</w:t>
             </w:r>
-            <w:proofErr w:type="spellEnd"/>
           </w:p>
         </w:tc>
         <w:tc>
@@ -13902,12 +13846,10 @@
             <w:pPr>
               <w:spacing w:after="160"/>
             </w:pPr>
-            <w:proofErr w:type="spellStart"/>
             <w:r>
               <w:lastRenderedPageBreak/>
               <w:t>booking_id</w:t>
             </w:r>
-            <w:proofErr w:type="spellEnd"/>
           </w:p>
         </w:tc>
         <w:tc>
@@ -13972,11 +13914,9 @@
             <w:pPr>
               <w:spacing w:after="160"/>
             </w:pPr>
-            <w:proofErr w:type="spellStart"/>
             <w:r>
               <w:t>guest_id</w:t>
             </w:r>
-            <w:proofErr w:type="spellEnd"/>
           </w:p>
         </w:tc>
         <w:tc>
@@ -14041,11 +13981,9 @@
             <w:pPr>
               <w:spacing w:after="160"/>
             </w:pPr>
-            <w:proofErr w:type="spellStart"/>
             <w:r>
               <w:t>flight_id</w:t>
             </w:r>
-            <w:proofErr w:type="spellEnd"/>
           </w:p>
         </w:tc>
         <w:tc>
@@ -14110,11 +14048,9 @@
             <w:pPr>
               <w:spacing w:after="160"/>
             </w:pPr>
-            <w:proofErr w:type="spellStart"/>
             <w:r>
               <w:t>datetime_booked_utc</w:t>
             </w:r>
-            <w:proofErr w:type="spellEnd"/>
           </w:p>
         </w:tc>
         <w:tc>
@@ -14179,11 +14115,9 @@
             <w:pPr>
               <w:spacing w:after="160"/>
             </w:pPr>
-            <w:proofErr w:type="spellStart"/>
             <w:r>
               <w:t>payment_cleared</w:t>
             </w:r>
-            <w:proofErr w:type="spellEnd"/>
           </w:p>
         </w:tc>
         <w:tc>
@@ -14239,7 +14173,7 @@
     </w:p>
     <w:p>
       <w:r>
-        <w:t>Seat Bookings</w:t>
+        <w:t>Booking Seats</w:t>
       </w:r>
     </w:p>
     <w:tbl>
@@ -14368,6 +14302,9 @@
         </w:tc>
       </w:tr>
       <w:tr>
+        <w:trPr>
+          <w:trHeight w:val="58"/>
+        </w:trPr>
         <w:tc>
           <w:tcPr>
             <w:tcW w:w="2118" w:type="dxa"/>
@@ -14376,11 +14313,9 @@
             <w:pPr>
               <w:spacing w:after="160"/>
             </w:pPr>
-            <w:proofErr w:type="spellStart"/>
-            <w:r>
-              <w:t>booking_id</w:t>
-            </w:r>
-            <w:proofErr w:type="spellEnd"/>
+            <w:r>
+              <w:t>booking_seat_id</w:t>
+            </w:r>
           </w:p>
         </w:tc>
         <w:tc>
@@ -14445,11 +14380,9 @@
             <w:pPr>
               <w:spacing w:after="160"/>
             </w:pPr>
-            <w:proofErr w:type="spellStart"/>
-            <w:r>
-              <w:t>companion_id</w:t>
-            </w:r>
-            <w:proofErr w:type="spellEnd"/>
+            <w:r>
+              <w:t>booking_id</w:t>
+            </w:r>
           </w:p>
         </w:tc>
         <w:tc>
@@ -14514,11 +14447,76 @@
             <w:pPr>
               <w:spacing w:after="160"/>
             </w:pPr>
-            <w:proofErr w:type="spellStart"/>
+            <w:r>
+              <w:t>companion_id</w:t>
+            </w:r>
+          </w:p>
+        </w:tc>
+        <w:tc>
+          <w:tcPr>
+            <w:tcW w:w="1510" w:type="dxa"/>
+          </w:tcPr>
+          <w:p>
+            <w:pPr>
+              <w:spacing w:after="160"/>
+            </w:pPr>
+            <w:r>
+              <w:t>INT</w:t>
+            </w:r>
+          </w:p>
+        </w:tc>
+        <w:tc>
+          <w:tcPr>
+            <w:tcW w:w="2769" w:type="dxa"/>
+          </w:tcPr>
+          <w:p>
+            <w:pPr>
+              <w:spacing w:after="160"/>
+            </w:pPr>
+            <w:r>
+              <w:t>1</w:t>
+            </w:r>
+          </w:p>
+          <w:p>
+            <w:pPr>
+              <w:spacing w:after="160"/>
+            </w:pPr>
+            <w:r>
+              <w:t>2</w:t>
+            </w:r>
+          </w:p>
+          <w:p>
+            <w:pPr>
+              <w:spacing w:after="160"/>
+            </w:pPr>
+            <w:r>
+              <w:t>3</w:t>
+            </w:r>
+          </w:p>
+        </w:tc>
+        <w:tc>
+          <w:tcPr>
+            <w:tcW w:w="2619" w:type="dxa"/>
+          </w:tcPr>
+          <w:p>
+            <w:pPr>
+              <w:spacing w:after="160"/>
+            </w:pPr>
+          </w:p>
+        </w:tc>
+      </w:tr>
+      <w:tr>
+        <w:tc>
+          <w:tcPr>
+            <w:tcW w:w="2118" w:type="dxa"/>
+          </w:tcPr>
+          <w:p>
+            <w:pPr>
+              <w:spacing w:after="160"/>
+            </w:pPr>
             <w:r>
               <w:t>seat_id</w:t>
             </w:r>
-            <w:proofErr w:type="spellEnd"/>
           </w:p>
         </w:tc>
         <w:tc>
@@ -14560,6 +14558,73 @@
             </w:pPr>
             <w:r>
               <w:t>5B</w:t>
+            </w:r>
+          </w:p>
+        </w:tc>
+        <w:tc>
+          <w:tcPr>
+            <w:tcW w:w="2619" w:type="dxa"/>
+          </w:tcPr>
+          <w:p>
+            <w:pPr>
+              <w:spacing w:after="160"/>
+            </w:pPr>
+          </w:p>
+        </w:tc>
+      </w:tr>
+      <w:tr>
+        <w:tc>
+          <w:tcPr>
+            <w:tcW w:w="2118" w:type="dxa"/>
+          </w:tcPr>
+          <w:p>
+            <w:pPr>
+              <w:spacing w:after="160"/>
+            </w:pPr>
+            <w:r>
+              <w:t>status</w:t>
+            </w:r>
+          </w:p>
+        </w:tc>
+        <w:tc>
+          <w:tcPr>
+            <w:tcW w:w="1510" w:type="dxa"/>
+          </w:tcPr>
+          <w:p>
+            <w:pPr>
+              <w:spacing w:after="160"/>
+            </w:pPr>
+            <w:r>
+              <w:t>VARCHAR</w:t>
+            </w:r>
+          </w:p>
+        </w:tc>
+        <w:tc>
+          <w:tcPr>
+            <w:tcW w:w="2769" w:type="dxa"/>
+          </w:tcPr>
+          <w:p>
+            <w:pPr>
+              <w:spacing w:after="160"/>
+            </w:pPr>
+            <w:r>
+              <w:t>not arrived</w:t>
+            </w:r>
+          </w:p>
+          <w:p>
+            <w:pPr>
+              <w:spacing w:after="160"/>
+            </w:pPr>
+            <w:r>
+              <w:t>checked</w:t>
+            </w:r>
+          </w:p>
+          <w:p>
+            <w:pPr>
+              <w:spacing w:after="160"/>
+            </w:pPr>
+            <w:r>
+              <w:t>boarded</w:t>
             </w:r>
           </w:p>
         </w:tc>
@@ -14622,6 +14687,7 @@
                 <w:bCs/>
                 <w:color w:val="FFFFFF" w:themeColor="background1"/>
               </w:rPr>
+              <w:lastRenderedPageBreak/>
               <w:t xml:space="preserve">Field </w:t>
             </w:r>
             <w:r>
@@ -14719,11 +14785,9 @@
             <w:pPr>
               <w:spacing w:after="160"/>
             </w:pPr>
-            <w:proofErr w:type="spellStart"/>
             <w:r>
               <w:t>companion_id</w:t>
             </w:r>
-            <w:proofErr w:type="spellEnd"/>
           </w:p>
         </w:tc>
         <w:tc>
@@ -14788,11 +14852,9 @@
             <w:pPr>
               <w:spacing w:after="160"/>
             </w:pPr>
-            <w:proofErr w:type="spellStart"/>
             <w:r>
               <w:t>guest_id</w:t>
             </w:r>
-            <w:proofErr w:type="spellEnd"/>
           </w:p>
         </w:tc>
         <w:tc>
@@ -14833,7 +14895,6 @@
               <w:spacing w:after="160"/>
             </w:pPr>
             <w:r>
-              <w:lastRenderedPageBreak/>
               <w:t>3</w:t>
             </w:r>
           </w:p>
@@ -14858,11 +14919,9 @@
             <w:pPr>
               <w:spacing w:after="160"/>
             </w:pPr>
-            <w:proofErr w:type="spellStart"/>
             <w:r>
               <w:t>passport_name</w:t>
             </w:r>
-            <w:proofErr w:type="spellEnd"/>
           </w:p>
         </w:tc>
         <w:tc>
@@ -14927,11 +14986,9 @@
             <w:pPr>
               <w:spacing w:after="160"/>
             </w:pPr>
-            <w:proofErr w:type="spellStart"/>
             <w:r>
               <w:t>passport_number</w:t>
             </w:r>
-            <w:proofErr w:type="spellEnd"/>
           </w:p>
         </w:tc>
         <w:tc>
@@ -14996,11 +15053,9 @@
             <w:pPr>
               <w:spacing w:after="160"/>
             </w:pPr>
-            <w:proofErr w:type="spellStart"/>
             <w:r>
               <w:t>passport_expiry</w:t>
             </w:r>
-            <w:proofErr w:type="spellEnd"/>
           </w:p>
         </w:tc>
         <w:tc>
@@ -15132,11 +15187,9 @@
             <w:pPr>
               <w:spacing w:after="160"/>
             </w:pPr>
-            <w:proofErr w:type="spellStart"/>
             <w:r>
               <w:t>passport_issue_authority</w:t>
             </w:r>
-            <w:proofErr w:type="spellEnd"/>
           </w:p>
         </w:tc>
         <w:tc>
@@ -15201,11 +15254,9 @@
             <w:pPr>
               <w:spacing w:after="160"/>
             </w:pPr>
-            <w:proofErr w:type="spellStart"/>
             <w:r>
               <w:t>date_of_birth</w:t>
             </w:r>
-            <w:proofErr w:type="spellEnd"/>
           </w:p>
         </w:tc>
         <w:tc>
@@ -15492,6 +15543,7 @@
                 <w:bCs/>
                 <w:color w:val="FFFFFF" w:themeColor="background1"/>
               </w:rPr>
+              <w:lastRenderedPageBreak/>
               <w:t xml:space="preserve">Field </w:t>
             </w:r>
             <w:r>
@@ -15589,11 +15641,9 @@
             <w:pPr>
               <w:spacing w:after="160"/>
             </w:pPr>
-            <w:proofErr w:type="spellStart"/>
             <w:r>
               <w:t>guest_id</w:t>
             </w:r>
-            <w:proofErr w:type="spellEnd"/>
           </w:p>
         </w:tc>
         <w:tc>
@@ -15658,11 +15708,9 @@
             <w:pPr>
               <w:spacing w:after="160"/>
             </w:pPr>
-            <w:proofErr w:type="spellStart"/>
             <w:r>
               <w:t>airline_employee_id</w:t>
             </w:r>
-            <w:proofErr w:type="spellEnd"/>
           </w:p>
         </w:tc>
         <w:tc>
@@ -15703,7 +15751,6 @@
               <w:spacing w:after="160"/>
             </w:pPr>
             <w:r>
-              <w:lastRenderedPageBreak/>
               <w:t>3</w:t>
             </w:r>
           </w:p>
@@ -15728,11 +15775,9 @@
             <w:pPr>
               <w:spacing w:after="160"/>
             </w:pPr>
-            <w:proofErr w:type="spellStart"/>
             <w:r>
               <w:t>first_name</w:t>
             </w:r>
-            <w:proofErr w:type="spellEnd"/>
           </w:p>
         </w:tc>
         <w:tc>
@@ -15797,11 +15842,9 @@
             <w:pPr>
               <w:spacing w:after="160"/>
             </w:pPr>
-            <w:proofErr w:type="spellStart"/>
             <w:r>
               <w:t>last_name</w:t>
             </w:r>
-            <w:proofErr w:type="spellEnd"/>
           </w:p>
         </w:tc>
         <w:tc>
@@ -15949,11 +15992,9 @@
             <w:pPr>
               <w:spacing w:after="160"/>
             </w:pPr>
-            <w:proofErr w:type="spellStart"/>
             <w:r>
               <w:t>phone_number</w:t>
             </w:r>
-            <w:proofErr w:type="spellEnd"/>
           </w:p>
         </w:tc>
         <w:tc>
@@ -16227,11 +16268,9 @@
             <w:pPr>
               <w:spacing w:after="160"/>
             </w:pPr>
-            <w:proofErr w:type="spellStart"/>
             <w:r>
               <w:t>airline_employee_id</w:t>
             </w:r>
-            <w:proofErr w:type="spellEnd"/>
           </w:p>
         </w:tc>
         <w:tc>
@@ -16296,11 +16335,9 @@
             <w:pPr>
               <w:spacing w:after="160"/>
             </w:pPr>
-            <w:proofErr w:type="spellStart"/>
             <w:r>
               <w:t>first_name</w:t>
             </w:r>
-            <w:proofErr w:type="spellEnd"/>
           </w:p>
         </w:tc>
         <w:tc>
@@ -16365,11 +16402,9 @@
             <w:pPr>
               <w:spacing w:after="160"/>
             </w:pPr>
-            <w:proofErr w:type="spellStart"/>
             <w:r>
               <w:t>last_name</w:t>
             </w:r>
-            <w:proofErr w:type="spellEnd"/>
           </w:p>
         </w:tc>
         <w:tc>
@@ -16435,6 +16470,7 @@
               <w:spacing w:after="160"/>
             </w:pPr>
             <w:r>
+              <w:lastRenderedPageBreak/>
               <w:t>email</w:t>
             </w:r>
           </w:p>
@@ -16582,7 +16618,6 @@
               <w:spacing w:after="160"/>
             </w:pPr>
             <w:r>
-              <w:lastRenderedPageBreak/>
               <w:t>password</w:t>
             </w:r>
           </w:p>
@@ -16649,7 +16684,6 @@
             <w:pPr>
               <w:spacing w:after="160"/>
             </w:pPr>
-            <w:proofErr w:type="spellStart"/>
             <w:r>
               <w:t>e</w:t>
             </w:r>
@@ -16659,7 +16693,6 @@
             <w:r>
               <w:t>type</w:t>
             </w:r>
-            <w:proofErr w:type="spellEnd"/>
           </w:p>
         </w:tc>
         <w:tc>

--- a/.documentation/3 - Design.docx
+++ b/.documentation/3 - Design.docx
@@ -2802,9 +2802,11 @@
             <w:shd w:val="clear" w:color="auto" w:fill="FFFFFF" w:themeFill="background1"/>
           </w:tcPr>
           <w:p>
+            <w:proofErr w:type="gramStart"/>
             <w:r>
               <w:t>Sort</w:t>
             </w:r>
+            <w:proofErr w:type="gramEnd"/>
             <w:r>
               <w:t xml:space="preserve"> drop down for </w:t>
             </w:r>
@@ -3105,7 +3107,15 @@
               <w:t xml:space="preserve"> redirects to </w:t>
             </w:r>
             <w:r>
-              <w:t>seat selection page for relevant flight. Also OUTPUTS / displays price of flight in same button.</w:t>
+              <w:t xml:space="preserve">seat selection page for relevant flight. </w:t>
+            </w:r>
+            <w:proofErr w:type="gramStart"/>
+            <w:r>
+              <w:t>Also</w:t>
+            </w:r>
+            <w:proofErr w:type="gramEnd"/>
+            <w:r>
+              <w:t xml:space="preserve"> OUTPUTS / displays price of flight in same button.</w:t>
             </w:r>
           </w:p>
         </w:tc>
@@ -3457,7 +3467,15 @@
           </w:tcPr>
           <w:p>
             <w:r>
-              <w:t>Bottom of companions section</w:t>
+              <w:t xml:space="preserve">Bottom of </w:t>
+            </w:r>
+            <w:proofErr w:type="gramStart"/>
+            <w:r>
+              <w:t>companions</w:t>
+            </w:r>
+            <w:proofErr w:type="gramEnd"/>
+            <w:r>
+              <w:t xml:space="preserve"> section</w:t>
             </w:r>
           </w:p>
         </w:tc>
@@ -3857,7 +3875,15 @@
               <w:t xml:space="preserve">Add companion button </w:t>
             </w:r>
             <w:r>
-              <w:t>adds the companion to the users profile and closes the modal.</w:t>
+              <w:t xml:space="preserve">adds the companion to the </w:t>
+            </w:r>
+            <w:proofErr w:type="gramStart"/>
+            <w:r>
+              <w:t>users</w:t>
+            </w:r>
+            <w:proofErr w:type="gramEnd"/>
+            <w:r>
+              <w:t xml:space="preserve"> profile and closes the modal.</w:t>
             </w:r>
           </w:p>
         </w:tc>
@@ -4535,7 +4561,15 @@
           </w:tcPr>
           <w:p>
             <w:r>
-              <w:t>Your companions link redirects to user companions page.</w:t>
+              <w:t xml:space="preserve">Your companions link redirects to user </w:t>
+            </w:r>
+            <w:proofErr w:type="gramStart"/>
+            <w:r>
+              <w:t>companions</w:t>
+            </w:r>
+            <w:proofErr w:type="gramEnd"/>
+            <w:r>
+              <w:t xml:space="preserve"> page.</w:t>
             </w:r>
           </w:p>
         </w:tc>
@@ -4656,7 +4690,15 @@
           </w:tcPr>
           <w:p>
             <w:r>
-              <w:t>Top right of change password modal (if edit password button has be pressed)</w:t>
+              <w:t xml:space="preserve">Top right of change password modal (if edit password button has </w:t>
+            </w:r>
+            <w:proofErr w:type="gramStart"/>
+            <w:r>
+              <w:t>be</w:t>
+            </w:r>
+            <w:proofErr w:type="gramEnd"/>
+            <w:r>
+              <w:t xml:space="preserve"> pressed)</w:t>
             </w:r>
           </w:p>
         </w:tc>
@@ -4964,7 +5006,15 @@
           </w:tcPr>
           <w:p>
             <w:r>
-              <w:t>Your companions link redirects to user companions page.</w:t>
+              <w:t xml:space="preserve">Your companions link redirects to user </w:t>
+            </w:r>
+            <w:proofErr w:type="gramStart"/>
+            <w:r>
+              <w:t>companions</w:t>
+            </w:r>
+            <w:proofErr w:type="gramEnd"/>
+            <w:r>
+              <w:t xml:space="preserve"> page.</w:t>
             </w:r>
           </w:p>
         </w:tc>
@@ -5336,7 +5386,15 @@
           </w:tcPr>
           <w:p>
             <w:r>
-              <w:t>Your companions link redirects to user companions page.</w:t>
+              <w:t xml:space="preserve">Your companions link redirects to user </w:t>
+            </w:r>
+            <w:proofErr w:type="gramStart"/>
+            <w:r>
+              <w:t>companions</w:t>
+            </w:r>
+            <w:proofErr w:type="gramEnd"/>
+            <w:r>
+              <w:t xml:space="preserve"> page.</w:t>
             </w:r>
           </w:p>
         </w:tc>
@@ -5698,7 +5756,15 @@
               <w:t xml:space="preserve">dropdown opens a list of the user’s companions. Clicking on a companion will add them to the list of </w:t>
             </w:r>
             <w:r>
-              <w:t>companions with no seat value. They will automatically be assigned a random seat but this can be changed by the user in the same way as any other companion card.</w:t>
+              <w:t xml:space="preserve">companions with no seat value. They will automatically be assigned a random </w:t>
+            </w:r>
+            <w:proofErr w:type="gramStart"/>
+            <w:r>
+              <w:t>seat</w:t>
+            </w:r>
+            <w:proofErr w:type="gramEnd"/>
+            <w:r>
+              <w:t xml:space="preserve"> but this can be changed by the user in the same way as any other companion card.</w:t>
             </w:r>
           </w:p>
         </w:tc>
@@ -5853,7 +5919,15 @@
           </w:tcPr>
           <w:p>
             <w:r>
-              <w:t>Your companions link redirects to user companions page.</w:t>
+              <w:t xml:space="preserve">Your companions link redirects to user </w:t>
+            </w:r>
+            <w:proofErr w:type="gramStart"/>
+            <w:r>
+              <w:t>companions</w:t>
+            </w:r>
+            <w:proofErr w:type="gramEnd"/>
+            <w:r>
+              <w:t xml:space="preserve"> page.</w:t>
             </w:r>
           </w:p>
         </w:tc>
@@ -7100,7 +7174,15 @@
           </w:tcPr>
           <w:p>
             <w:r>
-              <w:t>Companion manage button opens manage companion modal</w:t>
+              <w:t xml:space="preserve">Companion </w:t>
+            </w:r>
+            <w:proofErr w:type="gramStart"/>
+            <w:r>
+              <w:t>manage</w:t>
+            </w:r>
+            <w:proofErr w:type="gramEnd"/>
+            <w:r>
+              <w:t xml:space="preserve"> button opens manage companion modal</w:t>
             </w:r>
             <w:r>
               <w:t xml:space="preserve"> (identical to add companion modal except data is pre-populated).</w:t>
@@ -7928,7 +8010,15 @@
           </w:tcPr>
           <w:p>
             <w:r>
-              <w:t>Flight select button redirects user to flight info page.</w:t>
+              <w:t xml:space="preserve">Flight </w:t>
+            </w:r>
+            <w:proofErr w:type="gramStart"/>
+            <w:r>
+              <w:t>select</w:t>
+            </w:r>
+            <w:proofErr w:type="gramEnd"/>
+            <w:r>
+              <w:t xml:space="preserve"> button redirects user to flight info page.</w:t>
             </w:r>
           </w:p>
         </w:tc>
@@ -9593,7 +9683,15 @@
           </w:tcPr>
           <w:p>
             <w:r>
-              <w:t>Statistics time range radio button defines the time range that statistics under is are taken from.</w:t>
+              <w:t xml:space="preserve">Statistics time range radio button defines the time range that statistics under </w:t>
+            </w:r>
+            <w:proofErr w:type="gramStart"/>
+            <w:r>
+              <w:t>is are</w:t>
+            </w:r>
+            <w:proofErr w:type="gramEnd"/>
+            <w:r>
+              <w:t xml:space="preserve"> taken from.</w:t>
             </w:r>
           </w:p>
         </w:tc>
@@ -9789,7 +9887,15 @@
           </w:tcPr>
           <w:p>
             <w:r>
-              <w:t xml:space="preserve">User type radio button selects which user type is being shown: guests or staff. Staff includes staff from </w:t>
+              <w:t xml:space="preserve">User type radio button selects which user type is being </w:t>
+            </w:r>
+            <w:proofErr w:type="gramStart"/>
+            <w:r>
+              <w:t>shown:</w:t>
+            </w:r>
+            <w:proofErr w:type="gramEnd"/>
+            <w:r>
+              <w:t xml:space="preserve"> guests or staff. Staff includes staff from </w:t>
             </w:r>
             <w:r>
               <w:t>airport</w:t>
@@ -10125,7 +10231,15 @@
           </w:tcPr>
           <w:p>
             <w:r>
-              <w:t xml:space="preserve">Staff member type dropdown input is sent to backend API on form submission to be added to database. Options are: customer support representative, admin, </w:t>
+              <w:t xml:space="preserve">Staff member type dropdown input is sent to backend API on form submission to be added to database. Options </w:t>
+            </w:r>
+            <w:proofErr w:type="gramStart"/>
+            <w:r>
+              <w:t>are:</w:t>
+            </w:r>
+            <w:proofErr w:type="gramEnd"/>
+            <w:r>
+              <w:t xml:space="preserve"> customer support representative, admin, </w:t>
             </w:r>
             <w:r>
               <w:t>check-in agent, gate agent, flight operations manager.</w:t>
@@ -10448,7 +10562,15 @@
         <w:t>with the quick creation of queries and will assist me in the development process with type hinting.</w:t>
       </w:r>
       <w:r>
-        <w:t xml:space="preserve"> It will also have better and more up to date protections against SQL injection than I would be able to implement on my own. This makes my data more secure and improves its integrity as I can trust it has not be manipulated.</w:t>
+        <w:t xml:space="preserve"> It will also have better and more up to date protections against SQL injection than I would be able to implement on my own. This makes my data more secure and improves its integrity as I can trust it has not </w:t>
+      </w:r>
+      <w:proofErr w:type="gramStart"/>
+      <w:r>
+        <w:t>be</w:t>
+      </w:r>
+      <w:proofErr w:type="gramEnd"/>
+      <w:r>
+        <w:t xml:space="preserve"> manipulated.</w:t>
       </w:r>
       <w:r>
         <w:t xml:space="preserve"> </w:t>
@@ -10772,9 +10894,11 @@
             <w:pPr>
               <w:spacing w:after="160"/>
             </w:pPr>
+            <w:proofErr w:type="spellStart"/>
             <w:r>
               <w:t>airport_staff_id</w:t>
             </w:r>
+            <w:proofErr w:type="spellEnd"/>
           </w:p>
         </w:tc>
         <w:tc>
@@ -10842,9 +10966,11 @@
             <w:pPr>
               <w:spacing w:after="160"/>
             </w:pPr>
+            <w:proofErr w:type="spellStart"/>
             <w:r>
               <w:t>first_name</w:t>
             </w:r>
+            <w:proofErr w:type="spellEnd"/>
           </w:p>
         </w:tc>
         <w:tc>
@@ -10909,9 +11035,11 @@
             <w:pPr>
               <w:spacing w:after="160"/>
             </w:pPr>
+            <w:proofErr w:type="spellStart"/>
             <w:r>
               <w:t>last_name</w:t>
             </w:r>
+            <w:proofErr w:type="spellEnd"/>
           </w:p>
         </w:tc>
         <w:tc>
@@ -11180,9 +11308,11 @@
             <w:pPr>
               <w:spacing w:after="160"/>
             </w:pPr>
+            <w:proofErr w:type="spellStart"/>
             <w:r>
               <w:t>assigned_airport_icao</w:t>
             </w:r>
+            <w:proofErr w:type="spellEnd"/>
           </w:p>
         </w:tc>
         <w:tc>
@@ -11393,9 +11523,11 @@
             <w:pPr>
               <w:spacing w:after="160"/>
             </w:pPr>
+            <w:proofErr w:type="spellStart"/>
             <w:r>
               <w:t>airport_icao</w:t>
             </w:r>
+            <w:proofErr w:type="spellEnd"/>
           </w:p>
         </w:tc>
         <w:tc>
@@ -11463,9 +11595,11 @@
             <w:pPr>
               <w:spacing w:after="160"/>
             </w:pPr>
+            <w:proofErr w:type="spellStart"/>
             <w:r>
               <w:t>airport_iata</w:t>
             </w:r>
+            <w:proofErr w:type="spellEnd"/>
           </w:p>
         </w:tc>
         <w:tc>
@@ -11871,9 +12005,11 @@
             <w:pPr>
               <w:spacing w:after="160"/>
             </w:pPr>
+            <w:proofErr w:type="spellStart"/>
             <w:r>
               <w:t>timezone</w:t>
             </w:r>
+            <w:proofErr w:type="spellEnd"/>
           </w:p>
         </w:tc>
         <w:tc>
@@ -11914,8 +12050,13 @@
               <w:spacing w:after="160"/>
             </w:pPr>
             <w:r>
-              <w:t>America/New_York</w:t>
-            </w:r>
+              <w:t>America/</w:t>
+            </w:r>
+            <w:proofErr w:type="spellStart"/>
+            <w:r>
+              <w:t>New_York</w:t>
+            </w:r>
+            <w:proofErr w:type="spellEnd"/>
           </w:p>
         </w:tc>
         <w:tc>
@@ -11926,8 +12067,13 @@
             <w:pPr>
               <w:spacing w:after="160"/>
             </w:pPr>
-            <w:r>
-              <w:t xml:space="preserve">Timezone location used with </w:t>
+            <w:proofErr w:type="spellStart"/>
+            <w:r>
+              <w:t>Timezone</w:t>
+            </w:r>
+            <w:proofErr w:type="spellEnd"/>
+            <w:r>
+              <w:t xml:space="preserve"> location used with </w:t>
             </w:r>
             <w:r>
               <w:t>python library to find offset from UTC.</w:t>
@@ -12080,9 +12226,11 @@
             <w:pPr>
               <w:spacing w:after="160"/>
             </w:pPr>
+            <w:proofErr w:type="spellStart"/>
             <w:r>
               <w:t>route_id</w:t>
             </w:r>
+            <w:proofErr w:type="spellEnd"/>
           </w:p>
         </w:tc>
         <w:tc>
@@ -12152,9 +12300,11 @@
             <w:pPr>
               <w:spacing w:after="160"/>
             </w:pPr>
+            <w:proofErr w:type="spellStart"/>
             <w:r>
               <w:t>origin_icao</w:t>
             </w:r>
+            <w:proofErr w:type="spellEnd"/>
           </w:p>
         </w:tc>
         <w:tc>
@@ -12219,9 +12369,11 @@
             <w:pPr>
               <w:spacing w:after="160"/>
             </w:pPr>
+            <w:proofErr w:type="spellStart"/>
             <w:r>
               <w:t>destination_icao</w:t>
             </w:r>
+            <w:proofErr w:type="spellEnd"/>
           </w:p>
         </w:tc>
         <w:tc>
@@ -12286,9 +12438,11 @@
             <w:pPr>
               <w:spacing w:after="160"/>
             </w:pPr>
+            <w:proofErr w:type="spellStart"/>
             <w:r>
               <w:t>seat_price</w:t>
             </w:r>
+            <w:proofErr w:type="spellEnd"/>
           </w:p>
         </w:tc>
         <w:tc>
@@ -12495,6 +12649,7 @@
                 <w:color w:val="000000" w:themeColor="text1"/>
               </w:rPr>
             </w:pPr>
+            <w:proofErr w:type="spellStart"/>
             <w:r>
               <w:rPr>
                 <w:color w:val="000000" w:themeColor="text1"/>
@@ -12507,6 +12662,7 @@
               </w:rPr>
               <w:t>ervice_id</w:t>
             </w:r>
+            <w:proofErr w:type="spellEnd"/>
           </w:p>
         </w:tc>
         <w:tc>
@@ -12598,9 +12754,11 @@
             <w:pPr>
               <w:spacing w:after="160"/>
             </w:pPr>
+            <w:proofErr w:type="spellStart"/>
             <w:r>
               <w:t>route_id</w:t>
             </w:r>
+            <w:proofErr w:type="spellEnd"/>
           </w:p>
         </w:tc>
         <w:tc>
@@ -12665,9 +12823,11 @@
             <w:pPr>
               <w:spacing w:after="160"/>
             </w:pPr>
+            <w:proofErr w:type="spellStart"/>
             <w:r>
               <w:t>start_date</w:t>
             </w:r>
+            <w:proofErr w:type="spellEnd"/>
           </w:p>
         </w:tc>
         <w:tc>
@@ -12732,9 +12892,11 @@
             <w:pPr>
               <w:spacing w:after="160"/>
             </w:pPr>
+            <w:proofErr w:type="spellStart"/>
             <w:r>
               <w:t>end_date</w:t>
             </w:r>
+            <w:proofErr w:type="spellEnd"/>
           </w:p>
         </w:tc>
         <w:tc>
@@ -12872,9 +13034,11 @@
             <w:pPr>
               <w:spacing w:after="160"/>
             </w:pPr>
+            <w:proofErr w:type="spellStart"/>
             <w:r>
               <w:t>repeats_on</w:t>
             </w:r>
+            <w:proofErr w:type="spellEnd"/>
           </w:p>
         </w:tc>
         <w:tc>
@@ -12948,6 +13112,7 @@
             <w:pPr>
               <w:spacing w:after="160"/>
             </w:pPr>
+            <w:proofErr w:type="spellStart"/>
             <w:r>
               <w:t>t</w:t>
             </w:r>
@@ -12957,6 +13122,7 @@
             <w:r>
               <w:t>_utc</w:t>
             </w:r>
+            <w:proofErr w:type="spellEnd"/>
           </w:p>
         </w:tc>
         <w:tc>
@@ -13089,9 +13255,11 @@
             <w:pPr>
               <w:spacing w:after="160"/>
             </w:pPr>
+            <w:proofErr w:type="spellStart"/>
             <w:r>
               <w:t>show_in_list</w:t>
             </w:r>
+            <w:proofErr w:type="spellEnd"/>
           </w:p>
         </w:tc>
         <w:tc>
@@ -13290,9 +13458,11 @@
             <w:pPr>
               <w:spacing w:after="160"/>
             </w:pPr>
+            <w:proofErr w:type="spellStart"/>
             <w:r>
               <w:t>flight_id</w:t>
             </w:r>
+            <w:proofErr w:type="spellEnd"/>
           </w:p>
         </w:tc>
         <w:tc>
@@ -13357,9 +13527,11 @@
             <w:pPr>
               <w:spacing w:after="160"/>
             </w:pPr>
+            <w:proofErr w:type="spellStart"/>
             <w:r>
               <w:t>flight_number</w:t>
             </w:r>
+            <w:proofErr w:type="spellEnd"/>
           </w:p>
         </w:tc>
         <w:tc>
@@ -13424,12 +13596,14 @@
             <w:pPr>
               <w:spacing w:after="160"/>
             </w:pPr>
+            <w:proofErr w:type="spellStart"/>
             <w:r>
               <w:t>s</w:t>
             </w:r>
             <w:r>
               <w:t>ervice_id</w:t>
             </w:r>
+            <w:proofErr w:type="spellEnd"/>
           </w:p>
         </w:tc>
         <w:tc>
@@ -13494,6 +13668,7 @@
             <w:pPr>
               <w:spacing w:after="160"/>
             </w:pPr>
+            <w:proofErr w:type="spellStart"/>
             <w:r>
               <w:t>scheduled_</w:t>
             </w:r>
@@ -13506,6 +13681,7 @@
             <w:r>
               <w:t>time_utc</w:t>
             </w:r>
+            <w:proofErr w:type="spellEnd"/>
           </w:p>
         </w:tc>
         <w:tc>
@@ -13570,9 +13746,11 @@
             <w:pPr>
               <w:spacing w:after="160"/>
             </w:pPr>
+            <w:proofErr w:type="spellStart"/>
             <w:r>
               <w:t>datetime_created</w:t>
             </w:r>
+            <w:proofErr w:type="spellEnd"/>
           </w:p>
         </w:tc>
         <w:tc>
@@ -13846,10 +14024,12 @@
             <w:pPr>
               <w:spacing w:after="160"/>
             </w:pPr>
+            <w:proofErr w:type="spellStart"/>
             <w:r>
               <w:lastRenderedPageBreak/>
               <w:t>booking_id</w:t>
             </w:r>
+            <w:proofErr w:type="spellEnd"/>
           </w:p>
         </w:tc>
         <w:tc>
@@ -13914,9 +14094,11 @@
             <w:pPr>
               <w:spacing w:after="160"/>
             </w:pPr>
+            <w:proofErr w:type="spellStart"/>
             <w:r>
               <w:t>guest_id</w:t>
             </w:r>
+            <w:proofErr w:type="spellEnd"/>
           </w:p>
         </w:tc>
         <w:tc>
@@ -13981,9 +14163,11 @@
             <w:pPr>
               <w:spacing w:after="160"/>
             </w:pPr>
+            <w:proofErr w:type="spellStart"/>
             <w:r>
               <w:t>flight_id</w:t>
             </w:r>
+            <w:proofErr w:type="spellEnd"/>
           </w:p>
         </w:tc>
         <w:tc>
@@ -14048,9 +14232,11 @@
             <w:pPr>
               <w:spacing w:after="160"/>
             </w:pPr>
+            <w:proofErr w:type="spellStart"/>
             <w:r>
               <w:t>datetime_booked_utc</w:t>
             </w:r>
+            <w:proofErr w:type="spellEnd"/>
           </w:p>
         </w:tc>
         <w:tc>
@@ -14115,9 +14301,11 @@
             <w:pPr>
               <w:spacing w:after="160"/>
             </w:pPr>
+            <w:proofErr w:type="spellStart"/>
             <w:r>
               <w:t>payment_cleared</w:t>
             </w:r>
+            <w:proofErr w:type="spellEnd"/>
           </w:p>
         </w:tc>
         <w:tc>
@@ -14313,9 +14501,11 @@
             <w:pPr>
               <w:spacing w:after="160"/>
             </w:pPr>
+            <w:proofErr w:type="spellStart"/>
             <w:r>
               <w:t>booking_seat_id</w:t>
             </w:r>
+            <w:proofErr w:type="spellEnd"/>
           </w:p>
         </w:tc>
         <w:tc>
@@ -14380,9 +14570,11 @@
             <w:pPr>
               <w:spacing w:after="160"/>
             </w:pPr>
+            <w:proofErr w:type="spellStart"/>
             <w:r>
               <w:t>booking_id</w:t>
             </w:r>
+            <w:proofErr w:type="spellEnd"/>
           </w:p>
         </w:tc>
         <w:tc>
@@ -14447,9 +14639,11 @@
             <w:pPr>
               <w:spacing w:after="160"/>
             </w:pPr>
+            <w:proofErr w:type="spellStart"/>
             <w:r>
               <w:t>companion_id</w:t>
             </w:r>
+            <w:proofErr w:type="spellEnd"/>
           </w:p>
         </w:tc>
         <w:tc>
@@ -14514,9 +14708,11 @@
             <w:pPr>
               <w:spacing w:after="160"/>
             </w:pPr>
+            <w:proofErr w:type="spellStart"/>
             <w:r>
               <w:t>seat_id</w:t>
             </w:r>
+            <w:proofErr w:type="spellEnd"/>
           </w:p>
         </w:tc>
         <w:tc>
@@ -14785,9 +14981,11 @@
             <w:pPr>
               <w:spacing w:after="160"/>
             </w:pPr>
+            <w:proofErr w:type="spellStart"/>
             <w:r>
               <w:t>companion_id</w:t>
             </w:r>
+            <w:proofErr w:type="spellEnd"/>
           </w:p>
         </w:tc>
         <w:tc>
@@ -14852,9 +15050,11 @@
             <w:pPr>
               <w:spacing w:after="160"/>
             </w:pPr>
+            <w:proofErr w:type="spellStart"/>
             <w:r>
               <w:t>guest_id</w:t>
             </w:r>
+            <w:proofErr w:type="spellEnd"/>
           </w:p>
         </w:tc>
         <w:tc>
@@ -14919,9 +15119,11 @@
             <w:pPr>
               <w:spacing w:after="160"/>
             </w:pPr>
+            <w:proofErr w:type="spellStart"/>
             <w:r>
               <w:t>passport_name</w:t>
             </w:r>
+            <w:proofErr w:type="spellEnd"/>
           </w:p>
         </w:tc>
         <w:tc>
@@ -14986,9 +15188,11 @@
             <w:pPr>
               <w:spacing w:after="160"/>
             </w:pPr>
+            <w:proofErr w:type="spellStart"/>
             <w:r>
               <w:t>passport_number</w:t>
             </w:r>
+            <w:proofErr w:type="spellEnd"/>
           </w:p>
         </w:tc>
         <w:tc>
@@ -15053,9 +15257,11 @@
             <w:pPr>
               <w:spacing w:after="160"/>
             </w:pPr>
+            <w:proofErr w:type="spellStart"/>
             <w:r>
               <w:t>passport_expiry</w:t>
             </w:r>
+            <w:proofErr w:type="spellEnd"/>
           </w:p>
         </w:tc>
         <w:tc>
@@ -15187,9 +15393,11 @@
             <w:pPr>
               <w:spacing w:after="160"/>
             </w:pPr>
+            <w:proofErr w:type="spellStart"/>
             <w:r>
               <w:t>passport_issue_authority</w:t>
             </w:r>
+            <w:proofErr w:type="spellEnd"/>
           </w:p>
         </w:tc>
         <w:tc>
@@ -15254,9 +15462,11 @@
             <w:pPr>
               <w:spacing w:after="160"/>
             </w:pPr>
+            <w:proofErr w:type="spellStart"/>
             <w:r>
               <w:t>date_of_birth</w:t>
             </w:r>
+            <w:proofErr w:type="spellEnd"/>
           </w:p>
         </w:tc>
         <w:tc>
@@ -15641,9 +15851,11 @@
             <w:pPr>
               <w:spacing w:after="160"/>
             </w:pPr>
+            <w:proofErr w:type="spellStart"/>
             <w:r>
               <w:t>guest_id</w:t>
             </w:r>
+            <w:proofErr w:type="spellEnd"/>
           </w:p>
         </w:tc>
         <w:tc>
@@ -15708,9 +15920,11 @@
             <w:pPr>
               <w:spacing w:after="160"/>
             </w:pPr>
+            <w:proofErr w:type="spellStart"/>
             <w:r>
               <w:t>airline_employee_id</w:t>
             </w:r>
+            <w:proofErr w:type="spellEnd"/>
           </w:p>
         </w:tc>
         <w:tc>
@@ -15775,9 +15989,11 @@
             <w:pPr>
               <w:spacing w:after="160"/>
             </w:pPr>
+            <w:proofErr w:type="spellStart"/>
             <w:r>
               <w:t>first_name</w:t>
             </w:r>
+            <w:proofErr w:type="spellEnd"/>
           </w:p>
         </w:tc>
         <w:tc>
@@ -15842,9 +16058,11 @@
             <w:pPr>
               <w:spacing w:after="160"/>
             </w:pPr>
+            <w:proofErr w:type="spellStart"/>
             <w:r>
               <w:t>last_name</w:t>
             </w:r>
+            <w:proofErr w:type="spellEnd"/>
           </w:p>
         </w:tc>
         <w:tc>
@@ -15992,9 +16210,11 @@
             <w:pPr>
               <w:spacing w:after="160"/>
             </w:pPr>
+            <w:proofErr w:type="spellStart"/>
             <w:r>
               <w:t>phone_number</w:t>
             </w:r>
+            <w:proofErr w:type="spellEnd"/>
           </w:p>
         </w:tc>
         <w:tc>
@@ -16268,9 +16488,11 @@
             <w:pPr>
               <w:spacing w:after="160"/>
             </w:pPr>
+            <w:proofErr w:type="spellStart"/>
             <w:r>
               <w:t>airline_employee_id</w:t>
             </w:r>
+            <w:proofErr w:type="spellEnd"/>
           </w:p>
         </w:tc>
         <w:tc>
@@ -16335,9 +16557,11 @@
             <w:pPr>
               <w:spacing w:after="160"/>
             </w:pPr>
+            <w:proofErr w:type="spellStart"/>
             <w:r>
               <w:t>first_name</w:t>
             </w:r>
+            <w:proofErr w:type="spellEnd"/>
           </w:p>
         </w:tc>
         <w:tc>
@@ -16402,9 +16626,11 @@
             <w:pPr>
               <w:spacing w:after="160"/>
             </w:pPr>
+            <w:proofErr w:type="spellStart"/>
             <w:r>
               <w:t>last_name</w:t>
             </w:r>
+            <w:proofErr w:type="spellEnd"/>
           </w:p>
         </w:tc>
         <w:tc>
@@ -16684,6 +16910,7 @@
             <w:pPr>
               <w:spacing w:after="160"/>
             </w:pPr>
+            <w:proofErr w:type="spellStart"/>
             <w:r>
               <w:t>e</w:t>
             </w:r>
@@ -16693,6 +16920,7 @@
             <w:r>
               <w:t>type</w:t>
             </w:r>
+            <w:proofErr w:type="spellEnd"/>
           </w:p>
         </w:tc>
         <w:tc>
@@ -16791,7 +17019,15 @@
         <w:t>in the Flask session. This I</w:t>
       </w:r>
       <w:r>
-        <w:t>D and type is checked against access rules before requests are fulfilled.</w:t>
+        <w:t xml:space="preserve">D and type </w:t>
+      </w:r>
+      <w:proofErr w:type="gramStart"/>
+      <w:r>
+        <w:t>is</w:t>
+      </w:r>
+      <w:proofErr w:type="gramEnd"/>
+      <w:r>
+        <w:t xml:space="preserve"> checked against access rules before requests are fulfilled.</w:t>
       </w:r>
     </w:p>
     <w:tbl>
@@ -18335,7 +18571,15 @@
               <w:t xml:space="preserve"> </w:t>
             </w:r>
             <w:r>
-              <w:t>Must be a primary key for a user of customer support representative type in the airline employees table</w:t>
+              <w:t xml:space="preserve">Must be a primary key for a user of customer support representative type in the airline </w:t>
+            </w:r>
+            <w:proofErr w:type="gramStart"/>
+            <w:r>
+              <w:t>employees</w:t>
+            </w:r>
+            <w:proofErr w:type="gramEnd"/>
+            <w:r>
+              <w:t xml:space="preserve"> table</w:t>
             </w:r>
           </w:p>
           <w:p>
@@ -19624,7 +19868,15 @@
               <w:t xml:space="preserve"> </w:t>
             </w:r>
             <w:r>
-              <w:t>Must be an ID of a companion connected to the booking guest in the companions table</w:t>
+              <w:t xml:space="preserve">Must be an ID of a companion connected to the booking guest in the </w:t>
+            </w:r>
+            <w:proofErr w:type="gramStart"/>
+            <w:r>
+              <w:t>companions</w:t>
+            </w:r>
+            <w:proofErr w:type="gramEnd"/>
+            <w:r>
+              <w:t xml:space="preserve"> table</w:t>
             </w:r>
           </w:p>
           <w:p>
@@ -19883,7 +20135,15 @@
               </w:numPr>
             </w:pPr>
             <w:r>
-              <w:t>Flight operations manager add route modal,</w:t>
+              <w:t xml:space="preserve">Flight operations manager </w:t>
+            </w:r>
+            <w:proofErr w:type="gramStart"/>
+            <w:r>
+              <w:t>add</w:t>
+            </w:r>
+            <w:proofErr w:type="gramEnd"/>
+            <w:r>
+              <w:t xml:space="preserve"> route modal,</w:t>
             </w:r>
           </w:p>
           <w:p/>
@@ -20043,7 +20303,15 @@
               </w:numPr>
             </w:pPr>
             <w:r>
-              <w:t>Flight operations manager add route modal,</w:t>
+              <w:t xml:space="preserve">Flight operations manager </w:t>
+            </w:r>
+            <w:proofErr w:type="gramStart"/>
+            <w:r>
+              <w:t>add</w:t>
+            </w:r>
+            <w:proofErr w:type="gramEnd"/>
+            <w:r>
+              <w:t xml:space="preserve"> route modal,</w:t>
             </w:r>
           </w:p>
           <w:p/>
@@ -20125,8 +20393,13 @@
               <w:t xml:space="preserve"> </w:t>
             </w:r>
             <w:r>
-              <w:t>Must be ICAO code of airport in airports table and must not be same as origin airport  ICAO</w:t>
-            </w:r>
+              <w:t xml:space="preserve">Must be ICAO code of airport in airports table and must not be same as origin </w:t>
+            </w:r>
+            <w:proofErr w:type="gramStart"/>
+            <w:r>
+              <w:t>airport  ICAO</w:t>
+            </w:r>
+            <w:proofErr w:type="gramEnd"/>
           </w:p>
           <w:p>
             <w:r>
@@ -21632,7 +21905,15 @@
               <w:t xml:space="preserve"> </w:t>
             </w:r>
             <w:r>
-              <w:t>Not required as covered by the type check</w:t>
+              <w:t xml:space="preserve">Not required as covered by the </w:t>
+            </w:r>
+            <w:proofErr w:type="gramStart"/>
+            <w:r>
+              <w:t>type</w:t>
+            </w:r>
+            <w:proofErr w:type="gramEnd"/>
+            <w:r>
+              <w:t xml:space="preserve"> check</w:t>
             </w:r>
           </w:p>
           <w:p>
@@ -21908,10 +22189,4290 @@
     <w:p>
       <w:pPr>
         <w:spacing w:after="160"/>
+        <w:rPr>
+          <w:rFonts w:asciiTheme="majorHAnsi" w:eastAsiaTheme="majorEastAsia" w:hAnsiTheme="majorHAnsi" w:cstheme="majorBidi"/>
+          <w:color w:val="0F4761" w:themeColor="accent1" w:themeShade="BF"/>
+          <w:sz w:val="40"/>
+          <w:szCs w:val="40"/>
+        </w:rPr>
       </w:pPr>
       <w:r>
         <w:br w:type="page"/>
       </w:r>
+    </w:p>
+    <w:p>
+      <w:pPr>
+        <w:pStyle w:val="Heading1"/>
+      </w:pPr>
+      <w:r>
+        <w:lastRenderedPageBreak/>
+        <w:t>Module Structures</w:t>
+      </w:r>
+    </w:p>
+    <w:p>
+      <w:r>
+        <w:t>I find it helpful in my design process to make a list of all the functions I have to write on paper based on my UI designs</w:t>
+      </w:r>
+      <w:r>
+        <w:t>. I have used this to make a module outline in my working directory and written a docstring for each function outlining the arguments it takes, a basic overview of any processing done, and what it returns (if anything). These docstrings also include</w:t>
+      </w:r>
+      <w:r>
+        <w:t xml:space="preserve"> a brief overview of any exceptions that will be raised by the validation of these functions (more detailed validation will be done in the API that calls upon these </w:t>
+      </w:r>
+      <w:proofErr w:type="gramStart"/>
+      <w:r>
+        <w:t>modules</w:t>
+      </w:r>
+      <w:proofErr w:type="gramEnd"/>
+      <w:r>
+        <w:t xml:space="preserve"> but this acts as a last line of defence between anyone using the API and the database).</w:t>
+      </w:r>
+      <w:r>
+        <w:t xml:space="preserve"> The below section is the result of passing these </w:t>
+      </w:r>
+      <w:r>
+        <w:t>docstrings into Claude for summarisation into a paragraph format befitting of longer form documentation. Full details of my AI usage can be found in “</w:t>
+      </w:r>
+      <w:proofErr w:type="gramStart"/>
+      <w:r>
+        <w:t>/.documentation</w:t>
+      </w:r>
+      <w:proofErr w:type="gramEnd"/>
+      <w:r>
+        <w:t xml:space="preserve">/NEA Log.docx” with yet further detail about this AI usage even in </w:t>
+      </w:r>
+      <w:r>
+        <w:t>“</w:t>
+      </w:r>
+      <w:proofErr w:type="gramStart"/>
+      <w:r>
+        <w:t>/</w:t>
+      </w:r>
+      <w:r>
+        <w:t>.documentation</w:t>
+      </w:r>
+      <w:proofErr w:type="gramEnd"/>
+      <w:r>
+        <w:t>\AI Usage\Algorithms Docstring Conversion</w:t>
+      </w:r>
+      <w:r>
+        <w:t>”.</w:t>
+      </w:r>
+    </w:p>
+    <w:p/>
+    <w:p>
+      <w:r>
+        <w:t xml:space="preserve">Every function below (with the exception of </w:t>
+      </w:r>
+      <w:proofErr w:type="spellStart"/>
+      <w:r>
+        <w:rPr>
+          <w:rFonts w:ascii="Consolas" w:hAnsi="Consolas"/>
+        </w:rPr>
+        <w:t>calculate_flight_duration</w:t>
+      </w:r>
+      <w:proofErr w:type="spellEnd"/>
+      <w:r>
+        <w:t xml:space="preserve">) is wrapped in </w:t>
+      </w:r>
+      <w:r>
+        <w:t>a</w:t>
+      </w:r>
+      <w:r>
+        <w:t xml:space="preserve"> </w:t>
+      </w:r>
+      <w:r>
+        <w:rPr>
+          <w:rFonts w:ascii="Consolas" w:hAnsi="Consolas"/>
+        </w:rPr>
+        <w:t>@with_session</w:t>
+      </w:r>
+      <w:r>
+        <w:t>. This decorator creates a new database session, passes it in as the first argument (</w:t>
+      </w:r>
+      <w:r>
+        <w:rPr>
+          <w:rFonts w:ascii="Consolas" w:hAnsi="Consolas"/>
+        </w:rPr>
+        <w:t>Session</w:t>
+      </w:r>
+      <w:r>
+        <w:t>), commits any changes if the function finishes successfully, and rolls them back if an exception is raised. As such, the session never needs to be passed in by hand when calling these functions; the descriptions below focus on the remaining arguments.</w:t>
+      </w:r>
+    </w:p>
+    <w:p>
+      <w:pPr>
+        <w:pStyle w:val="Heading2"/>
+      </w:pPr>
+      <w:r>
+        <w:t>Bookings Module</w:t>
+      </w:r>
+      <w:r>
+        <w:br/>
+      </w:r>
+      <w:r>
+        <w:rPr>
+          <w:rStyle w:val="Heading4Char"/>
+          <w:sz w:val="24"/>
+          <w:szCs w:val="24"/>
+        </w:rPr>
+        <w:t>Batch Clear Unpaid Bookings</w:t>
+      </w:r>
+    </w:p>
+    <w:p>
+      <w:r>
+        <w:t xml:space="preserve">The </w:t>
+      </w:r>
+      <w:proofErr w:type="spellStart"/>
+      <w:r>
+        <w:rPr>
+          <w:rFonts w:ascii="Consolas" w:hAnsi="Consolas"/>
+        </w:rPr>
+        <w:t>batch_clear_unpaid_bookings</w:t>
+      </w:r>
+      <w:proofErr w:type="spellEnd"/>
+      <w:r>
+        <w:t xml:space="preserve"> function (found in </w:t>
+      </w:r>
+      <w:r>
+        <w:rPr>
+          <w:rFonts w:ascii="Consolas" w:hAnsi="Consolas"/>
+        </w:rPr>
+        <w:t>batch_clear_uncleared_bookings.py</w:t>
+      </w:r>
+      <w:r>
+        <w:t>) is a housekeeping service that is intended to be run regularly. It deletes any booking records that have been abandoned, meaning that they are still marked as unpaid more than seven days after being made. It takes no arguments other than the session and does not return anything (</w:t>
+      </w:r>
+      <w:r>
+        <w:rPr>
+          <w:rFonts w:ascii="Consolas" w:hAnsi="Consolas"/>
+        </w:rPr>
+        <w:t>None</w:t>
+      </w:r>
+      <w:r>
+        <w:t>).</w:t>
+      </w:r>
+    </w:p>
+    <w:p>
+      <w:pPr>
+        <w:pStyle w:val="Heading4"/>
+      </w:pPr>
+      <w:r>
+        <w:br/>
+      </w:r>
+      <w:r>
+        <w:t>Create Unpaid Booking</w:t>
+      </w:r>
+    </w:p>
+    <w:p>
+      <w:r>
+        <w:t xml:space="preserve">The </w:t>
+      </w:r>
+      <w:proofErr w:type="spellStart"/>
+      <w:r>
+        <w:rPr>
+          <w:rFonts w:ascii="Consolas" w:hAnsi="Consolas"/>
+        </w:rPr>
+        <w:t>create_unpaid_booking</w:t>
+      </w:r>
+      <w:proofErr w:type="spellEnd"/>
+      <w:r>
+        <w:t xml:space="preserve"> function creates a new booking for a given guest on a given flight. It should be called as the guest moves from the flight selection page to the seat selection page. Besides the session, it takes the ID of the guest that the booking is for (</w:t>
+      </w:r>
+      <w:proofErr w:type="spellStart"/>
+      <w:r>
+        <w:rPr>
+          <w:rFonts w:ascii="Consolas" w:hAnsi="Consolas"/>
+        </w:rPr>
+        <w:t>guest_id</w:t>
+      </w:r>
+      <w:proofErr w:type="spellEnd"/>
+      <w:r>
+        <w:t>: int) and the ID of the flight that it should be linked to (</w:t>
+      </w:r>
+      <w:proofErr w:type="spellStart"/>
+      <w:r>
+        <w:rPr>
+          <w:rFonts w:ascii="Consolas" w:hAnsi="Consolas"/>
+        </w:rPr>
+        <w:t>flight_id</w:t>
+      </w:r>
+      <w:proofErr w:type="spellEnd"/>
+      <w:r>
+        <w:t>: int). A new record is then added to the bookings table with an auto-incremented ID, the given guest and flight IDs, the current date and time (</w:t>
+      </w:r>
+      <w:proofErr w:type="spellStart"/>
+      <w:proofErr w:type="gramStart"/>
+      <w:r>
+        <w:rPr>
+          <w:rFonts w:ascii="Consolas" w:hAnsi="Consolas"/>
+        </w:rPr>
+        <w:t>datetime.now</w:t>
+      </w:r>
+      <w:proofErr w:type="spellEnd"/>
+      <w:r>
+        <w:rPr>
+          <w:rFonts w:ascii="Consolas" w:hAnsi="Consolas"/>
+        </w:rPr>
+        <w:t>(</w:t>
+      </w:r>
+      <w:proofErr w:type="gramEnd"/>
+      <w:r>
+        <w:rPr>
+          <w:rFonts w:ascii="Consolas" w:hAnsi="Consolas"/>
+        </w:rPr>
+        <w:t>)</w:t>
+      </w:r>
+      <w:r>
+        <w:t xml:space="preserve">) as the booking date, and the paid flag set to False. As it is unpaid, the booking will not appear on the guest’s profile page until it has been paid for. These unpaid records could also be used later on to prompt guests to finish bookings that they abandoned part way through (an “abandoned basket”). It returns </w:t>
+      </w:r>
+      <w:r>
+        <w:rPr>
+          <w:rFonts w:ascii="Consolas" w:hAnsi="Consolas"/>
+        </w:rPr>
+        <w:t>None</w:t>
+      </w:r>
+      <w:r>
+        <w:t>.</w:t>
+      </w:r>
+    </w:p>
+    <w:p>
+      <w:pPr>
+        <w:pStyle w:val="Heading4"/>
+      </w:pPr>
+      <w:r>
+        <w:br/>
+        <w:t>Generate Boarding Pass</w:t>
+      </w:r>
+    </w:p>
+    <w:p>
+      <w:r>
+        <w:t xml:space="preserve">The </w:t>
+      </w:r>
+      <w:proofErr w:type="spellStart"/>
+      <w:r>
+        <w:rPr>
+          <w:rFonts w:ascii="Consolas" w:hAnsi="Consolas"/>
+        </w:rPr>
+        <w:t>generate_boarding_pass</w:t>
+      </w:r>
+      <w:proofErr w:type="spellEnd"/>
+      <w:r>
+        <w:t xml:space="preserve"> function produces a PDF boarding pass for a given booking. Besides the session, it only needs the ID of the booking that the boarding pass should be based on (</w:t>
+      </w:r>
+      <w:proofErr w:type="spellStart"/>
+      <w:r>
+        <w:rPr>
+          <w:rFonts w:ascii="Consolas" w:hAnsi="Consolas"/>
+        </w:rPr>
+        <w:t>booking_id</w:t>
+      </w:r>
+      <w:proofErr w:type="spellEnd"/>
+      <w:r>
+        <w:t xml:space="preserve">: int). The PDF is created with </w:t>
+      </w:r>
+      <w:proofErr w:type="spellStart"/>
+      <w:r>
+        <w:t>ReportLab</w:t>
+      </w:r>
+      <w:proofErr w:type="spellEnd"/>
+      <w:r>
+        <w:t xml:space="preserve"> and saved as “boarding.pdf” in the root project directory, overwriting any existing document of the same name. As the output is the file itself, the function returns </w:t>
+      </w:r>
+      <w:r>
+        <w:rPr>
+          <w:rFonts w:ascii="Consolas" w:hAnsi="Consolas"/>
+        </w:rPr>
+        <w:t>None</w:t>
+      </w:r>
+      <w:r>
+        <w:t>.</w:t>
+      </w:r>
+    </w:p>
+    <w:p>
+      <w:pPr>
+        <w:pStyle w:val="Heading4"/>
+      </w:pPr>
+      <w:r>
+        <w:br/>
+        <w:t>Get All Guest Bookings</w:t>
+      </w:r>
+    </w:p>
+    <w:p>
+      <w:r>
+        <w:t xml:space="preserve">The </w:t>
+      </w:r>
+      <w:proofErr w:type="spellStart"/>
+      <w:r>
+        <w:rPr>
+          <w:rFonts w:ascii="Consolas" w:hAnsi="Consolas"/>
+        </w:rPr>
+        <w:t>get_all_guest_bookings</w:t>
+      </w:r>
+      <w:proofErr w:type="spellEnd"/>
+      <w:r>
+        <w:t xml:space="preserve"> function gets all of the past and upcoming bookings for a given guest along with the details needed to display them. Besides the session, it takes the ID of the guest to search for (</w:t>
+      </w:r>
+      <w:proofErr w:type="spellStart"/>
+      <w:r>
+        <w:rPr>
+          <w:rFonts w:ascii="Consolas" w:hAnsi="Consolas"/>
+        </w:rPr>
+        <w:t>user_id</w:t>
+      </w:r>
+      <w:proofErr w:type="spellEnd"/>
+      <w:r>
+        <w:t>: int). It returns a dictionary (</w:t>
+      </w:r>
+      <w:proofErr w:type="spellStart"/>
+      <w:r>
+        <w:rPr>
+          <w:rFonts w:ascii="Consolas" w:hAnsi="Consolas"/>
+        </w:rPr>
+        <w:t>dict</w:t>
+      </w:r>
+      <w:proofErr w:type="spellEnd"/>
+      <w:r>
+        <w:t xml:space="preserve">) with two keys, “past” and “future”, each of which holds a </w:t>
+      </w:r>
+      <w:r>
+        <w:lastRenderedPageBreak/>
+        <w:t>list of bookings ordered by their date and time of departure. Each booking in these lists is a tuple containing:</w:t>
+      </w:r>
+    </w:p>
+    <w:p>
+      <w:pPr>
+        <w:pStyle w:val="ListParagraph"/>
+      </w:pPr>
+      <w:r>
+        <w:t>The booking ID (int),</w:t>
+      </w:r>
+    </w:p>
+    <w:p>
+      <w:pPr>
+        <w:pStyle w:val="ListParagraph"/>
+      </w:pPr>
+      <w:r>
+        <w:t>The departure airport’s name (str),</w:t>
+      </w:r>
+    </w:p>
+    <w:p>
+      <w:pPr>
+        <w:pStyle w:val="ListParagraph"/>
+      </w:pPr>
+      <w:r>
+        <w:t>The departure airport’s IATA code (str),</w:t>
+      </w:r>
+    </w:p>
+    <w:p>
+      <w:pPr>
+        <w:pStyle w:val="ListParagraph"/>
+      </w:pPr>
+      <w:r>
+        <w:t>The local date and time of departure (datetime),</w:t>
+      </w:r>
+    </w:p>
+    <w:p>
+      <w:pPr>
+        <w:pStyle w:val="ListParagraph"/>
+      </w:pPr>
+      <w:r>
+        <w:t>The arrival airport’s name (str),</w:t>
+      </w:r>
+    </w:p>
+    <w:p>
+      <w:pPr>
+        <w:pStyle w:val="ListParagraph"/>
+      </w:pPr>
+      <w:r>
+        <w:t>The arrival airport’s IATA code (str),</w:t>
+      </w:r>
+    </w:p>
+    <w:p>
+      <w:pPr>
+        <w:pStyle w:val="ListParagraph"/>
+      </w:pPr>
+      <w:r>
+        <w:t>The local date and time of arrival (datetime),</w:t>
+      </w:r>
+    </w:p>
+    <w:p>
+      <w:pPr>
+        <w:pStyle w:val="ListParagraph"/>
+      </w:pPr>
+      <w:r>
+        <w:t>The duration of the flight (</w:t>
+      </w:r>
+      <w:proofErr w:type="spellStart"/>
+      <w:r>
+        <w:t>timedelta</w:t>
+      </w:r>
+      <w:proofErr w:type="spellEnd"/>
+      <w:r>
+        <w:t>),</w:t>
+      </w:r>
+    </w:p>
+    <w:p>
+      <w:pPr>
+        <w:pStyle w:val="ListParagraph"/>
+      </w:pPr>
+      <w:r>
+        <w:t>The number of companions on the booking (int),</w:t>
+      </w:r>
+    </w:p>
+    <w:p>
+      <w:pPr>
+        <w:pStyle w:val="Heading4"/>
+      </w:pPr>
+      <w:r>
+        <w:br/>
+        <w:t>Get Booking Details</w:t>
+      </w:r>
+    </w:p>
+    <w:p>
+      <w:r>
+        <w:t xml:space="preserve">The </w:t>
+      </w:r>
+      <w:proofErr w:type="spellStart"/>
+      <w:r>
+        <w:rPr>
+          <w:rFonts w:ascii="Consolas" w:hAnsi="Consolas"/>
+        </w:rPr>
+        <w:t>get_booking_details</w:t>
+      </w:r>
+      <w:proofErr w:type="spellEnd"/>
+      <w:r>
+        <w:t xml:space="preserve"> function gets all of the details for a single booking. Besides the session, it takes the ID of the booking to get the details of (</w:t>
+      </w:r>
+      <w:proofErr w:type="spellStart"/>
+      <w:r>
+        <w:rPr>
+          <w:rFonts w:ascii="Consolas" w:hAnsi="Consolas"/>
+        </w:rPr>
+        <w:t>booking_id</w:t>
+      </w:r>
+      <w:proofErr w:type="spellEnd"/>
+      <w:r>
+        <w:t>: int). It returns a dictionary (</w:t>
+      </w:r>
+      <w:proofErr w:type="spellStart"/>
+      <w:r>
+        <w:rPr>
+          <w:rFonts w:ascii="Consolas" w:hAnsi="Consolas"/>
+        </w:rPr>
+        <w:t>dict</w:t>
+      </w:r>
+      <w:proofErr w:type="spellEnd"/>
+      <w:r>
+        <w:t>) containing:</w:t>
+      </w:r>
+    </w:p>
+    <w:p>
+      <w:pPr>
+        <w:pStyle w:val="ListParagraph"/>
+      </w:pPr>
+      <w:r>
+        <w:t>“</w:t>
+      </w:r>
+      <w:proofErr w:type="spellStart"/>
+      <w:r>
+        <w:t>departureDatetime</w:t>
+      </w:r>
+      <w:proofErr w:type="spellEnd"/>
+      <w:r>
+        <w:t>” – the date and time that the flight departs (datetime),</w:t>
+      </w:r>
+    </w:p>
+    <w:p>
+      <w:pPr>
+        <w:pStyle w:val="ListParagraph"/>
+      </w:pPr>
+      <w:r>
+        <w:t>“</w:t>
+      </w:r>
+      <w:proofErr w:type="spellStart"/>
+      <w:r>
+        <w:t>flightDuration</w:t>
+      </w:r>
+      <w:proofErr w:type="spellEnd"/>
+      <w:r>
+        <w:t>” – the duration of the flight (</w:t>
+      </w:r>
+      <w:proofErr w:type="spellStart"/>
+      <w:r>
+        <w:t>timedelta</w:t>
+      </w:r>
+      <w:proofErr w:type="spellEnd"/>
+      <w:r>
+        <w:t>),</w:t>
+      </w:r>
+    </w:p>
+    <w:p>
+      <w:pPr>
+        <w:pStyle w:val="ListParagraph"/>
+      </w:pPr>
+      <w:r>
+        <w:t>“companions” – a list with a tuple for each companion on the booking, containing:</w:t>
+      </w:r>
+    </w:p>
+    <w:p>
+      <w:pPr>
+        <w:pStyle w:val="ListParagraph"/>
+        <w:numPr>
+          <w:ilvl w:val="1"/>
+          <w:numId w:val="10"/>
+        </w:numPr>
+      </w:pPr>
+      <w:r>
+        <w:t>Their passport name (str),</w:t>
+      </w:r>
+    </w:p>
+    <w:p>
+      <w:pPr>
+        <w:pStyle w:val="ListParagraph"/>
+        <w:numPr>
+          <w:ilvl w:val="1"/>
+          <w:numId w:val="10"/>
+        </w:numPr>
+      </w:pPr>
+      <w:r>
+        <w:t>Their date of birth (date),</w:t>
+      </w:r>
+    </w:p>
+    <w:p>
+      <w:pPr>
+        <w:pStyle w:val="ListParagraph"/>
+        <w:numPr>
+          <w:ilvl w:val="1"/>
+          <w:numId w:val="10"/>
+        </w:numPr>
+      </w:pPr>
+      <w:r>
+        <w:t>The ID of the seat they are booked in to (str),</w:t>
+      </w:r>
+    </w:p>
+    <w:p>
+      <w:pPr>
+        <w:pStyle w:val="Heading4"/>
+      </w:pPr>
+      <w:r>
+        <w:br/>
+        <w:t>Pay Booking</w:t>
+      </w:r>
+    </w:p>
+    <w:p>
+      <w:r>
+        <w:t xml:space="preserve">The </w:t>
+      </w:r>
+      <w:proofErr w:type="spellStart"/>
+      <w:r>
+        <w:rPr>
+          <w:rFonts w:ascii="Consolas" w:hAnsi="Consolas"/>
+        </w:rPr>
+        <w:t>pay_booking</w:t>
+      </w:r>
+      <w:proofErr w:type="spellEnd"/>
+      <w:r>
+        <w:t xml:space="preserve"> function marks a given booking as paid for. Once paid, the booking will be shown to the guest on their profile page. Besides the session, it takes the ID of the booking to mark as paid (</w:t>
+      </w:r>
+      <w:proofErr w:type="spellStart"/>
+      <w:r>
+        <w:rPr>
+          <w:rFonts w:ascii="Consolas" w:hAnsi="Consolas"/>
+        </w:rPr>
+        <w:t>booking_id</w:t>
+      </w:r>
+      <w:proofErr w:type="spellEnd"/>
+      <w:r>
+        <w:t xml:space="preserve">: int). It returns </w:t>
+      </w:r>
+      <w:r>
+        <w:rPr>
+          <w:rFonts w:ascii="Consolas" w:hAnsi="Consolas"/>
+        </w:rPr>
+        <w:t>None</w:t>
+      </w:r>
+      <w:r>
+        <w:t>.</w:t>
+      </w:r>
+    </w:p>
+    <w:p>
+      <w:pPr>
+        <w:pStyle w:val="Heading2"/>
+      </w:pPr>
+      <w:r>
+        <w:t>Flights Module</w:t>
+      </w:r>
+    </w:p>
+    <w:p>
+      <w:pPr>
+        <w:pStyle w:val="Heading4"/>
+      </w:pPr>
+      <w:r>
+        <w:br/>
+        <w:t>Get Airport Flights</w:t>
+      </w:r>
+    </w:p>
+    <w:p>
+      <w:r>
+        <w:t xml:space="preserve">The </w:t>
+      </w:r>
+      <w:proofErr w:type="spellStart"/>
+      <w:r>
+        <w:rPr>
+          <w:rFonts w:ascii="Consolas" w:hAnsi="Consolas"/>
+        </w:rPr>
+        <w:t>get_airport_flights</w:t>
+      </w:r>
+      <w:proofErr w:type="spellEnd"/>
+      <w:r>
+        <w:t xml:space="preserve"> function gets a list of all the flights departing from a given airport in the next 24 hours. It is mainly used in the gate agent and check-in agent portals. Besides the session, it takes the ICAO code of the airport to get flights from (</w:t>
+      </w:r>
+      <w:proofErr w:type="spellStart"/>
+      <w:r>
+        <w:rPr>
+          <w:rFonts w:ascii="Consolas" w:hAnsi="Consolas"/>
+        </w:rPr>
+        <w:t>airport_icao</w:t>
+      </w:r>
+      <w:proofErr w:type="spellEnd"/>
+      <w:r>
+        <w:t>: str). It returns a list of tuples (</w:t>
+      </w:r>
+      <w:proofErr w:type="gramStart"/>
+      <w:r>
+        <w:rPr>
+          <w:rFonts w:ascii="Consolas" w:hAnsi="Consolas"/>
+        </w:rPr>
+        <w:t>list[tuple[</w:t>
+      </w:r>
+      <w:proofErr w:type="gramEnd"/>
+      <w:r>
+        <w:rPr>
+          <w:rFonts w:ascii="Consolas" w:hAnsi="Consolas"/>
+        </w:rPr>
+        <w:t>str, str, str, str, datetime, datetime]]</w:t>
+      </w:r>
+      <w:r>
+        <w:t>), each of which contains:</w:t>
+      </w:r>
+    </w:p>
+    <w:p>
+      <w:pPr>
+        <w:pStyle w:val="ListParagraph"/>
+      </w:pPr>
+      <w:r>
+        <w:t>The flight number (str),</w:t>
+      </w:r>
+    </w:p>
+    <w:p>
+      <w:pPr>
+        <w:pStyle w:val="ListParagraph"/>
+      </w:pPr>
+      <w:r>
+        <w:t>The destination airport’s ICAO code (str),</w:t>
+      </w:r>
+    </w:p>
+    <w:p>
+      <w:pPr>
+        <w:pStyle w:val="ListParagraph"/>
+      </w:pPr>
+      <w:r>
+        <w:t>The destination airport’s name (str),</w:t>
+      </w:r>
+    </w:p>
+    <w:p>
+      <w:pPr>
+        <w:pStyle w:val="ListParagraph"/>
+      </w:pPr>
+      <w:r>
+        <w:t>The time of departure (str),</w:t>
+      </w:r>
+    </w:p>
+    <w:p>
+      <w:pPr>
+        <w:pStyle w:val="ListParagraph"/>
+      </w:pPr>
+      <w:r>
+        <w:t>The date and time that check-in closes (datetime),</w:t>
+      </w:r>
+    </w:p>
+    <w:p>
+      <w:pPr>
+        <w:pStyle w:val="ListParagraph"/>
+      </w:pPr>
+      <w:r>
+        <w:t>The date and time that the gate closes (datetime),</w:t>
+      </w:r>
+    </w:p>
+    <w:p>
+      <w:pPr>
+        <w:pStyle w:val="Heading4"/>
+      </w:pPr>
+      <w:r>
+        <w:lastRenderedPageBreak/>
+        <w:br/>
+        <w:t>Change Flight Status</w:t>
+      </w:r>
+    </w:p>
+    <w:p>
+      <w:r>
+        <w:t xml:space="preserve">The </w:t>
+      </w:r>
+      <w:proofErr w:type="spellStart"/>
+      <w:r>
+        <w:rPr>
+          <w:rFonts w:ascii="Consolas" w:hAnsi="Consolas"/>
+        </w:rPr>
+        <w:t>change_flight_status</w:t>
+      </w:r>
+      <w:proofErr w:type="spellEnd"/>
+      <w:r>
+        <w:t xml:space="preserve"> function changes the status of a given flight. Besides the session, it takes the ID of the flight to be updated (</w:t>
+      </w:r>
+      <w:proofErr w:type="spellStart"/>
+      <w:r>
+        <w:rPr>
+          <w:rFonts w:ascii="Consolas" w:hAnsi="Consolas"/>
+        </w:rPr>
+        <w:t>flight_id</w:t>
+      </w:r>
+      <w:proofErr w:type="spellEnd"/>
+      <w:r>
+        <w:t>: int) and the status that it should be changed to (</w:t>
+      </w:r>
+      <w:proofErr w:type="spellStart"/>
+      <w:r>
+        <w:rPr>
+          <w:rFonts w:ascii="Consolas" w:hAnsi="Consolas"/>
+        </w:rPr>
+        <w:t>new_status</w:t>
+      </w:r>
+      <w:proofErr w:type="spellEnd"/>
+      <w:r>
+        <w:t xml:space="preserve">: str). The new status is checked against </w:t>
+      </w:r>
+      <w:r>
+        <w:rPr>
+          <w:rFonts w:ascii="Consolas" w:hAnsi="Consolas"/>
+        </w:rPr>
+        <w:t>FLIGHT_STATUS_</w:t>
+      </w:r>
+      <w:proofErr w:type="gramStart"/>
+      <w:r>
+        <w:rPr>
+          <w:rFonts w:ascii="Consolas" w:hAnsi="Consolas"/>
+        </w:rPr>
+        <w:t>OPTIONS</w:t>
+      </w:r>
+      <w:proofErr w:type="gramEnd"/>
+      <w:r>
+        <w:t xml:space="preserve"> and an exception is raised if it is not one of “scheduled”, “departed”, or “cancelled”. It returns </w:t>
+      </w:r>
+      <w:r>
+        <w:rPr>
+          <w:rFonts w:ascii="Consolas" w:hAnsi="Consolas"/>
+        </w:rPr>
+        <w:t>None</w:t>
+      </w:r>
+      <w:r>
+        <w:t>.</w:t>
+      </w:r>
+    </w:p>
+    <w:p>
+      <w:pPr>
+        <w:pStyle w:val="Heading4"/>
+      </w:pPr>
+      <w:r>
+        <w:br/>
+        <w:t>Get Flight Details</w:t>
+      </w:r>
+    </w:p>
+    <w:p>
+      <w:r>
+        <w:t xml:space="preserve">The </w:t>
+      </w:r>
+      <w:proofErr w:type="spellStart"/>
+      <w:r>
+        <w:rPr>
+          <w:rFonts w:ascii="Consolas" w:hAnsi="Consolas"/>
+        </w:rPr>
+        <w:t>get_flight_details</w:t>
+      </w:r>
+      <w:proofErr w:type="spellEnd"/>
+      <w:r>
+        <w:t xml:space="preserve"> function gets the details of a selected flight for use in the check-in and gate agent portals. Besides the session, it takes the flight number of the flight (</w:t>
+      </w:r>
+      <w:proofErr w:type="spellStart"/>
+      <w:r>
+        <w:rPr>
+          <w:rFonts w:ascii="Consolas" w:hAnsi="Consolas"/>
+        </w:rPr>
+        <w:t>flight_no</w:t>
+      </w:r>
+      <w:proofErr w:type="spellEnd"/>
+      <w:r>
+        <w:t>: int) and the ID of the member of airport staff making the request (</w:t>
+      </w:r>
+      <w:proofErr w:type="spellStart"/>
+      <w:r>
+        <w:rPr>
+          <w:rFonts w:ascii="Consolas" w:hAnsi="Consolas"/>
+        </w:rPr>
+        <w:t>airport_staff_id</w:t>
+      </w:r>
+      <w:proofErr w:type="spellEnd"/>
+      <w:r>
+        <w:t>: int); the latter is used to make sure that they have access to that flight. It returns a dictionary (</w:t>
+      </w:r>
+      <w:proofErr w:type="spellStart"/>
+      <w:r>
+        <w:rPr>
+          <w:rFonts w:ascii="Consolas" w:hAnsi="Consolas"/>
+        </w:rPr>
+        <w:t>dict</w:t>
+      </w:r>
+      <w:proofErr w:type="spellEnd"/>
+      <w:r>
+        <w:t>) containing:</w:t>
+      </w:r>
+    </w:p>
+    <w:p>
+      <w:pPr>
+        <w:pStyle w:val="ListParagraph"/>
+      </w:pPr>
+      <w:r>
+        <w:t>“</w:t>
+      </w:r>
+      <w:proofErr w:type="spellStart"/>
+      <w:r>
+        <w:t>flightNo</w:t>
+      </w:r>
+      <w:proofErr w:type="spellEnd"/>
+      <w:r>
+        <w:t>” – the flight number (str),</w:t>
+      </w:r>
+    </w:p>
+    <w:p>
+      <w:pPr>
+        <w:pStyle w:val="ListParagraph"/>
+      </w:pPr>
+      <w:r>
+        <w:t>“</w:t>
+      </w:r>
+      <w:proofErr w:type="spellStart"/>
+      <w:r>
+        <w:t>totalPassengers</w:t>
+      </w:r>
+      <w:proofErr w:type="spellEnd"/>
+      <w:r>
+        <w:t>” – the total number of passengers booked on to the flight (int),</w:t>
+      </w:r>
+    </w:p>
+    <w:p>
+      <w:pPr>
+        <w:pStyle w:val="ListParagraph"/>
+      </w:pPr>
+      <w:r>
+        <w:t>“checked” – the number of passengers that have checked in (int),</w:t>
+      </w:r>
+    </w:p>
+    <w:p>
+      <w:pPr>
+        <w:pStyle w:val="ListParagraph"/>
+      </w:pPr>
+      <w:r>
+        <w:t>“boarded” – the number of passengers that have boarded (int),</w:t>
+      </w:r>
+    </w:p>
+    <w:p>
+      <w:pPr>
+        <w:pStyle w:val="ListParagraph"/>
+      </w:pPr>
+      <w:r>
+        <w:t>“status” – the status of the flight (str),</w:t>
+      </w:r>
+    </w:p>
+    <w:p>
+      <w:pPr>
+        <w:pStyle w:val="ListParagraph"/>
+      </w:pPr>
+      <w:r>
+        <w:t>“</w:t>
+      </w:r>
+      <w:proofErr w:type="spellStart"/>
+      <w:r>
+        <w:t>departureTime</w:t>
+      </w:r>
+      <w:proofErr w:type="spellEnd"/>
+      <w:r>
+        <w:t>” – the date and time of departure (datetime),</w:t>
+      </w:r>
+    </w:p>
+    <w:p>
+      <w:pPr>
+        <w:pStyle w:val="ListParagraph"/>
+      </w:pPr>
+      <w:r>
+        <w:t>“</w:t>
+      </w:r>
+      <w:proofErr w:type="spellStart"/>
+      <w:r>
+        <w:t>checkInCloseTime</w:t>
+      </w:r>
+      <w:proofErr w:type="spellEnd"/>
+      <w:r>
+        <w:t>” – the date and time that check-in closes (datetime),</w:t>
+      </w:r>
+    </w:p>
+    <w:p>
+      <w:pPr>
+        <w:pStyle w:val="ListParagraph"/>
+      </w:pPr>
+      <w:r>
+        <w:t>“</w:t>
+      </w:r>
+      <w:proofErr w:type="spellStart"/>
+      <w:r>
+        <w:t>gateCloseTime</w:t>
+      </w:r>
+      <w:proofErr w:type="spellEnd"/>
+      <w:r>
+        <w:t>” – the date and time that the gate closes (datetime),</w:t>
+      </w:r>
+    </w:p>
+    <w:p>
+      <w:pPr>
+        <w:pStyle w:val="Heading4"/>
+      </w:pPr>
+      <w:r>
+        <w:br/>
+        <w:t>Get Route Flights</w:t>
+      </w:r>
+    </w:p>
+    <w:p>
+      <w:r>
+        <w:t xml:space="preserve">The </w:t>
+      </w:r>
+      <w:proofErr w:type="spellStart"/>
+      <w:r>
+        <w:rPr>
+          <w:rFonts w:ascii="Consolas" w:hAnsi="Consolas"/>
+        </w:rPr>
+        <w:t>get_route_flights</w:t>
+      </w:r>
+      <w:proofErr w:type="spellEnd"/>
+      <w:r>
+        <w:t xml:space="preserve"> function gets the past and future flights for a given route for use in the flight operations manager portal. Besides the session, it takes the ID of the route to search for flights on (</w:t>
+      </w:r>
+      <w:proofErr w:type="spellStart"/>
+      <w:r>
+        <w:rPr>
+          <w:rFonts w:ascii="Consolas" w:hAnsi="Consolas"/>
+        </w:rPr>
+        <w:t>route_id</w:t>
+      </w:r>
+      <w:proofErr w:type="spellEnd"/>
+      <w:r>
+        <w:t>: int). It returns a dictionary (</w:t>
+      </w:r>
+      <w:proofErr w:type="spellStart"/>
+      <w:r>
+        <w:rPr>
+          <w:rFonts w:ascii="Consolas" w:hAnsi="Consolas"/>
+        </w:rPr>
+        <w:t>dict</w:t>
+      </w:r>
+      <w:proofErr w:type="spellEnd"/>
+      <w:r>
+        <w:t>) with two keys, “past” and “future”, each of which holds a list of tuples containing:</w:t>
+      </w:r>
+    </w:p>
+    <w:p>
+      <w:pPr>
+        <w:pStyle w:val="ListParagraph"/>
+      </w:pPr>
+      <w:r>
+        <w:t>The flight ID (int),</w:t>
+      </w:r>
+    </w:p>
+    <w:p>
+      <w:pPr>
+        <w:pStyle w:val="ListParagraph"/>
+      </w:pPr>
+      <w:r>
+        <w:t>The date and time of departure (datetime),</w:t>
+      </w:r>
+    </w:p>
+    <w:p>
+      <w:pPr>
+        <w:pStyle w:val="ListParagraph"/>
+      </w:pPr>
+      <w:r>
+        <w:t>The capacity of the flight (int),</w:t>
+      </w:r>
+    </w:p>
+    <w:p>
+      <w:pPr>
+        <w:pStyle w:val="ListParagraph"/>
+      </w:pPr>
+      <w:r>
+        <w:t>The number of bookings on the flight (int),</w:t>
+      </w:r>
+    </w:p>
+    <w:p>
+      <w:pPr>
+        <w:pStyle w:val="ListParagraph"/>
+      </w:pPr>
+      <w:r>
+        <w:t>The status of the flight (str),</w:t>
+      </w:r>
+    </w:p>
+    <w:p>
+      <w:pPr>
+        <w:pStyle w:val="Heading4"/>
+      </w:pPr>
+      <w:r>
+        <w:br/>
+        <w:t>Edit Flight Departure Time</w:t>
+      </w:r>
+    </w:p>
+    <w:p>
+      <w:r>
+        <w:t xml:space="preserve">The </w:t>
+      </w:r>
+      <w:proofErr w:type="spellStart"/>
+      <w:r>
+        <w:rPr>
+          <w:rFonts w:ascii="Consolas" w:hAnsi="Consolas"/>
+        </w:rPr>
+        <w:t>edit_flight_departure_time</w:t>
+      </w:r>
+      <w:proofErr w:type="spellEnd"/>
+      <w:r>
+        <w:t xml:space="preserve"> function changes the departure time of a given flight. Besides the session, it takes the ID of the flight to be edited (</w:t>
+      </w:r>
+      <w:proofErr w:type="spellStart"/>
+      <w:r>
+        <w:rPr>
+          <w:rFonts w:ascii="Consolas" w:hAnsi="Consolas"/>
+        </w:rPr>
+        <w:t>flight_id</w:t>
+      </w:r>
+      <w:proofErr w:type="spellEnd"/>
+      <w:r>
+        <w:t>: int) and its new date and time of departure (</w:t>
+      </w:r>
+      <w:proofErr w:type="spellStart"/>
+      <w:r>
+        <w:rPr>
+          <w:rFonts w:ascii="Consolas" w:hAnsi="Consolas"/>
+        </w:rPr>
+        <w:t>new_departure_time</w:t>
+      </w:r>
+      <w:proofErr w:type="spellEnd"/>
+      <w:r>
+        <w:t xml:space="preserve">: datetime). An exception is raised if the flight has already departed or if the new departure time is in the past. It returns </w:t>
+      </w:r>
+      <w:r>
+        <w:rPr>
+          <w:rFonts w:ascii="Consolas" w:hAnsi="Consolas"/>
+        </w:rPr>
+        <w:t>None</w:t>
+      </w:r>
+      <w:r>
+        <w:t>.</w:t>
+      </w:r>
+    </w:p>
+    <w:p>
+      <w:pPr>
+        <w:pStyle w:val="Heading4"/>
+      </w:pPr>
+      <w:r>
+        <w:br/>
+        <w:t>Add New Flight</w:t>
+      </w:r>
+    </w:p>
+    <w:p>
+      <w:r>
+        <w:t xml:space="preserve">The </w:t>
+      </w:r>
+      <w:proofErr w:type="spellStart"/>
+      <w:r>
+        <w:rPr>
+          <w:rFonts w:ascii="Consolas" w:hAnsi="Consolas"/>
+        </w:rPr>
+        <w:t>add_new_flight</w:t>
+      </w:r>
+      <w:proofErr w:type="spellEnd"/>
+      <w:r>
+        <w:t xml:space="preserve"> function creates a new flight attached to a given service (schedule). Besides the session, it takes the ID of the service that the flight belongs to (</w:t>
+      </w:r>
+      <w:proofErr w:type="spellStart"/>
+      <w:r>
+        <w:rPr>
+          <w:rFonts w:ascii="Consolas" w:hAnsi="Consolas"/>
+        </w:rPr>
+        <w:t>service_id</w:t>
+      </w:r>
+      <w:proofErr w:type="spellEnd"/>
+      <w:r>
+        <w:t>: int) and the scheduled departure of the flight in UTC (</w:t>
+      </w:r>
+      <w:proofErr w:type="spellStart"/>
+      <w:r>
+        <w:rPr>
+          <w:rFonts w:ascii="Consolas" w:hAnsi="Consolas"/>
+        </w:rPr>
+        <w:t>scheduled_departure_utc</w:t>
+      </w:r>
+      <w:proofErr w:type="spellEnd"/>
+      <w:r>
+        <w:t xml:space="preserve">: datetime). The flight number is generated automatically, the date and time created is set to the current date and time, and the status is set to “scheduled”. An exception is raised if the scheduled departure is in the past. It returns </w:t>
+      </w:r>
+      <w:r>
+        <w:rPr>
+          <w:rFonts w:ascii="Consolas" w:hAnsi="Consolas"/>
+        </w:rPr>
+        <w:t>None</w:t>
+      </w:r>
+      <w:r>
+        <w:t>.</w:t>
+      </w:r>
+    </w:p>
+    <w:p>
+      <w:pPr>
+        <w:pStyle w:val="Heading4"/>
+      </w:pPr>
+      <w:r>
+        <w:lastRenderedPageBreak/>
+        <w:br/>
+        <w:t>Add One-Off Flight</w:t>
+      </w:r>
+    </w:p>
+    <w:p>
+      <w:r>
+        <w:t xml:space="preserve">The </w:t>
+      </w:r>
+      <w:proofErr w:type="spellStart"/>
+      <w:r>
+        <w:rPr>
+          <w:rFonts w:ascii="Consolas" w:hAnsi="Consolas"/>
+        </w:rPr>
+        <w:t>add_one_off_flight</w:t>
+      </w:r>
+      <w:proofErr w:type="spellEnd"/>
+      <w:r>
+        <w:t xml:space="preserve"> function creates a single, non-repeating flight on a given route at a given time. Besides the session, it takes the ID of the route to create the flight on (</w:t>
+      </w:r>
+      <w:proofErr w:type="spellStart"/>
+      <w:r>
+        <w:rPr>
+          <w:rFonts w:ascii="Consolas" w:hAnsi="Consolas"/>
+        </w:rPr>
+        <w:t>route_id</w:t>
+      </w:r>
+      <w:proofErr w:type="spellEnd"/>
+      <w:r>
+        <w:t>: int) and the scheduled departure of the flight in UTC (</w:t>
+      </w:r>
+      <w:proofErr w:type="spellStart"/>
+      <w:r>
+        <w:rPr>
+          <w:rFonts w:ascii="Consolas" w:hAnsi="Consolas"/>
+        </w:rPr>
+        <w:t>scheduled_departure_utc</w:t>
+      </w:r>
+      <w:proofErr w:type="spellEnd"/>
+      <w:r>
+        <w:t xml:space="preserve">: datetime), which is stored in the service record. As every flight must belong to a service, it first creates a new daily schedule with the same start and end date and then creates a new flight attached to it. It returns </w:t>
+      </w:r>
+      <w:r>
+        <w:rPr>
+          <w:rFonts w:ascii="Consolas" w:hAnsi="Consolas"/>
+        </w:rPr>
+        <w:t>None</w:t>
+      </w:r>
+      <w:r>
+        <w:t>.</w:t>
+      </w:r>
+    </w:p>
+    <w:p>
+      <w:pPr>
+        <w:pStyle w:val="Heading4"/>
+      </w:pPr>
+      <w:r>
+        <w:br/>
+        <w:t>Batch Generate Scheduled Flights</w:t>
+      </w:r>
+    </w:p>
+    <w:p>
+      <w:r>
+        <w:t xml:space="preserve">The </w:t>
+      </w:r>
+      <w:proofErr w:type="spellStart"/>
+      <w:r>
+        <w:rPr>
+          <w:rFonts w:ascii="Consolas" w:hAnsi="Consolas"/>
+        </w:rPr>
+        <w:t>batch_generate_scheduled_flights</w:t>
+      </w:r>
+      <w:proofErr w:type="spellEnd"/>
+      <w:r>
+        <w:t xml:space="preserve"> function is a batch service that creates any flights for schedules that have not already been created. It only looks as far ahead as the </w:t>
+      </w:r>
+      <w:r>
+        <w:rPr>
+          <w:rFonts w:ascii="Consolas" w:hAnsi="Consolas"/>
+        </w:rPr>
+        <w:t>BATCH_GENERATE_LOOK_AHEAD</w:t>
+      </w:r>
+      <w:r>
+        <w:t xml:space="preserve"> constant at the top of the file allows, which is currently set to 90 days from today. It takes no arguments other than the session. While it has no return type given, it only adds records to the database and so should return </w:t>
+      </w:r>
+      <w:r>
+        <w:rPr>
+          <w:rFonts w:ascii="Consolas" w:hAnsi="Consolas"/>
+        </w:rPr>
+        <w:t>None</w:t>
+      </w:r>
+      <w:r>
+        <w:t>.</w:t>
+      </w:r>
+    </w:p>
+    <w:p>
+      <w:pPr>
+        <w:pStyle w:val="Heading4"/>
+      </w:pPr>
+      <w:r>
+        <w:br/>
+        <w:t>Search for Flight</w:t>
+      </w:r>
+    </w:p>
+    <w:p>
+      <w:r>
+        <w:t xml:space="preserve">The </w:t>
+      </w:r>
+      <w:proofErr w:type="spellStart"/>
+      <w:r>
+        <w:rPr>
+          <w:rFonts w:ascii="Consolas" w:hAnsi="Consolas"/>
+        </w:rPr>
+        <w:t>search_for_flight</w:t>
+      </w:r>
+      <w:proofErr w:type="spellEnd"/>
+      <w:r>
+        <w:t xml:space="preserve"> function searches for flights that match the criteria a guest has entered. Besides the session, it takes the search terms for the names of the departure airport (</w:t>
+      </w:r>
+      <w:proofErr w:type="spellStart"/>
+      <w:r>
+        <w:rPr>
+          <w:rFonts w:ascii="Consolas" w:hAnsi="Consolas"/>
+        </w:rPr>
+        <w:t>departure_airport</w:t>
+      </w:r>
+      <w:proofErr w:type="spellEnd"/>
+      <w:r>
+        <w:t>: str) and arrival airport (</w:t>
+      </w:r>
+      <w:proofErr w:type="spellStart"/>
+      <w:r>
+        <w:rPr>
+          <w:rFonts w:ascii="Consolas" w:hAnsi="Consolas"/>
+        </w:rPr>
+        <w:t>arrival_airport</w:t>
+      </w:r>
+      <w:proofErr w:type="spellEnd"/>
+      <w:r>
+        <w:t>: str), as well as the date that the flights should be on (</w:t>
+      </w:r>
+      <w:r>
+        <w:rPr>
+          <w:rFonts w:ascii="Consolas" w:hAnsi="Consolas"/>
+        </w:rPr>
+        <w:t>date</w:t>
+      </w:r>
+      <w:r>
+        <w:t>: date). A SQL LIKE comparison is used for the airport names so that close matches are also found. It returns a list (</w:t>
+      </w:r>
+      <w:r>
+        <w:rPr>
+          <w:rFonts w:ascii="Consolas" w:hAnsi="Consolas"/>
+        </w:rPr>
+        <w:t>list</w:t>
+      </w:r>
+      <w:r>
+        <w:t>) of tuples, each of which contains:</w:t>
+      </w:r>
+    </w:p>
+    <w:p>
+      <w:pPr>
+        <w:pStyle w:val="ListParagraph"/>
+      </w:pPr>
+      <w:r>
+        <w:t>The departure airport’s name (str),</w:t>
+      </w:r>
+    </w:p>
+    <w:p>
+      <w:pPr>
+        <w:pStyle w:val="ListParagraph"/>
+      </w:pPr>
+      <w:r>
+        <w:t>The departure airport’s IATA code (str),</w:t>
+      </w:r>
+    </w:p>
+    <w:p>
+      <w:pPr>
+        <w:pStyle w:val="ListParagraph"/>
+      </w:pPr>
+      <w:r>
+        <w:t>The date and time of departure (datetime),</w:t>
+      </w:r>
+    </w:p>
+    <w:p>
+      <w:pPr>
+        <w:pStyle w:val="ListParagraph"/>
+      </w:pPr>
+      <w:r>
+        <w:t>The duration of the flight (</w:t>
+      </w:r>
+      <w:proofErr w:type="spellStart"/>
+      <w:r>
+        <w:t>timedelta</w:t>
+      </w:r>
+      <w:proofErr w:type="spellEnd"/>
+      <w:r>
+        <w:t>),</w:t>
+      </w:r>
+    </w:p>
+    <w:p>
+      <w:pPr>
+        <w:pStyle w:val="ListParagraph"/>
+      </w:pPr>
+      <w:r>
+        <w:t>The destination airport’s name (str),</w:t>
+      </w:r>
+    </w:p>
+    <w:p>
+      <w:pPr>
+        <w:pStyle w:val="ListParagraph"/>
+      </w:pPr>
+      <w:r>
+        <w:t>The destination airport’s IATA code (str),</w:t>
+      </w:r>
+    </w:p>
+    <w:p>
+      <w:pPr>
+        <w:pStyle w:val="ListParagraph"/>
+      </w:pPr>
+      <w:r>
+        <w:t>The time of arrival (datetime),</w:t>
+      </w:r>
+    </w:p>
+    <w:p>
+      <w:pPr>
+        <w:pStyle w:val="ListParagraph"/>
+      </w:pPr>
+      <w:r>
+        <w:t>The price of a seat (float),</w:t>
+      </w:r>
+    </w:p>
+    <w:p>
+      <w:pPr>
+        <w:pStyle w:val="Heading4"/>
+      </w:pPr>
+      <w:r>
+        <w:br/>
+        <w:t>Calculate Flight Duration</w:t>
+      </w:r>
+    </w:p>
+    <w:p>
+      <w:r>
+        <w:t xml:space="preserve">The </w:t>
+      </w:r>
+      <w:proofErr w:type="spellStart"/>
+      <w:r>
+        <w:rPr>
+          <w:rFonts w:ascii="Consolas" w:hAnsi="Consolas"/>
+        </w:rPr>
+        <w:t>calculate_flight_duration</w:t>
+      </w:r>
+      <w:proofErr w:type="spellEnd"/>
+      <w:r>
+        <w:t xml:space="preserve"> function estimates how long a given flight will take. Unlike the other functions, it is not wrapped in </w:t>
+      </w:r>
+      <w:r>
+        <w:rPr>
+          <w:rFonts w:ascii="Consolas" w:hAnsi="Consolas"/>
+        </w:rPr>
+        <w:t>@with_session</w:t>
+      </w:r>
+      <w:r>
+        <w:t>, so the session (</w:t>
+      </w:r>
+      <w:r>
+        <w:rPr>
+          <w:rFonts w:ascii="Consolas" w:hAnsi="Consolas"/>
+        </w:rPr>
+        <w:t>Session</w:t>
+      </w:r>
+      <w:r>
+        <w:t>: Session) must be passed in by the function that calls it. It also takes the ID of the flight to calculate the duration of (</w:t>
+      </w:r>
+      <w:proofErr w:type="spellStart"/>
+      <w:r>
+        <w:rPr>
+          <w:rFonts w:ascii="Consolas" w:hAnsi="Consolas"/>
+        </w:rPr>
+        <w:t>flight_id</w:t>
+      </w:r>
+      <w:proofErr w:type="spellEnd"/>
+      <w:r>
+        <w:t xml:space="preserve">: int). The flight ID is used to get the route and then the coordinates of the departure and arrival airports. Pythagoras’ theorem is applied to these coordinates to find the length of the route in coordinate units, which is then converted to miles (as measured at the equator) and divided by the cruising speed of the aircraft to estimate the flight duration. It returns this estimate as a </w:t>
+      </w:r>
+      <w:proofErr w:type="spellStart"/>
+      <w:r>
+        <w:rPr>
+          <w:rFonts w:ascii="Consolas" w:hAnsi="Consolas"/>
+        </w:rPr>
+        <w:t>timedelta</w:t>
+      </w:r>
+      <w:proofErr w:type="spellEnd"/>
+      <w:r>
+        <w:t>.</w:t>
+      </w:r>
+    </w:p>
+    <w:p>
+      <w:pPr>
+        <w:pStyle w:val="Heading4"/>
+      </w:pPr>
+      <w:r>
+        <w:br/>
+        <w:t>Calculate Seat Price</w:t>
+      </w:r>
+    </w:p>
+    <w:p>
+      <w:r>
+        <w:t xml:space="preserve">The </w:t>
+      </w:r>
+      <w:proofErr w:type="spellStart"/>
+      <w:r>
+        <w:rPr>
+          <w:rFonts w:ascii="Consolas" w:hAnsi="Consolas"/>
+        </w:rPr>
+        <w:t>calculate_seat_price</w:t>
+      </w:r>
+      <w:proofErr w:type="spellEnd"/>
+      <w:r>
+        <w:t xml:space="preserve"> function calculates the price of one or more seats on a given flight. It is used by the </w:t>
+      </w:r>
+      <w:proofErr w:type="spellStart"/>
+      <w:r>
+        <w:rPr>
+          <w:rFonts w:ascii="Consolas" w:hAnsi="Consolas"/>
+        </w:rPr>
+        <w:t>search_for_flight</w:t>
+      </w:r>
+      <w:proofErr w:type="spellEnd"/>
+      <w:r>
+        <w:t xml:space="preserve"> function as well as for updating the price shown as a guest selects their seats. Besides the session, it takes the ID of the flight to calculate the price for (</w:t>
+      </w:r>
+      <w:proofErr w:type="spellStart"/>
+      <w:r>
+        <w:rPr>
+          <w:rFonts w:ascii="Consolas" w:hAnsi="Consolas"/>
+        </w:rPr>
+        <w:t>flight_id</w:t>
+      </w:r>
+      <w:proofErr w:type="spellEnd"/>
+      <w:r>
+        <w:t>: int) and the number of seats to price (</w:t>
+      </w:r>
+      <w:proofErr w:type="spellStart"/>
+      <w:r>
+        <w:rPr>
+          <w:rFonts w:ascii="Consolas" w:hAnsi="Consolas"/>
+        </w:rPr>
+        <w:t>number_of_seats</w:t>
+      </w:r>
+      <w:proofErr w:type="spellEnd"/>
+      <w:r>
+        <w:t xml:space="preserve">: int), which defaults to 1. It returns the price as a </w:t>
+      </w:r>
+      <w:r>
+        <w:rPr>
+          <w:rFonts w:ascii="Consolas" w:hAnsi="Consolas"/>
+        </w:rPr>
+        <w:t>float</w:t>
+      </w:r>
+      <w:r>
+        <w:t>.</w:t>
+      </w:r>
+    </w:p>
+    <w:p>
+      <w:pPr>
+        <w:pStyle w:val="Heading4"/>
+      </w:pPr>
+      <w:r>
+        <w:lastRenderedPageBreak/>
+        <w:br/>
+        <w:t>Create Route</w:t>
+      </w:r>
+    </w:p>
+    <w:p>
+      <w:r>
+        <w:t xml:space="preserve">The </w:t>
+      </w:r>
+      <w:proofErr w:type="spellStart"/>
+      <w:r>
+        <w:rPr>
+          <w:rFonts w:ascii="Consolas" w:hAnsi="Consolas"/>
+        </w:rPr>
+        <w:t>create_route</w:t>
+      </w:r>
+      <w:proofErr w:type="spellEnd"/>
+      <w:r>
+        <w:t xml:space="preserve"> function (found in </w:t>
+      </w:r>
+      <w:r>
+        <w:rPr>
+          <w:rFonts w:ascii="Consolas" w:hAnsi="Consolas"/>
+        </w:rPr>
+        <w:t>routes.py</w:t>
+      </w:r>
+      <w:r>
+        <w:t>) creates a new route between two airports at a given price. Besides the session, it takes the ICAO codes of the departure airport (</w:t>
+      </w:r>
+      <w:proofErr w:type="spellStart"/>
+      <w:r>
+        <w:rPr>
+          <w:rFonts w:ascii="Consolas" w:hAnsi="Consolas"/>
+        </w:rPr>
+        <w:t>departure_airport_icao</w:t>
+      </w:r>
+      <w:proofErr w:type="spellEnd"/>
+      <w:r>
+        <w:t>: str) and arrival airport (</w:t>
+      </w:r>
+      <w:proofErr w:type="spellStart"/>
+      <w:r>
+        <w:rPr>
+          <w:rFonts w:ascii="Consolas" w:hAnsi="Consolas"/>
+        </w:rPr>
+        <w:t>arrival_airport_icao</w:t>
+      </w:r>
+      <w:proofErr w:type="spellEnd"/>
+      <w:r>
+        <w:t>: str), as well as the price of one seat on flights along the route (</w:t>
+      </w:r>
+      <w:r>
+        <w:rPr>
+          <w:rFonts w:ascii="Consolas" w:hAnsi="Consolas"/>
+        </w:rPr>
+        <w:t>price</w:t>
+      </w:r>
+      <w:r>
+        <w:t xml:space="preserve">: float). An exception is raised if either of the airports does not exist, if the route already exists, or if the price is negative. It returns </w:t>
+      </w:r>
+      <w:r>
+        <w:rPr>
+          <w:rFonts w:ascii="Consolas" w:hAnsi="Consolas"/>
+        </w:rPr>
+        <w:t>None</w:t>
+      </w:r>
+      <w:r>
+        <w:t>.</w:t>
+      </w:r>
+    </w:p>
+    <w:p>
+      <w:pPr>
+        <w:pStyle w:val="Heading4"/>
+      </w:pPr>
+      <w:r>
+        <w:br/>
+        <w:t>Get All Routes</w:t>
+      </w:r>
+    </w:p>
+    <w:p>
+      <w:r>
+        <w:t xml:space="preserve">The </w:t>
+      </w:r>
+      <w:proofErr w:type="spellStart"/>
+      <w:r>
+        <w:rPr>
+          <w:rFonts w:ascii="Consolas" w:hAnsi="Consolas"/>
+        </w:rPr>
+        <w:t>get_all_routes</w:t>
+      </w:r>
+      <w:proofErr w:type="spellEnd"/>
+      <w:r>
+        <w:t xml:space="preserve"> function gets every route in the database, regardless of whether it has any flights or services. It takes no arguments other than the session. It returns a list of tuples (</w:t>
+      </w:r>
+      <w:proofErr w:type="gramStart"/>
+      <w:r>
+        <w:rPr>
+          <w:rFonts w:ascii="Consolas" w:hAnsi="Consolas"/>
+        </w:rPr>
+        <w:t>list[tuple[</w:t>
+      </w:r>
+      <w:proofErr w:type="gramEnd"/>
+      <w:r>
+        <w:rPr>
+          <w:rFonts w:ascii="Consolas" w:hAnsi="Consolas"/>
+        </w:rPr>
+        <w:t>int, str, str]]</w:t>
+      </w:r>
+      <w:r>
+        <w:t>), each of which contains the route ID (int), the departure airport’s name (str), and the arrival airport’s name (str).</w:t>
+      </w:r>
+    </w:p>
+    <w:p>
+      <w:pPr>
+        <w:pStyle w:val="Heading4"/>
+      </w:pPr>
+      <w:r>
+        <w:br/>
+        <w:t>Generate Route Statistics</w:t>
+      </w:r>
+    </w:p>
+    <w:p>
+      <w:r>
+        <w:t xml:space="preserve">The </w:t>
+      </w:r>
+      <w:proofErr w:type="spellStart"/>
+      <w:r>
+        <w:rPr>
+          <w:rFonts w:ascii="Consolas" w:hAnsi="Consolas"/>
+        </w:rPr>
+        <w:t>generate_route_statistics</w:t>
+      </w:r>
+      <w:proofErr w:type="spellEnd"/>
+      <w:r>
+        <w:t xml:space="preserve"> function gathers statistics for a given route. Besides the session, it takes the ID of the route to get statistics for (</w:t>
+      </w:r>
+      <w:proofErr w:type="spellStart"/>
+      <w:r>
+        <w:rPr>
+          <w:rFonts w:ascii="Consolas" w:hAnsi="Consolas"/>
+        </w:rPr>
+        <w:t>route_id</w:t>
+      </w:r>
+      <w:proofErr w:type="spellEnd"/>
+      <w:r>
+        <w:t>: int) and the window of time to look at (</w:t>
+      </w:r>
+      <w:r>
+        <w:rPr>
+          <w:rFonts w:ascii="Consolas" w:hAnsi="Consolas"/>
+        </w:rPr>
+        <w:t>timeframe</w:t>
+      </w:r>
+      <w:r>
+        <w:t xml:space="preserve">: </w:t>
+      </w:r>
+      <w:proofErr w:type="spellStart"/>
+      <w:r>
+        <w:t>timedelta</w:t>
+      </w:r>
+      <w:proofErr w:type="spellEnd"/>
+      <w:r>
+        <w:t>), e.g.: the past 30 days. It returns a dictionary (</w:t>
+      </w:r>
+      <w:proofErr w:type="spellStart"/>
+      <w:r>
+        <w:rPr>
+          <w:rFonts w:ascii="Consolas" w:hAnsi="Consolas"/>
+        </w:rPr>
+        <w:t>dict</w:t>
+      </w:r>
+      <w:proofErr w:type="spellEnd"/>
+      <w:r>
+        <w:t>) containing two lists: “</w:t>
+      </w:r>
+      <w:proofErr w:type="spellStart"/>
+      <w:r>
+        <w:t>averageFlightSaturation</w:t>
+      </w:r>
+      <w:proofErr w:type="spellEnd"/>
+      <w:r>
+        <w:t>” and “</w:t>
+      </w:r>
+      <w:proofErr w:type="spellStart"/>
+      <w:r>
+        <w:t>averageFlightSaturationByWeekday</w:t>
+      </w:r>
+      <w:proofErr w:type="spellEnd"/>
+      <w:r>
+        <w:t>”. These show how full flights on the route are on average, both overall and for each day of the week. More statistics are planned to be added to this in the future.</w:t>
+      </w:r>
+    </w:p>
+    <w:p>
+      <w:pPr>
+        <w:pStyle w:val="Heading4"/>
+      </w:pPr>
+      <w:r>
+        <w:br/>
+        <w:t>Get Route Schedules</w:t>
+      </w:r>
+    </w:p>
+    <w:p>
+      <w:r>
+        <w:t xml:space="preserve">The </w:t>
+      </w:r>
+      <w:proofErr w:type="spellStart"/>
+      <w:r>
+        <w:rPr>
+          <w:rFonts w:ascii="Consolas" w:hAnsi="Consolas"/>
+        </w:rPr>
+        <w:t>get_route_schedules</w:t>
+      </w:r>
+      <w:proofErr w:type="spellEnd"/>
+      <w:r>
+        <w:t xml:space="preserve"> function (found in </w:t>
+      </w:r>
+      <w:r>
+        <w:rPr>
+          <w:rFonts w:ascii="Consolas" w:hAnsi="Consolas"/>
+        </w:rPr>
+        <w:t>schedules.py</w:t>
+      </w:r>
+      <w:r>
+        <w:t>) gets the schedules (services) for a given route that are marked to be shown in the list. It is used in the flight operations manager portal. Besides the session, it takes the ID of the route to get schedules for (</w:t>
+      </w:r>
+      <w:proofErr w:type="spellStart"/>
+      <w:r>
+        <w:rPr>
+          <w:rFonts w:ascii="Consolas" w:hAnsi="Consolas"/>
+        </w:rPr>
+        <w:t>route_id</w:t>
+      </w:r>
+      <w:proofErr w:type="spellEnd"/>
+      <w:r>
+        <w:t>: int). It returns a dictionary (</w:t>
+      </w:r>
+      <w:proofErr w:type="spellStart"/>
+      <w:r>
+        <w:rPr>
+          <w:rFonts w:ascii="Consolas" w:hAnsi="Consolas"/>
+        </w:rPr>
+        <w:t>dict</w:t>
+      </w:r>
+      <w:proofErr w:type="spellEnd"/>
+      <w:r>
+        <w:t>) with two keys: “past” for schedules whose end date has already passed and “present” for all others. Each of these holds a list of tuples containing:</w:t>
+      </w:r>
+    </w:p>
+    <w:p>
+      <w:pPr>
+        <w:pStyle w:val="ListParagraph"/>
+      </w:pPr>
+      <w:r>
+        <w:t>The service ID (int),</w:t>
+      </w:r>
+    </w:p>
+    <w:p>
+      <w:pPr>
+        <w:pStyle w:val="ListParagraph"/>
+      </w:pPr>
+      <w:r>
+        <w:t>The repeat type of the service (str),</w:t>
+      </w:r>
+    </w:p>
+    <w:p>
+      <w:pPr>
+        <w:pStyle w:val="ListParagraph"/>
+      </w:pPr>
+      <w:r>
+        <w:t>The repeat frequency of the service (int),</w:t>
+      </w:r>
+    </w:p>
+    <w:p>
+      <w:pPr>
+        <w:pStyle w:val="ListParagraph"/>
+      </w:pPr>
+      <w:r>
+        <w:t>The day that the service repeats on (int),</w:t>
+      </w:r>
+    </w:p>
+    <w:p>
+      <w:pPr>
+        <w:pStyle w:val="ListParagraph"/>
+      </w:pPr>
+      <w:r>
+        <w:t>The time of departure in UTC (time),</w:t>
+      </w:r>
+    </w:p>
+    <w:p>
+      <w:pPr>
+        <w:pStyle w:val="Heading4"/>
+      </w:pPr>
+      <w:r>
+        <w:br/>
+        <w:t>Add Schedule</w:t>
+      </w:r>
+    </w:p>
+    <w:p>
+      <w:r>
+        <w:t xml:space="preserve">The </w:t>
+      </w:r>
+      <w:proofErr w:type="spellStart"/>
+      <w:r>
+        <w:rPr>
+          <w:rFonts w:ascii="Consolas" w:hAnsi="Consolas"/>
+        </w:rPr>
+        <w:t>add_schedule</w:t>
+      </w:r>
+      <w:proofErr w:type="spellEnd"/>
+      <w:r>
+        <w:t xml:space="preserve"> function creates a new schedule for a given route. Besides the session, it takes:</w:t>
+      </w:r>
+    </w:p>
+    <w:p>
+      <w:pPr>
+        <w:pStyle w:val="ListParagraph"/>
+      </w:pPr>
+      <w:r>
+        <w:t>The ID of the route to create the schedule for (</w:t>
+      </w:r>
+      <w:proofErr w:type="spellStart"/>
+      <w:r>
+        <w:rPr>
+          <w:rFonts w:ascii="Consolas" w:hAnsi="Consolas"/>
+        </w:rPr>
+        <w:t>route_id</w:t>
+      </w:r>
+      <w:proofErr w:type="spellEnd"/>
+      <w:r>
+        <w:t>: int),</w:t>
+      </w:r>
+    </w:p>
+    <w:p>
+      <w:pPr>
+        <w:pStyle w:val="ListParagraph"/>
+      </w:pPr>
+      <w:r>
+        <w:t>The date that the schedule starts (</w:t>
+      </w:r>
+      <w:proofErr w:type="spellStart"/>
+      <w:r>
+        <w:rPr>
+          <w:rFonts w:ascii="Consolas" w:hAnsi="Consolas"/>
+        </w:rPr>
+        <w:t>start_date</w:t>
+      </w:r>
+      <w:proofErr w:type="spellEnd"/>
+      <w:r>
+        <w:t>: date),</w:t>
+      </w:r>
+    </w:p>
+    <w:p>
+      <w:pPr>
+        <w:pStyle w:val="ListParagraph"/>
+      </w:pPr>
+      <w:r>
+        <w:t>The date that the schedule ends (</w:t>
+      </w:r>
+      <w:proofErr w:type="spellStart"/>
+      <w:r>
+        <w:rPr>
+          <w:rFonts w:ascii="Consolas" w:hAnsi="Consolas"/>
+        </w:rPr>
+        <w:t>end_date</w:t>
+      </w:r>
+      <w:proofErr w:type="spellEnd"/>
+      <w:r>
+        <w:t>: date),</w:t>
+      </w:r>
+    </w:p>
+    <w:p>
+      <w:pPr>
+        <w:pStyle w:val="ListParagraph"/>
+      </w:pPr>
+      <w:r>
+        <w:t>The repeat type of the schedule (</w:t>
+      </w:r>
+      <w:r>
+        <w:rPr>
+          <w:rFonts w:ascii="Consolas" w:hAnsi="Consolas"/>
+        </w:rPr>
+        <w:t>type</w:t>
+      </w:r>
+      <w:r>
+        <w:t>: str),</w:t>
+      </w:r>
+    </w:p>
+    <w:p>
+      <w:pPr>
+        <w:pStyle w:val="ListParagraph"/>
+      </w:pPr>
+      <w:r>
+        <w:t>How often the schedule repeats (</w:t>
+      </w:r>
+      <w:r>
+        <w:rPr>
+          <w:rFonts w:ascii="Consolas" w:hAnsi="Consolas"/>
+        </w:rPr>
+        <w:t>frequency</w:t>
+      </w:r>
+      <w:r>
+        <w:t>: int),</w:t>
+      </w:r>
+    </w:p>
+    <w:p>
+      <w:pPr>
+        <w:pStyle w:val="ListParagraph"/>
+      </w:pPr>
+      <w:r>
+        <w:t>The day of the week or month that the schedule repeats on (</w:t>
+      </w:r>
+      <w:proofErr w:type="spellStart"/>
+      <w:r>
+        <w:rPr>
+          <w:rFonts w:ascii="Consolas" w:hAnsi="Consolas"/>
+        </w:rPr>
+        <w:t>repeats_on</w:t>
+      </w:r>
+      <w:proofErr w:type="spellEnd"/>
+      <w:r>
+        <w:t>: int),</w:t>
+      </w:r>
+    </w:p>
+    <w:p>
+      <w:pPr>
+        <w:pStyle w:val="ListParagraph"/>
+      </w:pPr>
+      <w:r>
+        <w:t>The time that flights on the schedule depart (</w:t>
+      </w:r>
+      <w:r>
+        <w:rPr>
+          <w:rFonts w:ascii="Consolas" w:hAnsi="Consolas"/>
+        </w:rPr>
+        <w:t>time</w:t>
+      </w:r>
+      <w:r>
+        <w:t>: time),</w:t>
+      </w:r>
+    </w:p>
+    <w:p>
+      <w:pPr>
+        <w:ind w:firstLine="720"/>
+      </w:pPr>
+      <w:r>
+        <w:lastRenderedPageBreak/>
+        <w:t xml:space="preserve">An exception is raised if the repeat type is not one of the </w:t>
+      </w:r>
+      <w:r>
+        <w:rPr>
+          <w:rFonts w:ascii="Consolas" w:hAnsi="Consolas"/>
+        </w:rPr>
+        <w:t>SERVICE_REPEAT_TYPES</w:t>
+      </w:r>
+      <w:r>
+        <w:t xml:space="preserve"> (“daily”, “weekly”, or “monthly”), if the start or end date is in the past, or if the value of </w:t>
+      </w:r>
+      <w:proofErr w:type="spellStart"/>
+      <w:r>
+        <w:rPr>
+          <w:rFonts w:ascii="Consolas" w:hAnsi="Consolas"/>
+        </w:rPr>
+        <w:t>repeats_on</w:t>
+      </w:r>
+      <w:proofErr w:type="spellEnd"/>
+      <w:r>
+        <w:t xml:space="preserve"> does not fit the repeat type. It returns </w:t>
+      </w:r>
+      <w:r>
+        <w:rPr>
+          <w:rFonts w:ascii="Consolas" w:hAnsi="Consolas"/>
+        </w:rPr>
+        <w:t>None</w:t>
+      </w:r>
+      <w:r>
+        <w:t>.</w:t>
+      </w:r>
+    </w:p>
+    <w:p>
+      <w:pPr>
+        <w:pStyle w:val="Heading4"/>
+      </w:pPr>
+      <w:r>
+        <w:br/>
+        <w:t>Edit Schedule</w:t>
+      </w:r>
+    </w:p>
+    <w:p>
+      <w:r>
+        <w:t xml:space="preserve">The </w:t>
+      </w:r>
+      <w:proofErr w:type="spellStart"/>
+      <w:r>
+        <w:rPr>
+          <w:rFonts w:ascii="Consolas" w:hAnsi="Consolas"/>
+        </w:rPr>
+        <w:t>edit_schedule</w:t>
+      </w:r>
+      <w:proofErr w:type="spellEnd"/>
+      <w:r>
+        <w:t xml:space="preserve"> function edits the details of a given schedule. Besides the session, it takes the ID of the schedule to edit (</w:t>
+      </w:r>
+      <w:proofErr w:type="spellStart"/>
+      <w:r>
+        <w:rPr>
+          <w:rFonts w:ascii="Consolas" w:hAnsi="Consolas"/>
+        </w:rPr>
+        <w:t>service_id</w:t>
+      </w:r>
+      <w:proofErr w:type="spellEnd"/>
+      <w:r>
+        <w:t>: int) followed by optional new values for its end date (</w:t>
+      </w:r>
+      <w:proofErr w:type="spellStart"/>
+      <w:r>
+        <w:rPr>
+          <w:rFonts w:ascii="Consolas" w:hAnsi="Consolas"/>
+        </w:rPr>
+        <w:t>end_date</w:t>
+      </w:r>
+      <w:proofErr w:type="spellEnd"/>
+      <w:r>
+        <w:t>: date), repeat type (</w:t>
+      </w:r>
+      <w:r>
+        <w:rPr>
+          <w:rFonts w:ascii="Consolas" w:hAnsi="Consolas"/>
+        </w:rPr>
+        <w:t>type</w:t>
+      </w:r>
+      <w:r>
+        <w:t>: str), repeat frequency (</w:t>
+      </w:r>
+      <w:r>
+        <w:rPr>
+          <w:rFonts w:ascii="Consolas" w:hAnsi="Consolas"/>
+        </w:rPr>
+        <w:t>frequency</w:t>
+      </w:r>
+      <w:r>
+        <w:t>: int), the day it repeats on (</w:t>
+      </w:r>
+      <w:proofErr w:type="spellStart"/>
+      <w:r>
+        <w:rPr>
+          <w:rFonts w:ascii="Consolas" w:hAnsi="Consolas"/>
+        </w:rPr>
+        <w:t>repeats_on</w:t>
+      </w:r>
+      <w:proofErr w:type="spellEnd"/>
+      <w:r>
+        <w:t>: int), and departure time (</w:t>
+      </w:r>
+      <w:r>
+        <w:rPr>
+          <w:rFonts w:ascii="Consolas" w:hAnsi="Consolas"/>
+        </w:rPr>
+        <w:t>time</w:t>
+      </w:r>
+      <w:r>
+        <w:t xml:space="preserve">: time). Each of these optional </w:t>
+      </w:r>
+      <w:proofErr w:type="gramStart"/>
+      <w:r>
+        <w:t>arguments</w:t>
+      </w:r>
+      <w:proofErr w:type="gramEnd"/>
+      <w:r>
+        <w:t xml:space="preserve"> defaults to None. As with adding a schedule, an exception is raised if the repeat type is not one of the </w:t>
+      </w:r>
+      <w:r>
+        <w:rPr>
+          <w:rFonts w:ascii="Consolas" w:hAnsi="Consolas"/>
+        </w:rPr>
+        <w:t>SERVICE_REPEAT_TYPES</w:t>
+      </w:r>
+      <w:r>
+        <w:t xml:space="preserve"> or if the value of </w:t>
+      </w:r>
+      <w:proofErr w:type="spellStart"/>
+      <w:r>
+        <w:rPr>
+          <w:rFonts w:ascii="Consolas" w:hAnsi="Consolas"/>
+        </w:rPr>
+        <w:t>repeats_on</w:t>
+      </w:r>
+      <w:proofErr w:type="spellEnd"/>
+      <w:r>
+        <w:t xml:space="preserve"> does not fit the repeat type. It returns </w:t>
+      </w:r>
+      <w:r>
+        <w:rPr>
+          <w:rFonts w:ascii="Consolas" w:hAnsi="Consolas"/>
+        </w:rPr>
+        <w:t>None</w:t>
+      </w:r>
+      <w:r>
+        <w:t>.</w:t>
+      </w:r>
+    </w:p>
+    <w:p>
+      <w:pPr>
+        <w:pStyle w:val="Heading4"/>
+      </w:pPr>
+      <w:r>
+        <w:br/>
+        <w:t>Delete Schedule</w:t>
+      </w:r>
+    </w:p>
+    <w:p>
+      <w:r>
+        <w:t xml:space="preserve">The </w:t>
+      </w:r>
+      <w:proofErr w:type="spellStart"/>
+      <w:r>
+        <w:rPr>
+          <w:rFonts w:ascii="Consolas" w:hAnsi="Consolas"/>
+        </w:rPr>
+        <w:t>delete_schedule</w:t>
+      </w:r>
+      <w:proofErr w:type="spellEnd"/>
+      <w:r>
+        <w:t xml:space="preserve"> function deletes a given schedule. Besides the session, it takes the ID of the schedule to be deleted (</w:t>
+      </w:r>
+      <w:proofErr w:type="spellStart"/>
+      <w:r>
+        <w:rPr>
+          <w:rFonts w:ascii="Consolas" w:hAnsi="Consolas"/>
+        </w:rPr>
+        <w:t>service_id</w:t>
+      </w:r>
+      <w:proofErr w:type="spellEnd"/>
+      <w:r>
+        <w:t xml:space="preserve">: int). Any flights that have already been created for the schedule are not deleted with it. It returns </w:t>
+      </w:r>
+      <w:r>
+        <w:rPr>
+          <w:rFonts w:ascii="Consolas" w:hAnsi="Consolas"/>
+        </w:rPr>
+        <w:t>None</w:t>
+      </w:r>
+      <w:r>
+        <w:t>.</w:t>
+      </w:r>
+    </w:p>
+    <w:p>
+      <w:pPr>
+        <w:pStyle w:val="Heading2"/>
+      </w:pPr>
+      <w:r>
+        <w:t>Seats Module</w:t>
+      </w:r>
+    </w:p>
+    <w:p>
+      <w:pPr>
+        <w:pStyle w:val="Heading4"/>
+      </w:pPr>
+      <w:r>
+        <w:br/>
+        <w:t>Add Booking Seat</w:t>
+      </w:r>
+    </w:p>
+    <w:p>
+      <w:r>
+        <w:t xml:space="preserve">The </w:t>
+      </w:r>
+      <w:proofErr w:type="spellStart"/>
+      <w:r>
+        <w:rPr>
+          <w:rFonts w:ascii="Consolas" w:hAnsi="Consolas"/>
+        </w:rPr>
+        <w:t>add_booking_seat</w:t>
+      </w:r>
+      <w:proofErr w:type="spellEnd"/>
+      <w:r>
+        <w:t xml:space="preserve"> function creates a new booking seat record, assigning a companion to a seat on a booking. Besides the session, it takes the ID of the booking to attach the record to (</w:t>
+      </w:r>
+      <w:proofErr w:type="spellStart"/>
+      <w:r>
+        <w:rPr>
+          <w:rFonts w:ascii="Consolas" w:hAnsi="Consolas"/>
+        </w:rPr>
+        <w:t>booking_id</w:t>
+      </w:r>
+      <w:proofErr w:type="spellEnd"/>
+      <w:r>
+        <w:t>: int), the ID of the companion that will be taking the seat (</w:t>
+      </w:r>
+      <w:proofErr w:type="spellStart"/>
+      <w:r>
+        <w:rPr>
+          <w:rFonts w:ascii="Consolas" w:hAnsi="Consolas"/>
+        </w:rPr>
+        <w:t>companion_id</w:t>
+      </w:r>
+      <w:proofErr w:type="spellEnd"/>
+      <w:r>
+        <w:t>: int), and the ID of the seat itself (</w:t>
+      </w:r>
+      <w:proofErr w:type="spellStart"/>
+      <w:r>
+        <w:rPr>
+          <w:rFonts w:ascii="Consolas" w:hAnsi="Consolas"/>
+        </w:rPr>
+        <w:t>seat_id</w:t>
+      </w:r>
+      <w:proofErr w:type="spellEnd"/>
+      <w:r>
+        <w:t xml:space="preserve">: str). An exception is raised if the companion and the booking do not belong to the same guest, if the seat has already been taken on that flight, or if the seat ID is not one of the </w:t>
+      </w:r>
+      <w:r>
+        <w:rPr>
+          <w:rFonts w:ascii="Consolas" w:hAnsi="Consolas"/>
+        </w:rPr>
+        <w:t>VALID_SEAT_IDS</w:t>
+      </w:r>
+      <w:r>
+        <w:t xml:space="preserve"> (rows 1 to 10 with seats A to C, e.g.: “4B”). The status of the passenger defaults to “not arrived”. It returns </w:t>
+      </w:r>
+      <w:r>
+        <w:rPr>
+          <w:rFonts w:ascii="Consolas" w:hAnsi="Consolas"/>
+        </w:rPr>
+        <w:t>None</w:t>
+      </w:r>
+      <w:r>
+        <w:t>.</w:t>
+      </w:r>
+    </w:p>
+    <w:p>
+      <w:pPr>
+        <w:pStyle w:val="Heading4"/>
+      </w:pPr>
+      <w:r>
+        <w:br/>
+        <w:t>Delete Booking Seat</w:t>
+      </w:r>
+    </w:p>
+    <w:p>
+      <w:r>
+        <w:t xml:space="preserve">The </w:t>
+      </w:r>
+      <w:proofErr w:type="spellStart"/>
+      <w:r>
+        <w:rPr>
+          <w:rFonts w:ascii="Consolas" w:hAnsi="Consolas"/>
+        </w:rPr>
+        <w:t>delete_booking_seat</w:t>
+      </w:r>
+      <w:proofErr w:type="spellEnd"/>
+      <w:r>
+        <w:t xml:space="preserve"> function deletes a given booking seat record. Besides the session, it takes the ID of the booking seat record to be deleted (</w:t>
+      </w:r>
+      <w:proofErr w:type="spellStart"/>
+      <w:r>
+        <w:rPr>
+          <w:rFonts w:ascii="Consolas" w:hAnsi="Consolas"/>
+        </w:rPr>
+        <w:t>booking_seat_id</w:t>
+      </w:r>
+      <w:proofErr w:type="spellEnd"/>
+      <w:r>
+        <w:t xml:space="preserve">: int). It returns </w:t>
+      </w:r>
+      <w:r>
+        <w:rPr>
+          <w:rFonts w:ascii="Consolas" w:hAnsi="Consolas"/>
+        </w:rPr>
+        <w:t>None</w:t>
+      </w:r>
+      <w:r>
+        <w:t>.</w:t>
+      </w:r>
+    </w:p>
+    <w:p>
+      <w:pPr>
+        <w:pStyle w:val="Heading4"/>
+      </w:pPr>
+      <w:r>
+        <w:br/>
+        <w:t>Edit Booking Seat</w:t>
+      </w:r>
+    </w:p>
+    <w:p>
+      <w:r>
+        <w:t xml:space="preserve">The </w:t>
+      </w:r>
+      <w:proofErr w:type="spellStart"/>
+      <w:r>
+        <w:rPr>
+          <w:rFonts w:ascii="Consolas" w:hAnsi="Consolas"/>
+        </w:rPr>
+        <w:t>edit_booking_seat</w:t>
+      </w:r>
+      <w:proofErr w:type="spellEnd"/>
+      <w:r>
+        <w:t xml:space="preserve"> function edits a given booking seat record, changing the seat, the companion in it, or both. Besides the session, it takes the ID of the booking seat record to edit (</w:t>
+      </w:r>
+      <w:proofErr w:type="spellStart"/>
+      <w:r>
+        <w:rPr>
+          <w:rFonts w:ascii="Consolas" w:hAnsi="Consolas"/>
+        </w:rPr>
+        <w:t>booking_seat_id</w:t>
+      </w:r>
+      <w:proofErr w:type="spellEnd"/>
+      <w:r>
+        <w:t>: int) along with an optional new seat ID (</w:t>
+      </w:r>
+      <w:proofErr w:type="spellStart"/>
+      <w:r>
+        <w:rPr>
+          <w:rFonts w:ascii="Consolas" w:hAnsi="Consolas"/>
+        </w:rPr>
+        <w:t>new_seat</w:t>
+      </w:r>
+      <w:proofErr w:type="spellEnd"/>
+      <w:r>
+        <w:t>: str) and an optional new companion ID (</w:t>
+      </w:r>
+      <w:proofErr w:type="spellStart"/>
+      <w:r>
+        <w:rPr>
+          <w:rFonts w:ascii="Consolas" w:hAnsi="Consolas"/>
+        </w:rPr>
+        <w:t>new_companion_id</w:t>
+      </w:r>
+      <w:proofErr w:type="spellEnd"/>
+      <w:r>
+        <w:t xml:space="preserve">: int), both of which default to None. An exception is raised if the new companion and the booking do not belong to the same guest or if the new seat is not valid. It returns </w:t>
+      </w:r>
+      <w:r>
+        <w:rPr>
+          <w:rFonts w:ascii="Consolas" w:hAnsi="Consolas"/>
+        </w:rPr>
+        <w:t>None</w:t>
+      </w:r>
+      <w:r>
+        <w:t>.</w:t>
+      </w:r>
+    </w:p>
+    <w:p>
+      <w:pPr>
+        <w:pStyle w:val="Heading4"/>
+      </w:pPr>
+      <w:r>
+        <w:br/>
+        <w:t>Get Available Seats</w:t>
+      </w:r>
+    </w:p>
+    <w:p>
+      <w:r>
+        <w:t xml:space="preserve">The </w:t>
+      </w:r>
+      <w:proofErr w:type="spellStart"/>
+      <w:r>
+        <w:rPr>
+          <w:rFonts w:ascii="Consolas" w:hAnsi="Consolas"/>
+        </w:rPr>
+        <w:t>get_available_seats</w:t>
+      </w:r>
+      <w:proofErr w:type="spellEnd"/>
+      <w:r>
+        <w:t xml:space="preserve"> function gets all of the seats that are still available on a given flight. Besides the session, it takes the ID of the flight to check the seat availability of (</w:t>
+      </w:r>
+      <w:proofErr w:type="spellStart"/>
+      <w:r>
+        <w:rPr>
+          <w:rFonts w:ascii="Consolas" w:hAnsi="Consolas"/>
+        </w:rPr>
+        <w:t>flight_id</w:t>
+      </w:r>
+      <w:proofErr w:type="spellEnd"/>
+      <w:r>
+        <w:t>: int). It returns a list (</w:t>
+      </w:r>
+      <w:r>
+        <w:rPr>
+          <w:rFonts w:ascii="Consolas" w:hAnsi="Consolas"/>
+        </w:rPr>
+        <w:t>list</w:t>
+      </w:r>
+      <w:r>
+        <w:t xml:space="preserve">) of the available seat IDs, which should be strings (e.g.: “1A”) taken from the </w:t>
+      </w:r>
+      <w:r>
+        <w:rPr>
+          <w:rFonts w:ascii="Consolas" w:hAnsi="Consolas"/>
+        </w:rPr>
+        <w:t>VALID_SEAT_IDS</w:t>
+      </w:r>
+      <w:r>
+        <w:t>.</w:t>
+      </w:r>
+    </w:p>
+    <w:p>
+      <w:pPr>
+        <w:pStyle w:val="Heading4"/>
+      </w:pPr>
+      <w:r>
+        <w:lastRenderedPageBreak/>
+        <w:br/>
+        <w:t>Get Flight Passengers</w:t>
+      </w:r>
+    </w:p>
+    <w:p>
+      <w:r>
+        <w:t xml:space="preserve">The </w:t>
+      </w:r>
+      <w:proofErr w:type="spellStart"/>
+      <w:r>
+        <w:rPr>
+          <w:rFonts w:ascii="Consolas" w:hAnsi="Consolas"/>
+        </w:rPr>
+        <w:t>get_flight_passengers</w:t>
+      </w:r>
+      <w:proofErr w:type="spellEnd"/>
+      <w:r>
+        <w:t xml:space="preserve"> function gets all of the passengers booked on to a given flight. It is used in the gate agent and check-in agent portals. Besides the session, it takes the ID of the flight to get the passengers for (</w:t>
+      </w:r>
+      <w:proofErr w:type="spellStart"/>
+      <w:r>
+        <w:rPr>
+          <w:rFonts w:ascii="Consolas" w:hAnsi="Consolas"/>
+        </w:rPr>
+        <w:t>flight_id</w:t>
+      </w:r>
+      <w:proofErr w:type="spellEnd"/>
+      <w:r>
+        <w:t>: int). It returns a list of tuples (</w:t>
+      </w:r>
+      <w:proofErr w:type="gramStart"/>
+      <w:r>
+        <w:rPr>
+          <w:rFonts w:ascii="Consolas" w:hAnsi="Consolas"/>
+        </w:rPr>
+        <w:t>list[tuple[</w:t>
+      </w:r>
+      <w:proofErr w:type="gramEnd"/>
+      <w:r>
+        <w:rPr>
+          <w:rFonts w:ascii="Consolas" w:hAnsi="Consolas"/>
+        </w:rPr>
+        <w:t>int, str, str]]</w:t>
+      </w:r>
+      <w:r>
+        <w:t>), each of which contains the booking seat ID (int), the companion’s passport name (str), and the status of the passenger (str), which will be one of “not arrived”, “checked”, or “boarded”.</w:t>
+      </w:r>
+    </w:p>
+    <w:p>
+      <w:pPr>
+        <w:pStyle w:val="Heading2"/>
+      </w:pPr>
+      <w:r>
+        <w:t>Users Module</w:t>
+      </w:r>
+    </w:p>
+    <w:p>
+      <w:pPr>
+        <w:pStyle w:val="Heading4"/>
+      </w:pPr>
+      <w:r>
+        <w:br/>
+        <w:t>Check Login Details</w:t>
+      </w:r>
+    </w:p>
+    <w:p>
+      <w:r>
+        <w:t xml:space="preserve">The </w:t>
+      </w:r>
+      <w:proofErr w:type="spellStart"/>
+      <w:r>
+        <w:rPr>
+          <w:rFonts w:ascii="Consolas" w:hAnsi="Consolas"/>
+        </w:rPr>
+        <w:t>check_login_details</w:t>
+      </w:r>
+      <w:proofErr w:type="spellEnd"/>
+      <w:r>
+        <w:t xml:space="preserve"> function checks the login details that a user has entered. Besides the session, it takes the email (</w:t>
+      </w:r>
+      <w:r>
+        <w:rPr>
+          <w:rFonts w:ascii="Consolas" w:hAnsi="Consolas"/>
+        </w:rPr>
+        <w:t>email</w:t>
+      </w:r>
+      <w:r>
+        <w:t>: str) and password (</w:t>
+      </w:r>
+      <w:r>
+        <w:rPr>
+          <w:rFonts w:ascii="Consolas" w:hAnsi="Consolas"/>
+        </w:rPr>
+        <w:t>password</w:t>
+      </w:r>
+      <w:r>
+        <w:t>: str) to check. If the details are correct, it returns a dictionary (</w:t>
+      </w:r>
+      <w:proofErr w:type="spellStart"/>
+      <w:r>
+        <w:rPr>
+          <w:rFonts w:ascii="Consolas" w:hAnsi="Consolas"/>
+        </w:rPr>
+        <w:t>dict</w:t>
+      </w:r>
+      <w:proofErr w:type="spellEnd"/>
+      <w:r>
+        <w:t xml:space="preserve">) containing the user’s ID (“id”: int) and the type of user (“type”: str), where the type is the table that they were found in: “guest”, “airline”, or “airport”. If the details are incorrect, </w:t>
+      </w:r>
+      <w:proofErr w:type="gramStart"/>
+      <w:r>
+        <w:rPr>
+          <w:rFonts w:ascii="Consolas" w:hAnsi="Consolas"/>
+        </w:rPr>
+        <w:t>None</w:t>
+      </w:r>
+      <w:proofErr w:type="gramEnd"/>
+      <w:r>
+        <w:t xml:space="preserve"> is returned instead. An exception is raised if the email is used in more than one of the user tables.</w:t>
+      </w:r>
+    </w:p>
+    <w:p>
+      <w:pPr>
+        <w:pStyle w:val="Heading4"/>
+      </w:pPr>
+      <w:r>
+        <w:br/>
+        <w:t>Get All Guest Companions</w:t>
+      </w:r>
+    </w:p>
+    <w:p>
+      <w:r>
+        <w:t xml:space="preserve">The </w:t>
+      </w:r>
+      <w:proofErr w:type="spellStart"/>
+      <w:r>
+        <w:rPr>
+          <w:rFonts w:ascii="Consolas" w:hAnsi="Consolas"/>
+        </w:rPr>
+        <w:t>get_all_guest_</w:t>
+      </w:r>
+      <w:proofErr w:type="gramStart"/>
+      <w:r>
+        <w:rPr>
+          <w:rFonts w:ascii="Consolas" w:hAnsi="Consolas"/>
+        </w:rPr>
+        <w:t>companions</w:t>
+      </w:r>
+      <w:proofErr w:type="spellEnd"/>
+      <w:proofErr w:type="gramEnd"/>
+      <w:r>
+        <w:t xml:space="preserve"> function (found in </w:t>
+      </w:r>
+      <w:r>
+        <w:rPr>
+          <w:rFonts w:ascii="Consolas" w:hAnsi="Consolas"/>
+        </w:rPr>
+        <w:t>companions.py</w:t>
+      </w:r>
+      <w:r>
+        <w:t>) gets all of the companions for a given guest. It is used on the guest profile page and in the customer support representative portal. Besides the session, it takes the ID of the guest to get the companions of (</w:t>
+      </w:r>
+      <w:proofErr w:type="spellStart"/>
+      <w:r>
+        <w:rPr>
+          <w:rFonts w:ascii="Consolas" w:hAnsi="Consolas"/>
+        </w:rPr>
+        <w:t>guest_id</w:t>
+      </w:r>
+      <w:proofErr w:type="spellEnd"/>
+      <w:r>
+        <w:t>: int). It returns a list of tuples (</w:t>
+      </w:r>
+      <w:proofErr w:type="gramStart"/>
+      <w:r>
+        <w:rPr>
+          <w:rFonts w:ascii="Consolas" w:hAnsi="Consolas"/>
+        </w:rPr>
+        <w:t>list[tuple[</w:t>
+      </w:r>
+      <w:proofErr w:type="gramEnd"/>
+      <w:r>
+        <w:rPr>
+          <w:rFonts w:ascii="Consolas" w:hAnsi="Consolas"/>
+        </w:rPr>
+        <w:t>int, str, date, date, bool]]</w:t>
+      </w:r>
+      <w:r>
+        <w:t>), each of which contains:</w:t>
+      </w:r>
+    </w:p>
+    <w:p>
+      <w:pPr>
+        <w:pStyle w:val="ListParagraph"/>
+      </w:pPr>
+      <w:r>
+        <w:t>The companion ID (int),</w:t>
+      </w:r>
+    </w:p>
+    <w:p>
+      <w:pPr>
+        <w:pStyle w:val="ListParagraph"/>
+      </w:pPr>
+      <w:r>
+        <w:t>The companion’s passport name (str),</w:t>
+      </w:r>
+    </w:p>
+    <w:p>
+      <w:pPr>
+        <w:pStyle w:val="ListParagraph"/>
+      </w:pPr>
+      <w:r>
+        <w:t>The companion’s date of birth (date),</w:t>
+      </w:r>
+    </w:p>
+    <w:p>
+      <w:pPr>
+        <w:pStyle w:val="ListParagraph"/>
+      </w:pPr>
+      <w:r>
+        <w:t>The companion’s passport expiry date (date),</w:t>
+      </w:r>
+    </w:p>
+    <w:p>
+      <w:pPr>
+        <w:pStyle w:val="ListParagraph"/>
+      </w:pPr>
+      <w:r>
+        <w:t>Whether the companion is the guest’s favourite (bool),</w:t>
+      </w:r>
+    </w:p>
+    <w:p>
+      <w:pPr>
+        <w:pStyle w:val="Heading4"/>
+      </w:pPr>
+      <w:r>
+        <w:br/>
+        <w:t>Add Companion</w:t>
+      </w:r>
+    </w:p>
+    <w:p>
+      <w:r>
+        <w:t xml:space="preserve">The </w:t>
+      </w:r>
+      <w:proofErr w:type="spellStart"/>
+      <w:r>
+        <w:rPr>
+          <w:rFonts w:ascii="Consolas" w:hAnsi="Consolas"/>
+        </w:rPr>
+        <w:t>add_companion</w:t>
+      </w:r>
+      <w:proofErr w:type="spellEnd"/>
+      <w:r>
+        <w:t xml:space="preserve"> function adds a new companion for a given guest. Besides the session, it takes the ID of the guest to attach the companion to (</w:t>
+      </w:r>
+      <w:proofErr w:type="spellStart"/>
+      <w:r>
+        <w:rPr>
+          <w:rFonts w:ascii="Consolas" w:hAnsi="Consolas"/>
+        </w:rPr>
+        <w:t>guest_id</w:t>
+      </w:r>
+      <w:proofErr w:type="spellEnd"/>
+      <w:r>
+        <w:t>: int) followed by the companion’s passport details:</w:t>
+      </w:r>
+    </w:p>
+    <w:p>
+      <w:pPr>
+        <w:pStyle w:val="ListParagraph"/>
+      </w:pPr>
+      <w:r>
+        <w:t>Passport name (</w:t>
+      </w:r>
+      <w:proofErr w:type="spellStart"/>
+      <w:r>
+        <w:rPr>
+          <w:rFonts w:ascii="Consolas" w:hAnsi="Consolas"/>
+        </w:rPr>
+        <w:t>passport_name</w:t>
+      </w:r>
+      <w:proofErr w:type="spellEnd"/>
+      <w:r>
+        <w:t>: str),</w:t>
+      </w:r>
+    </w:p>
+    <w:p>
+      <w:pPr>
+        <w:pStyle w:val="ListParagraph"/>
+      </w:pPr>
+      <w:r>
+        <w:t>Passport expiry date (</w:t>
+      </w:r>
+      <w:proofErr w:type="spellStart"/>
+      <w:r>
+        <w:rPr>
+          <w:rFonts w:ascii="Consolas" w:hAnsi="Consolas"/>
+        </w:rPr>
+        <w:t>passport_expiry</w:t>
+      </w:r>
+      <w:proofErr w:type="spellEnd"/>
+      <w:r>
+        <w:t>: date),</w:t>
+      </w:r>
+    </w:p>
+    <w:p>
+      <w:pPr>
+        <w:pStyle w:val="ListParagraph"/>
+      </w:pPr>
+      <w:r>
+        <w:t>Passport number (</w:t>
+      </w:r>
+      <w:proofErr w:type="spellStart"/>
+      <w:r>
+        <w:rPr>
+          <w:rFonts w:ascii="Consolas" w:hAnsi="Consolas"/>
+        </w:rPr>
+        <w:t>passport_number</w:t>
+      </w:r>
+      <w:proofErr w:type="spellEnd"/>
+      <w:r>
+        <w:t>: str),</w:t>
+      </w:r>
+    </w:p>
+    <w:p>
+      <w:pPr>
+        <w:pStyle w:val="ListParagraph"/>
+      </w:pPr>
+      <w:r>
+        <w:t>Date of birth (</w:t>
+      </w:r>
+      <w:proofErr w:type="spellStart"/>
+      <w:r>
+        <w:rPr>
+          <w:rFonts w:ascii="Consolas" w:hAnsi="Consolas"/>
+        </w:rPr>
+        <w:t>date_of_birth</w:t>
+      </w:r>
+      <w:proofErr w:type="spellEnd"/>
+      <w:r>
+        <w:t>: date),</w:t>
+      </w:r>
+    </w:p>
+    <w:p>
+      <w:pPr>
+        <w:pStyle w:val="ListParagraph"/>
+      </w:pPr>
+      <w:r>
+        <w:t>Nationality (</w:t>
+      </w:r>
+      <w:r>
+        <w:rPr>
+          <w:rFonts w:ascii="Consolas" w:hAnsi="Consolas"/>
+        </w:rPr>
+        <w:t>nationality</w:t>
+      </w:r>
+      <w:r>
+        <w:t>: str),</w:t>
+      </w:r>
+    </w:p>
+    <w:p>
+      <w:pPr>
+        <w:pStyle w:val="ListParagraph"/>
+      </w:pPr>
+      <w:r>
+        <w:t>Sex (</w:t>
+      </w:r>
+      <w:proofErr w:type="spellStart"/>
+      <w:r>
+        <w:rPr>
+          <w:rFonts w:ascii="Consolas" w:hAnsi="Consolas"/>
+        </w:rPr>
+        <w:t>passport_sex</w:t>
+      </w:r>
+      <w:proofErr w:type="spellEnd"/>
+      <w:r>
+        <w:t>: str),</w:t>
+      </w:r>
+    </w:p>
+    <w:p>
+      <w:pPr>
+        <w:pStyle w:val="ListParagraph"/>
+      </w:pPr>
+      <w:r>
+        <w:t>Passport authority (</w:t>
+      </w:r>
+      <w:proofErr w:type="spellStart"/>
+      <w:r>
+        <w:rPr>
+          <w:rFonts w:ascii="Consolas" w:hAnsi="Consolas"/>
+        </w:rPr>
+        <w:t>passport_authority</w:t>
+      </w:r>
+      <w:proofErr w:type="spellEnd"/>
+      <w:r>
+        <w:t>: str),</w:t>
+      </w:r>
+    </w:p>
+    <w:p>
+      <w:pPr>
+        <w:ind w:firstLine="720"/>
+      </w:pPr>
+      <w:r>
+        <w:t xml:space="preserve">An exception is raised if the guest does not exist, if the passport has already expired, if the date of birth is in the future, or if the sex is not one of the </w:t>
+      </w:r>
+      <w:r>
+        <w:rPr>
+          <w:rFonts w:ascii="Consolas" w:hAnsi="Consolas"/>
+        </w:rPr>
+        <w:t>SEX_OPTIONS</w:t>
+      </w:r>
+      <w:r>
+        <w:t xml:space="preserve"> (“M”, “F”, or “X”). The status of the new companion defaults to “active”. It returns </w:t>
+      </w:r>
+      <w:r>
+        <w:rPr>
+          <w:rFonts w:ascii="Consolas" w:hAnsi="Consolas"/>
+        </w:rPr>
+        <w:t>None</w:t>
+      </w:r>
+      <w:r>
+        <w:t>.</w:t>
+      </w:r>
+    </w:p>
+    <w:p>
+      <w:pPr>
+        <w:pStyle w:val="Heading4"/>
+      </w:pPr>
+      <w:r>
+        <w:lastRenderedPageBreak/>
+        <w:br/>
+        <w:t>Edit Companion</w:t>
+      </w:r>
+    </w:p>
+    <w:p>
+      <w:r>
+        <w:t xml:space="preserve">The </w:t>
+      </w:r>
+      <w:proofErr w:type="spellStart"/>
+      <w:r>
+        <w:rPr>
+          <w:rFonts w:ascii="Consolas" w:hAnsi="Consolas"/>
+        </w:rPr>
+        <w:t>edit_companion</w:t>
+      </w:r>
+      <w:proofErr w:type="spellEnd"/>
+      <w:r>
+        <w:t xml:space="preserve"> function edits the details of an existing companion and is used in the customer support representative portal. Besides the session, it takes the ID of the companion to edit (</w:t>
+      </w:r>
+      <w:proofErr w:type="spellStart"/>
+      <w:r>
+        <w:rPr>
+          <w:rFonts w:ascii="Consolas" w:hAnsi="Consolas"/>
+        </w:rPr>
+        <w:t>companion_id</w:t>
+      </w:r>
+      <w:proofErr w:type="spellEnd"/>
+      <w:r>
+        <w:t xml:space="preserve">: int) followed by optional new values for each of the passport details taken by </w:t>
+      </w:r>
+      <w:proofErr w:type="spellStart"/>
+      <w:r>
+        <w:rPr>
+          <w:rFonts w:ascii="Consolas" w:hAnsi="Consolas"/>
+        </w:rPr>
+        <w:t>add_companion</w:t>
+      </w:r>
+      <w:proofErr w:type="spellEnd"/>
+      <w:r>
+        <w:t xml:space="preserve"> (</w:t>
+      </w:r>
+      <w:proofErr w:type="spellStart"/>
+      <w:r>
+        <w:rPr>
+          <w:rFonts w:ascii="Consolas" w:hAnsi="Consolas"/>
+        </w:rPr>
+        <w:t>passport_name</w:t>
+      </w:r>
+      <w:proofErr w:type="spellEnd"/>
+      <w:r>
+        <w:t xml:space="preserve">, </w:t>
+      </w:r>
+      <w:proofErr w:type="spellStart"/>
+      <w:r>
+        <w:rPr>
+          <w:rFonts w:ascii="Consolas" w:hAnsi="Consolas"/>
+        </w:rPr>
+        <w:t>passport_expiry</w:t>
+      </w:r>
+      <w:proofErr w:type="spellEnd"/>
+      <w:r>
+        <w:t xml:space="preserve">, </w:t>
+      </w:r>
+      <w:proofErr w:type="spellStart"/>
+      <w:r>
+        <w:rPr>
+          <w:rFonts w:ascii="Consolas" w:hAnsi="Consolas"/>
+        </w:rPr>
+        <w:t>passport_number</w:t>
+      </w:r>
+      <w:proofErr w:type="spellEnd"/>
+      <w:r>
+        <w:t xml:space="preserve">, </w:t>
+      </w:r>
+      <w:proofErr w:type="spellStart"/>
+      <w:r>
+        <w:rPr>
+          <w:rFonts w:ascii="Consolas" w:hAnsi="Consolas"/>
+        </w:rPr>
+        <w:t>date_of_birth</w:t>
+      </w:r>
+      <w:proofErr w:type="spellEnd"/>
+      <w:r>
+        <w:t xml:space="preserve">, </w:t>
+      </w:r>
+      <w:r>
+        <w:rPr>
+          <w:rFonts w:ascii="Consolas" w:hAnsi="Consolas"/>
+        </w:rPr>
+        <w:t>nationality</w:t>
+      </w:r>
+      <w:r>
+        <w:t xml:space="preserve">, </w:t>
+      </w:r>
+      <w:proofErr w:type="spellStart"/>
+      <w:r>
+        <w:rPr>
+          <w:rFonts w:ascii="Consolas" w:hAnsi="Consolas"/>
+        </w:rPr>
+        <w:t>passport_sex</w:t>
+      </w:r>
+      <w:proofErr w:type="spellEnd"/>
+      <w:r>
+        <w:t xml:space="preserve">, and </w:t>
+      </w:r>
+      <w:proofErr w:type="spellStart"/>
+      <w:r>
+        <w:rPr>
+          <w:rFonts w:ascii="Consolas" w:hAnsi="Consolas"/>
+        </w:rPr>
+        <w:t>passport_authority</w:t>
+      </w:r>
+      <w:proofErr w:type="spellEnd"/>
+      <w:r>
+        <w:t xml:space="preserve">), all of which default to None. An exception is raised if the companion does not exist, if the new expiry date has already passed, if the new date of birth is in the future, or if the new sex is not valid. It returns </w:t>
+      </w:r>
+      <w:r>
+        <w:rPr>
+          <w:rFonts w:ascii="Consolas" w:hAnsi="Consolas"/>
+        </w:rPr>
+        <w:t>None</w:t>
+      </w:r>
+      <w:r>
+        <w:t>.</w:t>
+      </w:r>
+    </w:p>
+    <w:p>
+      <w:pPr>
+        <w:pStyle w:val="Heading4"/>
+      </w:pPr>
+      <w:r>
+        <w:br/>
+        <w:t>Disable Companion</w:t>
+      </w:r>
+    </w:p>
+    <w:p>
+      <w:r>
+        <w:t xml:space="preserve">The </w:t>
+      </w:r>
+      <w:proofErr w:type="spellStart"/>
+      <w:r>
+        <w:rPr>
+          <w:rFonts w:ascii="Consolas" w:hAnsi="Consolas"/>
+        </w:rPr>
+        <w:t>disable_companion</w:t>
+      </w:r>
+      <w:proofErr w:type="spellEnd"/>
+      <w:r>
+        <w:t xml:space="preserve"> function sets the status of a given companion to “inactive”. Besides the session, it takes the ID of the companion to disable (</w:t>
+      </w:r>
+      <w:proofErr w:type="spellStart"/>
+      <w:r>
+        <w:rPr>
+          <w:rFonts w:ascii="Consolas" w:hAnsi="Consolas"/>
+        </w:rPr>
+        <w:t>companion_id</w:t>
+      </w:r>
+      <w:proofErr w:type="spellEnd"/>
+      <w:r>
+        <w:t xml:space="preserve">: int). It returns </w:t>
+      </w:r>
+      <w:r>
+        <w:rPr>
+          <w:rFonts w:ascii="Consolas" w:hAnsi="Consolas"/>
+        </w:rPr>
+        <w:t>None</w:t>
+      </w:r>
+      <w:r>
+        <w:t>.</w:t>
+      </w:r>
+    </w:p>
+    <w:p>
+      <w:pPr>
+        <w:pStyle w:val="Heading4"/>
+      </w:pPr>
+      <w:r>
+        <w:br/>
+        <w:t>Favourite Companion</w:t>
+      </w:r>
+    </w:p>
+    <w:p>
+      <w:r>
+        <w:t xml:space="preserve">The </w:t>
+      </w:r>
+      <w:proofErr w:type="spellStart"/>
+      <w:r>
+        <w:rPr>
+          <w:rFonts w:ascii="Consolas" w:hAnsi="Consolas"/>
+        </w:rPr>
+        <w:t>favourite_companion</w:t>
+      </w:r>
+      <w:proofErr w:type="spellEnd"/>
+      <w:r>
+        <w:t xml:space="preserve"> function makes a given companion their guest’s favourite. Besides the session, it takes the ID of the companion to favourite (</w:t>
+      </w:r>
+      <w:proofErr w:type="spellStart"/>
+      <w:r>
+        <w:rPr>
+          <w:rFonts w:ascii="Consolas" w:hAnsi="Consolas"/>
+        </w:rPr>
+        <w:t>companion_id</w:t>
+      </w:r>
+      <w:proofErr w:type="spellEnd"/>
+      <w:r>
+        <w:t xml:space="preserve">: int). It sets the favourite status of that companion to True and sets the favourite status of the guest’s current favourite companion to False, so that a guest only ever has one favourite. An exception is raised if the companion’s passport has expired or if the companion is inactive. It returns </w:t>
+      </w:r>
+      <w:r>
+        <w:rPr>
+          <w:rFonts w:ascii="Consolas" w:hAnsi="Consolas"/>
+        </w:rPr>
+        <w:t>None</w:t>
+      </w:r>
+      <w:r>
+        <w:t>.</w:t>
+      </w:r>
+    </w:p>
+    <w:p>
+      <w:pPr>
+        <w:pStyle w:val="Heading4"/>
+      </w:pPr>
+      <w:r>
+        <w:br/>
+        <w:t>Get All Guest Users</w:t>
+      </w:r>
+    </w:p>
+    <w:p>
+      <w:r>
+        <w:t xml:space="preserve">The </w:t>
+      </w:r>
+      <w:proofErr w:type="spellStart"/>
+      <w:r>
+        <w:rPr>
+          <w:rFonts w:ascii="Consolas" w:hAnsi="Consolas"/>
+        </w:rPr>
+        <w:t>get_all_guest_</w:t>
+      </w:r>
+      <w:proofErr w:type="gramStart"/>
+      <w:r>
+        <w:rPr>
+          <w:rFonts w:ascii="Consolas" w:hAnsi="Consolas"/>
+        </w:rPr>
+        <w:t>users</w:t>
+      </w:r>
+      <w:proofErr w:type="spellEnd"/>
+      <w:proofErr w:type="gramEnd"/>
+      <w:r>
+        <w:t xml:space="preserve"> function (found in </w:t>
+      </w:r>
+      <w:r>
+        <w:rPr>
+          <w:rFonts w:ascii="Consolas" w:hAnsi="Consolas"/>
+        </w:rPr>
+        <w:t>guests.py</w:t>
+      </w:r>
+      <w:r>
+        <w:t>) gets a list of all the guest users. It takes no arguments other than the session. It returns a list of tuples (</w:t>
+      </w:r>
+      <w:proofErr w:type="gramStart"/>
+      <w:r>
+        <w:rPr>
+          <w:rFonts w:ascii="Consolas" w:hAnsi="Consolas"/>
+        </w:rPr>
+        <w:t>list[tuple[</w:t>
+      </w:r>
+      <w:proofErr w:type="gramEnd"/>
+      <w:r>
+        <w:rPr>
+          <w:rFonts w:ascii="Consolas" w:hAnsi="Consolas"/>
+        </w:rPr>
+        <w:t>int, str, str]]</w:t>
+      </w:r>
+      <w:r>
+        <w:t>), each of which contains the guest’s ID (int), first name (str), and last name (str).</w:t>
+      </w:r>
+    </w:p>
+    <w:p>
+      <w:pPr>
+        <w:pStyle w:val="Heading4"/>
+      </w:pPr>
+      <w:r>
+        <w:br/>
+        <w:t>Get Guest Details</w:t>
+      </w:r>
+    </w:p>
+    <w:p>
+      <w:r>
+        <w:t xml:space="preserve">The </w:t>
+      </w:r>
+      <w:proofErr w:type="spellStart"/>
+      <w:r>
+        <w:rPr>
+          <w:rFonts w:ascii="Consolas" w:hAnsi="Consolas"/>
+        </w:rPr>
+        <w:t>get_guest_details</w:t>
+      </w:r>
+      <w:proofErr w:type="spellEnd"/>
+      <w:r>
+        <w:t xml:space="preserve"> function gets the details of a given guest. It is used on the guest profile page and in the customer support representative portal. Besides the session, it takes the ID of the guest to get the details of (</w:t>
+      </w:r>
+      <w:proofErr w:type="spellStart"/>
+      <w:r>
+        <w:rPr>
+          <w:rFonts w:ascii="Consolas" w:hAnsi="Consolas"/>
+        </w:rPr>
+        <w:t>guest_id</w:t>
+      </w:r>
+      <w:proofErr w:type="spellEnd"/>
+      <w:r>
+        <w:t>: int) and the type of user that is requesting the details (</w:t>
+      </w:r>
+      <w:proofErr w:type="spellStart"/>
+      <w:r>
+        <w:rPr>
+          <w:rFonts w:ascii="Consolas" w:hAnsi="Consolas"/>
+        </w:rPr>
+        <w:t>caller_type</w:t>
+      </w:r>
+      <w:proofErr w:type="spellEnd"/>
+      <w:r>
+        <w:t>: str). An exception is raised if the guest does not exist or if the caller is not a guest, admin, or customer support representative. It returns a dictionary (</w:t>
+      </w:r>
+      <w:proofErr w:type="spellStart"/>
+      <w:r>
+        <w:rPr>
+          <w:rFonts w:ascii="Consolas" w:hAnsi="Consolas"/>
+        </w:rPr>
+        <w:t>dict</w:t>
+      </w:r>
+      <w:proofErr w:type="spellEnd"/>
+      <w:r>
+        <w:t>) containing:</w:t>
+      </w:r>
+    </w:p>
+    <w:p>
+      <w:pPr>
+        <w:pStyle w:val="ListParagraph"/>
+      </w:pPr>
+      <w:r>
+        <w:t>“</w:t>
+      </w:r>
+      <w:proofErr w:type="spellStart"/>
+      <w:r>
+        <w:t>firstName</w:t>
+      </w:r>
+      <w:proofErr w:type="spellEnd"/>
+      <w:r>
+        <w:t>” – the guest’s first name (str),</w:t>
+      </w:r>
+    </w:p>
+    <w:p>
+      <w:pPr>
+        <w:pStyle w:val="ListParagraph"/>
+      </w:pPr>
+      <w:r>
+        <w:t>“</w:t>
+      </w:r>
+      <w:proofErr w:type="spellStart"/>
+      <w:r>
+        <w:t>lastName</w:t>
+      </w:r>
+      <w:proofErr w:type="spellEnd"/>
+      <w:r>
+        <w:t>” – the guest’s last name (str),</w:t>
+      </w:r>
+    </w:p>
+    <w:p>
+      <w:pPr>
+        <w:pStyle w:val="ListParagraph"/>
+      </w:pPr>
+      <w:r>
+        <w:t>“email” – the guest’s email (str),</w:t>
+      </w:r>
+    </w:p>
+    <w:p>
+      <w:pPr>
+        <w:pStyle w:val="ListParagraph"/>
+      </w:pPr>
+      <w:r>
+        <w:t>“phone” – the guest’s phone number (str),</w:t>
+      </w:r>
+    </w:p>
+    <w:p>
+      <w:pPr>
+        <w:pStyle w:val="ListParagraph"/>
+      </w:pPr>
+      <w:r>
+        <w:t>“password” – the guest’s password (str), which is only included if the caller is an admin or customer support representative;</w:t>
+      </w:r>
+    </w:p>
+    <w:p>
+      <w:pPr>
+        <w:pStyle w:val="Heading4"/>
+      </w:pPr>
+      <w:r>
+        <w:br/>
+        <w:t>Get Guest Support Representative</w:t>
+      </w:r>
+    </w:p>
+    <w:p>
+      <w:r>
+        <w:t xml:space="preserve">The </w:t>
+      </w:r>
+      <w:proofErr w:type="spellStart"/>
+      <w:r>
+        <w:rPr>
+          <w:rFonts w:ascii="Consolas" w:hAnsi="Consolas"/>
+        </w:rPr>
+        <w:t>get_guest_support_representative</w:t>
+      </w:r>
+      <w:proofErr w:type="spellEnd"/>
+      <w:r>
+        <w:t xml:space="preserve"> function gets the details of the customer support representative assigned to a given guest. Besides the session, it takes the ID of the guest to get the representative of (</w:t>
+      </w:r>
+      <w:proofErr w:type="spellStart"/>
+      <w:r>
+        <w:rPr>
+          <w:rFonts w:ascii="Consolas" w:hAnsi="Consolas"/>
+        </w:rPr>
+        <w:t>guest_id</w:t>
+      </w:r>
+      <w:proofErr w:type="spellEnd"/>
+      <w:r>
+        <w:t>: int). It returns a dictionary (</w:t>
+      </w:r>
+      <w:proofErr w:type="spellStart"/>
+      <w:r>
+        <w:rPr>
+          <w:rFonts w:ascii="Consolas" w:hAnsi="Consolas"/>
+        </w:rPr>
+        <w:t>dict</w:t>
+      </w:r>
+      <w:proofErr w:type="spellEnd"/>
+      <w:r>
+        <w:t>) containing the representative’s first name (“</w:t>
+      </w:r>
+      <w:proofErr w:type="spellStart"/>
+      <w:r>
+        <w:t>firstName</w:t>
+      </w:r>
+      <w:proofErr w:type="spellEnd"/>
+      <w:r>
+        <w:t>”: str), last name (“</w:t>
+      </w:r>
+      <w:proofErr w:type="spellStart"/>
+      <w:r>
+        <w:t>lastName</w:t>
+      </w:r>
+      <w:proofErr w:type="spellEnd"/>
+      <w:r>
+        <w:t>”: str), and phone number (“</w:t>
+      </w:r>
+      <w:proofErr w:type="spellStart"/>
+      <w:r>
+        <w:t>phoneNo</w:t>
+      </w:r>
+      <w:proofErr w:type="spellEnd"/>
+      <w:r>
+        <w:t>”: str).</w:t>
+      </w:r>
+    </w:p>
+    <w:p>
+      <w:pPr>
+        <w:pStyle w:val="Heading4"/>
+      </w:pPr>
+      <w:r>
+        <w:lastRenderedPageBreak/>
+        <w:br/>
+        <w:t>Add Guest</w:t>
+      </w:r>
+    </w:p>
+    <w:p>
+      <w:r>
+        <w:t xml:space="preserve">The </w:t>
+      </w:r>
+      <w:proofErr w:type="spellStart"/>
+      <w:r>
+        <w:rPr>
+          <w:rFonts w:ascii="Consolas" w:hAnsi="Consolas"/>
+        </w:rPr>
+        <w:t>add_guest</w:t>
+      </w:r>
+      <w:proofErr w:type="spellEnd"/>
+      <w:r>
+        <w:t xml:space="preserve"> function adds a new guest record. Besides the session, it takes the new guest’s first name (</w:t>
+      </w:r>
+      <w:proofErr w:type="spellStart"/>
+      <w:r>
+        <w:rPr>
+          <w:rFonts w:ascii="Consolas" w:hAnsi="Consolas"/>
+        </w:rPr>
+        <w:t>first_name</w:t>
+      </w:r>
+      <w:proofErr w:type="spellEnd"/>
+      <w:r>
+        <w:t>: str), last name (</w:t>
+      </w:r>
+      <w:proofErr w:type="spellStart"/>
+      <w:r>
+        <w:rPr>
+          <w:rFonts w:ascii="Consolas" w:hAnsi="Consolas"/>
+        </w:rPr>
+        <w:t>last_name</w:t>
+      </w:r>
+      <w:proofErr w:type="spellEnd"/>
+      <w:r>
+        <w:t>: str), email (</w:t>
+      </w:r>
+      <w:r>
+        <w:rPr>
+          <w:rFonts w:ascii="Consolas" w:hAnsi="Consolas"/>
+        </w:rPr>
+        <w:t>email</w:t>
+      </w:r>
+      <w:r>
+        <w:t>: str), phone number (</w:t>
+      </w:r>
+      <w:r>
+        <w:rPr>
+          <w:rFonts w:ascii="Consolas" w:hAnsi="Consolas"/>
+        </w:rPr>
+        <w:t>phone</w:t>
+      </w:r>
+      <w:r>
+        <w:t>: str), and password (</w:t>
+      </w:r>
+      <w:r>
+        <w:rPr>
+          <w:rFonts w:ascii="Consolas" w:hAnsi="Consolas"/>
+        </w:rPr>
+        <w:t>password</w:t>
+      </w:r>
+      <w:r>
+        <w:t xml:space="preserve">: str). An exception is raised if the email is already in use in the guest, airline employee, or airport staff tables, or if the email or password is in an invalid format. The guest is assigned to the airline employee (customer support representative) with the fewest guests already assigned to them. It returns </w:t>
+      </w:r>
+      <w:r>
+        <w:rPr>
+          <w:rFonts w:ascii="Consolas" w:hAnsi="Consolas"/>
+        </w:rPr>
+        <w:t>None</w:t>
+      </w:r>
+      <w:r>
+        <w:t>.</w:t>
+      </w:r>
+    </w:p>
+    <w:p>
+      <w:pPr>
+        <w:pStyle w:val="Heading4"/>
+      </w:pPr>
+      <w:r>
+        <w:br/>
+        <w:t>Edit Guest</w:t>
+      </w:r>
+    </w:p>
+    <w:p>
+      <w:r>
+        <w:t xml:space="preserve">The </w:t>
+      </w:r>
+      <w:proofErr w:type="spellStart"/>
+      <w:r>
+        <w:rPr>
+          <w:rFonts w:ascii="Consolas" w:hAnsi="Consolas"/>
+        </w:rPr>
+        <w:t>edit_guest</w:t>
+      </w:r>
+      <w:proofErr w:type="spellEnd"/>
+      <w:r>
+        <w:t xml:space="preserve"> function edits the details of a given guest. Besides the session, it takes the ID of the guest to be edited (</w:t>
+      </w:r>
+      <w:proofErr w:type="spellStart"/>
+      <w:r>
+        <w:rPr>
+          <w:rFonts w:ascii="Consolas" w:hAnsi="Consolas"/>
+        </w:rPr>
+        <w:t>guest_id</w:t>
+      </w:r>
+      <w:proofErr w:type="spellEnd"/>
+      <w:r>
+        <w:t>: int) followed by optional new values for the ID of their assigned airline employee (</w:t>
+      </w:r>
+      <w:proofErr w:type="spellStart"/>
+      <w:r>
+        <w:rPr>
+          <w:rFonts w:ascii="Consolas" w:hAnsi="Consolas"/>
+        </w:rPr>
+        <w:t>airline_employee_id</w:t>
+      </w:r>
+      <w:proofErr w:type="spellEnd"/>
+      <w:r>
+        <w:t>: int), first name (</w:t>
+      </w:r>
+      <w:proofErr w:type="spellStart"/>
+      <w:r>
+        <w:rPr>
+          <w:rFonts w:ascii="Consolas" w:hAnsi="Consolas"/>
+        </w:rPr>
+        <w:t>first_name</w:t>
+      </w:r>
+      <w:proofErr w:type="spellEnd"/>
+      <w:r>
+        <w:t>: str), last name (</w:t>
+      </w:r>
+      <w:proofErr w:type="spellStart"/>
+      <w:r>
+        <w:rPr>
+          <w:rFonts w:ascii="Consolas" w:hAnsi="Consolas"/>
+        </w:rPr>
+        <w:t>last_name</w:t>
+      </w:r>
+      <w:proofErr w:type="spellEnd"/>
+      <w:r>
+        <w:t>: str), email (</w:t>
+      </w:r>
+      <w:r>
+        <w:rPr>
+          <w:rFonts w:ascii="Consolas" w:hAnsi="Consolas"/>
+        </w:rPr>
+        <w:t>email</w:t>
+      </w:r>
+      <w:r>
+        <w:t>: str), phone number (</w:t>
+      </w:r>
+      <w:r>
+        <w:rPr>
+          <w:rFonts w:ascii="Consolas" w:hAnsi="Consolas"/>
+        </w:rPr>
+        <w:t>phone</w:t>
+      </w:r>
+      <w:r>
+        <w:t>: str), and password (</w:t>
+      </w:r>
+      <w:r>
+        <w:rPr>
+          <w:rFonts w:ascii="Consolas" w:hAnsi="Consolas"/>
+        </w:rPr>
+        <w:t>password</w:t>
+      </w:r>
+      <w:r>
+        <w:t xml:space="preserve">: str), all of which default to None. An exception is raised if the new email is already in use in the guest, airline employee, or airport staff tables, if the email or password is in an invalid format, or if the airline employee does not exist. It returns </w:t>
+      </w:r>
+      <w:r>
+        <w:rPr>
+          <w:rFonts w:ascii="Consolas" w:hAnsi="Consolas"/>
+        </w:rPr>
+        <w:t>None</w:t>
+      </w:r>
+      <w:r>
+        <w:t>.</w:t>
+      </w:r>
+    </w:p>
+    <w:p>
+      <w:pPr>
+        <w:pStyle w:val="Heading4"/>
+      </w:pPr>
+      <w:r>
+        <w:br/>
+        <w:t>Delete Guest</w:t>
+      </w:r>
+    </w:p>
+    <w:p>
+      <w:r>
+        <w:t xml:space="preserve">The </w:t>
+      </w:r>
+      <w:proofErr w:type="spellStart"/>
+      <w:r>
+        <w:rPr>
+          <w:rFonts w:ascii="Consolas" w:hAnsi="Consolas"/>
+        </w:rPr>
+        <w:t>delete_guest</w:t>
+      </w:r>
+      <w:proofErr w:type="spellEnd"/>
+      <w:r>
+        <w:t xml:space="preserve"> function deletes a given guest from the database. Besides the session, it takes the ID of the guest to delete (</w:t>
+      </w:r>
+      <w:proofErr w:type="spellStart"/>
+      <w:r>
+        <w:rPr>
+          <w:rFonts w:ascii="Consolas" w:hAnsi="Consolas"/>
+        </w:rPr>
+        <w:t>guest_id</w:t>
+      </w:r>
+      <w:proofErr w:type="spellEnd"/>
+      <w:r>
+        <w:t xml:space="preserve">: int). It returns </w:t>
+      </w:r>
+      <w:r>
+        <w:rPr>
+          <w:rFonts w:ascii="Consolas" w:hAnsi="Consolas"/>
+        </w:rPr>
+        <w:t>None</w:t>
+      </w:r>
+      <w:r>
+        <w:t>.</w:t>
+      </w:r>
+    </w:p>
+    <w:p>
+      <w:pPr>
+        <w:pStyle w:val="Heading4"/>
+      </w:pPr>
+      <w:r>
+        <w:br/>
+        <w:t>Get All Staff Users</w:t>
+      </w:r>
+    </w:p>
+    <w:p>
+      <w:r>
+        <w:t xml:space="preserve">The </w:t>
+      </w:r>
+      <w:proofErr w:type="spellStart"/>
+      <w:r>
+        <w:rPr>
+          <w:rFonts w:ascii="Consolas" w:hAnsi="Consolas"/>
+        </w:rPr>
+        <w:t>get_all_staff_</w:t>
+      </w:r>
+      <w:proofErr w:type="gramStart"/>
+      <w:r>
+        <w:rPr>
+          <w:rFonts w:ascii="Consolas" w:hAnsi="Consolas"/>
+        </w:rPr>
+        <w:t>users</w:t>
+      </w:r>
+      <w:proofErr w:type="spellEnd"/>
+      <w:proofErr w:type="gramEnd"/>
+      <w:r>
+        <w:t xml:space="preserve"> function (found in </w:t>
+      </w:r>
+      <w:r>
+        <w:rPr>
+          <w:rFonts w:ascii="Consolas" w:hAnsi="Consolas"/>
+        </w:rPr>
+        <w:t>staff.py</w:t>
+      </w:r>
+      <w:r>
+        <w:t>) gets a list of all the staff users across both the airline employee and airport staff tables. It takes no arguments other than the session. It returns a list of tuples (</w:t>
+      </w:r>
+      <w:proofErr w:type="gramStart"/>
+      <w:r>
+        <w:rPr>
+          <w:rFonts w:ascii="Consolas" w:hAnsi="Consolas"/>
+        </w:rPr>
+        <w:t>list[tuple[</w:t>
+      </w:r>
+      <w:proofErr w:type="gramEnd"/>
+      <w:r>
+        <w:rPr>
+          <w:rFonts w:ascii="Consolas" w:hAnsi="Consolas"/>
+        </w:rPr>
+        <w:t>str, str, int, str, str]]</w:t>
+      </w:r>
+      <w:r>
+        <w:t>), each of which contains:</w:t>
+      </w:r>
+    </w:p>
+    <w:p>
+      <w:pPr>
+        <w:pStyle w:val="ListParagraph"/>
+      </w:pPr>
+      <w:r>
+        <w:t>The type of staff member (str),</w:t>
+      </w:r>
+    </w:p>
+    <w:p>
+      <w:pPr>
+        <w:pStyle w:val="ListParagraph"/>
+      </w:pPr>
+      <w:r>
+        <w:t>The table that the staff member is stored in (str),</w:t>
+      </w:r>
+    </w:p>
+    <w:p>
+      <w:pPr>
+        <w:pStyle w:val="ListParagraph"/>
+      </w:pPr>
+      <w:r>
+        <w:t>The staff member’s ID (int),</w:t>
+      </w:r>
+    </w:p>
+    <w:p>
+      <w:pPr>
+        <w:pStyle w:val="ListParagraph"/>
+      </w:pPr>
+      <w:r>
+        <w:t>The staff member’s first name (str),</w:t>
+      </w:r>
+    </w:p>
+    <w:p>
+      <w:pPr>
+        <w:pStyle w:val="ListParagraph"/>
+      </w:pPr>
+      <w:r>
+        <w:t>The staff member’s last name (str),</w:t>
+      </w:r>
+    </w:p>
+    <w:p>
+      <w:pPr>
+        <w:pStyle w:val="Heading4"/>
+      </w:pPr>
+      <w:r>
+        <w:br/>
+        <w:t>Add Airline Employee</w:t>
+      </w:r>
+    </w:p>
+    <w:p>
+      <w:r>
+        <w:t xml:space="preserve">The </w:t>
+      </w:r>
+      <w:proofErr w:type="spellStart"/>
+      <w:r>
+        <w:rPr>
+          <w:rFonts w:ascii="Consolas" w:hAnsi="Consolas"/>
+        </w:rPr>
+        <w:t>add_airline_employee</w:t>
+      </w:r>
+      <w:proofErr w:type="spellEnd"/>
+      <w:r>
+        <w:t xml:space="preserve"> function adds a new airline employee. Besides the session, it takes the new employee’s first name (</w:t>
+      </w:r>
+      <w:proofErr w:type="spellStart"/>
+      <w:r>
+        <w:rPr>
+          <w:rFonts w:ascii="Consolas" w:hAnsi="Consolas"/>
+        </w:rPr>
+        <w:t>first_name</w:t>
+      </w:r>
+      <w:proofErr w:type="spellEnd"/>
+      <w:r>
+        <w:t>: str), last name (</w:t>
+      </w:r>
+      <w:proofErr w:type="spellStart"/>
+      <w:r>
+        <w:rPr>
+          <w:rFonts w:ascii="Consolas" w:hAnsi="Consolas"/>
+        </w:rPr>
+        <w:t>last_name</w:t>
+      </w:r>
+      <w:proofErr w:type="spellEnd"/>
+      <w:r>
+        <w:t>: str), email (</w:t>
+      </w:r>
+      <w:r>
+        <w:rPr>
+          <w:rFonts w:ascii="Consolas" w:hAnsi="Consolas"/>
+        </w:rPr>
+        <w:t>email</w:t>
+      </w:r>
+      <w:r>
+        <w:t>: str), phone number (</w:t>
+      </w:r>
+      <w:r>
+        <w:rPr>
+          <w:rFonts w:ascii="Consolas" w:hAnsi="Consolas"/>
+        </w:rPr>
+        <w:t>phone</w:t>
+      </w:r>
+      <w:r>
+        <w:t>: str), password (</w:t>
+      </w:r>
+      <w:r>
+        <w:rPr>
+          <w:rFonts w:ascii="Consolas" w:hAnsi="Consolas"/>
+        </w:rPr>
+        <w:t>password</w:t>
+      </w:r>
+      <w:r>
+        <w:t>: str), and employee type (</w:t>
+      </w:r>
+      <w:r>
+        <w:rPr>
+          <w:rFonts w:ascii="Consolas" w:hAnsi="Consolas"/>
+        </w:rPr>
+        <w:t>type</w:t>
+      </w:r>
+      <w:r>
+        <w:t>: str). An exception is raised if:</w:t>
+      </w:r>
+    </w:p>
+    <w:p>
+      <w:pPr>
+        <w:pStyle w:val="ListParagraph"/>
+      </w:pPr>
+      <w:r>
+        <w:t>The email, phone number, or password is in an invalid format,</w:t>
+      </w:r>
+    </w:p>
+    <w:p>
+      <w:pPr>
+        <w:pStyle w:val="ListParagraph"/>
+      </w:pPr>
+      <w:r>
+        <w:t xml:space="preserve">The type is not one of the </w:t>
+      </w:r>
+      <w:r>
+        <w:rPr>
+          <w:rFonts w:ascii="Consolas" w:hAnsi="Consolas"/>
+        </w:rPr>
+        <w:t>AIRLINE_EMPLOYEE_TYPES</w:t>
+      </w:r>
+      <w:r>
+        <w:t xml:space="preserve"> (“support”, “admin”, or “operations”),</w:t>
+      </w:r>
+    </w:p>
+    <w:p>
+      <w:pPr>
+        <w:pStyle w:val="ListParagraph"/>
+      </w:pPr>
+      <w:r>
+        <w:t>The email is already in use in any other user table,</w:t>
+      </w:r>
+    </w:p>
+    <w:p>
+      <w:pPr>
+        <w:ind w:firstLine="720"/>
+      </w:pPr>
+      <w:r>
+        <w:t xml:space="preserve">It returns </w:t>
+      </w:r>
+      <w:r>
+        <w:rPr>
+          <w:rFonts w:ascii="Consolas" w:hAnsi="Consolas"/>
+        </w:rPr>
+        <w:t>None</w:t>
+      </w:r>
+      <w:r>
+        <w:t>.</w:t>
+      </w:r>
+    </w:p>
+    <w:p>
+      <w:pPr>
+        <w:pStyle w:val="Heading4"/>
+      </w:pPr>
+      <w:r>
+        <w:br/>
+        <w:t>Edit Airline Employee</w:t>
+      </w:r>
+    </w:p>
+    <w:p>
+      <w:r>
+        <w:t xml:space="preserve">The </w:t>
+      </w:r>
+      <w:proofErr w:type="spellStart"/>
+      <w:r>
+        <w:rPr>
+          <w:rFonts w:ascii="Consolas" w:hAnsi="Consolas"/>
+        </w:rPr>
+        <w:t>edit_airline_employee</w:t>
+      </w:r>
+      <w:proofErr w:type="spellEnd"/>
+      <w:r>
+        <w:t xml:space="preserve"> function edits the details of a given airline employee. Besides the session, it takes the ID of the employee to be edited (</w:t>
+      </w:r>
+      <w:proofErr w:type="spellStart"/>
+      <w:r>
+        <w:rPr>
+          <w:rFonts w:ascii="Consolas" w:hAnsi="Consolas"/>
+        </w:rPr>
+        <w:t>airline_employee_id</w:t>
+      </w:r>
+      <w:proofErr w:type="spellEnd"/>
+      <w:r>
+        <w:t xml:space="preserve">: int) followed by optional new values </w:t>
+      </w:r>
+      <w:r>
+        <w:lastRenderedPageBreak/>
+        <w:t>for their first name (</w:t>
+      </w:r>
+      <w:proofErr w:type="spellStart"/>
+      <w:r>
+        <w:rPr>
+          <w:rFonts w:ascii="Consolas" w:hAnsi="Consolas"/>
+        </w:rPr>
+        <w:t>first_name</w:t>
+      </w:r>
+      <w:proofErr w:type="spellEnd"/>
+      <w:r>
+        <w:t>: str), last name (</w:t>
+      </w:r>
+      <w:proofErr w:type="spellStart"/>
+      <w:r>
+        <w:rPr>
+          <w:rFonts w:ascii="Consolas" w:hAnsi="Consolas"/>
+        </w:rPr>
+        <w:t>last_name</w:t>
+      </w:r>
+      <w:proofErr w:type="spellEnd"/>
+      <w:r>
+        <w:t>: str), email (</w:t>
+      </w:r>
+      <w:r>
+        <w:rPr>
+          <w:rFonts w:ascii="Consolas" w:hAnsi="Consolas"/>
+        </w:rPr>
+        <w:t>email</w:t>
+      </w:r>
+      <w:r>
+        <w:t>: str), phone number (</w:t>
+      </w:r>
+      <w:r>
+        <w:rPr>
+          <w:rFonts w:ascii="Consolas" w:hAnsi="Consolas"/>
+        </w:rPr>
+        <w:t>phone</w:t>
+      </w:r>
+      <w:r>
+        <w:t>: str), password (</w:t>
+      </w:r>
+      <w:r>
+        <w:rPr>
+          <w:rFonts w:ascii="Consolas" w:hAnsi="Consolas"/>
+        </w:rPr>
+        <w:t>password</w:t>
+      </w:r>
+      <w:r>
+        <w:t>: str), and employee type (</w:t>
+      </w:r>
+      <w:r>
+        <w:rPr>
+          <w:rFonts w:ascii="Consolas" w:hAnsi="Consolas"/>
+        </w:rPr>
+        <w:t>type</w:t>
+      </w:r>
+      <w:r>
+        <w:t xml:space="preserve">: str), all of which default to None. If the employee is currently a customer support representative and is being moved to a different type, their guests are reassigned to other representatives. The same exceptions are raised as when adding an airline employee. It returns </w:t>
+      </w:r>
+      <w:r>
+        <w:rPr>
+          <w:rFonts w:ascii="Consolas" w:hAnsi="Consolas"/>
+        </w:rPr>
+        <w:t>None</w:t>
+      </w:r>
+      <w:r>
+        <w:t>.</w:t>
+      </w:r>
+    </w:p>
+    <w:p>
+      <w:pPr>
+        <w:pStyle w:val="Heading4"/>
+      </w:pPr>
+      <w:r>
+        <w:br/>
+        <w:t>Delete Airline Employee</w:t>
+      </w:r>
+    </w:p>
+    <w:p>
+      <w:r>
+        <w:t xml:space="preserve">The </w:t>
+      </w:r>
+      <w:proofErr w:type="spellStart"/>
+      <w:r>
+        <w:rPr>
+          <w:rFonts w:ascii="Consolas" w:hAnsi="Consolas"/>
+        </w:rPr>
+        <w:t>delete_airline_employee</w:t>
+      </w:r>
+      <w:proofErr w:type="spellEnd"/>
+      <w:r>
+        <w:t xml:space="preserve"> function deletes a given airline employee. Besides the session, it takes the ID of the employee to be deleted (</w:t>
+      </w:r>
+      <w:proofErr w:type="spellStart"/>
+      <w:r>
+        <w:rPr>
+          <w:rFonts w:ascii="Consolas" w:hAnsi="Consolas"/>
+        </w:rPr>
+        <w:t>airline_employee_id</w:t>
+      </w:r>
+      <w:proofErr w:type="spellEnd"/>
+      <w:r>
+        <w:t xml:space="preserve">: int). If the employee is a customer support representative, their guests are reassigned by going through them one at a time and assigning each to the representative with the fewest guests at that point. It returns </w:t>
+      </w:r>
+      <w:r>
+        <w:rPr>
+          <w:rFonts w:ascii="Consolas" w:hAnsi="Consolas"/>
+        </w:rPr>
+        <w:t>None</w:t>
+      </w:r>
+      <w:r>
+        <w:t>.</w:t>
+      </w:r>
+    </w:p>
+    <w:p>
+      <w:pPr>
+        <w:pStyle w:val="Heading4"/>
+      </w:pPr>
+      <w:r>
+        <w:br/>
+        <w:t>Add Airport Staff</w:t>
+      </w:r>
+    </w:p>
+    <w:p>
+      <w:r>
+        <w:t xml:space="preserve">The </w:t>
+      </w:r>
+      <w:proofErr w:type="spellStart"/>
+      <w:r>
+        <w:rPr>
+          <w:rFonts w:ascii="Consolas" w:hAnsi="Consolas"/>
+        </w:rPr>
+        <w:t>add_airport_staff</w:t>
+      </w:r>
+      <w:proofErr w:type="spellEnd"/>
+      <w:r>
+        <w:t xml:space="preserve"> function adds a new member of airport staff. Besides the session, it takes the new staff member’s first name (</w:t>
+      </w:r>
+      <w:proofErr w:type="spellStart"/>
+      <w:r>
+        <w:rPr>
+          <w:rFonts w:ascii="Consolas" w:hAnsi="Consolas"/>
+        </w:rPr>
+        <w:t>first_name</w:t>
+      </w:r>
+      <w:proofErr w:type="spellEnd"/>
+      <w:r>
+        <w:t>: str), last name (</w:t>
+      </w:r>
+      <w:proofErr w:type="spellStart"/>
+      <w:r>
+        <w:rPr>
+          <w:rFonts w:ascii="Consolas" w:hAnsi="Consolas"/>
+        </w:rPr>
+        <w:t>last_name</w:t>
+      </w:r>
+      <w:proofErr w:type="spellEnd"/>
+      <w:r>
+        <w:t>: str), email (</w:t>
+      </w:r>
+      <w:r>
+        <w:rPr>
+          <w:rFonts w:ascii="Consolas" w:hAnsi="Consolas"/>
+        </w:rPr>
+        <w:t>email</w:t>
+      </w:r>
+      <w:r>
+        <w:t>: str), password (</w:t>
+      </w:r>
+      <w:r>
+        <w:rPr>
+          <w:rFonts w:ascii="Consolas" w:hAnsi="Consolas"/>
+        </w:rPr>
+        <w:t>password</w:t>
+      </w:r>
+      <w:r>
+        <w:t>: str), staff type (</w:t>
+      </w:r>
+      <w:r>
+        <w:rPr>
+          <w:rFonts w:ascii="Consolas" w:hAnsi="Consolas"/>
+        </w:rPr>
+        <w:t>type</w:t>
+      </w:r>
+      <w:r>
+        <w:t>: str), and the ICAO code of the airport that they are assigned to (</w:t>
+      </w:r>
+      <w:proofErr w:type="spellStart"/>
+      <w:r>
+        <w:rPr>
+          <w:rFonts w:ascii="Consolas" w:hAnsi="Consolas"/>
+        </w:rPr>
+        <w:t>assigned_airport_icao</w:t>
+      </w:r>
+      <w:proofErr w:type="spellEnd"/>
+      <w:r>
+        <w:t>: str). An exception is raised if:</w:t>
+      </w:r>
+    </w:p>
+    <w:p>
+      <w:pPr>
+        <w:pStyle w:val="ListParagraph"/>
+      </w:pPr>
+      <w:r>
+        <w:t>The email or password is in an invalid format,</w:t>
+      </w:r>
+    </w:p>
+    <w:p>
+      <w:pPr>
+        <w:pStyle w:val="ListParagraph"/>
+      </w:pPr>
+      <w:r>
+        <w:t xml:space="preserve">The type is not one of the </w:t>
+      </w:r>
+      <w:r>
+        <w:rPr>
+          <w:rFonts w:ascii="Consolas" w:hAnsi="Consolas"/>
+        </w:rPr>
+        <w:t>AIRPORT_STAFF_TYPES</w:t>
+      </w:r>
+      <w:r>
+        <w:t xml:space="preserve"> (“gate” or “check-in”),</w:t>
+      </w:r>
+    </w:p>
+    <w:p>
+      <w:pPr>
+        <w:pStyle w:val="ListParagraph"/>
+      </w:pPr>
+      <w:r>
+        <w:t>The email is already in use in any other user table,</w:t>
+      </w:r>
+    </w:p>
+    <w:p>
+      <w:pPr>
+        <w:pStyle w:val="ListParagraph"/>
+      </w:pPr>
+      <w:r>
+        <w:t>The ICAO code is not recognised,</w:t>
+      </w:r>
+    </w:p>
+    <w:p>
+      <w:pPr>
+        <w:ind w:firstLine="720"/>
+      </w:pPr>
+      <w:r>
+        <w:t xml:space="preserve">It returns </w:t>
+      </w:r>
+      <w:r>
+        <w:rPr>
+          <w:rFonts w:ascii="Consolas" w:hAnsi="Consolas"/>
+        </w:rPr>
+        <w:t>None</w:t>
+      </w:r>
+      <w:r>
+        <w:t>.</w:t>
+      </w:r>
+    </w:p>
+    <w:p>
+      <w:pPr>
+        <w:pStyle w:val="Heading4"/>
+      </w:pPr>
+      <w:r>
+        <w:br/>
+        <w:t>Edit Airport Staff Member</w:t>
+      </w:r>
+    </w:p>
+    <w:p>
+      <w:r>
+        <w:t xml:space="preserve">The </w:t>
+      </w:r>
+      <w:proofErr w:type="spellStart"/>
+      <w:r>
+        <w:rPr>
+          <w:rFonts w:ascii="Consolas" w:hAnsi="Consolas"/>
+        </w:rPr>
+        <w:t>edit_airport_staff_member</w:t>
+      </w:r>
+      <w:proofErr w:type="spellEnd"/>
+      <w:r>
+        <w:t xml:space="preserve"> function edits the details of a given member of airport staff. Besides the session, it takes the ID of the airport staff record to edit (</w:t>
+      </w:r>
+      <w:proofErr w:type="spellStart"/>
+      <w:r>
+        <w:rPr>
+          <w:rFonts w:ascii="Consolas" w:hAnsi="Consolas"/>
+        </w:rPr>
+        <w:t>airport_staff_id</w:t>
+      </w:r>
+      <w:proofErr w:type="spellEnd"/>
+      <w:r>
+        <w:t>: int) followed by optional new values for their first name (</w:t>
+      </w:r>
+      <w:proofErr w:type="spellStart"/>
+      <w:r>
+        <w:rPr>
+          <w:rFonts w:ascii="Consolas" w:hAnsi="Consolas"/>
+        </w:rPr>
+        <w:t>first_name</w:t>
+      </w:r>
+      <w:proofErr w:type="spellEnd"/>
+      <w:r>
+        <w:t>: str), last name (</w:t>
+      </w:r>
+      <w:proofErr w:type="spellStart"/>
+      <w:r>
+        <w:rPr>
+          <w:rFonts w:ascii="Consolas" w:hAnsi="Consolas"/>
+        </w:rPr>
+        <w:t>last_name</w:t>
+      </w:r>
+      <w:proofErr w:type="spellEnd"/>
+      <w:r>
+        <w:t>: str), email (</w:t>
+      </w:r>
+      <w:r>
+        <w:rPr>
+          <w:rFonts w:ascii="Consolas" w:hAnsi="Consolas"/>
+        </w:rPr>
+        <w:t>email</w:t>
+      </w:r>
+      <w:r>
+        <w:t>: str), password (</w:t>
+      </w:r>
+      <w:r>
+        <w:rPr>
+          <w:rFonts w:ascii="Consolas" w:hAnsi="Consolas"/>
+        </w:rPr>
+        <w:t>password</w:t>
+      </w:r>
+      <w:r>
+        <w:t>: str), staff type (</w:t>
+      </w:r>
+      <w:r>
+        <w:rPr>
+          <w:rFonts w:ascii="Consolas" w:hAnsi="Consolas"/>
+        </w:rPr>
+        <w:t>type</w:t>
+      </w:r>
+      <w:r>
+        <w:t>: str), and assigned airport ICAO code (</w:t>
+      </w:r>
+      <w:proofErr w:type="spellStart"/>
+      <w:r>
+        <w:rPr>
+          <w:rFonts w:ascii="Consolas" w:hAnsi="Consolas"/>
+        </w:rPr>
+        <w:t>assigned_airport_icao</w:t>
+      </w:r>
+      <w:proofErr w:type="spellEnd"/>
+      <w:r>
+        <w:t xml:space="preserve">: str), all of which default to None. The same exceptions are raised as when adding a member of airport staff. It returns </w:t>
+      </w:r>
+      <w:r>
+        <w:rPr>
+          <w:rFonts w:ascii="Consolas" w:hAnsi="Consolas"/>
+        </w:rPr>
+        <w:t>None</w:t>
+      </w:r>
+      <w:r>
+        <w:t>.</w:t>
+      </w:r>
+    </w:p>
+    <w:p>
+      <w:pPr>
+        <w:pStyle w:val="Heading4"/>
+      </w:pPr>
+      <w:r>
+        <w:br/>
+        <w:t>Delete Airport Staff</w:t>
+      </w:r>
+    </w:p>
+    <w:p>
+      <w:r>
+        <w:t xml:space="preserve">The </w:t>
+      </w:r>
+      <w:proofErr w:type="spellStart"/>
+      <w:r>
+        <w:rPr>
+          <w:rFonts w:ascii="Consolas" w:hAnsi="Consolas"/>
+        </w:rPr>
+        <w:t>delete_airport_staff</w:t>
+      </w:r>
+      <w:proofErr w:type="spellEnd"/>
+      <w:r>
+        <w:t xml:space="preserve"> function deletes a given member of airport staff. Besides the session, it takes the ID of the staff member to be deleted (</w:t>
+      </w:r>
+      <w:proofErr w:type="spellStart"/>
+      <w:r>
+        <w:rPr>
+          <w:rFonts w:ascii="Consolas" w:hAnsi="Consolas"/>
+        </w:rPr>
+        <w:t>airport_staff_id</w:t>
+      </w:r>
+      <w:proofErr w:type="spellEnd"/>
+      <w:r>
+        <w:t xml:space="preserve">: int). It returns </w:t>
+      </w:r>
+      <w:r>
+        <w:rPr>
+          <w:rFonts w:ascii="Consolas" w:hAnsi="Consolas"/>
+        </w:rPr>
+        <w:t>None</w:t>
+      </w:r>
+      <w:r>
+        <w:t>.</w:t>
+      </w:r>
+    </w:p>
+    <w:p>
+      <w:pPr>
+        <w:pStyle w:val="Heading4"/>
+      </w:pPr>
+      <w:r>
+        <w:br/>
+        <w:t>Get Representative Assigned Guests</w:t>
+      </w:r>
+    </w:p>
+    <w:p>
+      <w:r>
+        <w:t xml:space="preserve">The </w:t>
+      </w:r>
+      <w:proofErr w:type="spellStart"/>
+      <w:r>
+        <w:rPr>
+          <w:rFonts w:ascii="Consolas" w:hAnsi="Consolas"/>
+        </w:rPr>
+        <w:t>get_representative_assigned_guests</w:t>
+      </w:r>
+      <w:proofErr w:type="spellEnd"/>
+      <w:r>
+        <w:t xml:space="preserve"> function gets all of the guests assigned to a given customer support representative. Besides the session, it takes the ID of the representative (</w:t>
+      </w:r>
+      <w:proofErr w:type="spellStart"/>
+      <w:r>
+        <w:rPr>
+          <w:rFonts w:ascii="Consolas" w:hAnsi="Consolas"/>
+        </w:rPr>
+        <w:t>representative_id</w:t>
+      </w:r>
+      <w:proofErr w:type="spellEnd"/>
+      <w:r>
+        <w:t>: int). An exception is raised if the representative does not exist. It returns a list of tuples (</w:t>
+      </w:r>
+      <w:proofErr w:type="gramStart"/>
+      <w:r>
+        <w:rPr>
+          <w:rFonts w:ascii="Consolas" w:hAnsi="Consolas"/>
+        </w:rPr>
+        <w:t>list[tuple[</w:t>
+      </w:r>
+      <w:proofErr w:type="gramEnd"/>
+      <w:r>
+        <w:rPr>
+          <w:rFonts w:ascii="Consolas" w:hAnsi="Consolas"/>
+        </w:rPr>
+        <w:t>int, str, str, datetime]]</w:t>
+      </w:r>
+      <w:r>
+        <w:t>), each of which contains the guest’s ID (int), first name (str), last name (str), and the date and time of their next flight (datetime).</w:t>
+      </w:r>
+    </w:p>
+    <w:p>
+      <w:pPr>
+        <w:spacing w:after="160"/>
+      </w:pPr>
     </w:p>
     <w:sectPr>
       <w:headerReference w:type="default" r:id="rId14"/>
@@ -27586,7 +32147,7 @@
     <w:uiPriority w:val="9"/>
     <w:unhideWhenUsed/>
     <w:qFormat/>
-    <w:rsid w:val="003C703A"/>
+    <w:rsid w:val="009E6C14"/>
     <w:pPr>
       <w:keepNext/>
       <w:keepLines/>
@@ -27596,8 +32157,8 @@
     <w:rPr>
       <w:rFonts w:asciiTheme="majorHAnsi" w:eastAsiaTheme="majorEastAsia" w:hAnsiTheme="majorHAnsi" w:cstheme="majorBidi"/>
       <w:color w:val="0F4761" w:themeColor="accent1" w:themeShade="BF"/>
-      <w:sz w:val="26"/>
-      <w:szCs w:val="26"/>
+      <w:sz w:val="28"/>
+      <w:szCs w:val="28"/>
     </w:rPr>
   </w:style>
   <w:style w:type="paragraph" w:styleId="Heading3">
@@ -27630,7 +32191,7 @@
     <w:uiPriority w:val="9"/>
     <w:unhideWhenUsed/>
     <w:qFormat/>
-    <w:rsid w:val="00540A37"/>
+    <w:rsid w:val="009E6C14"/>
     <w:pPr>
       <w:keepNext/>
       <w:keepLines/>
@@ -27767,7 +32328,6 @@
   <w:style w:type="character" w:default="1" w:styleId="DefaultParagraphFont">
     <w:name w:val="Default Paragraph Font"/>
     <w:uiPriority w:val="1"/>
-    <w:semiHidden/>
     <w:unhideWhenUsed/>
   </w:style>
   <w:style w:type="table" w:default="1" w:styleId="TableNormal">
@@ -27809,12 +32369,12 @@
     <w:basedOn w:val="DefaultParagraphFont"/>
     <w:link w:val="Heading2"/>
     <w:uiPriority w:val="9"/>
-    <w:rsid w:val="003C703A"/>
+    <w:rsid w:val="009E6C14"/>
     <w:rPr>
       <w:rFonts w:asciiTheme="majorHAnsi" w:eastAsiaTheme="majorEastAsia" w:hAnsiTheme="majorHAnsi" w:cstheme="majorBidi"/>
       <w:color w:val="0F4761" w:themeColor="accent1" w:themeShade="BF"/>
-      <w:sz w:val="26"/>
-      <w:szCs w:val="26"/>
+      <w:sz w:val="28"/>
+      <w:szCs w:val="28"/>
     </w:rPr>
   </w:style>
   <w:style w:type="character" w:customStyle="1" w:styleId="Heading3Char">
@@ -27835,7 +32395,7 @@
     <w:basedOn w:val="DefaultParagraphFont"/>
     <w:link w:val="Heading4"/>
     <w:uiPriority w:val="9"/>
-    <w:rsid w:val="00540A37"/>
+    <w:rsid w:val="009E6C14"/>
     <w:rPr>
       <w:rFonts w:eastAsiaTheme="majorEastAsia" w:cstheme="majorBidi"/>
       <w:i/>

--- a/.documentation/3 - Design.docx
+++ b/.documentation/3 - Design.docx
@@ -1378,17 +1378,230 @@
       </w:r>
     </w:p>
     <w:p>
-      <w:pPr>
-        <w:spacing w:after="160"/>
-      </w:pPr>
+      <w:r>
+        <w:t xml:space="preserve">An important step in designing any bit of software is getting an idea of how it looks. I </w:t>
+      </w:r>
+      <w:r>
+        <w:t>found</w:t>
+      </w:r>
+      <w:r>
+        <w:t xml:space="preserve"> this helpful for </w:t>
+      </w:r>
+      <w:r>
+        <w:t>visualising</w:t>
+      </w:r>
+      <w:r>
+        <w:t xml:space="preserve"> all the different things that my stakeholders would want to do and how they would go about doing it. I can also use this going forward to identify all of the inputs</w:t>
+      </w:r>
+      <w:r>
+        <w:t xml:space="preserve"> and outputs of my system as well as the processing required for them.</w:t>
+      </w:r>
+    </w:p>
+    <w:p/>
+    <w:p>
+      <w:r>
+        <w:t>With Infinity Airway’s appeal to</w:t>
+      </w:r>
+      <w:r>
+        <w:t xml:space="preserve"> simple</w:t>
+      </w:r>
+      <w:r>
+        <w:t xml:space="preserve"> luxury</w:t>
+      </w:r>
+      <w:r>
+        <w:t xml:space="preserve">, a clear minimalist colour pallet is required. I have decided on the </w:t>
+      </w:r>
+      <w:r>
+        <w:t>below</w:t>
+      </w:r>
+      <w:r>
+        <w:t xml:space="preserve"> colours:</w:t>
+      </w:r>
+    </w:p>
+    <w:p>
       <w:r>
         <w:rPr>
           <w:noProof/>
         </w:rPr>
         <w:drawing>
-          <wp:inline distT="0" distB="0" distL="0" distR="0" wp14:anchorId="61737F1D" wp14:editId="266E5561">
-            <wp:extent cx="5724525" cy="3219450"/>
-            <wp:effectExtent l="0" t="0" r="9525" b="0"/>
+          <wp:inline distT="0" distB="0" distL="0" distR="0" wp14:anchorId="2774F81F" wp14:editId="23562FE5">
+            <wp:extent cx="5731510" cy="765175"/>
+            <wp:effectExtent l="0" t="0" r="2540" b="0"/>
+            <wp:docPr id="1125953097" name="Picture 1"/>
+            <wp:cNvGraphicFramePr>
+              <a:graphicFrameLocks xmlns:a="http://schemas.openxmlformats.org/drawingml/2006/main" noChangeAspect="1"/>
+            </wp:cNvGraphicFramePr>
+            <a:graphic xmlns:a="http://schemas.openxmlformats.org/drawingml/2006/main">
+              <a:graphicData uri="http://schemas.openxmlformats.org/drawingml/2006/picture">
+                <pic:pic xmlns:pic="http://schemas.openxmlformats.org/drawingml/2006/picture">
+                  <pic:nvPicPr>
+                    <pic:cNvPr id="1125953097" name=""/>
+                    <pic:cNvPicPr/>
+                  </pic:nvPicPr>
+                  <pic:blipFill>
+                    <a:blip r:embed="rId7"/>
+                    <a:stretch>
+                      <a:fillRect/>
+                    </a:stretch>
+                  </pic:blipFill>
+                  <pic:spPr>
+                    <a:xfrm>
+                      <a:off x="0" y="0"/>
+                      <a:ext cx="5731510" cy="765175"/>
+                    </a:xfrm>
+                    <a:prstGeom prst="rect">
+                      <a:avLst/>
+                    </a:prstGeom>
+                  </pic:spPr>
+                </pic:pic>
+              </a:graphicData>
+            </a:graphic>
+          </wp:inline>
+        </w:drawing>
+      </w:r>
+    </w:p>
+    <w:p>
+      <w:r>
+        <w:t xml:space="preserve">The gold will be used exclusively for </w:t>
+      </w:r>
+      <w:r>
+        <w:t>call-to-action</w:t>
+      </w:r>
+      <w:r>
+        <w:t xml:space="preserve"> buttons</w:t>
+      </w:r>
+      <w:r>
+        <w:t>. I then include a</w:t>
+      </w:r>
+      <w:r>
+        <w:t>n</w:t>
+      </w:r>
+      <w:r>
+        <w:t xml:space="preserve"> ever so slightly crème coloured off white that I will use as my background </w:t>
+      </w:r>
+      <w:r>
+        <w:t xml:space="preserve">colour. This helps me prevent an excessively sterile look that may come with pure white </w:t>
+      </w:r>
+      <w:r>
+        <w:t>while remaining simple and easy to work with. I then have a variety of different shades of blue tinted grey that I can use for stacked elements in my UI.</w:t>
+      </w:r>
+    </w:p>
+    <w:p/>
+    <w:p>
+      <w:r>
+        <w:t xml:space="preserve">From my investigation of similar systems, I already knew a basic outline of the user flow </w:t>
+      </w:r>
+      <w:r>
+        <w:t>for booking a fligh</w:t>
+      </w:r>
+      <w:r>
+        <w:t>t as is shown below:</w:t>
+      </w:r>
+    </w:p>
+    <w:p>
+      <w:r>
+        <w:rPr>
+          <w:noProof/>
+        </w:rPr>
+        <w:drawing>
+          <wp:inline distT="0" distB="0" distL="0" distR="0" wp14:anchorId="5BBB11F2" wp14:editId="216426F6">
+            <wp:extent cx="5731510" cy="650875"/>
+            <wp:effectExtent l="0" t="0" r="2540" b="0"/>
+            <wp:docPr id="1866953563" name="Picture 1"/>
+            <wp:cNvGraphicFramePr>
+              <a:graphicFrameLocks xmlns:a="http://schemas.openxmlformats.org/drawingml/2006/main" noChangeAspect="1"/>
+            </wp:cNvGraphicFramePr>
+            <a:graphic xmlns:a="http://schemas.openxmlformats.org/drawingml/2006/main">
+              <a:graphicData uri="http://schemas.openxmlformats.org/drawingml/2006/picture">
+                <pic:pic xmlns:pic="http://schemas.openxmlformats.org/drawingml/2006/picture">
+                  <pic:nvPicPr>
+                    <pic:cNvPr id="1866953563" name=""/>
+                    <pic:cNvPicPr/>
+                  </pic:nvPicPr>
+                  <pic:blipFill>
+                    <a:blip r:embed="rId8"/>
+                    <a:stretch>
+                      <a:fillRect/>
+                    </a:stretch>
+                  </pic:blipFill>
+                  <pic:spPr>
+                    <a:xfrm>
+                      <a:off x="0" y="0"/>
+                      <a:ext cx="5731510" cy="650875"/>
+                    </a:xfrm>
+                    <a:prstGeom prst="rect">
+                      <a:avLst/>
+                    </a:prstGeom>
+                  </pic:spPr>
+                </pic:pic>
+              </a:graphicData>
+            </a:graphic>
+          </wp:inline>
+        </w:drawing>
+      </w:r>
+    </w:p>
+    <w:p/>
+    <w:p>
+      <w:pPr>
+        <w:rPr>
+          <w:i/>
+          <w:iCs/>
+          <w:color w:val="404040" w:themeColor="text1" w:themeTint="BF"/>
+          <w:sz w:val="16"/>
+          <w:szCs w:val="16"/>
+        </w:rPr>
+      </w:pPr>
+      <w:r>
+        <w:rPr>
+          <w:i/>
+          <w:iCs/>
+          <w:color w:val="404040" w:themeColor="text1" w:themeTint="BF"/>
+          <w:sz w:val="16"/>
+          <w:szCs w:val="16"/>
+        </w:rPr>
+        <w:t>*</w:t>
+      </w:r>
+      <w:r>
+        <w:rPr>
+          <w:i/>
+          <w:iCs/>
+          <w:color w:val="404040" w:themeColor="text1" w:themeTint="BF"/>
+          <w:sz w:val="16"/>
+          <w:szCs w:val="16"/>
+        </w:rPr>
+        <w:t>All UI design images are available in “</w:t>
+      </w:r>
+      <w:r>
+        <w:rPr>
+          <w:i/>
+          <w:iCs/>
+          <w:color w:val="404040" w:themeColor="text1" w:themeTint="BF"/>
+          <w:sz w:val="16"/>
+          <w:szCs w:val="16"/>
+        </w:rPr>
+        <w:t>/.documentation/videos &amp; images/UI Design Images”</w:t>
+      </w:r>
+    </w:p>
+    <w:p>
+      <w:pPr>
+        <w:ind w:firstLine="720"/>
+      </w:pPr>
+      <w:r>
+        <w:rPr>
+          <w:noProof/>
+        </w:rPr>
+        <w:drawing>
+          <wp:anchor distT="0" distB="0" distL="114300" distR="114300" simplePos="0" relativeHeight="251659265" behindDoc="0" locked="0" layoutInCell="1" allowOverlap="1" wp14:anchorId="61737F1D" wp14:editId="36D25FC1">
+            <wp:simplePos x="0" y="0"/>
+            <wp:positionH relativeFrom="margin">
+              <wp:align>right</wp:align>
+            </wp:positionH>
+            <wp:positionV relativeFrom="paragraph">
+              <wp:posOffset>17145</wp:posOffset>
+            </wp:positionV>
+            <wp:extent cx="3599815" cy="2023745"/>
+            <wp:effectExtent l="0" t="0" r="635" b="0"/>
+            <wp:wrapSquare wrapText="bothSides"/>
             <wp:docPr id="1899359962" name="Picture 2"/>
             <wp:cNvGraphicFramePr>
               <a:graphicFrameLocks xmlns:a="http://schemas.openxmlformats.org/drawingml/2006/main" noChangeAspect="1"/>
@@ -1403,7 +1616,7 @@
                     </pic:cNvPicPr>
                   </pic:nvPicPr>
                   <pic:blipFill>
-                    <a:blip r:embed="rId7">
+                    <a:blip r:embed="rId9" cstate="print">
                       <a:extLst>
                         <a:ext uri="{28A0092B-C50C-407E-A947-70E740481C1C}">
                           <a14:useLocalDpi xmlns:a14="http://schemas.microsoft.com/office/drawing/2010/main" val="0"/>
@@ -1418,7 +1631,7 @@
                   <pic:spPr bwMode="auto">
                     <a:xfrm>
                       <a:off x="0" y="0"/>
-                      <a:ext cx="5724525" cy="3219450"/>
+                      <a:ext cx="3599815" cy="2023745"/>
                     </a:xfrm>
                     <a:prstGeom prst="rect">
                       <a:avLst/>
@@ -1431,17 +1644,52 @@
                 </pic:pic>
               </a:graphicData>
             </a:graphic>
-          </wp:inline>
+            <wp14:sizeRelH relativeFrom="margin">
+              <wp14:pctWidth>0</wp14:pctWidth>
+            </wp14:sizeRelH>
+            <wp14:sizeRelV relativeFrom="margin">
+              <wp14:pctHeight>0</wp14:pctHeight>
+            </wp14:sizeRelV>
+          </wp:anchor>
         </w:drawing>
       </w:r>
+      <w:r>
+        <w:t xml:space="preserve">First is the process of searching for a flight. </w:t>
+      </w:r>
+      <w:r>
+        <w:t xml:space="preserve">All of the competition websites had the flight search widget front and centre on their home page and some had secondary pages specifically for searching </w:t>
+      </w:r>
+      <w:r>
+        <w:t xml:space="preserve">for flights. I have taken inspiration from this and designed </w:t>
+      </w:r>
+      <w:r>
+        <w:t xml:space="preserve">my home page. I have ensured it keeps </w:t>
+      </w:r>
+      <w:r>
+        <w:t xml:space="preserve">with the Infinity Airways branding. Under the flight search widget, I will put my articles section </w:t>
+      </w:r>
+      <w:r>
+        <w:t>that forms part of my stretch targets. This will require additional planning before implementation and more UI designs. I have forgone this process now as I don’t know how my program may change between my making the designs now and when I move on to implementing stretch targets.</w:t>
+      </w:r>
+    </w:p>
+    <w:p>
       <w:r>
         <w:rPr>
           <w:noProof/>
         </w:rPr>
+        <w:lastRenderedPageBreak/>
         <w:drawing>
-          <wp:inline distT="0" distB="0" distL="0" distR="0" wp14:anchorId="30AA5ADF" wp14:editId="00C22C1A">
-            <wp:extent cx="5724525" cy="3409950"/>
-            <wp:effectExtent l="0" t="0" r="9525" b="0"/>
+          <wp:anchor distT="0" distB="0" distL="114300" distR="114300" simplePos="0" relativeHeight="251660289" behindDoc="0" locked="0" layoutInCell="1" allowOverlap="1" wp14:anchorId="30AA5ADF" wp14:editId="32AD92BE">
+            <wp:simplePos x="0" y="0"/>
+            <wp:positionH relativeFrom="margin">
+              <wp:posOffset>2047875</wp:posOffset>
+            </wp:positionH>
+            <wp:positionV relativeFrom="paragraph">
+              <wp:posOffset>13335</wp:posOffset>
+            </wp:positionV>
+            <wp:extent cx="3600000" cy="2143834"/>
+            <wp:effectExtent l="0" t="0" r="635" b="8890"/>
+            <wp:wrapSquare wrapText="bothSides"/>
             <wp:docPr id="79978211" name="Picture 3"/>
             <wp:cNvGraphicFramePr>
               <a:graphicFrameLocks xmlns:a="http://schemas.openxmlformats.org/drawingml/2006/main" noChangeAspect="1"/>
@@ -1456,7 +1704,7 @@
                     </pic:cNvPicPr>
                   </pic:nvPicPr>
                   <pic:blipFill>
-                    <a:blip r:embed="rId8">
+                    <a:blip r:embed="rId10" cstate="print">
                       <a:extLst>
                         <a:ext uri="{28A0092B-C50C-407E-A947-70E740481C1C}">
                           <a14:useLocalDpi xmlns:a14="http://schemas.microsoft.com/office/drawing/2010/main" val="0"/>
@@ -1471,7 +1719,7 @@
                   <pic:spPr bwMode="auto">
                     <a:xfrm>
                       <a:off x="0" y="0"/>
-                      <a:ext cx="5724525" cy="3409950"/>
+                      <a:ext cx="3600000" cy="2143834"/>
                     </a:xfrm>
                     <a:prstGeom prst="rect">
                       <a:avLst/>
@@ -1484,18 +1732,46 @@
                 </pic:pic>
               </a:graphicData>
             </a:graphic>
-          </wp:inline>
+            <wp14:sizeRelH relativeFrom="margin">
+              <wp14:pctWidth>0</wp14:pctWidth>
+            </wp14:sizeRelH>
+            <wp14:sizeRelV relativeFrom="margin">
+              <wp14:pctHeight>0</wp14:pctHeight>
+            </wp14:sizeRelV>
+          </wp:anchor>
         </w:drawing>
       </w:r>
+      <w:r>
+        <w:tab/>
+        <w:t xml:space="preserve">Having </w:t>
+      </w:r>
+      <w:r>
+        <w:t xml:space="preserve">given the search parameters for a flight, a user is forwarded to a new page where they select the specific flight they want. One way I could implement this would be parsing the search terms into the URL of the flight selection page. This page shows first a list of all the exact matches for direct flights between the given airports on the given day </w:t>
+      </w:r>
+      <w:r>
+        <w:t>and then shows “similar flights” which includes indirect flights and flights to/from nearby airports. Each flight card has a button that will redirect the user to the next page to select seats on the flight</w:t>
+      </w:r>
+      <w:r>
+        <w:t>, this button includes the price of the flight. There is also a way to shift the booking date day by day at the top right of the page as well as a sort button.</w:t>
+      </w:r>
+    </w:p>
+    <w:p>
       <w:r>
         <w:rPr>
           <w:noProof/>
         </w:rPr>
-        <w:lastRenderedPageBreak/>
         <w:drawing>
-          <wp:inline distT="0" distB="0" distL="0" distR="0" wp14:anchorId="65F7EF1D" wp14:editId="2188EB49">
-            <wp:extent cx="5724525" cy="3219450"/>
-            <wp:effectExtent l="0" t="0" r="9525" b="0"/>
+          <wp:anchor distT="0" distB="0" distL="114300" distR="114300" simplePos="0" relativeHeight="251661313" behindDoc="0" locked="0" layoutInCell="1" allowOverlap="1" wp14:anchorId="65F7EF1D" wp14:editId="2770647D">
+            <wp:simplePos x="0" y="0"/>
+            <wp:positionH relativeFrom="margin">
+              <wp:align>right</wp:align>
+            </wp:positionH>
+            <wp:positionV relativeFrom="paragraph">
+              <wp:posOffset>10160</wp:posOffset>
+            </wp:positionV>
+            <wp:extent cx="3599815" cy="2024380"/>
+            <wp:effectExtent l="0" t="0" r="635" b="0"/>
+            <wp:wrapSquare wrapText="bothSides"/>
             <wp:docPr id="1836045269" name="Picture 4"/>
             <wp:cNvGraphicFramePr>
               <a:graphicFrameLocks xmlns:a="http://schemas.openxmlformats.org/drawingml/2006/main" noChangeAspect="1"/>
@@ -1510,7 +1786,7 @@
                     </pic:cNvPicPr>
                   </pic:nvPicPr>
                   <pic:blipFill>
-                    <a:blip r:embed="rId9">
+                    <a:blip r:embed="rId11" cstate="print">
                       <a:extLst>
                         <a:ext uri="{28A0092B-C50C-407E-A947-70E740481C1C}">
                           <a14:useLocalDpi xmlns:a14="http://schemas.microsoft.com/office/drawing/2010/main" val="0"/>
@@ -1525,7 +1801,7 @@
                   <pic:spPr bwMode="auto">
                     <a:xfrm>
                       <a:off x="0" y="0"/>
-                      <a:ext cx="5724525" cy="3219450"/>
+                      <a:ext cx="3599815" cy="2024380"/>
                     </a:xfrm>
                     <a:prstGeom prst="rect">
                       <a:avLst/>
@@ -1538,17 +1814,52 @@
                 </pic:pic>
               </a:graphicData>
             </a:graphic>
-          </wp:inline>
+          </wp:anchor>
         </w:drawing>
       </w:r>
+      <w:r>
+        <w:tab/>
+        <w:t xml:space="preserve">Having selected a flight, </w:t>
+      </w:r>
+      <w:r>
+        <w:t>the user is taken to the seat selection page</w:t>
+      </w:r>
+      <w:r>
+        <w:t xml:space="preserve">. </w:t>
+      </w:r>
+      <w:r>
+        <w:t xml:space="preserve">Seats can be selected graphically with each seat button being colour coded based on its availability. </w:t>
+      </w:r>
+      <w:r>
+        <w:t>When adding a seat, they also have to select a companion to occupy it</w:t>
+      </w:r>
+      <w:r>
+        <w:t xml:space="preserve">. It does not matter if companions or seats are selected first but it will not allow the user to progress to the next page if the number of companions and seats selected do not match. As each seat </w:t>
+      </w:r>
+      <w:r>
+        <w:br/>
+      </w:r>
+      <w:r>
+        <w:t>is selected, the price will update live.</w:t>
+      </w:r>
+    </w:p>
+    <w:p>
       <w:r>
         <w:rPr>
           <w:noProof/>
         </w:rPr>
         <w:drawing>
-          <wp:inline distT="0" distB="0" distL="0" distR="0" wp14:anchorId="49BCC15E" wp14:editId="786EE0DC">
-            <wp:extent cx="5724525" cy="3219450"/>
-            <wp:effectExtent l="0" t="0" r="9525" b="0"/>
+          <wp:anchor distT="0" distB="0" distL="114300" distR="114300" simplePos="0" relativeHeight="251662337" behindDoc="0" locked="0" layoutInCell="1" allowOverlap="1" wp14:anchorId="49BCC15E" wp14:editId="570D2494">
+            <wp:simplePos x="0" y="0"/>
+            <wp:positionH relativeFrom="margin">
+              <wp:align>right</wp:align>
+            </wp:positionH>
+            <wp:positionV relativeFrom="paragraph">
+              <wp:posOffset>5715</wp:posOffset>
+            </wp:positionV>
+            <wp:extent cx="3599815" cy="2024380"/>
+            <wp:effectExtent l="0" t="0" r="635" b="0"/>
+            <wp:wrapSquare wrapText="bothSides"/>
             <wp:docPr id="1658169723" name="Picture 5"/>
             <wp:cNvGraphicFramePr>
               <a:graphicFrameLocks xmlns:a="http://schemas.openxmlformats.org/drawingml/2006/main" noChangeAspect="1"/>
@@ -1563,7 +1874,7 @@
                     </pic:cNvPicPr>
                   </pic:nvPicPr>
                   <pic:blipFill>
-                    <a:blip r:embed="rId10">
+                    <a:blip r:embed="rId12" cstate="print">
                       <a:extLst>
                         <a:ext uri="{28A0092B-C50C-407E-A947-70E740481C1C}">
                           <a14:useLocalDpi xmlns:a14="http://schemas.microsoft.com/office/drawing/2010/main" val="0"/>
@@ -1578,7 +1889,7 @@
                   <pic:spPr bwMode="auto">
                     <a:xfrm>
                       <a:off x="0" y="0"/>
-                      <a:ext cx="5724525" cy="3219450"/>
+                      <a:ext cx="3599815" cy="2024380"/>
                     </a:xfrm>
                     <a:prstGeom prst="rect">
                       <a:avLst/>
@@ -1591,18 +1902,45 @@
                 </pic:pic>
               </a:graphicData>
             </a:graphic>
-          </wp:inline>
+          </wp:anchor>
         </w:drawing>
       </w:r>
+      <w:r>
+        <w:tab/>
+        <w:t xml:space="preserve">When selecting companions </w:t>
+      </w:r>
+      <w:r>
+        <w:t xml:space="preserve">a dialog will open above the add companion button that shows a list of all the guest’s active companions including </w:t>
+      </w:r>
+      <w:r>
+        <w:t xml:space="preserve">their name, date of birth, and passport expiry date (for simpler identification and selection). There is a level of abstraction present in this approach in that a user is not presented with all the information stored about any given companion. </w:t>
+      </w:r>
+      <w:r>
+        <w:t xml:space="preserve">There is also a button that appears in this dialog for creating new </w:t>
+      </w:r>
+      <w:r>
+        <w:br/>
+        <w:t xml:space="preserve">companions. </w:t>
+      </w:r>
+    </w:p>
+    <w:p>
       <w:r>
         <w:rPr>
           <w:noProof/>
         </w:rPr>
         <w:lastRenderedPageBreak/>
         <w:drawing>
-          <wp:inline distT="0" distB="0" distL="0" distR="0" wp14:anchorId="56C213FE" wp14:editId="2C555889">
-            <wp:extent cx="5724525" cy="3219450"/>
-            <wp:effectExtent l="0" t="0" r="9525" b="0"/>
+          <wp:anchor distT="0" distB="0" distL="114300" distR="114300" simplePos="0" relativeHeight="251663361" behindDoc="0" locked="0" layoutInCell="1" allowOverlap="1" wp14:anchorId="4E1447E9" wp14:editId="62EF3008">
+            <wp:simplePos x="0" y="0"/>
+            <wp:positionH relativeFrom="margin">
+              <wp:align>right</wp:align>
+            </wp:positionH>
+            <wp:positionV relativeFrom="paragraph">
+              <wp:posOffset>12700</wp:posOffset>
+            </wp:positionV>
+            <wp:extent cx="3599815" cy="2024380"/>
+            <wp:effectExtent l="0" t="0" r="635" b="0"/>
+            <wp:wrapSquare wrapText="bothSides"/>
             <wp:docPr id="296595240" name="Picture 6"/>
             <wp:cNvGraphicFramePr>
               <a:graphicFrameLocks xmlns:a="http://schemas.openxmlformats.org/drawingml/2006/main" noChangeAspect="1"/>
@@ -1617,7 +1955,7 @@
                     </pic:cNvPicPr>
                   </pic:nvPicPr>
                   <pic:blipFill>
-                    <a:blip r:embed="rId11">
+                    <a:blip r:embed="rId13" cstate="print">
                       <a:extLst>
                         <a:ext uri="{28A0092B-C50C-407E-A947-70E740481C1C}">
                           <a14:useLocalDpi xmlns:a14="http://schemas.microsoft.com/office/drawing/2010/main" val="0"/>
@@ -1632,7 +1970,7 @@
                   <pic:spPr bwMode="auto">
                     <a:xfrm>
                       <a:off x="0" y="0"/>
-                      <a:ext cx="5724525" cy="3219450"/>
+                      <a:ext cx="3599815" cy="2024380"/>
                     </a:xfrm>
                     <a:prstGeom prst="rect">
                       <a:avLst/>
@@ -1645,17 +1983,55 @@
                 </pic:pic>
               </a:graphicData>
             </a:graphic>
-          </wp:inline>
+          </wp:anchor>
         </w:drawing>
       </w:r>
+      <w:r>
+        <w:tab/>
+        <w:t xml:space="preserve">Clicking the new </w:t>
+      </w:r>
+      <w:r>
+        <w:t>companion</w:t>
+      </w:r>
+      <w:r>
+        <w:t xml:space="preserve"> button opens the create new companion modal </w:t>
+      </w:r>
+      <w:r>
+        <w:t>that takes in all the various data</w:t>
+      </w:r>
+      <w:r>
+        <w:t xml:space="preserve"> items</w:t>
+      </w:r>
+      <w:r>
+        <w:t xml:space="preserve"> required by the CAA for passenger manifests. This is the same modal that is used anywhere else in the program where a companion can be added/edited (edit modals have data already populated).</w:t>
+      </w:r>
+    </w:p>
+    <w:p>
+      <w:pPr>
+        <w:spacing w:after="160"/>
+      </w:pPr>
+    </w:p>
+    <w:p>
+      <w:pPr>
+        <w:spacing w:after="160"/>
+        <w:ind w:firstLine="720"/>
+      </w:pPr>
       <w:r>
         <w:rPr>
           <w:noProof/>
         </w:rPr>
         <w:drawing>
-          <wp:inline distT="0" distB="0" distL="0" distR="0" wp14:anchorId="33F62DF4" wp14:editId="2D887F16">
-            <wp:extent cx="5724525" cy="3219450"/>
-            <wp:effectExtent l="0" t="0" r="9525" b="0"/>
+          <wp:anchor distT="0" distB="0" distL="114300" distR="114300" simplePos="0" relativeHeight="251664385" behindDoc="0" locked="0" layoutInCell="1" allowOverlap="1" wp14:anchorId="6397596D" wp14:editId="11D7BE08">
+            <wp:simplePos x="0" y="0"/>
+            <wp:positionH relativeFrom="margin">
+              <wp:align>right</wp:align>
+            </wp:positionH>
+            <wp:positionV relativeFrom="paragraph">
+              <wp:posOffset>9525</wp:posOffset>
+            </wp:positionV>
+            <wp:extent cx="3599815" cy="2024380"/>
+            <wp:effectExtent l="0" t="0" r="635" b="0"/>
+            <wp:wrapSquare wrapText="bothSides"/>
             <wp:docPr id="1412656900" name="Picture 7"/>
             <wp:cNvGraphicFramePr>
               <a:graphicFrameLocks xmlns:a="http://schemas.openxmlformats.org/drawingml/2006/main" noChangeAspect="1"/>
@@ -1670,7 +2046,7 @@
                     </pic:cNvPicPr>
                   </pic:nvPicPr>
                   <pic:blipFill>
-                    <a:blip r:embed="rId12">
+                    <a:blip r:embed="rId14" cstate="print">
                       <a:extLst>
                         <a:ext uri="{28A0092B-C50C-407E-A947-70E740481C1C}">
                           <a14:useLocalDpi xmlns:a14="http://schemas.microsoft.com/office/drawing/2010/main" val="0"/>
@@ -1685,7 +2061,7 @@
                   <pic:spPr bwMode="auto">
                     <a:xfrm>
                       <a:off x="0" y="0"/>
-                      <a:ext cx="5724525" cy="3219450"/>
+                      <a:ext cx="3599815" cy="2024380"/>
                     </a:xfrm>
                     <a:prstGeom prst="rect">
                       <a:avLst/>
@@ -1698,18 +2074,125 @@
                 </pic:pic>
               </a:graphicData>
             </a:graphic>
-          </wp:inline>
+          </wp:anchor>
         </w:drawing>
       </w:r>
+      <w:r>
+        <w:t>Havi</w:t>
+      </w:r>
+      <w:r>
+        <w:t>n</w:t>
+      </w:r>
+      <w:r>
+        <w:t xml:space="preserve">g selected all of their seats, a guest is asked to pay. This is a simple </w:t>
+      </w:r>
+      <w:r>
+        <w:t>mock-up</w:t>
+      </w:r>
+      <w:r>
+        <w:t xml:space="preserve"> </w:t>
+      </w:r>
+      <w:r>
+        <w:t xml:space="preserve">of his page lacking a lot of the detail that I have included in many of my other designs. Nevertheless, it </w:t>
+      </w:r>
+      <w:r>
+        <w:t>demonstrates</w:t>
+      </w:r>
+      <w:r>
+        <w:t xml:space="preserve"> the basic information that this page will have to take in and what it will have to display. </w:t>
+      </w:r>
+    </w:p>
+    <w:p>
+      <w:pPr>
+        <w:ind w:firstLine="720"/>
+      </w:pPr>
+    </w:p>
+    <w:p>
+      <w:pPr>
+        <w:ind w:firstLine="720"/>
+      </w:pPr>
+    </w:p>
+    <w:p>
+      <w:pPr>
+        <w:ind w:firstLine="720"/>
+      </w:pPr>
       <w:r>
         <w:rPr>
           <w:noProof/>
         </w:rPr>
-        <w:lastRenderedPageBreak/>
         <w:drawing>
-          <wp:inline distT="0" distB="0" distL="0" distR="0" wp14:anchorId="145117E1" wp14:editId="56B4C189">
-            <wp:extent cx="5724525" cy="3219450"/>
-            <wp:effectExtent l="0" t="0" r="9525" b="0"/>
+          <wp:anchor distT="0" distB="0" distL="114300" distR="114300" simplePos="0" relativeHeight="251666433" behindDoc="0" locked="0" layoutInCell="1" allowOverlap="1" wp14:anchorId="0BCEF794" wp14:editId="05F6DF16">
+            <wp:simplePos x="0" y="0"/>
+            <wp:positionH relativeFrom="margin">
+              <wp:align>right</wp:align>
+            </wp:positionH>
+            <wp:positionV relativeFrom="paragraph">
+              <wp:posOffset>2044065</wp:posOffset>
+            </wp:positionV>
+            <wp:extent cx="3599815" cy="2024380"/>
+            <wp:effectExtent l="0" t="0" r="635" b="0"/>
+            <wp:wrapSquare wrapText="bothSides"/>
+            <wp:docPr id="1734171513" name="Picture 9"/>
+            <wp:cNvGraphicFramePr>
+              <a:graphicFrameLocks xmlns:a="http://schemas.openxmlformats.org/drawingml/2006/main" noChangeAspect="1"/>
+            </wp:cNvGraphicFramePr>
+            <a:graphic xmlns:a="http://schemas.openxmlformats.org/drawingml/2006/main">
+              <a:graphicData uri="http://schemas.openxmlformats.org/drawingml/2006/picture">
+                <pic:pic xmlns:pic="http://schemas.openxmlformats.org/drawingml/2006/picture">
+                  <pic:nvPicPr>
+                    <pic:cNvPr id="0" name="Picture 8"/>
+                    <pic:cNvPicPr>
+                      <a:picLocks noChangeAspect="1" noChangeArrowheads="1"/>
+                    </pic:cNvPicPr>
+                  </pic:nvPicPr>
+                  <pic:blipFill>
+                    <a:blip r:embed="rId15" cstate="print">
+                      <a:extLst>
+                        <a:ext uri="{28A0092B-C50C-407E-A947-70E740481C1C}">
+                          <a14:useLocalDpi xmlns:a14="http://schemas.microsoft.com/office/drawing/2010/main" val="0"/>
+                        </a:ext>
+                      </a:extLst>
+                    </a:blip>
+                    <a:srcRect/>
+                    <a:stretch>
+                      <a:fillRect/>
+                    </a:stretch>
+                  </pic:blipFill>
+                  <pic:spPr bwMode="auto">
+                    <a:xfrm>
+                      <a:off x="0" y="0"/>
+                      <a:ext cx="3599815" cy="2024380"/>
+                    </a:xfrm>
+                    <a:prstGeom prst="rect">
+                      <a:avLst/>
+                    </a:prstGeom>
+                    <a:noFill/>
+                    <a:ln>
+                      <a:noFill/>
+                    </a:ln>
+                  </pic:spPr>
+                </pic:pic>
+              </a:graphicData>
+            </a:graphic>
+          </wp:anchor>
+        </w:drawing>
+      </w:r>
+      <w:r>
+        <w:rPr>
+          <w:noProof/>
+        </w:rPr>
+        <w:drawing>
+          <wp:anchor distT="0" distB="0" distL="114300" distR="114300" simplePos="0" relativeHeight="251665409" behindDoc="0" locked="0" layoutInCell="1" allowOverlap="1" wp14:anchorId="62822CA0" wp14:editId="2EBC86FE">
+            <wp:simplePos x="0" y="0"/>
+            <wp:positionH relativeFrom="margin">
+              <wp:align>right</wp:align>
+            </wp:positionH>
+            <wp:positionV relativeFrom="paragraph">
+              <wp:posOffset>5715</wp:posOffset>
+            </wp:positionV>
+            <wp:extent cx="3599815" cy="2024380"/>
+            <wp:effectExtent l="0" t="0" r="635" b="0"/>
+            <wp:wrapSquare wrapText="bothSides"/>
             <wp:docPr id="1261592781" name="Picture 8"/>
             <wp:cNvGraphicFramePr>
               <a:graphicFrameLocks xmlns:a="http://schemas.openxmlformats.org/drawingml/2006/main" noChangeAspect="1"/>
@@ -1724,7 +2207,7 @@
                     </pic:cNvPicPr>
                   </pic:nvPicPr>
                   <pic:blipFill>
-                    <a:blip r:embed="rId13">
+                    <a:blip r:embed="rId16" cstate="print">
                       <a:extLst>
                         <a:ext uri="{28A0092B-C50C-407E-A947-70E740481C1C}">
                           <a14:useLocalDpi xmlns:a14="http://schemas.microsoft.com/office/drawing/2010/main" val="0"/>
@@ -1739,7 +2222,7 @@
                   <pic:spPr bwMode="auto">
                     <a:xfrm>
                       <a:off x="0" y="0"/>
-                      <a:ext cx="5724525" cy="3219450"/>
+                      <a:ext cx="3599815" cy="2024380"/>
                     </a:xfrm>
                     <a:prstGeom prst="rect">
                       <a:avLst/>
@@ -1752,18 +2235,81 @@
                 </pic:pic>
               </a:graphicData>
             </a:graphic>
-          </wp:inline>
+          </wp:anchor>
         </w:drawing>
       </w:r>
+      <w:r>
+        <w:t xml:space="preserve">You may have seen throughout the </w:t>
+      </w:r>
+      <w:r>
+        <w:t>previous</w:t>
+      </w:r>
+      <w:r>
+        <w:t xml:space="preserve"> pages the user profile icon in the top right. This button redirects a logged in user to their account management page. </w:t>
+      </w:r>
+      <w:r>
+        <w:t xml:space="preserve">Consistent for all the account management pages is the menu seen on the </w:t>
+      </w:r>
+      <w:r>
+        <w:t>left-hand</w:t>
+      </w:r>
+      <w:r>
+        <w:t xml:space="preserve"> side. This contains links to the various sections of the account management page. It also shows the contact information for the guest’s assigned customer support representative as well as a log out button.</w:t>
+      </w:r>
+    </w:p>
+    <w:p>
+      <w:pPr>
+        <w:ind w:firstLine="720"/>
+      </w:pPr>
+      <w:r>
+        <w:t>The</w:t>
+      </w:r>
+      <w:r>
+        <w:t xml:space="preserve"> “Your Profile” section is </w:t>
+      </w:r>
+      <w:r>
+        <w:t>part of the page that the user can use to edit their personal details</w:t>
+      </w:r>
+      <w:r>
+        <w:t xml:space="preserve"> including: first name, last name, email, and phone number. There is also a button here to open the edit password modal as is seen to the right.</w:t>
+      </w:r>
+      <w:r>
+        <w:t xml:space="preserve"> as their password.</w:t>
+      </w:r>
+      <w:r>
+        <w:t xml:space="preserve"> </w:t>
+      </w:r>
+    </w:p>
+    <w:p>
+      <w:pPr>
+        <w:spacing w:after="160"/>
+      </w:pPr>
+      <w:r>
+        <w:br w:type="page"/>
+      </w:r>
+    </w:p>
+    <w:p>
+      <w:pPr>
+        <w:ind w:firstLine="720"/>
+      </w:pPr>
       <w:r>
         <w:rPr>
           <w:noProof/>
         </w:rPr>
+        <w:lastRenderedPageBreak/>
         <w:drawing>
-          <wp:inline distT="0" distB="0" distL="0" distR="0" wp14:anchorId="7CB96295" wp14:editId="59277F59">
-            <wp:extent cx="5724525" cy="3219450"/>
-            <wp:effectExtent l="0" t="0" r="9525" b="0"/>
-            <wp:docPr id="1734171513" name="Picture 9"/>
+          <wp:anchor distT="0" distB="0" distL="114300" distR="114300" simplePos="0" relativeHeight="251667457" behindDoc="0" locked="0" layoutInCell="1" allowOverlap="1" wp14:anchorId="2516CAA6" wp14:editId="50F8EAA9">
+            <wp:simplePos x="0" y="0"/>
+            <wp:positionH relativeFrom="margin">
+              <wp:align>right</wp:align>
+            </wp:positionH>
+            <wp:positionV relativeFrom="paragraph">
+              <wp:posOffset>9525</wp:posOffset>
+            </wp:positionV>
+            <wp:extent cx="3599815" cy="2024380"/>
+            <wp:effectExtent l="0" t="0" r="635" b="0"/>
+            <wp:wrapSquare wrapText="bothSides"/>
+            <wp:docPr id="138738195" name="Picture 10"/>
             <wp:cNvGraphicFramePr>
               <a:graphicFrameLocks xmlns:a="http://schemas.openxmlformats.org/drawingml/2006/main" noChangeAspect="1"/>
             </wp:cNvGraphicFramePr>
@@ -1771,13 +2317,13 @@
               <a:graphicData uri="http://schemas.openxmlformats.org/drawingml/2006/picture">
                 <pic:pic xmlns:pic="http://schemas.openxmlformats.org/drawingml/2006/picture">
                   <pic:nvPicPr>
-                    <pic:cNvPr id="0" name="Picture 8"/>
+                    <pic:cNvPr id="0" name="Picture 9"/>
                     <pic:cNvPicPr>
                       <a:picLocks noChangeAspect="1" noChangeArrowheads="1"/>
                     </pic:cNvPicPr>
                   </pic:nvPicPr>
                   <pic:blipFill>
-                    <a:blip r:embed="rId14">
+                    <a:blip r:embed="rId17" cstate="print">
                       <a:extLst>
                         <a:ext uri="{28A0092B-C50C-407E-A947-70E740481C1C}">
                           <a14:useLocalDpi xmlns:a14="http://schemas.microsoft.com/office/drawing/2010/main" val="0"/>
@@ -1792,7 +2338,7 @@
                   <pic:spPr bwMode="auto">
                     <a:xfrm>
                       <a:off x="0" y="0"/>
-                      <a:ext cx="5724525" cy="3219450"/>
+                      <a:ext cx="3599815" cy="2024380"/>
                     </a:xfrm>
                     <a:prstGeom prst="rect">
                       <a:avLst/>
@@ -1805,19 +2351,66 @@
                 </pic:pic>
               </a:graphicData>
             </a:graphic>
-          </wp:inline>
+          </wp:anchor>
         </w:drawing>
       </w:r>
+      <w:r>
+        <w:t xml:space="preserve">The “Bookings” section shows a list of </w:t>
+      </w:r>
+      <w:r>
+        <w:t>a user’s</w:t>
+      </w:r>
+      <w:r>
+        <w:t xml:space="preserve"> past and </w:t>
+      </w:r>
+      <w:r>
+        <w:t>future</w:t>
+      </w:r>
+      <w:r>
+        <w:t xml:space="preserve"> bookings as well as a basic overview of their details including: </w:t>
+      </w:r>
+      <w:r>
+        <w:t>departure</w:t>
+      </w:r>
+      <w:r>
+        <w:t xml:space="preserve"> airport information, arrival airport information, </w:t>
+      </w:r>
+      <w:r>
+        <w:t xml:space="preserve">times of departure and arrival, number of </w:t>
+      </w:r>
+      <w:r>
+        <w:t>passengers</w:t>
+      </w:r>
+      <w:r>
+        <w:t xml:space="preserve"> booked. There is also a button here to view the details of each booking. </w:t>
+      </w:r>
+    </w:p>
+    <w:p>
+      <w:pPr>
+        <w:ind w:firstLine="720"/>
+      </w:pPr>
+    </w:p>
+    <w:p>
+      <w:pPr>
+        <w:ind w:firstLine="720"/>
+      </w:pPr>
       <w:r>
         <w:rPr>
           <w:noProof/>
         </w:rPr>
-        <w:lastRenderedPageBreak/>
         <w:drawing>
-          <wp:inline distT="0" distB="0" distL="0" distR="0" wp14:anchorId="6A2CF4AB" wp14:editId="5BF38FDC">
-            <wp:extent cx="5724525" cy="3219450"/>
-            <wp:effectExtent l="0" t="0" r="9525" b="0"/>
-            <wp:docPr id="138738195" name="Picture 10"/>
+          <wp:anchor distT="0" distB="0" distL="114300" distR="114300" simplePos="0" relativeHeight="251668481" behindDoc="0" locked="0" layoutInCell="1" allowOverlap="1" wp14:anchorId="441271C9" wp14:editId="644129D7">
+            <wp:simplePos x="0" y="0"/>
+            <wp:positionH relativeFrom="margin">
+              <wp:align>right</wp:align>
+            </wp:positionH>
+            <wp:positionV relativeFrom="paragraph">
+              <wp:posOffset>8890</wp:posOffset>
+            </wp:positionV>
+            <wp:extent cx="3599815" cy="2024380"/>
+            <wp:effectExtent l="0" t="0" r="635" b="0"/>
+            <wp:wrapSquare wrapText="bothSides"/>
+            <wp:docPr id="1586024963" name="Picture 11"/>
             <wp:cNvGraphicFramePr>
               <a:graphicFrameLocks xmlns:a="http://schemas.openxmlformats.org/drawingml/2006/main" noChangeAspect="1"/>
             </wp:cNvGraphicFramePr>
@@ -1825,13 +2418,13 @@
               <a:graphicData uri="http://schemas.openxmlformats.org/drawingml/2006/picture">
                 <pic:pic xmlns:pic="http://schemas.openxmlformats.org/drawingml/2006/picture">
                   <pic:nvPicPr>
-                    <pic:cNvPr id="0" name="Picture 9"/>
+                    <pic:cNvPr id="0" name="Picture 10"/>
                     <pic:cNvPicPr>
                       <a:picLocks noChangeAspect="1" noChangeArrowheads="1"/>
                     </pic:cNvPicPr>
                   </pic:nvPicPr>
                   <pic:blipFill>
-                    <a:blip r:embed="rId15">
+                    <a:blip r:embed="rId18" cstate="print">
                       <a:extLst>
                         <a:ext uri="{28A0092B-C50C-407E-A947-70E740481C1C}">
                           <a14:useLocalDpi xmlns:a14="http://schemas.microsoft.com/office/drawing/2010/main" val="0"/>
@@ -1846,7 +2439,7 @@
                   <pic:spPr bwMode="auto">
                     <a:xfrm>
                       <a:off x="0" y="0"/>
-                      <a:ext cx="5724525" cy="3219450"/>
+                      <a:ext cx="3599815" cy="2024380"/>
                     </a:xfrm>
                     <a:prstGeom prst="rect">
                       <a:avLst/>
@@ -1859,18 +2452,49 @@
                 </pic:pic>
               </a:graphicData>
             </a:graphic>
-          </wp:inline>
+          </wp:anchor>
         </w:drawing>
       </w:r>
+      <w:r>
+        <w:t>Having selected a specific booking, the user is shown the page to the right.</w:t>
+      </w:r>
+      <w:r>
+        <w:t xml:space="preserve"> This shows more detail about the companions being brought on the </w:t>
+      </w:r>
+      <w:r>
+        <w:t>flight</w:t>
+      </w:r>
+      <w:r>
+        <w:t xml:space="preserve"> than the previous page did. It also gives a guest an opportunity to edit the companions they are bringing with them and the seats they are assigned to. Also included in this page is a button that generates and downloads a PDF boarding pass for the flight. Note: editing companions and printing boarding passes is only </w:t>
+      </w:r>
+      <w:r>
+        <w:t>available</w:t>
+      </w:r>
+      <w:r>
+        <w:t xml:space="preserve"> for future flights.</w:t>
+      </w:r>
+    </w:p>
+    <w:p>
+      <w:pPr>
+        <w:ind w:firstLine="720"/>
+      </w:pPr>
       <w:r>
         <w:rPr>
           <w:noProof/>
         </w:rPr>
         <w:drawing>
-          <wp:inline distT="0" distB="0" distL="0" distR="0" wp14:anchorId="441271C9" wp14:editId="095BB729">
-            <wp:extent cx="5724525" cy="3219450"/>
-            <wp:effectExtent l="0" t="0" r="9525" b="0"/>
-            <wp:docPr id="1586024963" name="Picture 11"/>
+          <wp:anchor distT="0" distB="0" distL="114300" distR="114300" simplePos="0" relativeHeight="251669505" behindDoc="0" locked="0" layoutInCell="1" allowOverlap="1" wp14:anchorId="75045F3C" wp14:editId="0A46AAA4">
+            <wp:simplePos x="0" y="0"/>
+            <wp:positionH relativeFrom="margin">
+              <wp:align>right</wp:align>
+            </wp:positionH>
+            <wp:positionV relativeFrom="paragraph">
+              <wp:posOffset>5080</wp:posOffset>
+            </wp:positionV>
+            <wp:extent cx="3599815" cy="2024380"/>
+            <wp:effectExtent l="0" t="0" r="635" b="0"/>
+            <wp:wrapSquare wrapText="bothSides"/>
+            <wp:docPr id="1894419670" name="Picture 12"/>
             <wp:cNvGraphicFramePr>
               <a:graphicFrameLocks xmlns:a="http://schemas.openxmlformats.org/drawingml/2006/main" noChangeAspect="1"/>
             </wp:cNvGraphicFramePr>
@@ -1878,13 +2502,13 @@
               <a:graphicData uri="http://schemas.openxmlformats.org/drawingml/2006/picture">
                 <pic:pic xmlns:pic="http://schemas.openxmlformats.org/drawingml/2006/picture">
                   <pic:nvPicPr>
-                    <pic:cNvPr id="0" name="Picture 10"/>
+                    <pic:cNvPr id="0" name="Picture 11"/>
                     <pic:cNvPicPr>
                       <a:picLocks noChangeAspect="1" noChangeArrowheads="1"/>
                     </pic:cNvPicPr>
                   </pic:nvPicPr>
                   <pic:blipFill>
-                    <a:blip r:embed="rId16">
+                    <a:blip r:embed="rId19" cstate="print">
                       <a:extLst>
                         <a:ext uri="{28A0092B-C50C-407E-A947-70E740481C1C}">
                           <a14:useLocalDpi xmlns:a14="http://schemas.microsoft.com/office/drawing/2010/main" val="0"/>
@@ -1899,7 +2523,7 @@
                   <pic:spPr bwMode="auto">
                     <a:xfrm>
                       <a:off x="0" y="0"/>
-                      <a:ext cx="5724525" cy="3219450"/>
+                      <a:ext cx="3599815" cy="2024380"/>
                     </a:xfrm>
                     <a:prstGeom prst="rect">
                       <a:avLst/>
@@ -1912,19 +2536,46 @@
                 </pic:pic>
               </a:graphicData>
             </a:graphic>
-          </wp:inline>
+          </wp:anchor>
         </w:drawing>
       </w:r>
+      <w:r>
+        <w:t>Finally for the guest portal, we have the “Your Companions” page. This is where guests can add new companions (using the same modal as seen previously). Guests can also disable companions (the delete button) and favourite one companion. Only one companion can be favourited at a time</w:t>
+      </w:r>
+      <w:r>
+        <w:t>, this feature is designed to be used to mark the guest’s companions record and is automatically added to each new booking.</w:t>
+      </w:r>
+    </w:p>
+    <w:p>
+      <w:pPr>
+        <w:spacing w:after="160"/>
+      </w:pPr>
+      <w:r>
+        <w:br w:type="page"/>
+      </w:r>
+    </w:p>
+    <w:p>
+      <w:pPr>
+        <w:ind w:firstLine="720"/>
+      </w:pPr>
       <w:r>
         <w:rPr>
           <w:noProof/>
         </w:rPr>
         <w:lastRenderedPageBreak/>
         <w:drawing>
-          <wp:inline distT="0" distB="0" distL="0" distR="0" wp14:anchorId="15886C73" wp14:editId="5DA84710">
-            <wp:extent cx="5724525" cy="3219450"/>
-            <wp:effectExtent l="0" t="0" r="9525" b="0"/>
-            <wp:docPr id="1894419670" name="Picture 12"/>
+          <wp:anchor distT="0" distB="0" distL="114300" distR="114300" simplePos="0" relativeHeight="251670529" behindDoc="0" locked="0" layoutInCell="1" allowOverlap="1" wp14:anchorId="26D117B1" wp14:editId="678D5632">
+            <wp:simplePos x="0" y="0"/>
+            <wp:positionH relativeFrom="margin">
+              <wp:align>right</wp:align>
+            </wp:positionH>
+            <wp:positionV relativeFrom="paragraph">
+              <wp:posOffset>0</wp:posOffset>
+            </wp:positionV>
+            <wp:extent cx="3599815" cy="2024380"/>
+            <wp:effectExtent l="0" t="0" r="635" b="0"/>
+            <wp:wrapSquare wrapText="bothSides"/>
+            <wp:docPr id="1843837274" name="Picture 13"/>
             <wp:cNvGraphicFramePr>
               <a:graphicFrameLocks xmlns:a="http://schemas.openxmlformats.org/drawingml/2006/main" noChangeAspect="1"/>
             </wp:cNvGraphicFramePr>
@@ -1932,13 +2583,13 @@
               <a:graphicData uri="http://schemas.openxmlformats.org/drawingml/2006/picture">
                 <pic:pic xmlns:pic="http://schemas.openxmlformats.org/drawingml/2006/picture">
                   <pic:nvPicPr>
-                    <pic:cNvPr id="0" name="Picture 11"/>
+                    <pic:cNvPr id="0" name="Picture 12"/>
                     <pic:cNvPicPr>
                       <a:picLocks noChangeAspect="1" noChangeArrowheads="1"/>
                     </pic:cNvPicPr>
                   </pic:nvPicPr>
                   <pic:blipFill>
-                    <a:blip r:embed="rId17">
+                    <a:blip r:embed="rId20" cstate="print">
                       <a:extLst>
                         <a:ext uri="{28A0092B-C50C-407E-A947-70E740481C1C}">
                           <a14:useLocalDpi xmlns:a14="http://schemas.microsoft.com/office/drawing/2010/main" val="0"/>
@@ -1953,7 +2604,7 @@
                   <pic:spPr bwMode="auto">
                     <a:xfrm>
                       <a:off x="0" y="0"/>
-                      <a:ext cx="5724525" cy="3219450"/>
+                      <a:ext cx="3599815" cy="2024380"/>
                     </a:xfrm>
                     <a:prstGeom prst="rect">
                       <a:avLst/>
@@ -1966,18 +2617,63 @@
                 </pic:pic>
               </a:graphicData>
             </a:graphic>
-          </wp:inline>
+          </wp:anchor>
         </w:drawing>
       </w:r>
+      <w:r>
+        <w:t xml:space="preserve">Next is </w:t>
+      </w:r>
+      <w:r>
+        <w:t xml:space="preserve">the customer support representative’s home page. As an employee, the appearance of the design is not as important and we are less </w:t>
+      </w:r>
+      <w:r>
+        <w:t>worried</w:t>
+      </w:r>
+      <w:r>
+        <w:t xml:space="preserve"> about retention. </w:t>
+      </w:r>
+      <w:r>
+        <w:t xml:space="preserve">The priority here is the presentation of </w:t>
+      </w:r>
+      <w:r>
+        <w:t>as much data as possible.</w:t>
+      </w:r>
+    </w:p>
+    <w:p>
+      <w:pPr>
+        <w:ind w:firstLine="720"/>
+      </w:pPr>
+      <w:r>
+        <w:t xml:space="preserve">This page shows a list of all the companions assigned to the customer support representative </w:t>
+      </w:r>
+      <w:r>
+        <w:t>complete with: their ID, their full name, and the date of their next flight. A representative can then select a guest to go to a page that shows more detail</w:t>
+      </w:r>
+      <w:r>
+        <w:t>.</w:t>
+      </w:r>
+    </w:p>
+    <w:p>
+      <w:pPr>
+        <w:ind w:firstLine="720"/>
+      </w:pPr>
       <w:r>
         <w:rPr>
           <w:noProof/>
         </w:rPr>
         <w:drawing>
-          <wp:inline distT="0" distB="0" distL="0" distR="0" wp14:anchorId="2697316E" wp14:editId="541FF362">
-            <wp:extent cx="5724525" cy="3219450"/>
-            <wp:effectExtent l="0" t="0" r="9525" b="0"/>
-            <wp:docPr id="1843837274" name="Picture 13"/>
+          <wp:anchor distT="0" distB="0" distL="114300" distR="114300" simplePos="0" relativeHeight="251672577" behindDoc="0" locked="0" layoutInCell="1" allowOverlap="1" wp14:anchorId="442B4725" wp14:editId="1CFEACAD">
+            <wp:simplePos x="0" y="0"/>
+            <wp:positionH relativeFrom="margin">
+              <wp:align>right</wp:align>
+            </wp:positionH>
+            <wp:positionV relativeFrom="paragraph">
+              <wp:posOffset>2326640</wp:posOffset>
+            </wp:positionV>
+            <wp:extent cx="3599815" cy="2263775"/>
+            <wp:effectExtent l="0" t="0" r="635" b="3175"/>
+            <wp:wrapSquare wrapText="bothSides"/>
+            <wp:docPr id="597316457" name="Picture 15"/>
             <wp:cNvGraphicFramePr>
               <a:graphicFrameLocks xmlns:a="http://schemas.openxmlformats.org/drawingml/2006/main" noChangeAspect="1"/>
             </wp:cNvGraphicFramePr>
@@ -1985,13 +2681,13 @@
               <a:graphicData uri="http://schemas.openxmlformats.org/drawingml/2006/picture">
                 <pic:pic xmlns:pic="http://schemas.openxmlformats.org/drawingml/2006/picture">
                   <pic:nvPicPr>
-                    <pic:cNvPr id="0" name="Picture 12"/>
+                    <pic:cNvPr id="0" name="Picture 14"/>
                     <pic:cNvPicPr>
                       <a:picLocks noChangeAspect="1" noChangeArrowheads="1"/>
                     </pic:cNvPicPr>
                   </pic:nvPicPr>
                   <pic:blipFill>
-                    <a:blip r:embed="rId18">
+                    <a:blip r:embed="rId21" cstate="print">
                       <a:extLst>
                         <a:ext uri="{28A0092B-C50C-407E-A947-70E740481C1C}">
                           <a14:useLocalDpi xmlns:a14="http://schemas.microsoft.com/office/drawing/2010/main" val="0"/>
@@ -2006,7 +2702,7 @@
                   <pic:spPr bwMode="auto">
                     <a:xfrm>
                       <a:off x="0" y="0"/>
-                      <a:ext cx="5724525" cy="3219450"/>
+                      <a:ext cx="3599815" cy="2263775"/>
                     </a:xfrm>
                     <a:prstGeom prst="rect">
                       <a:avLst/>
@@ -2019,18 +2715,25 @@
                 </pic:pic>
               </a:graphicData>
             </a:graphic>
-          </wp:inline>
+          </wp:anchor>
         </w:drawing>
       </w:r>
       <w:r>
         <w:rPr>
           <w:noProof/>
         </w:rPr>
-        <w:lastRenderedPageBreak/>
         <w:drawing>
-          <wp:inline distT="0" distB="0" distL="0" distR="0" wp14:anchorId="5F036AAB" wp14:editId="7CDA935C">
-            <wp:extent cx="5724525" cy="3981450"/>
-            <wp:effectExtent l="0" t="0" r="9525" b="0"/>
+          <wp:anchor distT="0" distB="0" distL="114300" distR="114300" simplePos="0" relativeHeight="251671553" behindDoc="0" locked="0" layoutInCell="1" allowOverlap="1" wp14:anchorId="130FC20C" wp14:editId="5589CA2F">
+            <wp:simplePos x="0" y="0"/>
+            <wp:positionH relativeFrom="margin">
+              <wp:align>right</wp:align>
+            </wp:positionH>
+            <wp:positionV relativeFrom="paragraph">
+              <wp:posOffset>12065</wp:posOffset>
+            </wp:positionV>
+            <wp:extent cx="3599815" cy="2503805"/>
+            <wp:effectExtent l="0" t="0" r="635" b="0"/>
+            <wp:wrapSquare wrapText="bothSides"/>
             <wp:docPr id="143691980" name="Picture 14"/>
             <wp:cNvGraphicFramePr>
               <a:graphicFrameLocks xmlns:a="http://schemas.openxmlformats.org/drawingml/2006/main" noChangeAspect="1"/>
@@ -2045,7 +2748,7 @@
                     </pic:cNvPicPr>
                   </pic:nvPicPr>
                   <pic:blipFill>
-                    <a:blip r:embed="rId19">
+                    <a:blip r:embed="rId22" cstate="print">
                       <a:extLst>
                         <a:ext uri="{28A0092B-C50C-407E-A947-70E740481C1C}">
                           <a14:useLocalDpi xmlns:a14="http://schemas.microsoft.com/office/drawing/2010/main" val="0"/>
@@ -2060,7 +2763,7 @@
                   <pic:spPr bwMode="auto">
                     <a:xfrm>
                       <a:off x="0" y="0"/>
-                      <a:ext cx="5724525" cy="3981450"/>
+                      <a:ext cx="3599815" cy="2503805"/>
                     </a:xfrm>
                     <a:prstGeom prst="rect">
                       <a:avLst/>
@@ -2073,18 +2776,93 @@
                 </pic:pic>
               </a:graphicData>
             </a:graphic>
-          </wp:inline>
+          </wp:anchor>
         </w:drawing>
       </w:r>
+      <w:r>
+        <w:t xml:space="preserve">This guest details page can be used to update their personal details on their behalf, add/edit companions, and </w:t>
+      </w:r>
+      <w:r>
+        <w:t>edit/delete bookings</w:t>
+      </w:r>
+      <w:r>
+        <w:t>.</w:t>
+      </w:r>
+    </w:p>
+    <w:p>
+      <w:pPr>
+        <w:ind w:firstLine="720"/>
+      </w:pPr>
+    </w:p>
+    <w:p>
+      <w:pPr>
+        <w:ind w:firstLine="720"/>
+      </w:pPr>
+    </w:p>
+    <w:p>
+      <w:pPr>
+        <w:ind w:firstLine="720"/>
+      </w:pPr>
+    </w:p>
+    <w:p>
+      <w:pPr>
+        <w:ind w:firstLine="720"/>
+      </w:pPr>
+    </w:p>
+    <w:p>
+      <w:pPr>
+        <w:ind w:firstLine="720"/>
+      </w:pPr>
+    </w:p>
+    <w:p>
+      <w:pPr>
+        <w:ind w:firstLine="720"/>
+      </w:pPr>
+    </w:p>
+    <w:p>
+      <w:pPr>
+        <w:ind w:firstLine="720"/>
+      </w:pPr>
+      <w:r>
+        <w:t xml:space="preserve">Shown to the right </w:t>
+      </w:r>
+      <w:r>
+        <w:t>is another example of the add companion modal this time pre-populated with the details</w:t>
+      </w:r>
+      <w:r>
+        <w:t>. This is what appears when a customer support representative edits a companion.</w:t>
+      </w:r>
+    </w:p>
+    <w:p>
+      <w:pPr>
+        <w:spacing w:after="160"/>
+      </w:pPr>
+      <w:r>
+        <w:br w:type="page"/>
+      </w:r>
+    </w:p>
+    <w:p>
+      <w:pPr>
+        <w:ind w:firstLine="720"/>
+      </w:pPr>
       <w:r>
         <w:rPr>
           <w:noProof/>
         </w:rPr>
+        <w:lastRenderedPageBreak/>
         <w:drawing>
-          <wp:inline distT="0" distB="0" distL="0" distR="0" wp14:anchorId="789DCCFE" wp14:editId="3DEDB4CD">
-            <wp:extent cx="5724525" cy="3600450"/>
-            <wp:effectExtent l="0" t="0" r="9525" b="0"/>
-            <wp:docPr id="597316457" name="Picture 15"/>
+          <wp:anchor distT="0" distB="0" distL="114300" distR="114300" simplePos="0" relativeHeight="251673601" behindDoc="0" locked="0" layoutInCell="1" allowOverlap="1" wp14:anchorId="4FE8D7A7" wp14:editId="6D1C1D30">
+            <wp:simplePos x="0" y="0"/>
+            <wp:positionH relativeFrom="margin">
+              <wp:align>right</wp:align>
+            </wp:positionH>
+            <wp:positionV relativeFrom="paragraph">
+              <wp:posOffset>0</wp:posOffset>
+            </wp:positionV>
+            <wp:extent cx="3599815" cy="2263775"/>
+            <wp:effectExtent l="0" t="0" r="635" b="3175"/>
+            <wp:wrapSquare wrapText="bothSides"/>
+            <wp:docPr id="2106317084" name="Picture 16"/>
             <wp:cNvGraphicFramePr>
               <a:graphicFrameLocks xmlns:a="http://schemas.openxmlformats.org/drawingml/2006/main" noChangeAspect="1"/>
             </wp:cNvGraphicFramePr>
@@ -2092,13 +2870,13 @@
               <a:graphicData uri="http://schemas.openxmlformats.org/drawingml/2006/picture">
                 <pic:pic xmlns:pic="http://schemas.openxmlformats.org/drawingml/2006/picture">
                   <pic:nvPicPr>
-                    <pic:cNvPr id="0" name="Picture 14"/>
+                    <pic:cNvPr id="0" name="Picture 15"/>
                     <pic:cNvPicPr>
                       <a:picLocks noChangeAspect="1" noChangeArrowheads="1"/>
                     </pic:cNvPicPr>
                   </pic:nvPicPr>
                   <pic:blipFill>
-                    <a:blip r:embed="rId20">
+                    <a:blip r:embed="rId23" cstate="print">
                       <a:extLst>
                         <a:ext uri="{28A0092B-C50C-407E-A947-70E740481C1C}">
                           <a14:useLocalDpi xmlns:a14="http://schemas.microsoft.com/office/drawing/2010/main" val="0"/>
@@ -2113,7 +2891,7 @@
                   <pic:spPr bwMode="auto">
                     <a:xfrm>
                       <a:off x="0" y="0"/>
-                      <a:ext cx="5724525" cy="3600450"/>
+                      <a:ext cx="3599815" cy="2263775"/>
                     </a:xfrm>
                     <a:prstGeom prst="rect">
                       <a:avLst/>
@@ -2126,19 +2904,62 @@
                 </pic:pic>
               </a:graphicData>
             </a:graphic>
-          </wp:inline>
+          </wp:anchor>
         </w:drawing>
       </w:r>
+      <w:r>
+        <w:t xml:space="preserve">Shown to the right is the manage </w:t>
+      </w:r>
+      <w:r>
+        <w:t>booking modal. This allows a customer support representative to edit the seats and companions booked for a flight on the behalf of a guest.</w:t>
+      </w:r>
+    </w:p>
+    <w:p>
+      <w:pPr>
+        <w:ind w:firstLine="720"/>
+      </w:pPr>
+    </w:p>
+    <w:p>
+      <w:pPr>
+        <w:ind w:firstLine="720"/>
+      </w:pPr>
+    </w:p>
+    <w:p>
+      <w:pPr>
+        <w:ind w:firstLine="720"/>
+      </w:pPr>
+    </w:p>
+    <w:p>
+      <w:pPr>
+        <w:ind w:firstLine="720"/>
+      </w:pPr>
+    </w:p>
+    <w:p>
+      <w:pPr>
+        <w:ind w:firstLine="720"/>
+      </w:pPr>
+    </w:p>
+    <w:p>
+      <w:pPr>
+        <w:ind w:firstLine="720"/>
+      </w:pPr>
       <w:r>
         <w:rPr>
           <w:noProof/>
         </w:rPr>
-        <w:lastRenderedPageBreak/>
         <w:drawing>
-          <wp:inline distT="0" distB="0" distL="0" distR="0" wp14:anchorId="152FACC4" wp14:editId="0B8D6B43">
-            <wp:extent cx="5724525" cy="3600450"/>
-            <wp:effectExtent l="0" t="0" r="9525" b="0"/>
-            <wp:docPr id="2106317084" name="Picture 16"/>
+          <wp:anchor distT="0" distB="0" distL="114300" distR="114300" simplePos="0" relativeHeight="251674625" behindDoc="0" locked="0" layoutInCell="1" allowOverlap="1" wp14:anchorId="46AE57A6" wp14:editId="5BF3C98A">
+            <wp:simplePos x="0" y="0"/>
+            <wp:positionH relativeFrom="margin">
+              <wp:align>right</wp:align>
+            </wp:positionH>
+            <wp:positionV relativeFrom="paragraph">
+              <wp:posOffset>5715</wp:posOffset>
+            </wp:positionV>
+            <wp:extent cx="3599815" cy="2024380"/>
+            <wp:effectExtent l="0" t="0" r="635" b="0"/>
+            <wp:wrapSquare wrapText="bothSides"/>
+            <wp:docPr id="1527478604" name="Picture 17"/>
             <wp:cNvGraphicFramePr>
               <a:graphicFrameLocks xmlns:a="http://schemas.openxmlformats.org/drawingml/2006/main" noChangeAspect="1"/>
             </wp:cNvGraphicFramePr>
@@ -2146,13 +2967,13 @@
               <a:graphicData uri="http://schemas.openxmlformats.org/drawingml/2006/picture">
                 <pic:pic xmlns:pic="http://schemas.openxmlformats.org/drawingml/2006/picture">
                   <pic:nvPicPr>
-                    <pic:cNvPr id="0" name="Picture 15"/>
+                    <pic:cNvPr id="0" name="Picture 16"/>
                     <pic:cNvPicPr>
                       <a:picLocks noChangeAspect="1" noChangeArrowheads="1"/>
                     </pic:cNvPicPr>
                   </pic:nvPicPr>
                   <pic:blipFill>
-                    <a:blip r:embed="rId21">
+                    <a:blip r:embed="rId24" cstate="print">
                       <a:extLst>
                         <a:ext uri="{28A0092B-C50C-407E-A947-70E740481C1C}">
                           <a14:useLocalDpi xmlns:a14="http://schemas.microsoft.com/office/drawing/2010/main" val="0"/>
@@ -2167,7 +2988,7 @@
                   <pic:spPr bwMode="auto">
                     <a:xfrm>
                       <a:off x="0" y="0"/>
-                      <a:ext cx="5724525" cy="3600450"/>
+                      <a:ext cx="3599815" cy="2024380"/>
                     </a:xfrm>
                     <a:prstGeom prst="rect">
                       <a:avLst/>
@@ -2180,18 +3001,45 @@
                 </pic:pic>
               </a:graphicData>
             </a:graphic>
-          </wp:inline>
+          </wp:anchor>
         </w:drawing>
       </w:r>
+      <w:r>
+        <w:t>Next is the gate and check in agent portals. These are so similar with only the smallest of differences so I have elected to reuse the design images and will describe the differences.</w:t>
+      </w:r>
+      <w:r>
+        <w:t xml:space="preserve"> </w:t>
+      </w:r>
+    </w:p>
+    <w:p>
+      <w:pPr>
+        <w:ind w:firstLine="720"/>
+      </w:pPr>
+      <w:r>
+        <w:t>Agents are shown a list of all the flights departing from their assigned airport in the next 24 hours complete with flight number, destination airport name, and datetime of departure.</w:t>
+      </w:r>
+    </w:p>
+    <w:p>
+      <w:pPr>
+        <w:ind w:firstLine="720"/>
+      </w:pPr>
       <w:r>
         <w:rPr>
           <w:noProof/>
         </w:rPr>
         <w:drawing>
-          <wp:inline distT="0" distB="0" distL="0" distR="0" wp14:anchorId="265DEE52" wp14:editId="1571E1EB">
-            <wp:extent cx="5724525" cy="3219450"/>
-            <wp:effectExtent l="0" t="0" r="9525" b="0"/>
-            <wp:docPr id="1527478604" name="Picture 17"/>
+          <wp:anchor distT="0" distB="0" distL="114300" distR="114300" simplePos="0" relativeHeight="251675649" behindDoc="0" locked="0" layoutInCell="1" allowOverlap="1" wp14:anchorId="1C1C6CEC" wp14:editId="0323C5D5">
+            <wp:simplePos x="0" y="0"/>
+            <wp:positionH relativeFrom="margin">
+              <wp:align>right</wp:align>
+            </wp:positionH>
+            <wp:positionV relativeFrom="paragraph">
+              <wp:posOffset>5715</wp:posOffset>
+            </wp:positionV>
+            <wp:extent cx="3600000" cy="2024626"/>
+            <wp:effectExtent l="0" t="0" r="635" b="0"/>
+            <wp:wrapSquare wrapText="bothSides"/>
+            <wp:docPr id="708660017" name="Picture 18"/>
             <wp:cNvGraphicFramePr>
               <a:graphicFrameLocks xmlns:a="http://schemas.openxmlformats.org/drawingml/2006/main" noChangeAspect="1"/>
             </wp:cNvGraphicFramePr>
@@ -2199,13 +3047,13 @@
               <a:graphicData uri="http://schemas.openxmlformats.org/drawingml/2006/picture">
                 <pic:pic xmlns:pic="http://schemas.openxmlformats.org/drawingml/2006/picture">
                   <pic:nvPicPr>
-                    <pic:cNvPr id="0" name="Picture 16"/>
+                    <pic:cNvPr id="0" name="Picture 17"/>
                     <pic:cNvPicPr>
                       <a:picLocks noChangeAspect="1" noChangeArrowheads="1"/>
                     </pic:cNvPicPr>
                   </pic:nvPicPr>
                   <pic:blipFill>
-                    <a:blip r:embed="rId22">
+                    <a:blip r:embed="rId25" cstate="print">
                       <a:extLst>
                         <a:ext uri="{28A0092B-C50C-407E-A947-70E740481C1C}">
                           <a14:useLocalDpi xmlns:a14="http://schemas.microsoft.com/office/drawing/2010/main" val="0"/>
@@ -2220,7 +3068,7 @@
                   <pic:spPr bwMode="auto">
                     <a:xfrm>
                       <a:off x="0" y="0"/>
-                      <a:ext cx="5724525" cy="3219450"/>
+                      <a:ext cx="3600000" cy="2024626"/>
                     </a:xfrm>
                     <a:prstGeom prst="rect">
                       <a:avLst/>
@@ -2233,19 +3081,76 @@
                 </pic:pic>
               </a:graphicData>
             </a:graphic>
-          </wp:inline>
+          </wp:anchor>
         </w:drawing>
       </w:r>
+      <w:r>
+        <w:t xml:space="preserve">Having selected a specific flight from their </w:t>
+      </w:r>
+      <w:r>
+        <w:t xml:space="preserve">list, </w:t>
+      </w:r>
+      <w:r>
+        <w:t>the agent is shown the details of the flight including a list of the passengers / companions booked on to it.</w:t>
+      </w:r>
+      <w:r>
+        <w:t xml:space="preserve"> Gate agents are shown the departure time and gate close time as well as the number of </w:t>
+      </w:r>
+      <w:r>
+        <w:t>passengers</w:t>
+      </w:r>
+      <w:r>
+        <w:t xml:space="preserve"> boarding where check in agents are shown </w:t>
+      </w:r>
+      <w:r>
+        <w:t>the check in close time and number of passengers checked in.</w:t>
+      </w:r>
+      <w:r>
+        <w:t xml:space="preserve"> </w:t>
+      </w:r>
+      <w:r>
+        <w:t xml:space="preserve">Gate agents also have the ability to depart the aircraft which will update its status and prevent anyone else from being marked as arrived. </w:t>
+      </w:r>
+      <w:r>
+        <w:t xml:space="preserve">Check in agents will be shown: departure time, </w:t>
+      </w:r>
+      <w:r>
+        <w:t xml:space="preserve">check in close time, number of passengers checked in. </w:t>
+      </w:r>
+      <w:r>
+        <w:t>Both agents can see a list of passengers yet to arrive/board complete with full name and booking seat ID. They also have the option to mark each as arrived/boarded.</w:t>
+      </w:r>
+    </w:p>
+    <w:p>
+      <w:pPr>
+        <w:spacing w:after="160"/>
+      </w:pPr>
+      <w:r>
+        <w:br w:type="page"/>
+      </w:r>
+    </w:p>
+    <w:p>
+      <w:pPr>
+        <w:ind w:firstLine="720"/>
+      </w:pPr>
       <w:r>
         <w:rPr>
           <w:noProof/>
         </w:rPr>
         <w:lastRenderedPageBreak/>
         <w:drawing>
-          <wp:inline distT="0" distB="0" distL="0" distR="0" wp14:anchorId="1C1C6CEC" wp14:editId="44EA486A">
-            <wp:extent cx="5724525" cy="3219450"/>
-            <wp:effectExtent l="0" t="0" r="9525" b="0"/>
-            <wp:docPr id="708660017" name="Picture 18"/>
+          <wp:anchor distT="0" distB="0" distL="114300" distR="114300" simplePos="0" relativeHeight="251676673" behindDoc="0" locked="0" layoutInCell="1" allowOverlap="1" wp14:anchorId="0F74DE6A" wp14:editId="2852925B">
+            <wp:simplePos x="0" y="0"/>
+            <wp:positionH relativeFrom="margin">
+              <wp:align>right</wp:align>
+            </wp:positionH>
+            <wp:positionV relativeFrom="paragraph">
+              <wp:posOffset>9525</wp:posOffset>
+            </wp:positionV>
+            <wp:extent cx="3600000" cy="2024626"/>
+            <wp:effectExtent l="0" t="0" r="635" b="0"/>
+            <wp:wrapSquare wrapText="bothSides"/>
+            <wp:docPr id="954799727" name="Picture 19"/>
             <wp:cNvGraphicFramePr>
               <a:graphicFrameLocks xmlns:a="http://schemas.openxmlformats.org/drawingml/2006/main" noChangeAspect="1"/>
             </wp:cNvGraphicFramePr>
@@ -2253,13 +3158,13 @@
               <a:graphicData uri="http://schemas.openxmlformats.org/drawingml/2006/picture">
                 <pic:pic xmlns:pic="http://schemas.openxmlformats.org/drawingml/2006/picture">
                   <pic:nvPicPr>
-                    <pic:cNvPr id="0" name="Picture 17"/>
+                    <pic:cNvPr id="0" name="Picture 18"/>
                     <pic:cNvPicPr>
                       <a:picLocks noChangeAspect="1" noChangeArrowheads="1"/>
                     </pic:cNvPicPr>
                   </pic:nvPicPr>
                   <pic:blipFill>
-                    <a:blip r:embed="rId23">
+                    <a:blip r:embed="rId26" cstate="print">
                       <a:extLst>
                         <a:ext uri="{28A0092B-C50C-407E-A947-70E740481C1C}">
                           <a14:useLocalDpi xmlns:a14="http://schemas.microsoft.com/office/drawing/2010/main" val="0"/>
@@ -2274,7 +3179,7 @@
                   <pic:spPr bwMode="auto">
                     <a:xfrm>
                       <a:off x="0" y="0"/>
-                      <a:ext cx="5724525" cy="3219450"/>
+                      <a:ext cx="3600000" cy="2024626"/>
                     </a:xfrm>
                     <a:prstGeom prst="rect">
                       <a:avLst/>
@@ -2287,18 +3192,48 @@
                 </pic:pic>
               </a:graphicData>
             </a:graphic>
-          </wp:inline>
+          </wp:anchor>
         </w:drawing>
       </w:r>
+      <w:r>
+        <w:t>We now move on to the airline operations manager’s portal.</w:t>
+      </w:r>
+      <w:r>
+        <w:t xml:space="preserve"> Their main page shows a list of all existing routes between two airports. This can be filtered by searching for airport </w:t>
+      </w:r>
+      <w:r>
+        <w:t>origins and departures. Operations managers can add new routes or select an existing route to view more details</w:t>
+      </w:r>
+      <w:r>
+        <w:t xml:space="preserve"> and manage flights / schedules.</w:t>
+      </w:r>
+    </w:p>
+    <w:p>
+      <w:pPr>
+        <w:ind w:firstLine="720"/>
+      </w:pPr>
+    </w:p>
+    <w:p>
+      <w:pPr>
+        <w:ind w:firstLine="720"/>
+      </w:pPr>
       <w:r>
         <w:rPr>
           <w:noProof/>
         </w:rPr>
         <w:drawing>
-          <wp:inline distT="0" distB="0" distL="0" distR="0" wp14:anchorId="0F74DE6A" wp14:editId="3B5DCA0C">
-            <wp:extent cx="5724525" cy="3219450"/>
-            <wp:effectExtent l="0" t="0" r="9525" b="0"/>
-            <wp:docPr id="954799727" name="Picture 19"/>
+          <wp:anchor distT="0" distB="0" distL="114300" distR="114300" simplePos="0" relativeHeight="251677697" behindDoc="0" locked="0" layoutInCell="1" allowOverlap="1" wp14:anchorId="3397B56D" wp14:editId="5C696442">
+            <wp:simplePos x="0" y="0"/>
+            <wp:positionH relativeFrom="margin">
+              <wp:align>right</wp:align>
+            </wp:positionH>
+            <wp:positionV relativeFrom="paragraph">
+              <wp:posOffset>11430</wp:posOffset>
+            </wp:positionV>
+            <wp:extent cx="3600000" cy="2024626"/>
+            <wp:effectExtent l="0" t="0" r="635" b="0"/>
+            <wp:wrapSquare wrapText="bothSides"/>
+            <wp:docPr id="379959889" name="Picture 20"/>
             <wp:cNvGraphicFramePr>
               <a:graphicFrameLocks xmlns:a="http://schemas.openxmlformats.org/drawingml/2006/main" noChangeAspect="1"/>
             </wp:cNvGraphicFramePr>
@@ -2306,13 +3241,13 @@
               <a:graphicData uri="http://schemas.openxmlformats.org/drawingml/2006/picture">
                 <pic:pic xmlns:pic="http://schemas.openxmlformats.org/drawingml/2006/picture">
                   <pic:nvPicPr>
-                    <pic:cNvPr id="0" name="Picture 18"/>
+                    <pic:cNvPr id="0" name="Picture 19"/>
                     <pic:cNvPicPr>
                       <a:picLocks noChangeAspect="1" noChangeArrowheads="1"/>
                     </pic:cNvPicPr>
                   </pic:nvPicPr>
                   <pic:blipFill>
-                    <a:blip r:embed="rId24">
+                    <a:blip r:embed="rId27" cstate="print">
                       <a:extLst>
                         <a:ext uri="{28A0092B-C50C-407E-A947-70E740481C1C}">
                           <a14:useLocalDpi xmlns:a14="http://schemas.microsoft.com/office/drawing/2010/main" val="0"/>
@@ -2327,7 +3262,7 @@
                   <pic:spPr bwMode="auto">
                     <a:xfrm>
                       <a:off x="0" y="0"/>
-                      <a:ext cx="5724525" cy="3219450"/>
+                      <a:ext cx="3600000" cy="2024626"/>
                     </a:xfrm>
                     <a:prstGeom prst="rect">
                       <a:avLst/>
@@ -2340,19 +3275,55 @@
                 </pic:pic>
               </a:graphicData>
             </a:graphic>
-          </wp:inline>
+          </wp:anchor>
         </w:drawing>
       </w:r>
+      <w:r>
+        <w:t>The next image shows the modal for adding a new route.</w:t>
+      </w:r>
+      <w:r>
+        <w:t xml:space="preserve"> This has entries for the ICAO codes of the departure and arrival airports. I will also need a field here to add the price of </w:t>
+      </w:r>
+      <w:r>
+        <w:t>seats on the new route (I had forgotten to do this when I designed this originally).</w:t>
+      </w:r>
+    </w:p>
+    <w:p>
+      <w:pPr>
+        <w:ind w:firstLine="720"/>
+      </w:pPr>
+    </w:p>
+    <w:p>
+      <w:pPr>
+        <w:ind w:firstLine="720"/>
+      </w:pPr>
+    </w:p>
+    <w:p>
+      <w:pPr>
+        <w:ind w:firstLine="720"/>
+      </w:pPr>
+    </w:p>
+    <w:p>
+      <w:pPr>
+        <w:ind w:firstLine="720"/>
+      </w:pPr>
       <w:r>
         <w:rPr>
           <w:noProof/>
         </w:rPr>
-        <w:lastRenderedPageBreak/>
         <w:drawing>
-          <wp:inline distT="0" distB="0" distL="0" distR="0" wp14:anchorId="3397B56D" wp14:editId="27EDF5F8">
-            <wp:extent cx="5724525" cy="3219450"/>
-            <wp:effectExtent l="0" t="0" r="9525" b="0"/>
-            <wp:docPr id="379959889" name="Picture 20"/>
+          <wp:anchor distT="0" distB="0" distL="114300" distR="114300" simplePos="0" relativeHeight="251678721" behindDoc="0" locked="0" layoutInCell="1" allowOverlap="1" wp14:anchorId="5A2690A8" wp14:editId="55C5A599">
+            <wp:simplePos x="0" y="0"/>
+            <wp:positionH relativeFrom="margin">
+              <wp:align>right</wp:align>
+            </wp:positionH>
+            <wp:positionV relativeFrom="paragraph">
+              <wp:posOffset>1905</wp:posOffset>
+            </wp:positionV>
+            <wp:extent cx="3600000" cy="3246589"/>
+            <wp:effectExtent l="0" t="0" r="635" b="0"/>
+            <wp:wrapSquare wrapText="bothSides"/>
+            <wp:docPr id="266295166" name="Picture 21"/>
             <wp:cNvGraphicFramePr>
               <a:graphicFrameLocks xmlns:a="http://schemas.openxmlformats.org/drawingml/2006/main" noChangeAspect="1"/>
             </wp:cNvGraphicFramePr>
@@ -2360,13 +3331,13 @@
               <a:graphicData uri="http://schemas.openxmlformats.org/drawingml/2006/picture">
                 <pic:pic xmlns:pic="http://schemas.openxmlformats.org/drawingml/2006/picture">
                   <pic:nvPicPr>
-                    <pic:cNvPr id="0" name="Picture 19"/>
+                    <pic:cNvPr id="0" name="Picture 20"/>
                     <pic:cNvPicPr>
                       <a:picLocks noChangeAspect="1" noChangeArrowheads="1"/>
                     </pic:cNvPicPr>
                   </pic:nvPicPr>
                   <pic:blipFill>
-                    <a:blip r:embed="rId25">
+                    <a:blip r:embed="rId28" cstate="print">
                       <a:extLst>
                         <a:ext uri="{28A0092B-C50C-407E-A947-70E740481C1C}">
                           <a14:useLocalDpi xmlns:a14="http://schemas.microsoft.com/office/drawing/2010/main" val="0"/>
@@ -2381,7 +3352,7 @@
                   <pic:spPr bwMode="auto">
                     <a:xfrm>
                       <a:off x="0" y="0"/>
-                      <a:ext cx="5724525" cy="3219450"/>
+                      <a:ext cx="3600000" cy="3246589"/>
                     </a:xfrm>
                     <a:prstGeom prst="rect">
                       <a:avLst/>
@@ -2394,18 +3365,58 @@
                 </pic:pic>
               </a:graphicData>
             </a:graphic>
-          </wp:inline>
+          </wp:anchor>
         </w:drawing>
       </w:r>
+      <w:r>
+        <w:t>We now move on to the route details page. This is where flight operations managers can manage the schedules and flights of a given route as well as view statistics.</w:t>
+      </w:r>
+      <w:r>
+        <w:t xml:space="preserve"> A list of future flights is shown (I will also add a button to display past flights)</w:t>
+      </w:r>
+      <w:r>
+        <w:t xml:space="preserve">. Existing flights can be edited and new one-off flights can also be added from this page. There is also a section that shows all active services. </w:t>
+      </w:r>
+      <w:r>
+        <w:t xml:space="preserve">These services can be edited or deleted </w:t>
+      </w:r>
+      <w:r>
+        <w:t xml:space="preserve">and new ones can be created. To assist them in their work, flight operations managers will be able to view statistics for the selected route. This gives indications </w:t>
+      </w:r>
+      <w:r>
+        <w:t>of spare capacity and excess demand so that they can make better informed decisions.</w:t>
+      </w:r>
+    </w:p>
+    <w:p>
+      <w:pPr>
+        <w:spacing w:after="160"/>
+      </w:pPr>
+      <w:r>
+        <w:br w:type="page"/>
+      </w:r>
+    </w:p>
+    <w:p>
+      <w:pPr>
+        <w:ind w:firstLine="720"/>
+      </w:pPr>
       <w:r>
         <w:rPr>
           <w:noProof/>
         </w:rPr>
+        <w:lastRenderedPageBreak/>
         <w:drawing>
-          <wp:inline distT="0" distB="0" distL="0" distR="0" wp14:anchorId="5A2690A8" wp14:editId="6E2AC17C">
-            <wp:extent cx="5724525" cy="5162550"/>
-            <wp:effectExtent l="0" t="0" r="9525" b="0"/>
-            <wp:docPr id="266295166" name="Picture 21"/>
+          <wp:anchor distT="0" distB="0" distL="114300" distR="114300" simplePos="0" relativeHeight="251679745" behindDoc="0" locked="0" layoutInCell="1" allowOverlap="1" wp14:anchorId="039F5907" wp14:editId="61C19AFE">
+            <wp:simplePos x="0" y="0"/>
+            <wp:positionH relativeFrom="margin">
+              <wp:align>right</wp:align>
+            </wp:positionH>
+            <wp:positionV relativeFrom="paragraph">
+              <wp:posOffset>0</wp:posOffset>
+            </wp:positionV>
+            <wp:extent cx="3600000" cy="3246589"/>
+            <wp:effectExtent l="0" t="0" r="635" b="0"/>
+            <wp:wrapSquare wrapText="bothSides"/>
+            <wp:docPr id="979471176" name="Picture 22"/>
             <wp:cNvGraphicFramePr>
               <a:graphicFrameLocks xmlns:a="http://schemas.openxmlformats.org/drawingml/2006/main" noChangeAspect="1"/>
             </wp:cNvGraphicFramePr>
@@ -2413,13 +3424,13 @@
               <a:graphicData uri="http://schemas.openxmlformats.org/drawingml/2006/picture">
                 <pic:pic xmlns:pic="http://schemas.openxmlformats.org/drawingml/2006/picture">
                   <pic:nvPicPr>
-                    <pic:cNvPr id="0" name="Picture 20"/>
+                    <pic:cNvPr id="0" name="Picture 21"/>
                     <pic:cNvPicPr>
                       <a:picLocks noChangeAspect="1" noChangeArrowheads="1"/>
                     </pic:cNvPicPr>
                   </pic:nvPicPr>
                   <pic:blipFill>
-                    <a:blip r:embed="rId26">
+                    <a:blip r:embed="rId29" cstate="print">
                       <a:extLst>
                         <a:ext uri="{28A0092B-C50C-407E-A947-70E740481C1C}">
                           <a14:useLocalDpi xmlns:a14="http://schemas.microsoft.com/office/drawing/2010/main" val="0"/>
@@ -2434,7 +3445,7 @@
                   <pic:spPr bwMode="auto">
                     <a:xfrm>
                       <a:off x="0" y="0"/>
-                      <a:ext cx="5724525" cy="5162550"/>
+                      <a:ext cx="3600000" cy="3246589"/>
                     </a:xfrm>
                     <a:prstGeom prst="rect">
                       <a:avLst/>
@@ -2447,72 +3458,84 @@
                 </pic:pic>
               </a:graphicData>
             </a:graphic>
-          </wp:inline>
+          </wp:anchor>
         </w:drawing>
       </w:r>
+      <w:r>
+        <w:t xml:space="preserve">The image to the right shows the modal for </w:t>
+      </w:r>
+      <w:r>
+        <w:t xml:space="preserve">adding a new one-off flight. The only field available is the departure date and time. The same modal is used for editing an existing flight except </w:t>
+      </w:r>
+      <w:r>
+        <w:t>the current date and time will be pre-populated.</w:t>
+      </w:r>
+    </w:p>
+    <w:p>
+      <w:pPr>
+        <w:ind w:firstLine="720"/>
+      </w:pPr>
+    </w:p>
+    <w:p>
+      <w:pPr>
+        <w:ind w:firstLine="720"/>
+      </w:pPr>
+    </w:p>
+    <w:p>
+      <w:pPr>
+        <w:ind w:firstLine="720"/>
+      </w:pPr>
+    </w:p>
+    <w:p>
+      <w:pPr>
+        <w:ind w:firstLine="720"/>
+      </w:pPr>
+    </w:p>
+    <w:p>
+      <w:pPr>
+        <w:ind w:firstLine="720"/>
+      </w:pPr>
+    </w:p>
+    <w:p>
+      <w:pPr>
+        <w:ind w:firstLine="720"/>
+      </w:pPr>
+    </w:p>
+    <w:p>
+      <w:pPr>
+        <w:ind w:firstLine="720"/>
+      </w:pPr>
+    </w:p>
+    <w:p>
+      <w:pPr>
+        <w:ind w:firstLine="720"/>
+      </w:pPr>
+    </w:p>
+    <w:p>
+      <w:pPr>
+        <w:ind w:firstLine="720"/>
+      </w:pPr>
+    </w:p>
+    <w:p>
+      <w:pPr>
+        <w:ind w:firstLine="720"/>
+      </w:pPr>
       <w:r>
         <w:rPr>
           <w:noProof/>
         </w:rPr>
-        <w:lastRenderedPageBreak/>
         <w:drawing>
-          <wp:inline distT="0" distB="0" distL="0" distR="0" wp14:anchorId="039F5907" wp14:editId="02D450E6">
-            <wp:extent cx="5724525" cy="5162550"/>
-            <wp:effectExtent l="0" t="0" r="9525" b="0"/>
-            <wp:docPr id="979471176" name="Picture 22"/>
-            <wp:cNvGraphicFramePr>
-              <a:graphicFrameLocks xmlns:a="http://schemas.openxmlformats.org/drawingml/2006/main" noChangeAspect="1"/>
-            </wp:cNvGraphicFramePr>
-            <a:graphic xmlns:a="http://schemas.openxmlformats.org/drawingml/2006/main">
-              <a:graphicData uri="http://schemas.openxmlformats.org/drawingml/2006/picture">
-                <pic:pic xmlns:pic="http://schemas.openxmlformats.org/drawingml/2006/picture">
-                  <pic:nvPicPr>
-                    <pic:cNvPr id="0" name="Picture 21"/>
-                    <pic:cNvPicPr>
-                      <a:picLocks noChangeAspect="1" noChangeArrowheads="1"/>
-                    </pic:cNvPicPr>
-                  </pic:nvPicPr>
-                  <pic:blipFill>
-                    <a:blip r:embed="rId27">
-                      <a:extLst>
-                        <a:ext uri="{28A0092B-C50C-407E-A947-70E740481C1C}">
-                          <a14:useLocalDpi xmlns:a14="http://schemas.microsoft.com/office/drawing/2010/main" val="0"/>
-                        </a:ext>
-                      </a:extLst>
-                    </a:blip>
-                    <a:srcRect/>
-                    <a:stretch>
-                      <a:fillRect/>
-                    </a:stretch>
-                  </pic:blipFill>
-                  <pic:spPr bwMode="auto">
-                    <a:xfrm>
-                      <a:off x="0" y="0"/>
-                      <a:ext cx="5724525" cy="5162550"/>
-                    </a:xfrm>
-                    <a:prstGeom prst="rect">
-                      <a:avLst/>
-                    </a:prstGeom>
-                    <a:noFill/>
-                    <a:ln>
-                      <a:noFill/>
-                    </a:ln>
-                  </pic:spPr>
-                </pic:pic>
-              </a:graphicData>
-            </a:graphic>
-          </wp:inline>
-        </w:drawing>
-      </w:r>
-      <w:r>
-        <w:rPr>
-          <w:noProof/>
-        </w:rPr>
-        <w:lastRenderedPageBreak/>
-        <w:drawing>
-          <wp:inline distT="0" distB="0" distL="0" distR="0" wp14:anchorId="5F0E38E9" wp14:editId="52C6E711">
-            <wp:extent cx="5724525" cy="5162550"/>
-            <wp:effectExtent l="0" t="0" r="9525" b="0"/>
+          <wp:anchor distT="0" distB="0" distL="114300" distR="114300" simplePos="0" relativeHeight="251680769" behindDoc="0" locked="0" layoutInCell="1" allowOverlap="1" wp14:anchorId="09BC4BC9" wp14:editId="3A003777">
+            <wp:simplePos x="0" y="0"/>
+            <wp:positionH relativeFrom="margin">
+              <wp:align>right</wp:align>
+            </wp:positionH>
+            <wp:positionV relativeFrom="paragraph">
+              <wp:posOffset>9525</wp:posOffset>
+            </wp:positionV>
+            <wp:extent cx="3599815" cy="3246120"/>
+            <wp:effectExtent l="0" t="0" r="635" b="0"/>
+            <wp:wrapSquare wrapText="bothSides"/>
             <wp:docPr id="104465503" name="Picture 23"/>
             <wp:cNvGraphicFramePr>
               <a:graphicFrameLocks xmlns:a="http://schemas.openxmlformats.org/drawingml/2006/main" noChangeAspect="1"/>
@@ -2522,113 +3545,6 @@
                 <pic:pic xmlns:pic="http://schemas.openxmlformats.org/drawingml/2006/picture">
                   <pic:nvPicPr>
                     <pic:cNvPr id="0" name="Picture 22"/>
-                    <pic:cNvPicPr>
-                      <a:picLocks noChangeAspect="1" noChangeArrowheads="1"/>
-                    </pic:cNvPicPr>
-                  </pic:nvPicPr>
-                  <pic:blipFill>
-                    <a:blip r:embed="rId28">
-                      <a:extLst>
-                        <a:ext uri="{28A0092B-C50C-407E-A947-70E740481C1C}">
-                          <a14:useLocalDpi xmlns:a14="http://schemas.microsoft.com/office/drawing/2010/main" val="0"/>
-                        </a:ext>
-                      </a:extLst>
-                    </a:blip>
-                    <a:srcRect/>
-                    <a:stretch>
-                      <a:fillRect/>
-                    </a:stretch>
-                  </pic:blipFill>
-                  <pic:spPr bwMode="auto">
-                    <a:xfrm>
-                      <a:off x="0" y="0"/>
-                      <a:ext cx="5724525" cy="5162550"/>
-                    </a:xfrm>
-                    <a:prstGeom prst="rect">
-                      <a:avLst/>
-                    </a:prstGeom>
-                    <a:noFill/>
-                    <a:ln>
-                      <a:noFill/>
-                    </a:ln>
-                  </pic:spPr>
-                </pic:pic>
-              </a:graphicData>
-            </a:graphic>
-          </wp:inline>
-        </w:drawing>
-      </w:r>
-      <w:r>
-        <w:rPr>
-          <w:noProof/>
-        </w:rPr>
-        <w:drawing>
-          <wp:inline distT="0" distB="0" distL="0" distR="0" wp14:anchorId="448DA778" wp14:editId="268207FE">
-            <wp:extent cx="5724525" cy="3219450"/>
-            <wp:effectExtent l="0" t="0" r="9525" b="0"/>
-            <wp:docPr id="683443716" name="Picture 24"/>
-            <wp:cNvGraphicFramePr>
-              <a:graphicFrameLocks xmlns:a="http://schemas.openxmlformats.org/drawingml/2006/main" noChangeAspect="1"/>
-            </wp:cNvGraphicFramePr>
-            <a:graphic xmlns:a="http://schemas.openxmlformats.org/drawingml/2006/main">
-              <a:graphicData uri="http://schemas.openxmlformats.org/drawingml/2006/picture">
-                <pic:pic xmlns:pic="http://schemas.openxmlformats.org/drawingml/2006/picture">
-                  <pic:nvPicPr>
-                    <pic:cNvPr id="0" name="Picture 23"/>
-                    <pic:cNvPicPr>
-                      <a:picLocks noChangeAspect="1" noChangeArrowheads="1"/>
-                    </pic:cNvPicPr>
-                  </pic:nvPicPr>
-                  <pic:blipFill>
-                    <a:blip r:embed="rId29">
-                      <a:extLst>
-                        <a:ext uri="{28A0092B-C50C-407E-A947-70E740481C1C}">
-                          <a14:useLocalDpi xmlns:a14="http://schemas.microsoft.com/office/drawing/2010/main" val="0"/>
-                        </a:ext>
-                      </a:extLst>
-                    </a:blip>
-                    <a:srcRect/>
-                    <a:stretch>
-                      <a:fillRect/>
-                    </a:stretch>
-                  </pic:blipFill>
-                  <pic:spPr bwMode="auto">
-                    <a:xfrm>
-                      <a:off x="0" y="0"/>
-                      <a:ext cx="5724525" cy="3219450"/>
-                    </a:xfrm>
-                    <a:prstGeom prst="rect">
-                      <a:avLst/>
-                    </a:prstGeom>
-                    <a:noFill/>
-                    <a:ln>
-                      <a:noFill/>
-                    </a:ln>
-                  </pic:spPr>
-                </pic:pic>
-              </a:graphicData>
-            </a:graphic>
-          </wp:inline>
-        </w:drawing>
-      </w:r>
-      <w:r>
-        <w:rPr>
-          <w:noProof/>
-        </w:rPr>
-        <w:lastRenderedPageBreak/>
-        <w:drawing>
-          <wp:inline distT="0" distB="0" distL="0" distR="0" wp14:anchorId="3B60BFD2" wp14:editId="6D0EEE2B">
-            <wp:extent cx="5724525" cy="8096250"/>
-            <wp:effectExtent l="0" t="0" r="9525" b="0"/>
-            <wp:docPr id="290345220" name="Picture 25"/>
-            <wp:cNvGraphicFramePr>
-              <a:graphicFrameLocks xmlns:a="http://schemas.openxmlformats.org/drawingml/2006/main" noChangeAspect="1"/>
-            </wp:cNvGraphicFramePr>
-            <a:graphic xmlns:a="http://schemas.openxmlformats.org/drawingml/2006/main">
-              <a:graphicData uri="http://schemas.openxmlformats.org/drawingml/2006/picture">
-                <pic:pic xmlns:pic="http://schemas.openxmlformats.org/drawingml/2006/picture">
-                  <pic:nvPicPr>
-                    <pic:cNvPr id="0" name="Picture 24"/>
                     <pic:cNvPicPr>
                       <a:picLocks noChangeAspect="1" noChangeArrowheads="1"/>
                     </pic:cNvPicPr>
@@ -2649,7 +3565,7 @@
                   <pic:spPr bwMode="auto">
                     <a:xfrm>
                       <a:off x="0" y="0"/>
-                      <a:ext cx="5724525" cy="8096250"/>
+                      <a:ext cx="3599815" cy="3246120"/>
                     </a:xfrm>
                     <a:prstGeom prst="rect">
                       <a:avLst/>
@@ -2662,18 +3578,239 @@
                 </pic:pic>
               </a:graphicData>
             </a:graphic>
-          </wp:inline>
+          </wp:anchor>
         </w:drawing>
       </w:r>
+      <w:r>
+        <w:t>This modal is used for adding new services for a route.</w:t>
+      </w:r>
+      <w:r>
+        <w:t xml:space="preserve"> There are fields for the start date, end date, repeat type (daily, weekly, or monthly), repeat frequency</w:t>
+      </w:r>
+      <w:r>
+        <w:t xml:space="preserve">, repeat on (Monday-Sunday / 1-31), and the time that flights will be scheduled for. The same modal is used for editing existing services </w:t>
+      </w:r>
+      <w:r>
+        <w:t>except field are pre-populated.</w:t>
+      </w:r>
+    </w:p>
+    <w:p>
+      <w:pPr>
+        <w:spacing w:after="160"/>
+      </w:pPr>
+      <w:r>
+        <w:br w:type="page"/>
+      </w:r>
+    </w:p>
+    <w:p>
+      <w:pPr>
+        <w:ind w:firstLine="720"/>
+      </w:pPr>
       <w:r>
         <w:rPr>
           <w:noProof/>
         </w:rPr>
         <w:lastRenderedPageBreak/>
         <w:drawing>
-          <wp:inline distT="0" distB="0" distL="0" distR="0" wp14:anchorId="0C1131B9" wp14:editId="5662A880">
-            <wp:extent cx="5724525" cy="3286125"/>
-            <wp:effectExtent l="0" t="0" r="9525" b="9525"/>
+          <wp:anchor distT="0" distB="0" distL="114300" distR="114300" simplePos="0" relativeHeight="251681793" behindDoc="0" locked="0" layoutInCell="1" allowOverlap="1" wp14:anchorId="448DA778" wp14:editId="49371865">
+            <wp:simplePos x="0" y="0"/>
+            <wp:positionH relativeFrom="margin">
+              <wp:align>right</wp:align>
+            </wp:positionH>
+            <wp:positionV relativeFrom="paragraph">
+              <wp:posOffset>8255</wp:posOffset>
+            </wp:positionV>
+            <wp:extent cx="3600000" cy="2024626"/>
+            <wp:effectExtent l="0" t="0" r="635" b="0"/>
+            <wp:wrapSquare wrapText="bothSides"/>
+            <wp:docPr id="683443716" name="Picture 24"/>
+            <wp:cNvGraphicFramePr>
+              <a:graphicFrameLocks xmlns:a="http://schemas.openxmlformats.org/drawingml/2006/main" noChangeAspect="1"/>
+            </wp:cNvGraphicFramePr>
+            <a:graphic xmlns:a="http://schemas.openxmlformats.org/drawingml/2006/main">
+              <a:graphicData uri="http://schemas.openxmlformats.org/drawingml/2006/picture">
+                <pic:pic xmlns:pic="http://schemas.openxmlformats.org/drawingml/2006/picture">
+                  <pic:nvPicPr>
+                    <pic:cNvPr id="0" name="Picture 23"/>
+                    <pic:cNvPicPr>
+                      <a:picLocks noChangeAspect="1" noChangeArrowheads="1"/>
+                    </pic:cNvPicPr>
+                  </pic:nvPicPr>
+                  <pic:blipFill>
+                    <a:blip r:embed="rId31" cstate="print">
+                      <a:extLst>
+                        <a:ext uri="{28A0092B-C50C-407E-A947-70E740481C1C}">
+                          <a14:useLocalDpi xmlns:a14="http://schemas.microsoft.com/office/drawing/2010/main" val="0"/>
+                        </a:ext>
+                      </a:extLst>
+                    </a:blip>
+                    <a:srcRect/>
+                    <a:stretch>
+                      <a:fillRect/>
+                    </a:stretch>
+                  </pic:blipFill>
+                  <pic:spPr bwMode="auto">
+                    <a:xfrm>
+                      <a:off x="0" y="0"/>
+                      <a:ext cx="3600000" cy="2024626"/>
+                    </a:xfrm>
+                    <a:prstGeom prst="rect">
+                      <a:avLst/>
+                    </a:prstGeom>
+                    <a:noFill/>
+                    <a:ln>
+                      <a:noFill/>
+                    </a:ln>
+                  </pic:spPr>
+                </pic:pic>
+              </a:graphicData>
+            </a:graphic>
+          </wp:anchor>
+        </w:drawing>
+      </w:r>
+      <w:r>
+        <w:t>Next shown are my designs for error</w:t>
+      </w:r>
+      <w:r>
+        <w:t xml:space="preserve"> / confirmation boxes. These will be shown in the top left corner when required and will then fade away after 5 seconds.</w:t>
+      </w:r>
+    </w:p>
+    <w:p>
+      <w:pPr>
+        <w:ind w:firstLine="720"/>
+      </w:pPr>
+    </w:p>
+    <w:p>
+      <w:pPr>
+        <w:ind w:firstLine="720"/>
+      </w:pPr>
+    </w:p>
+    <w:p>
+      <w:pPr>
+        <w:ind w:firstLine="720"/>
+      </w:pPr>
+    </w:p>
+    <w:p>
+      <w:pPr>
+        <w:ind w:firstLine="720"/>
+      </w:pPr>
+    </w:p>
+    <w:p>
+      <w:pPr>
+        <w:ind w:firstLine="720"/>
+      </w:pPr>
+      <w:r>
+        <w:rPr>
+          <w:noProof/>
+        </w:rPr>
+        <w:drawing>
+          <wp:anchor distT="0" distB="0" distL="114300" distR="114300" simplePos="0" relativeHeight="251682817" behindDoc="0" locked="0" layoutInCell="1" allowOverlap="1" wp14:anchorId="3B60BFD2" wp14:editId="50663985">
+            <wp:simplePos x="0" y="0"/>
+            <wp:positionH relativeFrom="margin">
+              <wp:align>right</wp:align>
+            </wp:positionH>
+            <wp:positionV relativeFrom="paragraph">
+              <wp:posOffset>3175</wp:posOffset>
+            </wp:positionV>
+            <wp:extent cx="3599815" cy="5091430"/>
+            <wp:effectExtent l="0" t="0" r="635" b="0"/>
+            <wp:wrapSquare wrapText="bothSides"/>
+            <wp:docPr id="290345220" name="Picture 25"/>
+            <wp:cNvGraphicFramePr>
+              <a:graphicFrameLocks xmlns:a="http://schemas.openxmlformats.org/drawingml/2006/main" noChangeAspect="1"/>
+            </wp:cNvGraphicFramePr>
+            <a:graphic xmlns:a="http://schemas.openxmlformats.org/drawingml/2006/main">
+              <a:graphicData uri="http://schemas.openxmlformats.org/drawingml/2006/picture">
+                <pic:pic xmlns:pic="http://schemas.openxmlformats.org/drawingml/2006/picture">
+                  <pic:nvPicPr>
+                    <pic:cNvPr id="0" name="Picture 24"/>
+                    <pic:cNvPicPr>
+                      <a:picLocks noChangeAspect="1" noChangeArrowheads="1"/>
+                    </pic:cNvPicPr>
+                  </pic:nvPicPr>
+                  <pic:blipFill>
+                    <a:blip r:embed="rId32" cstate="print">
+                      <a:extLst>
+                        <a:ext uri="{28A0092B-C50C-407E-A947-70E740481C1C}">
+                          <a14:useLocalDpi xmlns:a14="http://schemas.microsoft.com/office/drawing/2010/main" val="0"/>
+                        </a:ext>
+                      </a:extLst>
+                    </a:blip>
+                    <a:srcRect/>
+                    <a:stretch>
+                      <a:fillRect/>
+                    </a:stretch>
+                  </pic:blipFill>
+                  <pic:spPr bwMode="auto">
+                    <a:xfrm>
+                      <a:off x="0" y="0"/>
+                      <a:ext cx="3599815" cy="5091430"/>
+                    </a:xfrm>
+                    <a:prstGeom prst="rect">
+                      <a:avLst/>
+                    </a:prstGeom>
+                    <a:noFill/>
+                    <a:ln>
+                      <a:noFill/>
+                    </a:ln>
+                  </pic:spPr>
+                </pic:pic>
+              </a:graphicData>
+            </a:graphic>
+          </wp:anchor>
+        </w:drawing>
+      </w:r>
+      <w:r>
+        <w:t xml:space="preserve">Next shown is my design for the PDF </w:t>
+      </w:r>
+      <w:r>
+        <w:t xml:space="preserve">boarding pass that can be generated. While not part of the UI, this still requires explanation. The bar code is non-functional and only for appearance. </w:t>
+      </w:r>
+      <w:r>
+        <w:t>The number under it is the flight ID and the number at the bottom is the booking seat ID. Also shown is the companion’s passport name, the flight number, the guest’s seat ID, the origin airport</w:t>
+      </w:r>
+      <w:r>
+        <w:t>’s</w:t>
+      </w:r>
+      <w:r>
+        <w:t xml:space="preserve"> name</w:t>
+      </w:r>
+      <w:r>
+        <w:t xml:space="preserve"> &amp; IATA, local departure time, the destination airport’s name &amp; IATA, the local time or arrival</w:t>
+      </w:r>
+      <w:r>
+        <w:t xml:space="preserve"> and some default information about gate close times. This page will be repeated with each companion’s information within the PDF.</w:t>
+      </w:r>
+    </w:p>
+    <w:p>
+      <w:pPr>
+        <w:spacing w:after="160"/>
+      </w:pPr>
+      <w:r>
+        <w:br w:type="page"/>
+      </w:r>
+    </w:p>
+    <w:p>
+      <w:pPr>
+        <w:ind w:firstLine="720"/>
+      </w:pPr>
+      <w:r>
+        <w:rPr>
+          <w:noProof/>
+        </w:rPr>
+        <w:lastRenderedPageBreak/>
+        <w:drawing>
+          <wp:anchor distT="0" distB="0" distL="114300" distR="114300" simplePos="0" relativeHeight="251683841" behindDoc="0" locked="0" layoutInCell="1" allowOverlap="1" wp14:anchorId="0C1131B9" wp14:editId="2EB0F66D">
+            <wp:simplePos x="0" y="0"/>
+            <wp:positionH relativeFrom="margin">
+              <wp:align>right</wp:align>
+            </wp:positionH>
+            <wp:positionV relativeFrom="paragraph">
+              <wp:posOffset>0</wp:posOffset>
+            </wp:positionV>
+            <wp:extent cx="3600000" cy="2066556"/>
+            <wp:effectExtent l="0" t="0" r="635" b="0"/>
+            <wp:wrapSquare wrapText="bothSides"/>
             <wp:docPr id="358779750" name="Picture 26"/>
             <wp:cNvGraphicFramePr>
               <a:graphicFrameLocks xmlns:a="http://schemas.openxmlformats.org/drawingml/2006/main" noChangeAspect="1"/>
@@ -2688,7 +3825,7 @@
                     </pic:cNvPicPr>
                   </pic:nvPicPr>
                   <pic:blipFill>
-                    <a:blip r:embed="rId31">
+                    <a:blip r:embed="rId33" cstate="print">
                       <a:extLst>
                         <a:ext uri="{28A0092B-C50C-407E-A947-70E740481C1C}">
                           <a14:useLocalDpi xmlns:a14="http://schemas.microsoft.com/office/drawing/2010/main" val="0"/>
@@ -2703,7 +3840,7 @@
                   <pic:spPr bwMode="auto">
                     <a:xfrm>
                       <a:off x="0" y="0"/>
-                      <a:ext cx="5724525" cy="3286125"/>
+                      <a:ext cx="3600000" cy="2066556"/>
                     </a:xfrm>
                     <a:prstGeom prst="rect">
                       <a:avLst/>
@@ -2716,17 +3853,45 @@
                 </pic:pic>
               </a:graphicData>
             </a:graphic>
-          </wp:inline>
+          </wp:anchor>
         </w:drawing>
       </w:r>
+      <w:r>
+        <w:t>Finally, we move on to the admin portal.</w:t>
+      </w:r>
+      <w:r>
+        <w:t xml:space="preserve"> Their home page is split into two tables: “Guests” and “Staff” which are switched between using a radio button.</w:t>
+      </w:r>
+      <w:r>
+        <w:t xml:space="preserve"> The list of users being shown can be searched through. The guests table shows all of the guests in the guests table sorted alphabetically</w:t>
+      </w:r>
+      <w:r>
+        <w:t>. It displays their first names, last names, and guest IDs. The staff table shows every member of staff from the airport staff and airline employees tables</w:t>
+      </w:r>
+      <w:r>
+        <w:t>. Each employee row shows: first name, last name, table, ID, employee/staff type. All user records across both tables give options for editing and deleting the user. There is also a button to open the add user modal which will open the relevant modal based on the table currently being displayed.</w:t>
+      </w:r>
+    </w:p>
+    <w:p>
+      <w:pPr>
+        <w:ind w:firstLine="720"/>
+      </w:pPr>
       <w:r>
         <w:rPr>
           <w:noProof/>
         </w:rPr>
         <w:drawing>
-          <wp:inline distT="0" distB="0" distL="0" distR="0" wp14:anchorId="35846316" wp14:editId="68270221">
-            <wp:extent cx="5724525" cy="3286125"/>
-            <wp:effectExtent l="0" t="0" r="9525" b="9525"/>
+          <wp:anchor distT="0" distB="0" distL="114300" distR="114300" simplePos="0" relativeHeight="251684865" behindDoc="0" locked="0" layoutInCell="1" allowOverlap="1" wp14:anchorId="35846316" wp14:editId="557DC833">
+            <wp:simplePos x="0" y="0"/>
+            <wp:positionH relativeFrom="margin">
+              <wp:align>right</wp:align>
+            </wp:positionH>
+            <wp:positionV relativeFrom="paragraph">
+              <wp:posOffset>9525</wp:posOffset>
+            </wp:positionV>
+            <wp:extent cx="3600000" cy="2066556"/>
+            <wp:effectExtent l="0" t="0" r="635" b="0"/>
+            <wp:wrapSquare wrapText="bothSides"/>
             <wp:docPr id="2057633727" name="Picture 27"/>
             <wp:cNvGraphicFramePr>
               <a:graphicFrameLocks xmlns:a="http://schemas.openxmlformats.org/drawingml/2006/main" noChangeAspect="1"/>
@@ -2741,7 +3906,7 @@
                     </pic:cNvPicPr>
                   </pic:nvPicPr>
                   <pic:blipFill>
-                    <a:blip r:embed="rId32">
+                    <a:blip r:embed="rId34" cstate="print">
                       <a:extLst>
                         <a:ext uri="{28A0092B-C50C-407E-A947-70E740481C1C}">
                           <a14:useLocalDpi xmlns:a14="http://schemas.microsoft.com/office/drawing/2010/main" val="0"/>
@@ -2756,7 +3921,7 @@
                   <pic:spPr bwMode="auto">
                     <a:xfrm>
                       <a:off x="0" y="0"/>
-                      <a:ext cx="5724525" cy="3286125"/>
+                      <a:ext cx="3600000" cy="2066556"/>
                     </a:xfrm>
                     <a:prstGeom prst="rect">
                       <a:avLst/>
@@ -2769,18 +3934,36 @@
                 </pic:pic>
               </a:graphicData>
             </a:graphic>
-          </wp:inline>
+          </wp:anchor>
         </w:drawing>
       </w:r>
+      <w:r>
+        <w:t>The next image shows the add employee/staff modal. This has fields for: first name, email, password, type, and phone number/assigned airport. The phone number/assigned airport field will change based on the type selected and which is the most relevant. The type selected will also dictate which table the user is added to.</w:t>
+      </w:r>
+      <w:r>
+        <w:t xml:space="preserve"> The same modal is used for editing a staff member just with fields pre-populated.</w:t>
+      </w:r>
+    </w:p>
+    <w:p>
+      <w:pPr>
+        <w:ind w:firstLine="720"/>
+      </w:pPr>
       <w:r>
         <w:rPr>
           <w:noProof/>
         </w:rPr>
-        <w:lastRenderedPageBreak/>
         <w:drawing>
-          <wp:inline distT="0" distB="0" distL="0" distR="0" wp14:anchorId="5BC8AEAC" wp14:editId="0BDBB5DA">
-            <wp:extent cx="5724525" cy="3286125"/>
-            <wp:effectExtent l="0" t="0" r="9525" b="9525"/>
+          <wp:anchor distT="0" distB="0" distL="114300" distR="114300" simplePos="0" relativeHeight="251685889" behindDoc="0" locked="0" layoutInCell="1" allowOverlap="1" wp14:anchorId="5BC8AEAC" wp14:editId="1B64C47A">
+            <wp:simplePos x="0" y="0"/>
+            <wp:positionH relativeFrom="margin">
+              <wp:align>right</wp:align>
+            </wp:positionH>
+            <wp:positionV relativeFrom="paragraph">
+              <wp:posOffset>9525</wp:posOffset>
+            </wp:positionV>
+            <wp:extent cx="3600000" cy="2066556"/>
+            <wp:effectExtent l="0" t="0" r="635" b="0"/>
+            <wp:wrapSquare wrapText="bothSides"/>
             <wp:docPr id="1428175025" name="Picture 28"/>
             <wp:cNvGraphicFramePr>
               <a:graphicFrameLocks xmlns:a="http://schemas.openxmlformats.org/drawingml/2006/main" noChangeAspect="1"/>
@@ -2795,7 +3978,7 @@
                     </pic:cNvPicPr>
                   </pic:nvPicPr>
                   <pic:blipFill>
-                    <a:blip r:embed="rId33">
+                    <a:blip r:embed="rId35" cstate="print">
                       <a:extLst>
                         <a:ext uri="{28A0092B-C50C-407E-A947-70E740481C1C}">
                           <a14:useLocalDpi xmlns:a14="http://schemas.microsoft.com/office/drawing/2010/main" val="0"/>
@@ -2810,7 +3993,7 @@
                   <pic:spPr bwMode="auto">
                     <a:xfrm>
                       <a:off x="0" y="0"/>
-                      <a:ext cx="5724525" cy="3286125"/>
+                      <a:ext cx="3600000" cy="2066556"/>
                     </a:xfrm>
                     <a:prstGeom prst="rect">
                       <a:avLst/>
@@ -2823,22 +4006,34 @@
                 </pic:pic>
               </a:graphicData>
             </a:graphic>
-          </wp:inline>
+          </wp:anchor>
         </w:drawing>
       </w:r>
+      <w:r>
+        <w:t>The next image is the modal for adding a new guest. This</w:t>
+      </w:r>
+      <w:r>
+        <w:t xml:space="preserve"> has fields </w:t>
+      </w:r>
+      <w:r>
+        <w:t>for: first name, last name, email, password, phone number, and assigned representative ID (validated to confirm exists).</w:t>
+      </w:r>
+      <w:r>
+        <w:t xml:space="preserve"> The same modal is used with pre-populated data for editing a guest user.</w:t>
+      </w:r>
     </w:p>
     <w:p>
       <w:pPr>
         <w:spacing w:after="160"/>
       </w:pPr>
+    </w:p>
+    <w:p>
+      <w:pPr>
+        <w:spacing w:after="160"/>
+      </w:pPr>
       <w:r>
         <w:br w:type="page"/>
       </w:r>
-    </w:p>
-    <w:p>
-      <w:pPr>
-        <w:pStyle w:val="Heading1"/>
-      </w:pPr>
       <w:r>
         <w:lastRenderedPageBreak/>
         <w:t>Inputs, Outputs, &amp; Processes</w:t>
@@ -3188,13 +4383,7 @@
           </w:tcPr>
           <w:p>
             <w:r>
-              <w:t xml:space="preserve">Sort drop down for </w:t>
-            </w:r>
-            <w:r>
-              <w:t>flight results</w:t>
-            </w:r>
-            <w:r>
-              <w:t xml:space="preserve"> (e.g.: price, time of departure, duration).</w:t>
+              <w:t>Sort drop down for flight results (e.g.: price, time of departure, duration).</w:t>
             </w:r>
           </w:p>
         </w:tc>
@@ -10574,7 +11763,40 @@
                 <w:b/>
                 <w:bCs/>
               </w:rPr>
-              <w:t>Format Check:</w:t>
+              <w:t xml:space="preserve">Format Check: </w:t>
+            </w:r>
+            <w:r>
+              <w:t>Not Required</w:t>
+            </w:r>
+          </w:p>
+          <w:p>
+            <w:r>
+              <w:rPr>
+                <w:b/>
+                <w:bCs/>
+              </w:rPr>
+              <w:t xml:space="preserve">Type Check: </w:t>
+            </w:r>
+            <w:r>
+              <w:t>Cannot include numbers</w:t>
+            </w:r>
+          </w:p>
+          <w:p>
+            <w:pPr>
+              <w:rPr>
+                <w:b/>
+                <w:bCs/>
+              </w:rPr>
+            </w:pPr>
+            <w:r>
+              <w:rPr>
+                <w:b/>
+                <w:bCs/>
+              </w:rPr>
+              <w:t xml:space="preserve">Length Check: </w:t>
+            </w:r>
+            <w:r>
+              <w:t>≤</w:t>
             </w:r>
             <w:r>
               <w:rPr>
@@ -10584,34 +11806,7 @@
               <w:t xml:space="preserve"> </w:t>
             </w:r>
             <w:r>
-              <w:t>Not Required</w:t>
-            </w:r>
-          </w:p>
-          <w:p>
-            <w:r>
-              <w:rPr>
-                <w:b/>
-                <w:bCs/>
-              </w:rPr>
-              <w:t xml:space="preserve">Type Check: </w:t>
-            </w:r>
-            <w:r>
-              <w:t>Cannot include numbers</w:t>
-            </w:r>
-          </w:p>
-          <w:p>
-            <w:pPr>
-              <w:rPr>
-                <w:b/>
-                <w:bCs/>
-              </w:rPr>
-            </w:pPr>
-            <w:r>
-              <w:rPr>
-                <w:b/>
-                <w:bCs/>
-              </w:rPr>
-              <w:t>Length Check:</w:t>
+              <w:t>35 characters ensures</w:t>
             </w:r>
             <w:r>
               <w:rPr>
@@ -10621,61 +11816,22 @@
               <w:t xml:space="preserve"> </w:t>
             </w:r>
             <w:r>
-              <w:t>≤</w:t>
-            </w:r>
-            <w:r>
-              <w:rPr>
-                <w:b/>
-                <w:bCs/>
-              </w:rPr>
-              <w:t xml:space="preserve"> </w:t>
-            </w:r>
-            <w:r>
-              <w:t xml:space="preserve">35 </w:t>
-            </w:r>
-            <w:r>
-              <w:t>c</w:t>
-            </w:r>
-            <w:r>
-              <w:t>haracters ensures</w:t>
-            </w:r>
-            <w:r>
-              <w:rPr>
-                <w:b/>
-                <w:bCs/>
-              </w:rPr>
-              <w:t xml:space="preserve"> </w:t>
-            </w:r>
-            <w:r>
-              <w:t xml:space="preserve">names are not </w:t>
-            </w:r>
-            <w:r>
-              <w:t>unreasonably</w:t>
-            </w:r>
-            <w:r>
-              <w:t xml:space="preserve"> long</w:t>
-            </w:r>
-          </w:p>
-          <w:p>
-            <w:pPr>
-              <w:rPr>
-                <w:b/>
-                <w:bCs/>
-              </w:rPr>
-            </w:pPr>
-            <w:r>
-              <w:rPr>
-                <w:b/>
-                <w:bCs/>
-              </w:rPr>
-              <w:t>Lookup Table:</w:t>
-            </w:r>
-            <w:r>
-              <w:rPr>
-                <w:b/>
-                <w:bCs/>
-              </w:rPr>
-              <w:t xml:space="preserve"> </w:t>
+              <w:t>names are not unreasonably long</w:t>
+            </w:r>
+          </w:p>
+          <w:p>
+            <w:pPr>
+              <w:rPr>
+                <w:b/>
+                <w:bCs/>
+              </w:rPr>
+            </w:pPr>
+            <w:r>
+              <w:rPr>
+                <w:b/>
+                <w:bCs/>
+              </w:rPr>
+              <w:t xml:space="preserve">Lookup Table: </w:t>
             </w:r>
             <w:r>
               <w:t>Not required</w:t>
@@ -10687,14 +11843,7 @@
                 <w:b/>
                 <w:bCs/>
               </w:rPr>
-              <w:t>Presence Check:</w:t>
-            </w:r>
-            <w:r>
-              <w:rPr>
-                <w:b/>
-                <w:bCs/>
-              </w:rPr>
-              <w:t xml:space="preserve"> </w:t>
+              <w:t xml:space="preserve">Presence Check: </w:t>
             </w:r>
             <w:r>
               <w:t>Required to ensure a name is present</w:t>
@@ -10706,14 +11855,7 @@
                 <w:b/>
                 <w:bCs/>
               </w:rPr>
-              <w:t>Range Check:</w:t>
-            </w:r>
-            <w:r>
-              <w:rPr>
-                <w:b/>
-                <w:bCs/>
-              </w:rPr>
-              <w:t xml:space="preserve"> </w:t>
+              <w:t xml:space="preserve">Range Check: </w:t>
             </w:r>
             <w:r>
               <w:t>N/A</w:t>
@@ -10781,7 +11923,40 @@
                 <w:b/>
                 <w:bCs/>
               </w:rPr>
-              <w:t>Format Check:</w:t>
+              <w:t xml:space="preserve">Format Check: </w:t>
+            </w:r>
+            <w:r>
+              <w:t>Not Required</w:t>
+            </w:r>
+          </w:p>
+          <w:p>
+            <w:r>
+              <w:rPr>
+                <w:b/>
+                <w:bCs/>
+              </w:rPr>
+              <w:t xml:space="preserve">Type Check: </w:t>
+            </w:r>
+            <w:r>
+              <w:t>Cannot include numbers</w:t>
+            </w:r>
+          </w:p>
+          <w:p>
+            <w:pPr>
+              <w:rPr>
+                <w:b/>
+                <w:bCs/>
+              </w:rPr>
+            </w:pPr>
+            <w:r>
+              <w:rPr>
+                <w:b/>
+                <w:bCs/>
+              </w:rPr>
+              <w:t xml:space="preserve">Length Check: </w:t>
+            </w:r>
+            <w:r>
+              <w:t>≤</w:t>
             </w:r>
             <w:r>
               <w:rPr>
@@ -10791,34 +11966,7 @@
               <w:t xml:space="preserve"> </w:t>
             </w:r>
             <w:r>
-              <w:t>Not Required</w:t>
-            </w:r>
-          </w:p>
-          <w:p>
-            <w:r>
-              <w:rPr>
-                <w:b/>
-                <w:bCs/>
-              </w:rPr>
-              <w:t xml:space="preserve">Type Check: </w:t>
-            </w:r>
-            <w:r>
-              <w:t>Cannot include numbers</w:t>
-            </w:r>
-          </w:p>
-          <w:p>
-            <w:pPr>
-              <w:rPr>
-                <w:b/>
-                <w:bCs/>
-              </w:rPr>
-            </w:pPr>
-            <w:r>
-              <w:rPr>
-                <w:b/>
-                <w:bCs/>
-              </w:rPr>
-              <w:t>Length Check:</w:t>
+              <w:t>35 characters ensures</w:t>
             </w:r>
             <w:r>
               <w:rPr>
@@ -10828,61 +11976,22 @@
               <w:t xml:space="preserve"> </w:t>
             </w:r>
             <w:r>
-              <w:t>≤</w:t>
-            </w:r>
-            <w:r>
-              <w:rPr>
-                <w:b/>
-                <w:bCs/>
-              </w:rPr>
-              <w:t xml:space="preserve"> </w:t>
-            </w:r>
-            <w:r>
-              <w:t xml:space="preserve">35 </w:t>
-            </w:r>
-            <w:r>
-              <w:t>c</w:t>
-            </w:r>
-            <w:r>
-              <w:t>haracters ensures</w:t>
-            </w:r>
-            <w:r>
-              <w:rPr>
-                <w:b/>
-                <w:bCs/>
-              </w:rPr>
-              <w:t xml:space="preserve"> </w:t>
-            </w:r>
-            <w:r>
-              <w:t xml:space="preserve">names are not </w:t>
-            </w:r>
-            <w:r>
-              <w:t>unreasonably</w:t>
-            </w:r>
-            <w:r>
-              <w:t xml:space="preserve"> long</w:t>
-            </w:r>
-          </w:p>
-          <w:p>
-            <w:pPr>
-              <w:rPr>
-                <w:b/>
-                <w:bCs/>
-              </w:rPr>
-            </w:pPr>
-            <w:r>
-              <w:rPr>
-                <w:b/>
-                <w:bCs/>
-              </w:rPr>
-              <w:t>Lookup Table:</w:t>
-            </w:r>
-            <w:r>
-              <w:rPr>
-                <w:b/>
-                <w:bCs/>
-              </w:rPr>
-              <w:t xml:space="preserve"> </w:t>
+              <w:t>names are not unreasonably long</w:t>
+            </w:r>
+          </w:p>
+          <w:p>
+            <w:pPr>
+              <w:rPr>
+                <w:b/>
+                <w:bCs/>
+              </w:rPr>
+            </w:pPr>
+            <w:r>
+              <w:rPr>
+                <w:b/>
+                <w:bCs/>
+              </w:rPr>
+              <w:t xml:space="preserve">Lookup Table: </w:t>
             </w:r>
             <w:r>
               <w:t>Not required</w:t>
@@ -10894,14 +12003,7 @@
                 <w:b/>
                 <w:bCs/>
               </w:rPr>
-              <w:t>Presence Check:</w:t>
-            </w:r>
-            <w:r>
-              <w:rPr>
-                <w:b/>
-                <w:bCs/>
-              </w:rPr>
-              <w:t xml:space="preserve"> </w:t>
+              <w:t xml:space="preserve">Presence Check: </w:t>
             </w:r>
             <w:r>
               <w:t>Not required as many individuals and cultures forego surnames</w:t>
@@ -10913,14 +12015,7 @@
                 <w:b/>
                 <w:bCs/>
               </w:rPr>
-              <w:t>Range Check:</w:t>
-            </w:r>
-            <w:r>
-              <w:rPr>
-                <w:b/>
-                <w:bCs/>
-              </w:rPr>
-              <w:t xml:space="preserve"> </w:t>
+              <w:t xml:space="preserve">Range Check: </w:t>
             </w:r>
             <w:r>
               <w:t>N/A</w:t>
@@ -10993,7 +12088,40 @@
                 <w:b/>
                 <w:bCs/>
               </w:rPr>
-              <w:t>Format Check:</w:t>
+              <w:t xml:space="preserve">Format Check: </w:t>
+            </w:r>
+            <w:r>
+              <w:t>Must fit email structure &lt;email body&gt; @ &lt;domain&gt;</w:t>
+            </w:r>
+          </w:p>
+          <w:p>
+            <w:r>
+              <w:rPr>
+                <w:b/>
+                <w:bCs/>
+              </w:rPr>
+              <w:t xml:space="preserve">Type Check: </w:t>
+            </w:r>
+            <w:r>
+              <w:t>Not required</w:t>
+            </w:r>
+          </w:p>
+          <w:p>
+            <w:pPr>
+              <w:rPr>
+                <w:b/>
+                <w:bCs/>
+              </w:rPr>
+            </w:pPr>
+            <w:r>
+              <w:rPr>
+                <w:b/>
+                <w:bCs/>
+              </w:rPr>
+              <w:t xml:space="preserve">Length Check: </w:t>
+            </w:r>
+            <w:r>
+              <w:t>≤</w:t>
             </w:r>
             <w:r>
               <w:rPr>
@@ -11003,34 +12131,7 @@
               <w:t xml:space="preserve"> </w:t>
             </w:r>
             <w:r>
-              <w:t>Must fit email structure &lt;email body&gt; @ &lt;domain&gt;</w:t>
-            </w:r>
-          </w:p>
-          <w:p>
-            <w:r>
-              <w:rPr>
-                <w:b/>
-                <w:bCs/>
-              </w:rPr>
-              <w:t xml:space="preserve">Type Check: </w:t>
-            </w:r>
-            <w:r>
-              <w:t>Not required</w:t>
-            </w:r>
-          </w:p>
-          <w:p>
-            <w:pPr>
-              <w:rPr>
-                <w:b/>
-                <w:bCs/>
-              </w:rPr>
-            </w:pPr>
-            <w:r>
-              <w:rPr>
-                <w:b/>
-                <w:bCs/>
-              </w:rPr>
-              <w:t>Length Check:</w:t>
+              <w:t>125 characters ensures</w:t>
             </w:r>
             <w:r>
               <w:rPr>
@@ -11040,67 +12141,22 @@
               <w:t xml:space="preserve"> </w:t>
             </w:r>
             <w:r>
-              <w:t>≤</w:t>
-            </w:r>
-            <w:r>
-              <w:rPr>
-                <w:b/>
-                <w:bCs/>
-              </w:rPr>
-              <w:t xml:space="preserve"> </w:t>
-            </w:r>
-            <w:r>
-              <w:t>125</w:t>
-            </w:r>
-            <w:r>
-              <w:t xml:space="preserve"> </w:t>
-            </w:r>
-            <w:r>
-              <w:t>c</w:t>
-            </w:r>
-            <w:r>
-              <w:t>haracters ensures</w:t>
-            </w:r>
-            <w:r>
-              <w:rPr>
-                <w:b/>
-                <w:bCs/>
-              </w:rPr>
-              <w:t xml:space="preserve"> </w:t>
-            </w:r>
-            <w:r>
-              <w:t>emails</w:t>
-            </w:r>
-            <w:r>
-              <w:t xml:space="preserve"> are not </w:t>
-            </w:r>
-            <w:r>
-              <w:t>unreasonably</w:t>
-            </w:r>
-            <w:r>
-              <w:t xml:space="preserve"> long</w:t>
-            </w:r>
-          </w:p>
-          <w:p>
-            <w:pPr>
-              <w:rPr>
-                <w:b/>
-                <w:bCs/>
-              </w:rPr>
-            </w:pPr>
-            <w:r>
-              <w:rPr>
-                <w:b/>
-                <w:bCs/>
-              </w:rPr>
-              <w:t>Lookup Table:</w:t>
-            </w:r>
-            <w:r>
-              <w:rPr>
-                <w:b/>
-                <w:bCs/>
-              </w:rPr>
-              <w:t xml:space="preserve"> </w:t>
+              <w:t>emails are not unreasonably long</w:t>
+            </w:r>
+          </w:p>
+          <w:p>
+            <w:pPr>
+              <w:rPr>
+                <w:b/>
+                <w:bCs/>
+              </w:rPr>
+            </w:pPr>
+            <w:r>
+              <w:rPr>
+                <w:b/>
+                <w:bCs/>
+              </w:rPr>
+              <w:t xml:space="preserve">Lookup Table: </w:t>
             </w:r>
             <w:r>
               <w:t>Check not already in database</w:t>
@@ -11112,14 +12168,7 @@
                 <w:b/>
                 <w:bCs/>
               </w:rPr>
-              <w:t>Presence Check:</w:t>
-            </w:r>
-            <w:r>
-              <w:rPr>
-                <w:b/>
-                <w:bCs/>
-              </w:rPr>
-              <w:t xml:space="preserve"> </w:t>
+              <w:t xml:space="preserve">Presence Check: </w:t>
             </w:r>
             <w:r>
               <w:t>Required for communications and login</w:t>
@@ -11131,14 +12180,7 @@
                 <w:b/>
                 <w:bCs/>
               </w:rPr>
-              <w:t>Range Check:</w:t>
-            </w:r>
-            <w:r>
-              <w:rPr>
-                <w:b/>
-                <w:bCs/>
-              </w:rPr>
-              <w:t xml:space="preserve"> </w:t>
+              <w:t xml:space="preserve">Range Check: </w:t>
             </w:r>
             <w:r>
               <w:t>N/A</w:t>
@@ -11210,7 +12252,40 @@
                 <w:b/>
                 <w:bCs/>
               </w:rPr>
-              <w:t>Format Check:</w:t>
+              <w:t xml:space="preserve">Format Check: </w:t>
+            </w:r>
+            <w:r>
+              <w:t>Not required</w:t>
+            </w:r>
+          </w:p>
+          <w:p>
+            <w:r>
+              <w:rPr>
+                <w:b/>
+                <w:bCs/>
+              </w:rPr>
+              <w:t xml:space="preserve">Type Check: </w:t>
+            </w:r>
+            <w:r>
+              <w:t>Must be exclusively numbers, spaces, and hyphens</w:t>
+            </w:r>
+          </w:p>
+          <w:p>
+            <w:pPr>
+              <w:rPr>
+                <w:b/>
+                <w:bCs/>
+              </w:rPr>
+            </w:pPr>
+            <w:r>
+              <w:rPr>
+                <w:b/>
+                <w:bCs/>
+              </w:rPr>
+              <w:t xml:space="preserve">Length Check: </w:t>
+            </w:r>
+            <w:r>
+              <w:t>≤</w:t>
             </w:r>
             <w:r>
               <w:rPr>
@@ -11220,6 +12295,24 @@
               <w:t xml:space="preserve"> </w:t>
             </w:r>
             <w:r>
+              <w:t>15 characters as this is the maximum length (not including + signs) outlined by E.164 standards</w:t>
+            </w:r>
+          </w:p>
+          <w:p>
+            <w:pPr>
+              <w:rPr>
+                <w:b/>
+                <w:bCs/>
+              </w:rPr>
+            </w:pPr>
+            <w:r>
+              <w:rPr>
+                <w:b/>
+                <w:bCs/>
+              </w:rPr>
+              <w:t xml:space="preserve">Lookup Table: </w:t>
+            </w:r>
+            <w:r>
               <w:t>Not required</w:t>
             </w:r>
           </w:p>
@@ -11229,98 +12322,7 @@
                 <w:b/>
                 <w:bCs/>
               </w:rPr>
-              <w:t xml:space="preserve">Type Check: </w:t>
-            </w:r>
-            <w:r>
-              <w:t>Must be exclusively numbers, spaces, and hyphens</w:t>
-            </w:r>
-          </w:p>
-          <w:p>
-            <w:pPr>
-              <w:rPr>
-                <w:b/>
-                <w:bCs/>
-              </w:rPr>
-            </w:pPr>
-            <w:r>
-              <w:rPr>
-                <w:b/>
-                <w:bCs/>
-              </w:rPr>
-              <w:t>Length Check:</w:t>
-            </w:r>
-            <w:r>
-              <w:rPr>
-                <w:b/>
-                <w:bCs/>
-              </w:rPr>
-              <w:t xml:space="preserve"> </w:t>
-            </w:r>
-            <w:r>
-              <w:t>≤</w:t>
-            </w:r>
-            <w:r>
-              <w:rPr>
-                <w:b/>
-                <w:bCs/>
-              </w:rPr>
-              <w:t xml:space="preserve"> </w:t>
-            </w:r>
-            <w:r>
-              <w:t>15</w:t>
-            </w:r>
-            <w:r>
-              <w:t xml:space="preserve"> </w:t>
-            </w:r>
-            <w:r>
-              <w:t>c</w:t>
-            </w:r>
-            <w:r>
-              <w:t xml:space="preserve">haracters </w:t>
-            </w:r>
-            <w:r>
-              <w:t>as this is the maximum length (not including + signs) outlined by E.164 standards</w:t>
-            </w:r>
-          </w:p>
-          <w:p>
-            <w:pPr>
-              <w:rPr>
-                <w:b/>
-                <w:bCs/>
-              </w:rPr>
-            </w:pPr>
-            <w:r>
-              <w:rPr>
-                <w:b/>
-                <w:bCs/>
-              </w:rPr>
-              <w:t>Lookup Table:</w:t>
-            </w:r>
-            <w:r>
-              <w:rPr>
-                <w:b/>
-                <w:bCs/>
-              </w:rPr>
-              <w:t xml:space="preserve"> </w:t>
-            </w:r>
-            <w:r>
-              <w:t>Not required</w:t>
-            </w:r>
-          </w:p>
-          <w:p>
-            <w:r>
-              <w:rPr>
-                <w:b/>
-                <w:bCs/>
-              </w:rPr>
-              <w:t>Presence Check:</w:t>
-            </w:r>
-            <w:r>
-              <w:rPr>
-                <w:b/>
-                <w:bCs/>
-              </w:rPr>
-              <w:t xml:space="preserve"> </w:t>
+              <w:t xml:space="preserve">Presence Check: </w:t>
             </w:r>
             <w:r>
               <w:t>Required for communications</w:t>
@@ -11332,14 +12334,7 @@
                 <w:b/>
                 <w:bCs/>
               </w:rPr>
-              <w:t>Range Check:</w:t>
-            </w:r>
-            <w:r>
-              <w:rPr>
-                <w:b/>
-                <w:bCs/>
-              </w:rPr>
-              <w:t xml:space="preserve"> </w:t>
+              <w:t xml:space="preserve">Range Check: </w:t>
             </w:r>
             <w:r>
               <w:t>Not required</w:t>
@@ -11417,7 +12412,40 @@
                 <w:b/>
                 <w:bCs/>
               </w:rPr>
-              <w:t>Format Check:</w:t>
+              <w:t xml:space="preserve">Format Check: </w:t>
+            </w:r>
+            <w:r>
+              <w:t>At least one upper case, at least one number, at least one special character</w:t>
+            </w:r>
+          </w:p>
+          <w:p>
+            <w:r>
+              <w:rPr>
+                <w:b/>
+                <w:bCs/>
+              </w:rPr>
+              <w:t xml:space="preserve">Type Check: </w:t>
+            </w:r>
+            <w:r>
+              <w:t>Not required</w:t>
+            </w:r>
+          </w:p>
+          <w:p>
+            <w:pPr>
+              <w:rPr>
+                <w:b/>
+                <w:bCs/>
+              </w:rPr>
+            </w:pPr>
+            <w:r>
+              <w:rPr>
+                <w:b/>
+                <w:bCs/>
+              </w:rPr>
+              <w:t xml:space="preserve">Length Check: </w:t>
+            </w:r>
+            <w:r>
+              <w:t>≥</w:t>
             </w:r>
             <w:r>
               <w:rPr>
@@ -11427,107 +12455,34 @@
               <w:t xml:space="preserve"> </w:t>
             </w:r>
             <w:r>
-              <w:t>At least one upper case, at least one number, at least one special character</w:t>
-            </w:r>
-          </w:p>
-          <w:p>
-            <w:r>
-              <w:rPr>
-                <w:b/>
-                <w:bCs/>
-              </w:rPr>
-              <w:t xml:space="preserve">Type Check: </w:t>
+              <w:t>8 characters to ensure security</w:t>
+            </w:r>
+          </w:p>
+          <w:p>
+            <w:pPr>
+              <w:rPr>
+                <w:b/>
+                <w:bCs/>
+              </w:rPr>
+            </w:pPr>
+            <w:r>
+              <w:rPr>
+                <w:b/>
+                <w:bCs/>
+              </w:rPr>
+              <w:t xml:space="preserve">Lookup Table: </w:t>
             </w:r>
             <w:r>
               <w:t>Not required</w:t>
             </w:r>
           </w:p>
           <w:p>
-            <w:pPr>
-              <w:rPr>
-                <w:b/>
-                <w:bCs/>
-              </w:rPr>
-            </w:pPr>
-            <w:r>
-              <w:rPr>
-                <w:b/>
-                <w:bCs/>
-              </w:rPr>
-              <w:t>Length Check:</w:t>
-            </w:r>
-            <w:r>
-              <w:rPr>
-                <w:b/>
-                <w:bCs/>
-              </w:rPr>
-              <w:t xml:space="preserve"> </w:t>
-            </w:r>
-            <w:r>
-              <w:t>≥</w:t>
-            </w:r>
-            <w:r>
-              <w:rPr>
-                <w:b/>
-                <w:bCs/>
-              </w:rPr>
-              <w:t xml:space="preserve"> </w:t>
-            </w:r>
-            <w:r>
-              <w:t>8</w:t>
-            </w:r>
-            <w:r>
-              <w:t xml:space="preserve"> </w:t>
-            </w:r>
-            <w:r>
-              <w:t>c</w:t>
-            </w:r>
-            <w:r>
-              <w:t xml:space="preserve">haracters </w:t>
-            </w:r>
-            <w:r>
-              <w:t>to ensure security</w:t>
-            </w:r>
-          </w:p>
-          <w:p>
-            <w:pPr>
-              <w:rPr>
-                <w:b/>
-                <w:bCs/>
-              </w:rPr>
-            </w:pPr>
-            <w:r>
-              <w:rPr>
-                <w:b/>
-                <w:bCs/>
-              </w:rPr>
-              <w:t>Lookup Table:</w:t>
-            </w:r>
-            <w:r>
-              <w:rPr>
-                <w:b/>
-                <w:bCs/>
-              </w:rPr>
-              <w:t xml:space="preserve"> </w:t>
-            </w:r>
-            <w:r>
-              <w:t>Not required</w:t>
-            </w:r>
-          </w:p>
-          <w:p>
-            <w:r>
-              <w:rPr>
-                <w:b/>
-                <w:bCs/>
-              </w:rPr>
-              <w:t>Presence Check:</w:t>
-            </w:r>
-            <w:r>
-              <w:rPr>
-                <w:b/>
-                <w:bCs/>
-              </w:rPr>
-              <w:t xml:space="preserve"> </w:t>
+            <w:r>
+              <w:rPr>
+                <w:b/>
+                <w:bCs/>
+              </w:rPr>
+              <w:t xml:space="preserve">Presence Check: </w:t>
             </w:r>
             <w:r>
               <w:t>Required</w:t>
@@ -11539,14 +12494,7 @@
                 <w:b/>
                 <w:bCs/>
               </w:rPr>
-              <w:t>Range Check:</w:t>
-            </w:r>
-            <w:r>
-              <w:rPr>
-                <w:b/>
-                <w:bCs/>
-              </w:rPr>
-              <w:t xml:space="preserve"> </w:t>
+              <w:t xml:space="preserve">Range Check: </w:t>
             </w:r>
             <w:r>
               <w:t>Not required</w:t>
@@ -11635,14 +12583,7 @@
                 <w:bCs/>
               </w:rPr>
               <w:lastRenderedPageBreak/>
-              <w:t>Format Check:</w:t>
-            </w:r>
-            <w:r>
-              <w:rPr>
-                <w:b/>
-                <w:bCs/>
-              </w:rPr>
-              <w:t xml:space="preserve"> </w:t>
+              <w:t xml:space="preserve">Format Check: </w:t>
             </w:r>
             <w:r>
               <w:t xml:space="preserve"> Not required as covered by lookup table</w:t>
@@ -11678,14 +12619,7 @@
                 <w:b/>
                 <w:bCs/>
               </w:rPr>
-              <w:t>Length Check:</w:t>
-            </w:r>
-            <w:r>
-              <w:rPr>
-                <w:b/>
-                <w:bCs/>
-              </w:rPr>
-              <w:t xml:space="preserve"> </w:t>
+              <w:t xml:space="preserve">Length Check: </w:t>
             </w:r>
             <w:r>
               <w:t>Not required as covered by lookup table</w:t>
@@ -11703,14 +12637,7 @@
                 <w:b/>
                 <w:bCs/>
               </w:rPr>
-              <w:t>Lookup Table:</w:t>
-            </w:r>
-            <w:r>
-              <w:rPr>
-                <w:b/>
-                <w:bCs/>
-              </w:rPr>
-              <w:t xml:space="preserve"> </w:t>
+              <w:t xml:space="preserve">Lookup Table: </w:t>
             </w:r>
             <w:r>
               <w:t>Must be in check in, gate, flight operations, support, admin</w:t>
@@ -11722,14 +12649,7 @@
                 <w:b/>
                 <w:bCs/>
               </w:rPr>
-              <w:t>Presence Check:</w:t>
-            </w:r>
-            <w:r>
-              <w:rPr>
-                <w:b/>
-                <w:bCs/>
-              </w:rPr>
-              <w:t xml:space="preserve"> </w:t>
+              <w:t xml:space="preserve">Presence Check: </w:t>
             </w:r>
             <w:r>
               <w:t>Required</w:t>
@@ -11741,14 +12661,7 @@
                 <w:b/>
                 <w:bCs/>
               </w:rPr>
-              <w:t>Range Check:</w:t>
-            </w:r>
-            <w:r>
-              <w:rPr>
-                <w:b/>
-                <w:bCs/>
-              </w:rPr>
-              <w:t xml:space="preserve"> </w:t>
+              <w:t xml:space="preserve">Range Check: </w:t>
             </w:r>
             <w:r>
               <w:t>Not required</w:t>
@@ -11774,7 +12687,6 @@
               <w:pStyle w:val="Heading5"/>
             </w:pPr>
             <w:r>
-              <w:lastRenderedPageBreak/>
               <w:t>Assigned Airport:</w:t>
             </w:r>
           </w:p>
@@ -11802,14 +12714,7 @@
                 <w:b/>
                 <w:bCs/>
               </w:rPr>
-              <w:t>Format Check:</w:t>
-            </w:r>
-            <w:r>
-              <w:rPr>
-                <w:b/>
-                <w:bCs/>
-              </w:rPr>
-              <w:t xml:space="preserve"> </w:t>
+              <w:t xml:space="preserve">Format Check: </w:t>
             </w:r>
             <w:r>
               <w:t>Not required as covered by lookup table</w:t>
@@ -11839,14 +12744,7 @@
                 <w:b/>
                 <w:bCs/>
               </w:rPr>
-              <w:t>Length Check:</w:t>
-            </w:r>
-            <w:r>
-              <w:rPr>
-                <w:b/>
-                <w:bCs/>
-              </w:rPr>
-              <w:t xml:space="preserve"> </w:t>
+              <w:t xml:space="preserve">Length Check: </w:t>
             </w:r>
             <w:r>
               <w:t>Not required as covered by lookup table</w:t>
@@ -11864,14 +12762,7 @@
                 <w:b/>
                 <w:bCs/>
               </w:rPr>
-              <w:t>Lookup Table:</w:t>
-            </w:r>
-            <w:r>
-              <w:rPr>
-                <w:b/>
-                <w:bCs/>
-              </w:rPr>
-              <w:t xml:space="preserve"> </w:t>
+              <w:t xml:space="preserve">Lookup Table: </w:t>
             </w:r>
             <w:r>
               <w:t>Must be ICAO code of airport in airports table</w:t>
@@ -11883,14 +12774,7 @@
                 <w:b/>
                 <w:bCs/>
               </w:rPr>
-              <w:t>Presence Check:</w:t>
-            </w:r>
-            <w:r>
-              <w:rPr>
-                <w:b/>
-                <w:bCs/>
-              </w:rPr>
-              <w:t xml:space="preserve"> </w:t>
+              <w:t xml:space="preserve">Presence Check: </w:t>
             </w:r>
             <w:r>
               <w:t>Required</w:t>
@@ -11902,14 +12786,7 @@
                 <w:b/>
                 <w:bCs/>
               </w:rPr>
-              <w:t>Range Check:</w:t>
-            </w:r>
-            <w:r>
-              <w:rPr>
-                <w:b/>
-                <w:bCs/>
-              </w:rPr>
-              <w:t xml:space="preserve"> </w:t>
+              <w:t xml:space="preserve">Range Check: </w:t>
             </w:r>
             <w:r>
               <w:t>Not required</w:t>
@@ -11957,14 +12834,7 @@
                 <w:b/>
                 <w:bCs/>
               </w:rPr>
-              <w:t>Format Check:</w:t>
-            </w:r>
-            <w:r>
-              <w:rPr>
-                <w:b/>
-                <w:bCs/>
-              </w:rPr>
-              <w:t xml:space="preserve"> </w:t>
+              <w:t xml:space="preserve">Format Check: </w:t>
             </w:r>
             <w:r>
               <w:t>Not Required</w:t>
@@ -11994,14 +12864,7 @@
                 <w:b/>
                 <w:bCs/>
               </w:rPr>
-              <w:t>Length Check:</w:t>
-            </w:r>
-            <w:r>
-              <w:rPr>
-                <w:b/>
-                <w:bCs/>
-              </w:rPr>
-              <w:t xml:space="preserve"> </w:t>
+              <w:t xml:space="preserve">Length Check: </w:t>
             </w:r>
             <w:r>
               <w:t>Not required</w:t>
@@ -12019,14 +12882,7 @@
                 <w:b/>
                 <w:bCs/>
               </w:rPr>
-              <w:t>Lookup Table:</w:t>
-            </w:r>
-            <w:r>
-              <w:rPr>
-                <w:b/>
-                <w:bCs/>
-              </w:rPr>
-              <w:t xml:space="preserve"> </w:t>
+              <w:t xml:space="preserve">Lookup Table: </w:t>
             </w:r>
             <w:r>
               <w:t>Must be a primary key for a user of customer support representative type in the airline employees table</w:t>
@@ -12038,14 +12894,7 @@
                 <w:b/>
                 <w:bCs/>
               </w:rPr>
-              <w:t>Presence Check:</w:t>
-            </w:r>
-            <w:r>
-              <w:rPr>
-                <w:b/>
-                <w:bCs/>
-              </w:rPr>
-              <w:t xml:space="preserve"> </w:t>
+              <w:t xml:space="preserve">Presence Check: </w:t>
             </w:r>
             <w:r>
               <w:t>Required</w:t>
@@ -12057,14 +12906,7 @@
                 <w:b/>
                 <w:bCs/>
               </w:rPr>
-              <w:t>Range Check:</w:t>
-            </w:r>
-            <w:r>
-              <w:rPr>
-                <w:b/>
-                <w:bCs/>
-              </w:rPr>
-              <w:t xml:space="preserve"> </w:t>
+              <w:t xml:space="preserve">Range Check: </w:t>
             </w:r>
             <w:r>
               <w:t>Not required</w:t>
@@ -12117,14 +12959,7 @@
                 <w:b/>
                 <w:bCs/>
               </w:rPr>
-              <w:t>Format Check:</w:t>
-            </w:r>
-            <w:r>
-              <w:rPr>
-                <w:b/>
-                <w:bCs/>
-              </w:rPr>
-              <w:t xml:space="preserve"> </w:t>
+              <w:t xml:space="preserve">Format Check: </w:t>
             </w:r>
             <w:r>
               <w:t>Not Required</w:t>
@@ -12154,14 +12989,7 @@
                 <w:b/>
                 <w:bCs/>
               </w:rPr>
-              <w:t>Length Check:</w:t>
-            </w:r>
-            <w:r>
-              <w:rPr>
-                <w:b/>
-                <w:bCs/>
-              </w:rPr>
-              <w:t xml:space="preserve"> </w:t>
+              <w:t xml:space="preserve">Length Check: </w:t>
             </w:r>
             <w:r>
               <w:t>≤ 39 characters as that is the maximum that can be displayed on passports</w:t>
@@ -12179,14 +13007,7 @@
                 <w:b/>
                 <w:bCs/>
               </w:rPr>
-              <w:t>Lookup Table:</w:t>
-            </w:r>
-            <w:r>
-              <w:rPr>
-                <w:b/>
-                <w:bCs/>
-              </w:rPr>
-              <w:t xml:space="preserve"> </w:t>
+              <w:t xml:space="preserve">Lookup Table: </w:t>
             </w:r>
             <w:r>
               <w:t>Not required</w:t>
@@ -12198,14 +13019,7 @@
                 <w:b/>
                 <w:bCs/>
               </w:rPr>
-              <w:t>Presence Check:</w:t>
-            </w:r>
-            <w:r>
-              <w:rPr>
-                <w:b/>
-                <w:bCs/>
-              </w:rPr>
-              <w:t xml:space="preserve"> </w:t>
+              <w:t xml:space="preserve">Presence Check: </w:t>
             </w:r>
             <w:r>
               <w:t>Required</w:t>
@@ -12218,14 +13032,7 @@
                 <w:bCs/>
               </w:rPr>
               <w:lastRenderedPageBreak/>
-              <w:t>Range Check:</w:t>
-            </w:r>
-            <w:r>
-              <w:rPr>
-                <w:b/>
-                <w:bCs/>
-              </w:rPr>
-              <w:t xml:space="preserve"> </w:t>
+              <w:t xml:space="preserve">Range Check: </w:t>
             </w:r>
             <w:r>
               <w:t>N/A</w:t>
@@ -12274,14 +13081,7 @@
                 <w:b/>
                 <w:bCs/>
               </w:rPr>
-              <w:t>Format Check:</w:t>
-            </w:r>
-            <w:r>
-              <w:rPr>
-                <w:b/>
-                <w:bCs/>
-              </w:rPr>
-              <w:t xml:space="preserve"> </w:t>
+              <w:t xml:space="preserve">Format Check: </w:t>
             </w:r>
             <w:r>
               <w:t>Not required</w:t>
@@ -12311,14 +13111,7 @@
                 <w:b/>
                 <w:bCs/>
               </w:rPr>
-              <w:t>Length Check:</w:t>
-            </w:r>
-            <w:r>
-              <w:rPr>
-                <w:b/>
-                <w:bCs/>
-              </w:rPr>
-              <w:t xml:space="preserve"> </w:t>
+              <w:t xml:space="preserve">Length Check: </w:t>
             </w:r>
             <w:r>
               <w:t>Not required</w:t>
@@ -12336,14 +13129,7 @@
                 <w:b/>
                 <w:bCs/>
               </w:rPr>
-              <w:t>Lookup Table:</w:t>
-            </w:r>
-            <w:r>
-              <w:rPr>
-                <w:b/>
-                <w:bCs/>
-              </w:rPr>
-              <w:t xml:space="preserve"> </w:t>
+              <w:t xml:space="preserve">Lookup Table: </w:t>
             </w:r>
             <w:r>
               <w:t>Not required</w:t>
@@ -12355,14 +13141,7 @@
                 <w:b/>
                 <w:bCs/>
               </w:rPr>
-              <w:t>Presence Check:</w:t>
-            </w:r>
-            <w:r>
-              <w:rPr>
-                <w:b/>
-                <w:bCs/>
-              </w:rPr>
-              <w:t xml:space="preserve"> </w:t>
+              <w:t xml:space="preserve">Presence Check: </w:t>
             </w:r>
             <w:r>
               <w:t>Required</w:t>
@@ -12375,14 +13154,7 @@
                 <w:bCs/>
               </w:rPr>
               <w:lastRenderedPageBreak/>
-              <w:t>Range Check:</w:t>
-            </w:r>
-            <w:r>
-              <w:rPr>
-                <w:b/>
-                <w:bCs/>
-              </w:rPr>
-              <w:t xml:space="preserve"> </w:t>
+              <w:t xml:space="preserve">Range Check: </w:t>
             </w:r>
             <w:r>
               <w:t>After today</w:t>
@@ -12436,14 +13208,7 @@
                 <w:b/>
                 <w:bCs/>
               </w:rPr>
-              <w:t>Format Check:</w:t>
-            </w:r>
-            <w:r>
-              <w:rPr>
-                <w:b/>
-                <w:bCs/>
-              </w:rPr>
-              <w:t xml:space="preserve"> </w:t>
+              <w:t xml:space="preserve">Format Check: </w:t>
             </w:r>
             <w:r>
               <w:t>Made exclusively of letters and numbers</w:t>
@@ -12473,14 +13238,7 @@
                 <w:b/>
                 <w:bCs/>
               </w:rPr>
-              <w:t>Length Check:</w:t>
-            </w:r>
-            <w:r>
-              <w:rPr>
-                <w:b/>
-                <w:bCs/>
-              </w:rPr>
-              <w:t xml:space="preserve"> </w:t>
+              <w:t xml:space="preserve">Length Check: </w:t>
             </w:r>
             <w:r>
               <w:t>≤ 9 characters as outlined by international standards</w:t>
@@ -12498,14 +13256,7 @@
                 <w:b/>
                 <w:bCs/>
               </w:rPr>
-              <w:t>Lookup Table:</w:t>
-            </w:r>
-            <w:r>
-              <w:rPr>
-                <w:b/>
-                <w:bCs/>
-              </w:rPr>
-              <w:t xml:space="preserve"> </w:t>
+              <w:t xml:space="preserve">Lookup Table: </w:t>
             </w:r>
             <w:r>
               <w:t>Not required</w:t>
@@ -12517,14 +13268,7 @@
                 <w:b/>
                 <w:bCs/>
               </w:rPr>
-              <w:t>Presence Check:</w:t>
-            </w:r>
-            <w:r>
-              <w:rPr>
-                <w:b/>
-                <w:bCs/>
-              </w:rPr>
-              <w:t xml:space="preserve"> </w:t>
+              <w:t xml:space="preserve">Presence Check: </w:t>
             </w:r>
             <w:r>
               <w:t>Required</w:t>
@@ -12536,14 +13280,7 @@
                 <w:b/>
                 <w:bCs/>
               </w:rPr>
-              <w:t>Range Check:</w:t>
-            </w:r>
-            <w:r>
-              <w:rPr>
-                <w:b/>
-                <w:bCs/>
-              </w:rPr>
-              <w:t xml:space="preserve"> </w:t>
+              <w:t xml:space="preserve">Range Check: </w:t>
             </w:r>
             <w:r>
               <w:t>Not required</w:t>
@@ -12591,14 +13328,7 @@
                 <w:b/>
                 <w:bCs/>
               </w:rPr>
-              <w:t>Format Check:</w:t>
-            </w:r>
-            <w:r>
-              <w:rPr>
-                <w:b/>
-                <w:bCs/>
-              </w:rPr>
-              <w:t xml:space="preserve"> </w:t>
+              <w:t xml:space="preserve">Format Check: </w:t>
             </w:r>
             <w:r>
               <w:t>Not required</w:t>
@@ -12628,14 +13358,7 @@
                 <w:b/>
                 <w:bCs/>
               </w:rPr>
-              <w:t>Length Check:</w:t>
-            </w:r>
-            <w:r>
-              <w:rPr>
-                <w:b/>
-                <w:bCs/>
-              </w:rPr>
-              <w:t xml:space="preserve"> </w:t>
+              <w:t xml:space="preserve">Length Check: </w:t>
             </w:r>
             <w:r>
               <w:t>Not required</w:t>
@@ -12653,14 +13376,7 @@
                 <w:b/>
                 <w:bCs/>
               </w:rPr>
-              <w:t>Lookup Table:</w:t>
-            </w:r>
-            <w:r>
-              <w:rPr>
-                <w:b/>
-                <w:bCs/>
-              </w:rPr>
-              <w:t xml:space="preserve"> </w:t>
+              <w:t xml:space="preserve">Lookup Table: </w:t>
             </w:r>
             <w:r>
               <w:t>Not required</w:t>
@@ -12672,14 +13388,7 @@
                 <w:b/>
                 <w:bCs/>
               </w:rPr>
-              <w:t>Presence Check:</w:t>
-            </w:r>
-            <w:r>
-              <w:rPr>
-                <w:b/>
-                <w:bCs/>
-              </w:rPr>
-              <w:t xml:space="preserve"> </w:t>
+              <w:t xml:space="preserve">Presence Check: </w:t>
             </w:r>
             <w:r>
               <w:t>Required</w:t>
@@ -12691,14 +13400,7 @@
                 <w:b/>
                 <w:bCs/>
               </w:rPr>
-              <w:t>Range Check:</w:t>
-            </w:r>
-            <w:r>
-              <w:rPr>
-                <w:b/>
-                <w:bCs/>
-              </w:rPr>
-              <w:t xml:space="preserve"> </w:t>
+              <w:t xml:space="preserve">Range Check: </w:t>
             </w:r>
             <w:r>
               <w:t>Before today</w:t>
@@ -12751,14 +13453,7 @@
                 <w:b/>
                 <w:bCs/>
               </w:rPr>
-              <w:t>Format Check:</w:t>
-            </w:r>
-            <w:r>
-              <w:rPr>
-                <w:b/>
-                <w:bCs/>
-              </w:rPr>
-              <w:t xml:space="preserve"> </w:t>
+              <w:t xml:space="preserve">Format Check: </w:t>
             </w:r>
             <w:r>
               <w:t>Not required</w:t>
@@ -12788,14 +13483,7 @@
                 <w:b/>
                 <w:bCs/>
               </w:rPr>
-              <w:t>Length Check:</w:t>
-            </w:r>
-            <w:r>
-              <w:rPr>
-                <w:b/>
-                <w:bCs/>
-              </w:rPr>
-              <w:t xml:space="preserve"> </w:t>
+              <w:t xml:space="preserve">Length Check: </w:t>
             </w:r>
             <w:r>
               <w:t>Not required</w:t>
@@ -12813,14 +13501,7 @@
                 <w:b/>
                 <w:bCs/>
               </w:rPr>
-              <w:t>Lookup Table:</w:t>
-            </w:r>
-            <w:r>
-              <w:rPr>
-                <w:b/>
-                <w:bCs/>
-              </w:rPr>
-              <w:t xml:space="preserve"> </w:t>
+              <w:t xml:space="preserve">Lookup Table: </w:t>
             </w:r>
             <w:r>
               <w:t>Must be checked against list of available country codes</w:t>
@@ -12832,14 +13513,7 @@
                 <w:b/>
                 <w:bCs/>
               </w:rPr>
-              <w:t>Presence Check:</w:t>
-            </w:r>
-            <w:r>
-              <w:rPr>
-                <w:b/>
-                <w:bCs/>
-              </w:rPr>
-              <w:t xml:space="preserve"> </w:t>
+              <w:t xml:space="preserve">Presence Check: </w:t>
             </w:r>
             <w:r>
               <w:t>Required</w:t>
@@ -12851,14 +13525,7 @@
                 <w:b/>
                 <w:bCs/>
               </w:rPr>
-              <w:t>Range Check:</w:t>
-            </w:r>
-            <w:r>
-              <w:rPr>
-                <w:b/>
-                <w:bCs/>
-              </w:rPr>
-              <w:t xml:space="preserve"> </w:t>
+              <w:t xml:space="preserve">Range Check: </w:t>
             </w:r>
             <w:r>
               <w:t>Not required</w:t>
@@ -12906,14 +13573,7 @@
                 <w:b/>
                 <w:bCs/>
               </w:rPr>
-              <w:t>Format Check:</w:t>
-            </w:r>
-            <w:r>
-              <w:rPr>
-                <w:b/>
-                <w:bCs/>
-              </w:rPr>
-              <w:t xml:space="preserve"> </w:t>
+              <w:t xml:space="preserve">Format Check: </w:t>
             </w:r>
             <w:r>
               <w:t>Not required as covered by lookup table</w:t>
@@ -12943,14 +13603,7 @@
                 <w:b/>
                 <w:bCs/>
               </w:rPr>
-              <w:t>Length Check:</w:t>
-            </w:r>
-            <w:r>
-              <w:rPr>
-                <w:b/>
-                <w:bCs/>
-              </w:rPr>
-              <w:t xml:space="preserve"> </w:t>
+              <w:t xml:space="preserve">Length Check: </w:t>
             </w:r>
             <w:r>
               <w:t>Not required as covered by lookup table</w:t>
@@ -12968,14 +13621,7 @@
                 <w:b/>
                 <w:bCs/>
               </w:rPr>
-              <w:t>Lookup Table:</w:t>
-            </w:r>
-            <w:r>
-              <w:rPr>
-                <w:b/>
-                <w:bCs/>
-              </w:rPr>
-              <w:t xml:space="preserve"> </w:t>
+              <w:t xml:space="preserve">Lookup Table: </w:t>
             </w:r>
             <w:r>
               <w:t>Must be either M, F, or X as is outlined by international standards</w:t>
@@ -12987,14 +13633,7 @@
                 <w:b/>
                 <w:bCs/>
               </w:rPr>
-              <w:t>Presence Check:</w:t>
-            </w:r>
-            <w:r>
-              <w:rPr>
-                <w:b/>
-                <w:bCs/>
-              </w:rPr>
-              <w:t xml:space="preserve"> </w:t>
+              <w:t xml:space="preserve">Presence Check: </w:t>
             </w:r>
             <w:r>
               <w:t>Required</w:t>
@@ -13006,14 +13645,7 @@
                 <w:b/>
                 <w:bCs/>
               </w:rPr>
-              <w:t>Range Check:</w:t>
-            </w:r>
-            <w:r>
-              <w:rPr>
-                <w:b/>
-                <w:bCs/>
-              </w:rPr>
-              <w:t xml:space="preserve"> </w:t>
+              <w:t xml:space="preserve">Range Check: </w:t>
             </w:r>
             <w:r>
               <w:t>Not required</w:t>
@@ -13066,14 +13698,7 @@
                 <w:b/>
                 <w:bCs/>
               </w:rPr>
-              <w:t>Format Check:</w:t>
-            </w:r>
-            <w:r>
-              <w:rPr>
-                <w:b/>
-                <w:bCs/>
-              </w:rPr>
-              <w:t xml:space="preserve"> </w:t>
+              <w:t xml:space="preserve">Format Check: </w:t>
             </w:r>
             <w:r>
               <w:t>Not required as covered by lookup table</w:t>
@@ -13103,14 +13728,7 @@
                 <w:b/>
                 <w:bCs/>
               </w:rPr>
-              <w:t>Length Check:</w:t>
-            </w:r>
-            <w:r>
-              <w:rPr>
-                <w:b/>
-                <w:bCs/>
-              </w:rPr>
-              <w:t xml:space="preserve"> </w:t>
+              <w:t xml:space="preserve">Length Check: </w:t>
             </w:r>
             <w:r>
               <w:t>Not required as covered by lookup table</w:t>
@@ -13128,14 +13746,7 @@
                 <w:b/>
                 <w:bCs/>
               </w:rPr>
-              <w:t>Lookup Table:</w:t>
-            </w:r>
-            <w:r>
-              <w:rPr>
-                <w:b/>
-                <w:bCs/>
-              </w:rPr>
-              <w:t xml:space="preserve"> </w:t>
+              <w:t xml:space="preserve">Lookup Table: </w:t>
             </w:r>
             <w:r>
               <w:t>Must be within list of available authorities</w:t>
@@ -13147,14 +13758,7 @@
                 <w:b/>
                 <w:bCs/>
               </w:rPr>
-              <w:t>Presence Check:</w:t>
-            </w:r>
-            <w:r>
-              <w:rPr>
-                <w:b/>
-                <w:bCs/>
-              </w:rPr>
-              <w:t xml:space="preserve"> </w:t>
+              <w:t xml:space="preserve">Presence Check: </w:t>
             </w:r>
             <w:r>
               <w:t>Required</w:t>
@@ -13166,14 +13770,7 @@
                 <w:b/>
                 <w:bCs/>
               </w:rPr>
-              <w:t>Range Check:</w:t>
-            </w:r>
-            <w:r>
-              <w:rPr>
-                <w:b/>
-                <w:bCs/>
-              </w:rPr>
-              <w:t xml:space="preserve"> </w:t>
+              <w:t xml:space="preserve">Range Check: </w:t>
             </w:r>
             <w:r>
               <w:t>Not required</w:t>
@@ -13246,14 +13843,7 @@
                 <w:b/>
                 <w:bCs/>
               </w:rPr>
-              <w:t>Format Check:</w:t>
-            </w:r>
-            <w:r>
-              <w:rPr>
-                <w:b/>
-                <w:bCs/>
-              </w:rPr>
-              <w:t xml:space="preserve"> </w:t>
+              <w:t xml:space="preserve">Format Check: </w:t>
             </w:r>
             <w:r>
               <w:t>Not required as covered by lookup table</w:t>
@@ -13283,14 +13873,7 @@
                 <w:b/>
                 <w:bCs/>
               </w:rPr>
-              <w:t>Length Check:</w:t>
-            </w:r>
-            <w:r>
-              <w:rPr>
-                <w:b/>
-                <w:bCs/>
-              </w:rPr>
-              <w:t xml:space="preserve"> </w:t>
+              <w:t xml:space="preserve">Length Check: </w:t>
             </w:r>
             <w:r>
               <w:t>Not required as covered by lookup table</w:t>
@@ -13308,14 +13891,7 @@
                 <w:b/>
                 <w:bCs/>
               </w:rPr>
-              <w:t>Lookup Table:</w:t>
-            </w:r>
-            <w:r>
-              <w:rPr>
-                <w:b/>
-                <w:bCs/>
-              </w:rPr>
-              <w:t xml:space="preserve"> </w:t>
+              <w:t xml:space="preserve">Lookup Table: </w:t>
             </w:r>
             <w:r>
               <w:t>Must be an ID of a companion connected to the booking guest in the companions table</w:t>
@@ -13328,14 +13904,7 @@
                 <w:bCs/>
               </w:rPr>
               <w:lastRenderedPageBreak/>
-              <w:t>Presence Check:</w:t>
-            </w:r>
-            <w:r>
-              <w:rPr>
-                <w:b/>
-                <w:bCs/>
-              </w:rPr>
-              <w:t xml:space="preserve"> </w:t>
+              <w:t xml:space="preserve">Presence Check: </w:t>
             </w:r>
             <w:r>
               <w:t>Required</w:t>
@@ -13347,14 +13916,7 @@
                 <w:b/>
                 <w:bCs/>
               </w:rPr>
-              <w:t>Range Check:</w:t>
-            </w:r>
-            <w:r>
-              <w:rPr>
-                <w:b/>
-                <w:bCs/>
-              </w:rPr>
-              <w:t xml:space="preserve"> </w:t>
+              <w:t xml:space="preserve">Range Check: </w:t>
             </w:r>
             <w:r>
               <w:t>Not required</w:t>
@@ -13432,14 +13994,7 @@
                 <w:b/>
                 <w:bCs/>
               </w:rPr>
-              <w:t>Format Check:</w:t>
-            </w:r>
-            <w:r>
-              <w:rPr>
-                <w:b/>
-                <w:bCs/>
-              </w:rPr>
-              <w:t xml:space="preserve"> </w:t>
+              <w:t xml:space="preserve">Format Check: </w:t>
             </w:r>
             <w:r>
               <w:t>&lt;number (one or two digits&gt; &lt;letter A, B, or C&gt;</w:t>
@@ -13469,14 +14024,7 @@
                 <w:b/>
                 <w:bCs/>
               </w:rPr>
-              <w:t>Length Check:</w:t>
-            </w:r>
-            <w:r>
-              <w:rPr>
-                <w:b/>
-                <w:bCs/>
-              </w:rPr>
-              <w:t xml:space="preserve"> </w:t>
+              <w:t xml:space="preserve">Length Check: </w:t>
             </w:r>
             <w:r>
               <w:t>Not required as covered by format check</w:t>
@@ -13494,14 +14042,7 @@
                 <w:b/>
                 <w:bCs/>
               </w:rPr>
-              <w:t>Lookup Table:</w:t>
-            </w:r>
-            <w:r>
-              <w:rPr>
-                <w:b/>
-                <w:bCs/>
-              </w:rPr>
-              <w:t xml:space="preserve"> </w:t>
+              <w:t xml:space="preserve">Lookup Table: </w:t>
             </w:r>
             <w:r>
               <w:t>Must not already be a seat booking for that seat ID with same flight ID in seat bookings table</w:t>
@@ -13513,14 +14054,7 @@
                 <w:b/>
                 <w:bCs/>
               </w:rPr>
-              <w:t>Presence Check:</w:t>
-            </w:r>
-            <w:r>
-              <w:rPr>
-                <w:b/>
-                <w:bCs/>
-              </w:rPr>
-              <w:t xml:space="preserve"> </w:t>
+              <w:t xml:space="preserve">Presence Check: </w:t>
             </w:r>
             <w:r>
               <w:t>Required</w:t>
@@ -13532,14 +14066,7 @@
                 <w:b/>
                 <w:bCs/>
               </w:rPr>
-              <w:t>Range Check:</w:t>
-            </w:r>
-            <w:r>
-              <w:rPr>
-                <w:b/>
-                <w:bCs/>
-              </w:rPr>
-              <w:t xml:space="preserve"> </w:t>
+              <w:t xml:space="preserve">Range Check: </w:t>
             </w:r>
             <w:r>
               <w:t>Not required</w:t>
@@ -13587,14 +14114,7 @@
                 <w:b/>
                 <w:bCs/>
               </w:rPr>
-              <w:t>Format Check:</w:t>
-            </w:r>
-            <w:r>
-              <w:rPr>
-                <w:b/>
-                <w:bCs/>
-              </w:rPr>
-              <w:t xml:space="preserve"> </w:t>
+              <w:t xml:space="preserve">Format Check: </w:t>
             </w:r>
             <w:r>
               <w:t>Not required as covered by lookup table</w:t>
@@ -13624,14 +14144,7 @@
                 <w:b/>
                 <w:bCs/>
               </w:rPr>
-              <w:t>Length Check:</w:t>
-            </w:r>
-            <w:r>
-              <w:rPr>
-                <w:b/>
-                <w:bCs/>
-              </w:rPr>
-              <w:t xml:space="preserve"> </w:t>
+              <w:t xml:space="preserve">Length Check: </w:t>
             </w:r>
             <w:r>
               <w:t>Not required as covered by lookup table</w:t>
@@ -13649,14 +14162,7 @@
                 <w:b/>
                 <w:bCs/>
               </w:rPr>
-              <w:t>Lookup Table:</w:t>
-            </w:r>
-            <w:r>
-              <w:rPr>
-                <w:b/>
-                <w:bCs/>
-              </w:rPr>
-              <w:t xml:space="preserve"> </w:t>
+              <w:t xml:space="preserve">Lookup Table: </w:t>
             </w:r>
             <w:r>
               <w:t>Must be ICAO code of airport in airports table</w:t>
@@ -13668,14 +14174,7 @@
                 <w:b/>
                 <w:bCs/>
               </w:rPr>
-              <w:t>Presence Check:</w:t>
-            </w:r>
-            <w:r>
-              <w:rPr>
-                <w:b/>
-                <w:bCs/>
-              </w:rPr>
-              <w:t xml:space="preserve"> </w:t>
+              <w:t xml:space="preserve">Presence Check: </w:t>
             </w:r>
             <w:r>
               <w:t>Required</w:t>
@@ -13687,14 +14186,7 @@
                 <w:b/>
                 <w:bCs/>
               </w:rPr>
-              <w:t>Range Check:</w:t>
-            </w:r>
-            <w:r>
-              <w:rPr>
-                <w:b/>
-                <w:bCs/>
-              </w:rPr>
-              <w:t xml:space="preserve"> </w:t>
+              <w:t xml:space="preserve">Range Check: </w:t>
             </w:r>
             <w:r>
               <w:t>Not required</w:t>
@@ -13747,14 +14239,7 @@
                 <w:b/>
                 <w:bCs/>
               </w:rPr>
-              <w:t>Format Check:</w:t>
-            </w:r>
-            <w:r>
-              <w:rPr>
-                <w:b/>
-                <w:bCs/>
-              </w:rPr>
-              <w:t xml:space="preserve"> </w:t>
+              <w:t xml:space="preserve">Format Check: </w:t>
             </w:r>
             <w:r>
               <w:t>Not required as covered by lookup table</w:t>
@@ -13784,14 +14269,7 @@
                 <w:b/>
                 <w:bCs/>
               </w:rPr>
-              <w:t>Length Check:</w:t>
-            </w:r>
-            <w:r>
-              <w:rPr>
-                <w:b/>
-                <w:bCs/>
-              </w:rPr>
-              <w:t xml:space="preserve"> </w:t>
+              <w:t xml:space="preserve">Length Check: </w:t>
             </w:r>
             <w:r>
               <w:t>Not required as covered by lookup table</w:t>
@@ -13809,14 +14287,7 @@
                 <w:b/>
                 <w:bCs/>
               </w:rPr>
-              <w:t>Lookup Table:</w:t>
-            </w:r>
-            <w:r>
-              <w:rPr>
-                <w:b/>
-                <w:bCs/>
-              </w:rPr>
-              <w:t xml:space="preserve"> </w:t>
+              <w:t xml:space="preserve">Lookup Table: </w:t>
             </w:r>
             <w:r>
               <w:t>Must be ICAO code of airport in airports table and must not be same as origin airport  ICAO</w:t>
@@ -13828,14 +14299,7 @@
                 <w:b/>
                 <w:bCs/>
               </w:rPr>
-              <w:t>Presence Check:</w:t>
-            </w:r>
-            <w:r>
-              <w:rPr>
-                <w:b/>
-                <w:bCs/>
-              </w:rPr>
-              <w:t xml:space="preserve"> </w:t>
+              <w:t xml:space="preserve">Presence Check: </w:t>
             </w:r>
             <w:r>
               <w:t>Required</w:t>
@@ -13847,14 +14311,7 @@
                 <w:b/>
                 <w:bCs/>
               </w:rPr>
-              <w:t>Range Check:</w:t>
-            </w:r>
-            <w:r>
-              <w:rPr>
-                <w:b/>
-                <w:bCs/>
-              </w:rPr>
-              <w:t xml:space="preserve"> </w:t>
+              <w:t xml:space="preserve">Range Check: </w:t>
             </w:r>
             <w:r>
               <w:t>Not required</w:t>
@@ -13902,14 +14359,7 @@
                 <w:b/>
                 <w:bCs/>
               </w:rPr>
-              <w:t>Format Check:</w:t>
-            </w:r>
-            <w:r>
-              <w:rPr>
-                <w:b/>
-                <w:bCs/>
-              </w:rPr>
-              <w:t xml:space="preserve"> </w:t>
+              <w:t xml:space="preserve">Format Check: </w:t>
             </w:r>
             <w:r>
               <w:t>Not required as covered by type check</w:t>
@@ -13939,14 +14389,7 @@
                 <w:b/>
                 <w:bCs/>
               </w:rPr>
-              <w:t>Length Check:</w:t>
-            </w:r>
-            <w:r>
-              <w:rPr>
-                <w:b/>
-                <w:bCs/>
-              </w:rPr>
-              <w:t xml:space="preserve"> </w:t>
+              <w:t xml:space="preserve">Length Check: </w:t>
             </w:r>
             <w:r>
               <w:t>Not required as covered by type check</w:t>
@@ -13964,14 +14407,7 @@
                 <w:b/>
                 <w:bCs/>
               </w:rPr>
-              <w:t>Lookup Table:</w:t>
-            </w:r>
-            <w:r>
-              <w:rPr>
-                <w:b/>
-                <w:bCs/>
-              </w:rPr>
-              <w:t xml:space="preserve"> </w:t>
+              <w:t xml:space="preserve">Lookup Table: </w:t>
             </w:r>
             <w:r>
               <w:t>Not required</w:t>
@@ -13983,14 +14419,7 @@
                 <w:b/>
                 <w:bCs/>
               </w:rPr>
-              <w:t>Presence Check:</w:t>
-            </w:r>
-            <w:r>
-              <w:rPr>
-                <w:b/>
-                <w:bCs/>
-              </w:rPr>
-              <w:t xml:space="preserve"> </w:t>
+              <w:t xml:space="preserve">Presence Check: </w:t>
             </w:r>
             <w:r>
               <w:t>Required</w:t>
@@ -14002,14 +14431,7 @@
                 <w:b/>
                 <w:bCs/>
               </w:rPr>
-              <w:t>Range Check:</w:t>
-            </w:r>
-            <w:r>
-              <w:rPr>
-                <w:b/>
-                <w:bCs/>
-              </w:rPr>
-              <w:t xml:space="preserve"> </w:t>
+              <w:t xml:space="preserve">Range Check: </w:t>
             </w:r>
             <w:r>
               <w:t>After datetime now</w:t>
@@ -14062,14 +14484,7 @@
                 <w:b/>
                 <w:bCs/>
               </w:rPr>
-              <w:t>Format Check:</w:t>
-            </w:r>
-            <w:r>
-              <w:rPr>
-                <w:b/>
-                <w:bCs/>
-              </w:rPr>
-              <w:t xml:space="preserve"> </w:t>
+              <w:t xml:space="preserve">Format Check: </w:t>
             </w:r>
             <w:r>
               <w:t>Not required as covered by type check</w:t>
@@ -14100,14 +14515,7 @@
                 <w:b/>
                 <w:bCs/>
               </w:rPr>
-              <w:t>Length Check:</w:t>
-            </w:r>
-            <w:r>
-              <w:rPr>
-                <w:b/>
-                <w:bCs/>
-              </w:rPr>
-              <w:t xml:space="preserve"> </w:t>
+              <w:t xml:space="preserve">Length Check: </w:t>
             </w:r>
             <w:r>
               <w:t>Not required as covered by type check</w:t>
@@ -14125,14 +14533,7 @@
                 <w:b/>
                 <w:bCs/>
               </w:rPr>
-              <w:t>Lookup Table:</w:t>
-            </w:r>
-            <w:r>
-              <w:rPr>
-                <w:b/>
-                <w:bCs/>
-              </w:rPr>
-              <w:t xml:space="preserve"> </w:t>
+              <w:t xml:space="preserve">Lookup Table: </w:t>
             </w:r>
             <w:r>
               <w:t>Not required</w:t>
@@ -14144,14 +14545,7 @@
                 <w:b/>
                 <w:bCs/>
               </w:rPr>
-              <w:t>Presence Check:</w:t>
-            </w:r>
-            <w:r>
-              <w:rPr>
-                <w:b/>
-                <w:bCs/>
-              </w:rPr>
-              <w:t xml:space="preserve"> </w:t>
+              <w:t xml:space="preserve">Presence Check: </w:t>
             </w:r>
             <w:r>
               <w:t>Required</w:t>
@@ -14163,14 +14557,7 @@
                 <w:b/>
                 <w:bCs/>
               </w:rPr>
-              <w:t>Range Check:</w:t>
-            </w:r>
-            <w:r>
-              <w:rPr>
-                <w:b/>
-                <w:bCs/>
-              </w:rPr>
-              <w:t xml:space="preserve"> </w:t>
+              <w:t xml:space="preserve">Range Check: </w:t>
             </w:r>
             <w:r>
               <w:t>After today</w:t>
@@ -14219,14 +14606,7 @@
                 <w:b/>
                 <w:bCs/>
               </w:rPr>
-              <w:t>Format Check:</w:t>
-            </w:r>
-            <w:r>
-              <w:rPr>
-                <w:b/>
-                <w:bCs/>
-              </w:rPr>
-              <w:t xml:space="preserve"> </w:t>
+              <w:t xml:space="preserve">Format Check: </w:t>
             </w:r>
             <w:r>
               <w:t>Not required as covered by type check</w:t>
@@ -14257,14 +14637,7 @@
                 <w:b/>
                 <w:bCs/>
               </w:rPr>
-              <w:t>Length Check:</w:t>
-            </w:r>
-            <w:r>
-              <w:rPr>
-                <w:b/>
-                <w:bCs/>
-              </w:rPr>
-              <w:t xml:space="preserve"> </w:t>
+              <w:t xml:space="preserve">Length Check: </w:t>
             </w:r>
             <w:r>
               <w:t>Not required as covered by type check</w:t>
@@ -14282,14 +14655,7 @@
                 <w:b/>
                 <w:bCs/>
               </w:rPr>
-              <w:t>Lookup Table:</w:t>
-            </w:r>
-            <w:r>
-              <w:rPr>
-                <w:b/>
-                <w:bCs/>
-              </w:rPr>
-              <w:t xml:space="preserve"> </w:t>
+              <w:t xml:space="preserve">Lookup Table: </w:t>
             </w:r>
             <w:r>
               <w:t>Not required</w:t>
@@ -14301,14 +14667,7 @@
                 <w:b/>
                 <w:bCs/>
               </w:rPr>
-              <w:t>Presence Check:</w:t>
-            </w:r>
-            <w:r>
-              <w:rPr>
-                <w:b/>
-                <w:bCs/>
-              </w:rPr>
-              <w:t xml:space="preserve"> </w:t>
+              <w:t xml:space="preserve">Presence Check: </w:t>
             </w:r>
             <w:r>
               <w:t>Not required as schedules can continue indefinitely</w:t>
@@ -14320,14 +14679,7 @@
                 <w:b/>
                 <w:bCs/>
               </w:rPr>
-              <w:t>Range Check:</w:t>
-            </w:r>
-            <w:r>
-              <w:rPr>
-                <w:b/>
-                <w:bCs/>
-              </w:rPr>
-              <w:t xml:space="preserve"> </w:t>
+              <w:t xml:space="preserve">Range Check: </w:t>
             </w:r>
             <w:r>
               <w:t>After today</w:t>
@@ -14381,7 +14733,40 @@
                 <w:b/>
                 <w:bCs/>
               </w:rPr>
-              <w:t>Format Check:</w:t>
+              <w:t xml:space="preserve">Format Check: </w:t>
+            </w:r>
+            <w:r>
+              <w:t>Not required as covered by lookup table</w:t>
+            </w:r>
+          </w:p>
+          <w:p>
+            <w:r>
+              <w:rPr>
+                <w:b/>
+                <w:bCs/>
+              </w:rPr>
+              <w:t xml:space="preserve">Type Check: </w:t>
+            </w:r>
+            <w:r>
+              <w:t>Not required as covered by lookup table</w:t>
+            </w:r>
+          </w:p>
+          <w:p>
+            <w:pPr>
+              <w:rPr>
+                <w:b/>
+                <w:bCs/>
+              </w:rPr>
+            </w:pPr>
+            <w:r>
+              <w:rPr>
+                <w:b/>
+                <w:bCs/>
+              </w:rPr>
+              <w:t xml:space="preserve">Length Check: </w:t>
+            </w:r>
+            <w:r>
+              <w:t>Not required as covered by lookup table</w:t>
             </w:r>
             <w:r>
               <w:rPr>
@@ -14390,74 +14775,20 @@
               </w:rPr>
               <w:t xml:space="preserve"> </w:t>
             </w:r>
-            <w:r>
-              <w:t>Not required as covered by lookup table</w:t>
-            </w:r>
-          </w:p>
-          <w:p>
-            <w:r>
-              <w:rPr>
-                <w:b/>
-                <w:bCs/>
-              </w:rPr>
-              <w:t xml:space="preserve">Type Check: </w:t>
-            </w:r>
-            <w:r>
-              <w:t>Not required as covered by lookup table</w:t>
-            </w:r>
-          </w:p>
-          <w:p>
-            <w:pPr>
-              <w:rPr>
-                <w:b/>
-                <w:bCs/>
-              </w:rPr>
-            </w:pPr>
-            <w:r>
-              <w:rPr>
-                <w:b/>
-                <w:bCs/>
-              </w:rPr>
-              <w:t>Length Check:</w:t>
-            </w:r>
-            <w:r>
-              <w:rPr>
-                <w:b/>
-                <w:bCs/>
-              </w:rPr>
-              <w:t xml:space="preserve"> </w:t>
-            </w:r>
-            <w:r>
-              <w:t>Not required as covered by lookup table</w:t>
-            </w:r>
-            <w:r>
-              <w:rPr>
-                <w:b/>
-                <w:bCs/>
-              </w:rPr>
-              <w:t xml:space="preserve"> </w:t>
-            </w:r>
-          </w:p>
-          <w:p>
-            <w:pPr>
-              <w:rPr>
-                <w:b/>
-                <w:bCs/>
-              </w:rPr>
-            </w:pPr>
-            <w:r>
-              <w:rPr>
-                <w:b/>
-                <w:bCs/>
-              </w:rPr>
-              <w:t>Lookup Table:</w:t>
-            </w:r>
-            <w:r>
-              <w:rPr>
-                <w:b/>
-                <w:bCs/>
-              </w:rPr>
-              <w:t xml:space="preserve"> </w:t>
+          </w:p>
+          <w:p>
+            <w:pPr>
+              <w:rPr>
+                <w:b/>
+                <w:bCs/>
+              </w:rPr>
+            </w:pPr>
+            <w:r>
+              <w:rPr>
+                <w:b/>
+                <w:bCs/>
+              </w:rPr>
+              <w:t xml:space="preserve">Lookup Table: </w:t>
             </w:r>
             <w:r>
               <w:t>Must be daily, weekly, or monthly</w:t>
@@ -14469,14 +14800,7 @@
                 <w:b/>
                 <w:bCs/>
               </w:rPr>
-              <w:t>Presence Check:</w:t>
-            </w:r>
-            <w:r>
-              <w:rPr>
-                <w:b/>
-                <w:bCs/>
-              </w:rPr>
-              <w:t xml:space="preserve"> </w:t>
+              <w:t xml:space="preserve">Presence Check: </w:t>
             </w:r>
             <w:r>
               <w:t>Required</w:t>
@@ -14488,14 +14812,7 @@
                 <w:b/>
                 <w:bCs/>
               </w:rPr>
-              <w:t>Range Check:</w:t>
-            </w:r>
-            <w:r>
-              <w:rPr>
-                <w:b/>
-                <w:bCs/>
-              </w:rPr>
-              <w:t xml:space="preserve"> </w:t>
+              <w:t xml:space="preserve">Range Check: </w:t>
             </w:r>
             <w:r>
               <w:t>Not required</w:t>
@@ -14543,14 +14860,7 @@
                 <w:b/>
                 <w:bCs/>
               </w:rPr>
-              <w:t>Format Check:</w:t>
-            </w:r>
-            <w:r>
-              <w:rPr>
-                <w:b/>
-                <w:bCs/>
-              </w:rPr>
-              <w:t xml:space="preserve"> </w:t>
+              <w:t xml:space="preserve">Format Check: </w:t>
             </w:r>
             <w:r>
               <w:t>Not required</w:t>
@@ -14580,14 +14890,7 @@
                 <w:b/>
                 <w:bCs/>
               </w:rPr>
-              <w:t>Length Check:</w:t>
-            </w:r>
-            <w:r>
-              <w:rPr>
-                <w:b/>
-                <w:bCs/>
-              </w:rPr>
-              <w:t xml:space="preserve"> </w:t>
+              <w:t xml:space="preserve">Length Check: </w:t>
             </w:r>
             <w:r>
               <w:t>Not required</w:t>
@@ -14605,14 +14908,7 @@
                 <w:b/>
                 <w:bCs/>
               </w:rPr>
-              <w:t>Lookup Table:</w:t>
-            </w:r>
-            <w:r>
-              <w:rPr>
-                <w:b/>
-                <w:bCs/>
-              </w:rPr>
-              <w:t xml:space="preserve"> </w:t>
+              <w:t xml:space="preserve">Lookup Table: </w:t>
             </w:r>
             <w:r>
               <w:t>Not required</w:t>
@@ -14624,14 +14920,7 @@
                 <w:b/>
                 <w:bCs/>
               </w:rPr>
-              <w:t>Presence Check:</w:t>
-            </w:r>
-            <w:r>
-              <w:rPr>
-                <w:b/>
-                <w:bCs/>
-              </w:rPr>
-              <w:t xml:space="preserve"> </w:t>
+              <w:t xml:space="preserve">Presence Check: </w:t>
             </w:r>
             <w:r>
               <w:t>Required</w:t>
@@ -14643,14 +14932,7 @@
                 <w:b/>
                 <w:bCs/>
               </w:rPr>
-              <w:t>Range Check:</w:t>
-            </w:r>
-            <w:r>
-              <w:rPr>
-                <w:b/>
-                <w:bCs/>
-              </w:rPr>
-              <w:t xml:space="preserve"> </w:t>
+              <w:t xml:space="preserve">Range Check: </w:t>
             </w:r>
             <w:r>
               <w:t>≥ 0</w:t>
@@ -14703,14 +14985,7 @@
                 <w:b/>
                 <w:bCs/>
               </w:rPr>
-              <w:t>Format Check:</w:t>
-            </w:r>
-            <w:r>
-              <w:rPr>
-                <w:b/>
-                <w:bCs/>
-              </w:rPr>
-              <w:t xml:space="preserve"> </w:t>
+              <w:t xml:space="preserve">Format Check: </w:t>
             </w:r>
             <w:r>
               <w:t>Not required</w:t>
@@ -14740,14 +15015,7 @@
                 <w:b/>
                 <w:bCs/>
               </w:rPr>
-              <w:t>Length Check:</w:t>
-            </w:r>
-            <w:r>
-              <w:rPr>
-                <w:b/>
-                <w:bCs/>
-              </w:rPr>
-              <w:t xml:space="preserve"> </w:t>
+              <w:t xml:space="preserve">Length Check: </w:t>
             </w:r>
             <w:r>
               <w:t>Not required</w:t>
@@ -14765,14 +15033,7 @@
                 <w:b/>
                 <w:bCs/>
               </w:rPr>
-              <w:t>Lookup Table:</w:t>
-            </w:r>
-            <w:r>
-              <w:rPr>
-                <w:b/>
-                <w:bCs/>
-              </w:rPr>
-              <w:t xml:space="preserve"> </w:t>
+              <w:t xml:space="preserve">Lookup Table: </w:t>
             </w:r>
             <w:r>
               <w:t>If repeat type is weekly, Monday, Tuesday, Wednesday, Thursday, Friday, Saturday, or Sunday.</w:t>
@@ -14784,14 +15045,7 @@
                 <w:b/>
                 <w:bCs/>
               </w:rPr>
-              <w:t>Presence Check:</w:t>
-            </w:r>
-            <w:r>
-              <w:rPr>
-                <w:b/>
-                <w:bCs/>
-              </w:rPr>
-              <w:t xml:space="preserve"> </w:t>
+              <w:t xml:space="preserve">Presence Check: </w:t>
             </w:r>
             <w:r>
               <w:t>Required</w:t>
@@ -14803,14 +15057,7 @@
                 <w:b/>
                 <w:bCs/>
               </w:rPr>
-              <w:t>Range Check:</w:t>
-            </w:r>
-            <w:r>
-              <w:rPr>
-                <w:b/>
-                <w:bCs/>
-              </w:rPr>
-              <w:t xml:space="preserve"> </w:t>
+              <w:t xml:space="preserve">Range Check: </w:t>
             </w:r>
             <w:r>
               <w:t>If repeat type is monthly 1 ≤ frequency ≤ 31</w:t>
@@ -14858,14 +15105,7 @@
                 <w:b/>
                 <w:bCs/>
               </w:rPr>
-              <w:t>Format Check:</w:t>
-            </w:r>
-            <w:r>
-              <w:rPr>
-                <w:b/>
-                <w:bCs/>
-              </w:rPr>
-              <w:t xml:space="preserve"> </w:t>
+              <w:t xml:space="preserve">Format Check: </w:t>
             </w:r>
             <w:r>
               <w:t>Not required as covered by type</w:t>
@@ -14895,14 +15135,7 @@
                 <w:b/>
                 <w:bCs/>
               </w:rPr>
-              <w:t>Length Check:</w:t>
-            </w:r>
-            <w:r>
-              <w:rPr>
-                <w:b/>
-                <w:bCs/>
-              </w:rPr>
-              <w:t xml:space="preserve"> </w:t>
+              <w:t xml:space="preserve">Length Check: </w:t>
             </w:r>
             <w:r>
               <w:t>Not required</w:t>
@@ -14932,14 +15165,7 @@
                 <w:b/>
                 <w:bCs/>
               </w:rPr>
-              <w:t>Presence Check:</w:t>
-            </w:r>
-            <w:r>
-              <w:rPr>
-                <w:b/>
-                <w:bCs/>
-              </w:rPr>
-              <w:t xml:space="preserve"> </w:t>
+              <w:t xml:space="preserve">Presence Check: </w:t>
             </w:r>
             <w:r>
               <w:t>Required</w:t>
@@ -14951,14 +15177,7 @@
                 <w:b/>
                 <w:bCs/>
               </w:rPr>
-              <w:t>Range Check:</w:t>
-            </w:r>
-            <w:r>
-              <w:rPr>
-                <w:b/>
-                <w:bCs/>
-              </w:rPr>
-              <w:t xml:space="preserve"> </w:t>
+              <w:t xml:space="preserve">Range Check: </w:t>
             </w:r>
             <w:r>
               <w:t>Not required</w:t>
@@ -15011,14 +15230,7 @@
                 <w:b/>
                 <w:bCs/>
               </w:rPr>
-              <w:t>Format Check:</w:t>
-            </w:r>
-            <w:r>
-              <w:rPr>
-                <w:b/>
-                <w:bCs/>
-              </w:rPr>
-              <w:t xml:space="preserve"> </w:t>
+              <w:t xml:space="preserve">Format Check: </w:t>
             </w:r>
             <w:r>
               <w:t>Exclusively numbers</w:t>
@@ -15049,14 +15261,7 @@
                 <w:b/>
                 <w:bCs/>
               </w:rPr>
-              <w:t>Length Check:</w:t>
-            </w:r>
-            <w:r>
-              <w:rPr>
-                <w:b/>
-                <w:bCs/>
-              </w:rPr>
-              <w:t xml:space="preserve"> </w:t>
+              <w:t xml:space="preserve">Length Check: </w:t>
             </w:r>
             <w:r>
               <w:t>8 ≤ length ≤ 19</w:t>
@@ -15086,14 +15291,7 @@
                 <w:b/>
                 <w:bCs/>
               </w:rPr>
-              <w:t>Presence Check:</w:t>
-            </w:r>
-            <w:r>
-              <w:rPr>
-                <w:b/>
-                <w:bCs/>
-              </w:rPr>
-              <w:t xml:space="preserve"> </w:t>
+              <w:t xml:space="preserve">Presence Check: </w:t>
             </w:r>
             <w:r>
               <w:t>Required</w:t>
@@ -15105,14 +15303,7 @@
                 <w:b/>
                 <w:bCs/>
               </w:rPr>
-              <w:t>Range Check:</w:t>
-            </w:r>
-            <w:r>
-              <w:rPr>
-                <w:b/>
-                <w:bCs/>
-              </w:rPr>
-              <w:t xml:space="preserve"> </w:t>
+              <w:t xml:space="preserve">Range Check: </w:t>
             </w:r>
             <w:r>
               <w:t>Not required</w:t>
@@ -15161,14 +15352,7 @@
                 <w:b/>
                 <w:bCs/>
               </w:rPr>
-              <w:t>Format Check:</w:t>
-            </w:r>
-            <w:r>
-              <w:rPr>
-                <w:b/>
-                <w:bCs/>
-              </w:rPr>
-              <w:t xml:space="preserve"> </w:t>
+              <w:t xml:space="preserve">Format Check: </w:t>
             </w:r>
             <w:r>
               <w:t>Not include any numbers</w:t>
@@ -15199,14 +15383,7 @@
                 <w:b/>
                 <w:bCs/>
               </w:rPr>
-              <w:t>Length Check:</w:t>
-            </w:r>
-            <w:r>
-              <w:rPr>
-                <w:b/>
-                <w:bCs/>
-              </w:rPr>
-              <w:t xml:space="preserve"> </w:t>
+              <w:t xml:space="preserve">Length Check: </w:t>
             </w:r>
             <w:r>
               <w:t>≤ 40</w:t>
@@ -15236,14 +15413,7 @@
                 <w:b/>
                 <w:bCs/>
               </w:rPr>
-              <w:t>Presence Check:</w:t>
-            </w:r>
-            <w:r>
-              <w:rPr>
-                <w:b/>
-                <w:bCs/>
-              </w:rPr>
-              <w:t xml:space="preserve"> </w:t>
+              <w:t xml:space="preserve">Presence Check: </w:t>
             </w:r>
             <w:r>
               <w:t>Required</w:t>
@@ -15255,14 +15425,7 @@
                 <w:b/>
                 <w:bCs/>
               </w:rPr>
-              <w:t>Range Check:</w:t>
-            </w:r>
-            <w:r>
-              <w:rPr>
-                <w:b/>
-                <w:bCs/>
-              </w:rPr>
-              <w:t xml:space="preserve"> </w:t>
+              <w:t xml:space="preserve">Range Check: </w:t>
             </w:r>
             <w:r>
               <w:t>Not required</w:t>
@@ -15316,14 +15479,7 @@
                 <w:b/>
                 <w:bCs/>
               </w:rPr>
-              <w:t>Format Check:</w:t>
-            </w:r>
-            <w:r>
-              <w:rPr>
-                <w:b/>
-                <w:bCs/>
-              </w:rPr>
-              <w:t xml:space="preserve"> </w:t>
+              <w:t xml:space="preserve">Format Check: </w:t>
             </w:r>
             <w:r>
               <w:t>Not required as covered by the type check</w:t>
@@ -15353,14 +15509,7 @@
                 <w:b/>
                 <w:bCs/>
               </w:rPr>
-              <w:t>Length Check:</w:t>
-            </w:r>
-            <w:r>
-              <w:rPr>
-                <w:b/>
-                <w:bCs/>
-              </w:rPr>
-              <w:t xml:space="preserve"> </w:t>
+              <w:t xml:space="preserve">Length Check: </w:t>
             </w:r>
             <w:r>
               <w:t>Not required as covered by type check</w:t>
@@ -15390,14 +15539,7 @@
                 <w:b/>
                 <w:bCs/>
               </w:rPr>
-              <w:t>Presence Check:</w:t>
-            </w:r>
-            <w:r>
-              <w:rPr>
-                <w:b/>
-                <w:bCs/>
-              </w:rPr>
-              <w:t xml:space="preserve"> </w:t>
+              <w:t xml:space="preserve">Presence Check: </w:t>
             </w:r>
             <w:r>
               <w:t>Required</w:t>
@@ -15409,14 +15551,7 @@
                 <w:b/>
                 <w:bCs/>
               </w:rPr>
-              <w:t>Range Check:</w:t>
-            </w:r>
-            <w:r>
-              <w:rPr>
-                <w:b/>
-                <w:bCs/>
-              </w:rPr>
-              <w:t xml:space="preserve"> </w:t>
+              <w:t xml:space="preserve">Range Check: </w:t>
             </w:r>
             <w:r>
               <w:t>After today</w:t>
@@ -15464,14 +15599,7 @@
                 <w:b/>
                 <w:bCs/>
               </w:rPr>
-              <w:t>Format Check:</w:t>
-            </w:r>
-            <w:r>
-              <w:rPr>
-                <w:b/>
-                <w:bCs/>
-              </w:rPr>
-              <w:t xml:space="preserve"> </w:t>
+              <w:t xml:space="preserve">Format Check: </w:t>
             </w:r>
             <w:r>
               <w:t>Exclusively numbers</w:t>
@@ -15501,14 +15629,7 @@
                 <w:b/>
                 <w:bCs/>
               </w:rPr>
-              <w:t>Length Check:</w:t>
-            </w:r>
-            <w:r>
-              <w:rPr>
-                <w:b/>
-                <w:bCs/>
-              </w:rPr>
-              <w:t xml:space="preserve"> </w:t>
+              <w:t xml:space="preserve">Length Check: </w:t>
             </w:r>
             <w:r>
               <w:t>3 characters</w:t>
@@ -15538,14 +15659,7 @@
                 <w:b/>
                 <w:bCs/>
               </w:rPr>
-              <w:t>Presence Check:</w:t>
-            </w:r>
-            <w:r>
-              <w:rPr>
-                <w:b/>
-                <w:bCs/>
-              </w:rPr>
-              <w:t xml:space="preserve"> </w:t>
+              <w:t xml:space="preserve">Presence Check: </w:t>
             </w:r>
             <w:r>
               <w:t>Required</w:t>
@@ -15557,14 +15671,7 @@
                 <w:b/>
                 <w:bCs/>
               </w:rPr>
-              <w:t>Range Check:</w:t>
-            </w:r>
-            <w:r>
-              <w:rPr>
-                <w:b/>
-                <w:bCs/>
-              </w:rPr>
-              <w:t xml:space="preserve"> </w:t>
+              <w:t xml:space="preserve">Range Check: </w:t>
             </w:r>
             <w:r>
               <w:t>Not required</w:t>
@@ -15743,7 +15850,7 @@
                     </pic:cNvPicPr>
                   </pic:nvPicPr>
                   <pic:blipFill>
-                    <a:blip r:embed="rId34" cstate="print">
+                    <a:blip r:embed="rId36" cstate="print">
                       <a:extLst>
                         <a:ext uri="{28A0092B-C50C-407E-A947-70E740481C1C}">
                           <a14:useLocalDpi xmlns:a14="http://schemas.microsoft.com/office/drawing/2010/main" val="0"/>
@@ -15810,12 +15917,18 @@
         <w:rPr>
           <w:i/>
           <w:iCs/>
+          <w:color w:val="404040" w:themeColor="text1" w:themeTint="BF"/>
+          <w:sz w:val="16"/>
+          <w:szCs w:val="16"/>
         </w:rPr>
       </w:pPr>
       <w:r>
         <w:rPr>
           <w:i/>
           <w:iCs/>
+          <w:color w:val="404040" w:themeColor="text1" w:themeTint="BF"/>
+          <w:sz w:val="16"/>
+          <w:szCs w:val="16"/>
         </w:rPr>
         <w:t>*</w:t>
       </w:r>
@@ -15823,6 +15936,9 @@
         <w:rPr>
           <w:i/>
           <w:iCs/>
+          <w:color w:val="404040" w:themeColor="text1" w:themeTint="BF"/>
+          <w:sz w:val="16"/>
+          <w:szCs w:val="16"/>
         </w:rPr>
         <w:t xml:space="preserve">Please assume all fields are </w:t>
       </w:r>
@@ -15832,6 +15948,9 @@
           <w:bCs/>
           <w:i/>
           <w:iCs/>
+          <w:color w:val="404040" w:themeColor="text1" w:themeTint="BF"/>
+          <w:sz w:val="16"/>
+          <w:szCs w:val="16"/>
         </w:rPr>
         <w:t>not nullable</w:t>
       </w:r>
@@ -15839,6 +15958,9 @@
         <w:rPr>
           <w:i/>
           <w:iCs/>
+          <w:color w:val="404040" w:themeColor="text1" w:themeTint="BF"/>
+          <w:sz w:val="16"/>
+          <w:szCs w:val="16"/>
         </w:rPr>
         <w:t xml:space="preserve"> unless clearly stated otherwise.</w:t>
       </w:r>
@@ -15901,15 +16023,7 @@
                 <w:bCs/>
                 <w:color w:val="FFFFFF" w:themeColor="background1"/>
               </w:rPr>
-              <w:t xml:space="preserve">Field </w:t>
-            </w:r>
-            <w:r>
-              <w:rPr>
-                <w:b/>
-                <w:bCs/>
-                <w:color w:val="FFFFFF" w:themeColor="background1"/>
-              </w:rPr>
-              <w:t>Name:</w:t>
+              <w:t>Field Name:</w:t>
             </w:r>
           </w:p>
         </w:tc>
@@ -16242,7 +16356,7 @@
             <w:pPr>
               <w:spacing w:after="160"/>
             </w:pPr>
-            <w:hyperlink r:id="rId35" w:history="1">
+            <w:hyperlink r:id="rId37" w:history="1">
               <w:r>
                 <w:rPr>
                   <w:rStyle w:val="Hyperlink"/>
@@ -16255,7 +16369,7 @@
             <w:pPr>
               <w:spacing w:after="160"/>
             </w:pPr>
-            <w:hyperlink r:id="rId36" w:history="1">
+            <w:hyperlink r:id="rId38" w:history="1">
               <w:r>
                 <w:rPr>
                   <w:rStyle w:val="Hyperlink"/>
@@ -16373,7 +16487,6 @@
               <w:spacing w:after="160"/>
             </w:pPr>
             <w:r>
-              <w:lastRenderedPageBreak/>
               <w:t>password</w:t>
             </w:r>
           </w:p>
@@ -16556,15 +16669,7 @@
                 <w:bCs/>
                 <w:color w:val="FFFFFF" w:themeColor="background1"/>
               </w:rPr>
-              <w:t xml:space="preserve">Field </w:t>
-            </w:r>
-            <w:r>
-              <w:rPr>
-                <w:b/>
-                <w:bCs/>
-                <w:color w:val="FFFFFF" w:themeColor="background1"/>
-              </w:rPr>
-              <w:t>Name:</w:t>
+              <w:t>Field Name:</w:t>
             </w:r>
           </w:p>
         </w:tc>
@@ -16972,7 +17077,7 @@
             <w:pPr>
               <w:spacing w:after="160"/>
             </w:pPr>
-            <w:hyperlink r:id="rId37" w:history="1">
+            <w:hyperlink r:id="rId39" w:history="1">
               <w:r>
                 <w:rPr>
                   <w:rStyle w:val="Hyperlink"/>
@@ -16985,7 +17090,7 @@
             <w:pPr>
               <w:spacing w:after="160"/>
             </w:pPr>
-            <w:hyperlink r:id="rId38" w:history="1">
+            <w:hyperlink r:id="rId40" w:history="1">
               <w:r>
                 <w:rPr>
                   <w:rStyle w:val="Hyperlink"/>
@@ -17211,15 +17316,7 @@
                 <w:bCs/>
                 <w:color w:val="FFFFFF" w:themeColor="background1"/>
               </w:rPr>
-              <w:t xml:space="preserve">Field </w:t>
-            </w:r>
-            <w:r>
-              <w:rPr>
-                <w:b/>
-                <w:bCs/>
-                <w:color w:val="FFFFFF" w:themeColor="background1"/>
-              </w:rPr>
-              <w:t>Name:</w:t>
+              <w:t>Field Name:</w:t>
             </w:r>
           </w:p>
         </w:tc>
@@ -18139,15 +18236,7 @@
                 <w:bCs/>
                 <w:color w:val="FFFFFF" w:themeColor="background1"/>
               </w:rPr>
-              <w:t xml:space="preserve">Field </w:t>
-            </w:r>
-            <w:r>
-              <w:rPr>
-                <w:b/>
-                <w:bCs/>
-                <w:color w:val="FFFFFF" w:themeColor="background1"/>
-              </w:rPr>
-              <w:t>Name:</w:t>
+              <w:t>Field Name:</w:t>
             </w:r>
           </w:p>
         </w:tc>
@@ -18693,10 +18782,7 @@
               <w:spacing w:after="160"/>
             </w:pPr>
             <w:r>
-              <w:t>-</w:t>
-            </w:r>
-            <w:r>
-              <w:t>0.1822</w:t>
+              <w:t>-0.1822</w:t>
             </w:r>
           </w:p>
           <w:p>
@@ -19202,7 +19288,7 @@
             <w:pPr>
               <w:spacing w:after="160"/>
             </w:pPr>
-            <w:hyperlink r:id="rId39" w:history="1">
+            <w:hyperlink r:id="rId41" w:history="1">
               <w:r>
                 <w:rPr>
                   <w:rStyle w:val="Hyperlink"/>
@@ -19215,7 +19301,7 @@
             <w:pPr>
               <w:spacing w:after="160"/>
             </w:pPr>
-            <w:hyperlink r:id="rId40" w:history="1">
+            <w:hyperlink r:id="rId42" w:history="1">
               <w:r>
                 <w:rPr>
                   <w:rStyle w:val="Hyperlink"/>
@@ -19501,15 +19587,7 @@
                 <w:bCs/>
                 <w:color w:val="FFFFFF" w:themeColor="background1"/>
               </w:rPr>
-              <w:t xml:space="preserve">Field </w:t>
-            </w:r>
-            <w:r>
-              <w:rPr>
-                <w:b/>
-                <w:bCs/>
-                <w:color w:val="FFFFFF" w:themeColor="background1"/>
-              </w:rPr>
-              <w:t>Name:</w:t>
+              <w:t>Field Name:</w:t>
             </w:r>
           </w:p>
         </w:tc>
@@ -19948,15 +20026,7 @@
                 <w:bCs/>
                 <w:color w:val="FFFFFF" w:themeColor="background1"/>
               </w:rPr>
-              <w:t xml:space="preserve">Field </w:t>
-            </w:r>
-            <w:r>
-              <w:rPr>
-                <w:b/>
-                <w:bCs/>
-                <w:color w:val="FFFFFF" w:themeColor="background1"/>
-              </w:rPr>
-              <w:t>Name:</w:t>
+              <w:t>Field Name:</w:t>
             </w:r>
           </w:p>
         </w:tc>
@@ -20055,13 +20125,7 @@
               <w:rPr>
                 <w:color w:val="000000" w:themeColor="text1"/>
               </w:rPr>
-              <w:t>s</w:t>
-            </w:r>
-            <w:r>
-              <w:rPr>
-                <w:color w:val="000000" w:themeColor="text1"/>
-              </w:rPr>
-              <w:t>ervice_id</w:t>
+              <w:t>service_id</w:t>
             </w:r>
           </w:p>
         </w:tc>
@@ -20808,15 +20872,7 @@
                 <w:bCs/>
                 <w:color w:val="FFFFFF" w:themeColor="background1"/>
               </w:rPr>
-              <w:t xml:space="preserve">Field </w:t>
-            </w:r>
-            <w:r>
-              <w:rPr>
-                <w:b/>
-                <w:bCs/>
-                <w:color w:val="FFFFFF" w:themeColor="background1"/>
-              </w:rPr>
-              <w:t>Name:</w:t>
+              <w:t>Field Name:</w:t>
             </w:r>
           </w:p>
         </w:tc>
@@ -21440,15 +21496,7 @@
                 <w:bCs/>
                 <w:color w:val="FFFFFF" w:themeColor="background1"/>
               </w:rPr>
-              <w:t xml:space="preserve">Field </w:t>
-            </w:r>
-            <w:r>
-              <w:rPr>
-                <w:b/>
-                <w:bCs/>
-                <w:color w:val="FFFFFF" w:themeColor="background1"/>
-              </w:rPr>
-              <w:t>Name:</w:t>
+              <w:t>Field Name:</w:t>
             </w:r>
           </w:p>
         </w:tc>
@@ -21951,15 +21999,7 @@
                 <w:bCs/>
                 <w:color w:val="FFFFFF" w:themeColor="background1"/>
               </w:rPr>
-              <w:t xml:space="preserve">Field </w:t>
-            </w:r>
-            <w:r>
-              <w:rPr>
-                <w:b/>
-                <w:bCs/>
-                <w:color w:val="FFFFFF" w:themeColor="background1"/>
-              </w:rPr>
-              <w:t>Name:</w:t>
+              <w:t>Field Name:</w:t>
             </w:r>
           </w:p>
         </w:tc>
@@ -22441,91 +22481,20 @@
         <w:rPr>
           <w:i/>
           <w:iCs/>
+          <w:color w:val="404040" w:themeColor="text1" w:themeTint="BF"/>
+          <w:sz w:val="16"/>
+          <w:szCs w:val="16"/>
         </w:rPr>
       </w:pPr>
       <w:r>
         <w:rPr>
           <w:i/>
           <w:iCs/>
+          <w:color w:val="404040" w:themeColor="text1" w:themeTint="BF"/>
+          <w:sz w:val="16"/>
+          <w:szCs w:val="16"/>
         </w:rPr>
-        <w:t>*</w:t>
-      </w:r>
-      <w:r>
-        <w:rPr>
-          <w:i/>
-          <w:iCs/>
-        </w:rPr>
-        <w:t xml:space="preserve">ACO stands for </w:t>
-      </w:r>
-      <w:r>
-        <w:rPr>
-          <w:i/>
-          <w:iCs/>
-        </w:rPr>
-        <w:t>A</w:t>
-      </w:r>
-      <w:r>
-        <w:rPr>
-          <w:i/>
-          <w:iCs/>
-        </w:rPr>
-        <w:t xml:space="preserve">ll </w:t>
-      </w:r>
-      <w:r>
-        <w:rPr>
-          <w:i/>
-          <w:iCs/>
-        </w:rPr>
-        <w:t>C</w:t>
-      </w:r>
-      <w:r>
-        <w:rPr>
-          <w:i/>
-          <w:iCs/>
-        </w:rPr>
-        <w:t xml:space="preserve">hildren </w:t>
-      </w:r>
-      <w:r>
-        <w:rPr>
-          <w:i/>
-          <w:iCs/>
-        </w:rPr>
-        <w:t>O</w:t>
-      </w:r>
-      <w:r>
-        <w:rPr>
-          <w:i/>
-          <w:iCs/>
-        </w:rPr>
-        <w:t xml:space="preserve">f </w:t>
-      </w:r>
-      <w:r>
-        <w:rPr>
-          <w:i/>
-          <w:iCs/>
-        </w:rPr>
-        <w:t>[</w:t>
-      </w:r>
-      <w:r>
-        <w:rPr>
-          <w:i/>
-          <w:iCs/>
-        </w:rPr>
-        <w:t>the given sub problem</w:t>
-      </w:r>
-      <w:r>
-        <w:rPr>
-          <w:i/>
-          <w:iCs/>
-        </w:rPr>
-        <w:t>]</w:t>
-      </w:r>
-      <w:r>
-        <w:rPr>
-          <w:i/>
-          <w:iCs/>
-        </w:rPr>
-        <w:t>.</w:t>
+        <w:t>*ACO stands for All Children Of [the given sub problem].</w:t>
       </w:r>
     </w:p>
     <w:p>
@@ -22671,25 +22640,7 @@
           </w:tcPr>
           <w:p>
             <w:r>
-              <w:t xml:space="preserve">Flight searching searches use the date and names of origin/destination airports. Date is a non-primary key field in flight records and airport names will have to be derived from Flight </w:t>
-            </w:r>
-            <w:r>
-              <w:t>→</w:t>
-            </w:r>
-            <w:r>
-              <w:t xml:space="preserve"> Service </w:t>
-            </w:r>
-            <w:r>
-              <w:t>→</w:t>
-            </w:r>
-            <w:r>
-              <w:t xml:space="preserve"> Route </w:t>
-            </w:r>
-            <w:r>
-              <w:t>→</w:t>
-            </w:r>
-            <w:r>
-              <w:t xml:space="preserve"> Airports where name is a non-primary key field in the airports table.</w:t>
+              <w:t>Flight searching searches use the date and names of origin/destination airports. Date is a non-primary key field in flight records and airport names will have to be derived from Flight → Service → Route → Airports where name is a non-primary key field in the airports table.</w:t>
             </w:r>
           </w:p>
         </w:tc>
@@ -24149,13 +24100,7 @@
         <w:t>min_dist == -1</w:t>
       </w:r>
       <w:r>
-        <w:t xml:space="preserve"> OR</w:t>
-      </w:r>
-      <w:r>
-        <w:t xml:space="preserve"> </w:t>
-      </w:r>
-      <w:r>
-        <w:t>node</w:t>
+        <w:t xml:space="preserve"> OR node</w:t>
       </w:r>
       <w:r>
         <w:t>s</w:t>
@@ -25286,13 +25231,7 @@
         <w:t xml:space="preserve">FROM flights WHERE </w:t>
       </w:r>
       <w:r>
-        <w:t xml:space="preserve">service = schedule.service_id ORDER BY </w:t>
-      </w:r>
-      <w:r>
-        <w:t>scheduled_departure_datetime_utc</w:t>
-      </w:r>
-      <w:r>
-        <w:t xml:space="preserve"> DESC)</w:t>
+        <w:t>service = schedule.service_id ORDER BY scheduled_departure_datetime_utc DESC)</w:t>
       </w:r>
     </w:p>
     <w:p>
@@ -25402,13 +25341,7 @@
         <w:t>IF next_generation</w:t>
       </w:r>
       <w:r>
-        <w:t xml:space="preserve"> &lt;=</w:t>
-      </w:r>
-      <w:r>
-        <w:t xml:space="preserve"> </w:t>
-      </w:r>
-      <w:r>
-        <w:t>today + batch_generate_lookahead</w:t>
+        <w:t xml:space="preserve"> &lt;= today + batch_generate_lookahead</w:t>
       </w:r>
     </w:p>
     <w:p>
@@ -25641,7 +25574,7 @@
       </w:r>
     </w:p>
     <w:sectPr>
-      <w:headerReference w:type="default" r:id="rId41"/>
+      <w:headerReference w:type="default" r:id="rId43"/>
       <w:pgSz w:w="11906" w:h="16838"/>
       <w:pgMar w:top="1440" w:right="1440" w:bottom="1440" w:left="1440" w:header="708" w:footer="708" w:gutter="0"/>
       <w:cols w:space="708"/>

--- a/.documentation/3 - Design.docx
+++ b/.documentation/3 - Design.docx
@@ -12687,6 +12687,7 @@
               <w:pStyle w:val="Heading5"/>
             </w:pPr>
             <w:r>
+              <w:lastRenderedPageBreak/>
               <w:t>Assigned Airport:</w:t>
             </w:r>
           </w:p>
@@ -16487,6 +16488,7 @@
               <w:spacing w:after="160"/>
             </w:pPr>
             <w:r>
+              <w:lastRenderedPageBreak/>
               <w:t>password</w:t>
             </w:r>
           </w:p>
@@ -25012,10 +25014,19 @@
         <w:t xml:space="preserve">Batch generate scheduled flights </w:t>
       </w:r>
       <w:r>
-        <w:t xml:space="preserve">is one of the functions </w:t>
-      </w:r>
-      <w:r>
-        <w:t>listed in my modules outlines.</w:t>
+        <w:t xml:space="preserve">generates flight records for </w:t>
+      </w:r>
+      <w:r>
+        <w:t xml:space="preserve">services. It is designed to be scheduled to run at a consistent time each day and will generate flights </w:t>
+      </w:r>
+      <w:r>
+        <w:t xml:space="preserve">x numbers of day in the future (skipping any that have already been generated) The x number of days in the future is a constant that I may tweak in development </w:t>
+      </w:r>
+      <w:r>
+        <w:t>but is shown in the pseudocode as 90 days.</w:t>
+      </w:r>
+      <w:r>
+        <w:t>.</w:t>
       </w:r>
       <w:r>
         <w:t xml:space="preserve"> The difficulty arises in distinguishing </w:t>
@@ -25102,7 +25113,21 @@
         <w:ind w:left="720"/>
       </w:pPr>
       <w:r>
-        <w:t>DECLARE previous_generation, next_generation = DATE</w:t>
+        <w:t xml:space="preserve">DECLARE </w:t>
+      </w:r>
+      <w:r>
+        <w:t>last</w:t>
+      </w:r>
+      <w:r>
+        <w:t>_generation, next_generation = DATE</w:t>
+      </w:r>
+    </w:p>
+    <w:p>
+      <w:pPr>
+        <w:ind w:left="720"/>
+      </w:pPr>
+      <w:r>
+        <w:t>DECARE today = DATE</w:t>
       </w:r>
     </w:p>
     <w:p>
@@ -25122,12 +25147,27 @@
         <w:t xml:space="preserve"> DAYS</w:t>
       </w:r>
     </w:p>
-    <w:p/>
     <w:p>
       <w:pPr>
         <w:ind w:left="720"/>
       </w:pPr>
       <w:r>
+        <w:t>SET today = DATE TODAY</w:t>
+      </w:r>
+    </w:p>
+    <w:p>
+      <w:pPr>
+        <w:rPr>
+          <w:sz w:val="2"/>
+          <w:szCs w:val="2"/>
+        </w:rPr>
+      </w:pPr>
+    </w:p>
+    <w:p>
+      <w:pPr>
+        <w:ind w:left="720"/>
+      </w:pPr>
+      <w:r>
         <w:t xml:space="preserve">SET active_schedules = SQL (SELECT * FROM </w:t>
       </w:r>
       <w:r>
@@ -25148,6 +25188,7 @@
         <w:ind w:left="720"/>
       </w:pPr>
       <w:r>
+        <w:lastRenderedPageBreak/>
         <w:t>SET total_schedules = LENGTH active_schedules – 1</w:t>
       </w:r>
     </w:p>
@@ -25191,9 +25232,404 @@
     <w:p>
       <w:pPr>
         <w:ind w:left="1440"/>
-      </w:pPr>
-      <w:r>
-        <w:t>SET next_generation = DATE 01/01/0000</w:t>
+        <w:rPr>
+          <w:sz w:val="2"/>
+          <w:szCs w:val="2"/>
+        </w:rPr>
+      </w:pPr>
+    </w:p>
+    <w:p>
+      <w:pPr>
+        <w:ind w:left="1440"/>
+      </w:pPr>
+      <w:r>
+        <w:t xml:space="preserve">SET last_generation = </w:t>
+      </w:r>
+      <w:r>
+        <w:t xml:space="preserve">FIRST </w:t>
+      </w:r>
+      <w:r>
+        <w:t>SQL (</w:t>
+      </w:r>
+      <w:r>
+        <w:t xml:space="preserve">SELECT </w:t>
+      </w:r>
+      <w:r>
+        <w:t>scheduled_departure_datetime_utc</w:t>
+      </w:r>
+      <w:r>
+        <w:t xml:space="preserve"> </w:t>
+      </w:r>
+      <w:r>
+        <w:t xml:space="preserve">FROM flights WHERE </w:t>
+      </w:r>
+      <w:r>
+        <w:t>service = schedule</w:t>
+      </w:r>
+      <w:r>
+        <w:t>[</w:t>
+      </w:r>
+      <w:r>
+        <w:t>service_id</w:t>
+      </w:r>
+      <w:r>
+        <w:t>]</w:t>
+      </w:r>
+      <w:r>
+        <w:t xml:space="preserve"> ORDER BY scheduled_departure_datetime_utc DESC)</w:t>
+      </w:r>
+    </w:p>
+    <w:p>
+      <w:pPr>
+        <w:rPr>
+          <w:sz w:val="2"/>
+          <w:szCs w:val="2"/>
+        </w:rPr>
+      </w:pPr>
+    </w:p>
+    <w:p>
+      <w:pPr>
+        <w:ind w:left="1440"/>
+      </w:pPr>
+      <w:r>
+        <w:t xml:space="preserve">WHILE </w:t>
+      </w:r>
+      <w:r>
+        <w:t xml:space="preserve">LOOP </w:t>
+      </w:r>
+      <w:r>
+        <w:t>last</w:t>
+      </w:r>
+      <w:r>
+        <w:t xml:space="preserve">_generation &lt; </w:t>
+      </w:r>
+      <w:r>
+        <w:t>today</w:t>
+      </w:r>
+      <w:r>
+        <w:t xml:space="preserve"> + batch_generate_lookahead</w:t>
+      </w:r>
+    </w:p>
+    <w:p>
+      <w:pPr>
+        <w:ind w:left="2160"/>
+      </w:pPr>
+      <w:r>
+        <w:t xml:space="preserve">IF </w:t>
+      </w:r>
+      <w:r>
+        <w:t xml:space="preserve">schedule[type] == </w:t>
+      </w:r>
+      <w:r>
+        <w:t>“</w:t>
+      </w:r>
+      <w:r>
+        <w:t>daily</w:t>
+      </w:r>
+      <w:r>
+        <w:t>”</w:t>
+      </w:r>
+    </w:p>
+    <w:p>
+      <w:pPr>
+        <w:ind w:left="2880"/>
+      </w:pPr>
+      <w:r>
+        <w:t>SET next_generation = last_generation +</w:t>
+      </w:r>
+      <w:r>
+        <w:t xml:space="preserve"> TIME DELTA (schedule[frequency]) DAYS</w:t>
+      </w:r>
+    </w:p>
+    <w:p>
+      <w:pPr>
+        <w:ind w:left="2160"/>
+      </w:pPr>
+      <w:r>
+        <w:t>ELIF schedule[type] ==</w:t>
+      </w:r>
+      <w:r>
+        <w:t>”</w:t>
+      </w:r>
+      <w:r>
+        <w:t xml:space="preserve"> weekly</w:t>
+      </w:r>
+      <w:r>
+        <w:t>”</w:t>
+      </w:r>
+    </w:p>
+    <w:p>
+      <w:pPr>
+        <w:ind w:left="2880"/>
+      </w:pPr>
+      <w:r>
+        <w:t>SET next_generation = last_generation + TIME DELTA (7 * schedule[frequency]) DAYS</w:t>
+      </w:r>
+    </w:p>
+    <w:p>
+      <w:pPr>
+        <w:ind w:left="2160"/>
+      </w:pPr>
+      <w:r>
+        <w:t xml:space="preserve">ELIF schedule[type] == </w:t>
+      </w:r>
+      <w:r>
+        <w:t>“</w:t>
+      </w:r>
+      <w:r>
+        <w:t>monthly</w:t>
+      </w:r>
+      <w:r>
+        <w:t>”</w:t>
+      </w:r>
+    </w:p>
+    <w:p>
+      <w:pPr>
+        <w:ind w:left="2880"/>
+      </w:pPr>
+      <w:r>
+        <w:t>SET next_generation = last_generation + TIME DELTA (schedule[frequency]) MONTHS</w:t>
+      </w:r>
+    </w:p>
+    <w:p>
+      <w:pPr>
+        <w:ind w:left="2160"/>
+      </w:pPr>
+      <w:r>
+        <w:t>END IF</w:t>
+      </w:r>
+    </w:p>
+    <w:p>
+      <w:pPr>
+        <w:ind w:left="2160"/>
+        <w:rPr>
+          <w:sz w:val="2"/>
+          <w:szCs w:val="2"/>
+        </w:rPr>
+      </w:pPr>
+    </w:p>
+    <w:p>
+      <w:pPr>
+        <w:ind w:left="2160"/>
+      </w:pPr>
+      <w:r>
+        <w:t>IF next_generation</w:t>
+      </w:r>
+      <w:r>
+        <w:t xml:space="preserve"> &lt;= today + batch_generate_lookahead</w:t>
+      </w:r>
+    </w:p>
+    <w:p>
+      <w:pPr>
+        <w:ind w:left="2160"/>
+      </w:pPr>
+      <w:r>
+        <w:tab/>
+        <w:t>SQL (INSERT INTO flights (</w:t>
+      </w:r>
+      <w:r>
+        <w:t xml:space="preserve">schedule[service_id], </w:t>
+      </w:r>
+      <w:r>
+        <w:t>next_generation)</w:t>
+      </w:r>
+      <w:r>
+        <w:t>)</w:t>
+      </w:r>
+    </w:p>
+    <w:p>
+      <w:pPr>
+        <w:ind w:left="2160"/>
+      </w:pPr>
+      <w:r>
+        <w:tab/>
+        <w:t>SET last_generation = next_generation</w:t>
+      </w:r>
+    </w:p>
+    <w:p>
+      <w:pPr>
+        <w:ind w:left="2160"/>
+      </w:pPr>
+      <w:r>
+        <w:t>END IF</w:t>
+      </w:r>
+    </w:p>
+    <w:p>
+      <w:pPr>
+        <w:ind w:left="1440"/>
+      </w:pPr>
+      <w:r>
+        <w:t>END WHILE LOOP</w:t>
+      </w:r>
+    </w:p>
+    <w:p>
+      <w:pPr>
+        <w:ind w:left="720"/>
+      </w:pPr>
+      <w:r>
+        <w:t>END FOR LOOP</w:t>
+      </w:r>
+    </w:p>
+    <w:p>
+      <w:r>
+        <w:t>END SUBROUTINE</w:t>
+      </w:r>
+    </w:p>
+    <w:p/>
+    <w:p/>
+    <w:p>
+      <w:pPr>
+        <w:pStyle w:val="Heading2"/>
+      </w:pPr>
+      <w:r>
+        <w:t>Batch Delete Abandoned Bookings</w:t>
+      </w:r>
+      <w:r>
+        <w:t>:</w:t>
+      </w:r>
+    </w:p>
+    <w:p>
+      <w:pPr>
+        <w:spacing w:after="160"/>
+      </w:pPr>
+      <w:r>
+        <w:t xml:space="preserve">Batch delete </w:t>
+      </w:r>
+      <w:r>
+        <w:t>is used to clear up any booking records that have not been purchased for long enough to indicate that they have been abandoned</w:t>
+      </w:r>
+      <w:r>
+        <w:t xml:space="preserve"> as well as any booking</w:t>
+      </w:r>
+      <w:r>
+        <w:t xml:space="preserve"> seat records associated with the abandoned booking.</w:t>
+      </w:r>
+      <w:r>
+        <w:t xml:space="preserve"> A booking is thought of as abandoned if its data of booing is greater than 30 days ago and the paid status is false.</w:t>
+      </w:r>
+    </w:p>
+    <w:p>
+      <w:pPr>
+        <w:spacing w:after="160"/>
+      </w:pPr>
+    </w:p>
+    <w:p>
+      <w:pPr>
+        <w:pStyle w:val="Heading4"/>
+      </w:pPr>
+      <w:r>
+        <w:t>Pseudocode:</w:t>
+      </w:r>
+    </w:p>
+    <w:p>
+      <w:r>
+        <w:t>For the sake of this pseudoc</w:t>
+      </w:r>
+      <w:r>
+        <w:t>ode, BOOKING is an OOP object containing all of the information associated with a booking. BOOKINGSEAT is an OOP object contain the information associated with a seat booking for a booking.</w:t>
+      </w:r>
+      <w:r>
+        <w:t xml:space="preserve"> It also assumes the existence of a date management library.</w:t>
+      </w:r>
+    </w:p>
+    <w:p/>
+    <w:p>
+      <w:r>
+        <w:t>DECLARE SUBROUTINE batch_delete_abandoned_bookings()</w:t>
+      </w:r>
+    </w:p>
+    <w:p>
+      <w:pPr>
+        <w:ind w:left="720"/>
+      </w:pPr>
+      <w:r>
+        <w:t>DECLARE booking = BOOK</w:t>
+      </w:r>
+      <w:r>
+        <w:t>ING</w:t>
+      </w:r>
+    </w:p>
+    <w:p>
+      <w:pPr>
+        <w:ind w:left="720"/>
+      </w:pPr>
+      <w:r>
+        <w:lastRenderedPageBreak/>
+        <w:t>DECLARE abandoned_bookings = ARRAY[</w:t>
+      </w:r>
+      <w:r>
+        <w:t>booking</w:t>
+      </w:r>
+      <w:r>
+        <w:t>]</w:t>
+      </w:r>
+    </w:p>
+    <w:p>
+      <w:pPr>
+        <w:ind w:left="720"/>
+      </w:pPr>
+      <w:r>
+        <w:t>DECLARE i = INT</w:t>
+      </w:r>
+    </w:p>
+    <w:p>
+      <w:pPr>
+        <w:ind w:left="720"/>
+        <w:rPr>
+          <w:sz w:val="2"/>
+          <w:szCs w:val="2"/>
+        </w:rPr>
+      </w:pPr>
+    </w:p>
+    <w:p>
+      <w:pPr>
+        <w:ind w:left="720"/>
+      </w:pPr>
+      <w:r>
+        <w:t xml:space="preserve">SET abandoned_bookings = SQL (SELECT * FROM </w:t>
+      </w:r>
+      <w:r>
+        <w:t xml:space="preserve">bookings WHERE datetime_booked &gt;= now </w:t>
+      </w:r>
+      <w:r>
+        <w:t>-</w:t>
+      </w:r>
+      <w:r>
+        <w:t xml:space="preserve"> 30 DAYS AND </w:t>
+      </w:r>
+      <w:r>
+        <w:t>payment_cleared = False)</w:t>
+      </w:r>
+    </w:p>
+    <w:p>
+      <w:pPr>
+        <w:ind w:left="720"/>
+        <w:rPr>
+          <w:sz w:val="2"/>
+          <w:szCs w:val="2"/>
+        </w:rPr>
+      </w:pPr>
+    </w:p>
+    <w:p>
+      <w:pPr>
+        <w:ind w:left="720"/>
+      </w:pPr>
+      <w:r>
+        <w:t xml:space="preserve">FOR LOOP (SET i=0) IN LENGTH abandoned_bookings </w:t>
+      </w:r>
+      <w:r>
+        <w:t>–</w:t>
+      </w:r>
+      <w:r>
+        <w:t xml:space="preserve"> 1</w:t>
+      </w:r>
+    </w:p>
+    <w:p>
+      <w:pPr>
+        <w:ind w:left="1440"/>
+      </w:pPr>
+      <w:r>
+        <w:t>SET booking = abandoned_bookings[i]</w:t>
       </w:r>
     </w:p>
     <w:p>
@@ -25210,56 +25646,143 @@
         <w:ind w:left="1440"/>
       </w:pPr>
       <w:r>
-        <w:t xml:space="preserve">SET last_generation = </w:t>
-      </w:r>
-      <w:r>
-        <w:t xml:space="preserve">FIRST </w:t>
-      </w:r>
-      <w:r>
         <w:t>SQL (</w:t>
       </w:r>
       <w:r>
-        <w:t xml:space="preserve">SELECT </w:t>
-      </w:r>
-      <w:r>
-        <w:t>scheduled_departure_datetime_utc</w:t>
-      </w:r>
-      <w:r>
-        <w:t xml:space="preserve"> </w:t>
-      </w:r>
-      <w:r>
-        <w:t xml:space="preserve">FROM flights WHERE </w:t>
-      </w:r>
-      <w:r>
-        <w:t>service = schedule.service_id ORDER BY scheduled_departure_datetime_utc DESC)</w:t>
-      </w:r>
-    </w:p>
-    <w:p>
-      <w:pPr>
-        <w:rPr>
-          <w:sz w:val="2"/>
-          <w:szCs w:val="2"/>
-        </w:rPr>
-      </w:pPr>
+        <w:t xml:space="preserve">DELETE FROM </w:t>
+      </w:r>
+      <w:r>
+        <w:t>bookings_seats WHERE booking_id = booking[booking_id])</w:t>
+      </w:r>
     </w:p>
     <w:p>
       <w:pPr>
         <w:ind w:left="1440"/>
       </w:pPr>
       <w:r>
-        <w:t xml:space="preserve">WHILE </w:t>
-      </w:r>
-      <w:r>
-        <w:t xml:space="preserve">LOOP </w:t>
-      </w:r>
-      <w:r>
-        <w:t xml:space="preserve">next_generation &lt; </w:t>
-      </w:r>
-      <w:r>
-        <w:t>today</w:t>
-      </w:r>
-      <w:r>
-        <w:t xml:space="preserve"> + batch_generate_lookahead</w:t>
+        <w:t>SQL (DELETE FROM bookings WHERE booking_id = booking[booking_id])</w:t>
+      </w:r>
+    </w:p>
+    <w:p>
+      <w:pPr>
+        <w:ind w:left="720"/>
+      </w:pPr>
+      <w:r>
+        <w:t>END FOR LOOP</w:t>
+      </w:r>
+    </w:p>
+    <w:p>
+      <w:r>
+        <w:t>END SUBROUTINE</w:t>
+      </w:r>
+    </w:p>
+    <w:p/>
+    <w:p>
+      <w:pPr>
+        <w:pStyle w:val="Heading2"/>
+      </w:pPr>
+      <w:r>
+        <w:t>Book Seat</w:t>
+      </w:r>
+      <w:r>
+        <w:t>:</w:t>
+      </w:r>
+    </w:p>
+    <w:p>
+      <w:r>
+        <w:t xml:space="preserve">The book seat algorithm creates a booking seat record for a given booking ID, companion ID, and seat ID. </w:t>
+      </w:r>
+      <w:r>
+        <w:t>Seat IDs have to be checked that they are valid and not already booked for the given flight.</w:t>
+      </w:r>
+    </w:p>
+    <w:p/>
+    <w:p>
+      <w:pPr>
+        <w:pStyle w:val="Heading4"/>
+      </w:pPr>
+      <w:r>
+        <w:t>Pseudocode:</w:t>
+      </w:r>
+    </w:p>
+    <w:p>
+      <w:r>
+        <w:t xml:space="preserve">For the sake of this pseudocode algorithm, AVAILABLE_SEATS is a constant array </w:t>
+      </w:r>
+      <w:r>
+        <w:t>with a list of all the available seat IDs</w:t>
+      </w:r>
+      <w:r>
+        <w:t xml:space="preserve"> irrespective of if they have already booked. This is used to check that the seat exists and isn’t something unreasonable like </w:t>
+      </w:r>
+      <w:r>
+        <w:t>500Z</w:t>
+      </w:r>
+      <w:r>
+        <w:t>.</w:t>
+      </w:r>
+    </w:p>
+    <w:p/>
+    <w:p>
+      <w:r>
+        <w:t>DECLARE SUBROUTINE book_seat(booking_id: INT, seat_id: INT, companion_id: INT)</w:t>
+      </w:r>
+    </w:p>
+    <w:p>
+      <w:pPr>
+        <w:ind w:left="720"/>
+      </w:pPr>
+      <w:r>
+        <w:t>DECL</w:t>
+      </w:r>
+      <w:r>
+        <w:t xml:space="preserve">ARE </w:t>
+      </w:r>
+    </w:p>
+    <w:p>
+      <w:pPr>
+        <w:ind w:left="720"/>
+      </w:pPr>
+    </w:p>
+    <w:p>
+      <w:pPr>
+        <w:ind w:left="720"/>
+      </w:pPr>
+      <w:r>
+        <w:t>SET found = False</w:t>
+      </w:r>
+    </w:p>
+    <w:p>
+      <w:pPr>
+        <w:ind w:left="720"/>
+      </w:pPr>
+    </w:p>
+    <w:p>
+      <w:pPr>
+        <w:ind w:left="720"/>
+      </w:pPr>
+      <w:r>
+        <w:t>FOR</w:t>
+      </w:r>
+      <w:r>
+        <w:t xml:space="preserve"> LOOP</w:t>
+      </w:r>
+      <w:r>
+        <w:t xml:space="preserve"> (SET i = 0) IN LENGTH </w:t>
+      </w:r>
+      <w:r>
+        <w:t>AVAILABLE_SEATS – 1:</w:t>
+      </w:r>
+    </w:p>
+    <w:p>
+      <w:pPr>
+        <w:ind w:left="1440"/>
+      </w:pPr>
+      <w:r>
+        <w:t>IF AVAILABLE_SEATS</w:t>
+      </w:r>
+      <w:r>
+        <w:t>[i] == seat_id:</w:t>
       </w:r>
     </w:p>
     <w:p>
@@ -25267,58 +25790,12 @@
         <w:ind w:left="2160"/>
       </w:pPr>
       <w:r>
-        <w:t xml:space="preserve">IF </w:t>
-      </w:r>
-      <w:r>
-        <w:t>schedule[type] == daily</w:t>
-      </w:r>
-    </w:p>
-    <w:p>
-      <w:pPr>
-        <w:ind w:left="2880"/>
-      </w:pPr>
-      <w:r>
-        <w:t>SET next_generation = last_generation +</w:t>
-      </w:r>
-      <w:r>
-        <w:t xml:space="preserve"> TIME DELTA (schedule[frequency]) DAYS</w:t>
-      </w:r>
-    </w:p>
-    <w:p>
-      <w:pPr>
-        <w:ind w:left="2160"/>
-      </w:pPr>
-      <w:r>
-        <w:t>ELIF schedule[type] == weekly</w:t>
-      </w:r>
-    </w:p>
-    <w:p>
-      <w:pPr>
-        <w:ind w:left="2880"/>
-      </w:pPr>
-      <w:r>
-        <w:t>SET next_generation = last_generation + TIME DELTA (7 * schedule[frequency]) DAYS</w:t>
-      </w:r>
-    </w:p>
-    <w:p>
-      <w:pPr>
-        <w:ind w:left="2160"/>
-      </w:pPr>
-      <w:r>
-        <w:t>ELIF schedule[type] == monthly</w:t>
-      </w:r>
-    </w:p>
-    <w:p>
-      <w:pPr>
-        <w:ind w:left="2880"/>
-      </w:pPr>
-      <w:r>
-        <w:t>SET next_generation = last_generation + TIME DELTA (schedule[frequency]) MONTHS</w:t>
-      </w:r>
-    </w:p>
-    <w:p>
-      <w:pPr>
-        <w:ind w:left="2160"/>
+        <w:t>SET found = True</w:t>
+      </w:r>
+    </w:p>
+    <w:p>
+      <w:pPr>
+        <w:ind w:left="1440"/>
       </w:pPr>
       <w:r>
         <w:t>END IF</w:t>
@@ -25326,51 +25803,44 @@
     </w:p>
     <w:p>
       <w:pPr>
-        <w:ind w:left="2160"/>
-        <w:rPr>
-          <w:sz w:val="2"/>
-          <w:szCs w:val="2"/>
-        </w:rPr>
-      </w:pPr>
-    </w:p>
-    <w:p>
-      <w:pPr>
-        <w:ind w:left="2160"/>
-      </w:pPr>
-      <w:r>
-        <w:t>IF next_generation</w:t>
-      </w:r>
-      <w:r>
-        <w:t xml:space="preserve"> &lt;= today + batch_generate_lookahead</w:t>
-      </w:r>
-    </w:p>
-    <w:p>
-      <w:pPr>
-        <w:ind w:left="2160"/>
-      </w:pPr>
-      <w:r>
-        <w:tab/>
-        <w:t>SQL (INSERT INTO flights (</w:t>
-      </w:r>
-      <w:r>
-        <w:t xml:space="preserve">schedule[service_id], </w:t>
-      </w:r>
-      <w:r>
-        <w:t>next_generation)</w:t>
-      </w:r>
-    </w:p>
-    <w:p>
-      <w:pPr>
-        <w:ind w:left="2160"/>
-      </w:pPr>
-      <w:r>
-        <w:tab/>
-        <w:t>SET last_generation = next_generation</w:t>
-      </w:r>
-    </w:p>
-    <w:p>
-      <w:pPr>
-        <w:ind w:left="2160"/>
+        <w:ind w:left="720"/>
+      </w:pPr>
+      <w:r>
+        <w:t>END FOR LOOP</w:t>
+      </w:r>
+    </w:p>
+    <w:p>
+      <w:pPr>
+        <w:ind w:left="720"/>
+      </w:pPr>
+    </w:p>
+    <w:p>
+      <w:pPr>
+        <w:ind w:left="720"/>
+      </w:pPr>
+      <w:r>
+        <w:t>IF found == False:</w:t>
+      </w:r>
+    </w:p>
+    <w:p>
+      <w:pPr>
+        <w:ind w:left="1440"/>
+      </w:pPr>
+      <w:r>
+        <w:t>OUTPUT (“Invalid SeatID”)</w:t>
+      </w:r>
+    </w:p>
+    <w:p>
+      <w:pPr>
+        <w:ind w:left="1440"/>
+      </w:pPr>
+      <w:r>
+        <w:t>RASIE EXCEPTION</w:t>
+      </w:r>
+    </w:p>
+    <w:p>
+      <w:pPr>
+        <w:ind w:left="720"/>
       </w:pPr>
       <w:r>
         <w:t>END IF</w:t>
@@ -25378,10 +25848,68 @@
     </w:p>
     <w:p>
       <w:pPr>
+        <w:ind w:left="720"/>
+      </w:pPr>
+    </w:p>
+    <w:p>
+      <w:pPr>
+        <w:ind w:left="720"/>
+      </w:pPr>
+      <w:r>
+        <w:t>SET flight_id = SQL (</w:t>
+      </w:r>
+      <w:r>
+        <w:t xml:space="preserve">SELECT flight_id FROM </w:t>
+      </w:r>
+      <w:r>
+        <w:t>bookings</w:t>
+      </w:r>
+      <w:r>
+        <w:t xml:space="preserve"> WHERE </w:t>
+      </w:r>
+      <w:r>
+        <w:t>booking_id = booking_id)</w:t>
+      </w:r>
+    </w:p>
+    <w:p>
+      <w:pPr>
+        <w:ind w:left="720"/>
+      </w:pPr>
+      <w:r>
+        <w:lastRenderedPageBreak/>
+        <w:t xml:space="preserve">SET already_booked = SQL (SELECT * FROM booking_seats WHERE flight_id = flight_id AND </w:t>
+      </w:r>
+      <w:r>
+        <w:t>seat_id = seat_id)</w:t>
+      </w:r>
+    </w:p>
+    <w:p>
+      <w:pPr>
+        <w:ind w:left="720"/>
+      </w:pPr>
+    </w:p>
+    <w:p>
+      <w:pPr>
+        <w:ind w:left="720"/>
+      </w:pPr>
+      <w:r>
+        <w:t>IF already_booked != None:</w:t>
+      </w:r>
+    </w:p>
+    <w:p>
+      <w:pPr>
         <w:ind w:left="1440"/>
       </w:pPr>
       <w:r>
-        <w:t>END WHILE LOOP</w:t>
+        <w:t>OUTPUT (“Seat is already booked”)</w:t>
+      </w:r>
+    </w:p>
+    <w:p>
+      <w:pPr>
+        <w:ind w:left="1440"/>
+      </w:pPr>
+      <w:r>
+        <w:t>RAISE EXCEPTION</w:t>
       </w:r>
     </w:p>
     <w:p>
@@ -25389,7 +25917,103 @@
         <w:ind w:left="720"/>
       </w:pPr>
       <w:r>
-        <w:t>END FOR LOOP</w:t>
+        <w:t>END IF</w:t>
+      </w:r>
+    </w:p>
+    <w:p>
+      <w:pPr>
+        <w:ind w:left="720"/>
+      </w:pPr>
+    </w:p>
+    <w:p>
+      <w:pPr>
+        <w:ind w:left="720"/>
+      </w:pPr>
+      <w:r>
+        <w:t xml:space="preserve">SET companion = SQL (SELECT * FROM companions WHERE companion_id = companion_id AND </w:t>
+      </w:r>
+      <w:r>
+        <w:t>guest_id = (SELECT guest_id FROM bookings WHERE booking_id = booking_id))</w:t>
+      </w:r>
+    </w:p>
+    <w:p>
+      <w:pPr>
+        <w:ind w:left="720"/>
+      </w:pPr>
+    </w:p>
+    <w:p>
+      <w:pPr>
+        <w:ind w:left="720"/>
+      </w:pPr>
+      <w:r>
+        <w:t>IF companion == None:</w:t>
+      </w:r>
+    </w:p>
+    <w:p>
+      <w:pPr>
+        <w:ind w:left="1440"/>
+      </w:pPr>
+      <w:r>
+        <w:t>OUTPUT (“Companion does not exist</w:t>
+      </w:r>
+      <w:r>
+        <w:t xml:space="preserve"> or is not attached to guest</w:t>
+      </w:r>
+      <w:r>
+        <w:t>”)</w:t>
+      </w:r>
+    </w:p>
+    <w:p>
+      <w:pPr>
+        <w:ind w:left="1440"/>
+      </w:pPr>
+      <w:r>
+        <w:t>RASIE EXCEPTION</w:t>
+      </w:r>
+    </w:p>
+    <w:p>
+      <w:pPr>
+        <w:ind w:left="720"/>
+      </w:pPr>
+      <w:r>
+        <w:t>END IF</w:t>
+      </w:r>
+    </w:p>
+    <w:p>
+      <w:pPr>
+        <w:ind w:left="720"/>
+      </w:pPr>
+    </w:p>
+    <w:p>
+      <w:pPr>
+        <w:ind w:left="720"/>
+      </w:pPr>
+      <w:r>
+        <w:t>SQL (INSERT INTO booking</w:t>
+      </w:r>
+      <w:r>
+        <w:t>_</w:t>
+      </w:r>
+      <w:r>
+        <w:t>s</w:t>
+      </w:r>
+      <w:r>
+        <w:t xml:space="preserve">eats </w:t>
+      </w:r>
+      <w:r>
+        <w:t xml:space="preserve">(booking_id, seat_id, companion_id) </w:t>
+      </w:r>
+      <w:r>
+        <w:t xml:space="preserve">VALUES ( booking_id, </w:t>
+      </w:r>
+      <w:r>
+        <w:t>s</w:t>
+      </w:r>
+      <w:r>
+        <w:t xml:space="preserve">eat_id, </w:t>
+      </w:r>
+      <w:r>
+        <w:t>companion_id)</w:t>
       </w:r>
     </w:p>
     <w:p>
@@ -25397,181 +26021,15 @@
         <w:t>END SUBROUTINE</w:t>
       </w:r>
     </w:p>
-    <w:p/>
-    <w:p/>
-    <w:p>
-      <w:pPr>
-        <w:pStyle w:val="Heading2"/>
-      </w:pPr>
-      <w:r>
-        <w:t>Batch Delete Abandoned Bookings</w:t>
-      </w:r>
-      <w:r>
-        <w:t>:</w:t>
-      </w:r>
-    </w:p>
-    <w:p>
-      <w:pPr>
-        <w:spacing w:after="160"/>
-      </w:pPr>
-      <w:r>
-        <w:t>Batch delete abandoned is another of the full functions that I listed in my algorithms</w:t>
-      </w:r>
-      <w:r>
-        <w:t xml:space="preserve"> previously. It is used to clear up any booking records that have not been purchased for long enough to indicate that they have been abandoned.</w:t>
-      </w:r>
-    </w:p>
-    <w:p>
-      <w:pPr>
-        <w:spacing w:after="160"/>
-      </w:pPr>
-    </w:p>
-    <w:p>
-      <w:pPr>
-        <w:pStyle w:val="Heading4"/>
-      </w:pPr>
-      <w:r>
-        <w:t>Pseudocode:</w:t>
-      </w:r>
-    </w:p>
-    <w:p>
-      <w:r>
-        <w:t>For the sake of this pseudoc</w:t>
-      </w:r>
-      <w:r>
-        <w:t>ode, BOOKING is an OOP object containing all of the information associated with a booking. BOOKINGSEAT is an OOP object contain the information associated with a seat booking for a booking.</w:t>
-      </w:r>
-      <w:r>
-        <w:t xml:space="preserve"> It also assumes the existence of a date management library.</w:t>
-      </w:r>
-    </w:p>
-    <w:p/>
-    <w:p>
-      <w:r>
-        <w:t>DECLARE SUBROUTINE batch_delete_abandoned_bookings()</w:t>
-      </w:r>
-    </w:p>
     <w:p>
       <w:pPr>
         <w:ind w:left="720"/>
       </w:pPr>
-      <w:r>
-        <w:t>DECLARE booking = BOOK</w:t>
-      </w:r>
-      <w:r>
-        <w:t>ING</w:t>
-      </w:r>
     </w:p>
     <w:p>
       <w:pPr>
         <w:ind w:left="720"/>
       </w:pPr>
-      <w:r>
-        <w:t>DECLARE abandoned_bookings = ARRAY[</w:t>
-      </w:r>
-      <w:r>
-        <w:t>booking</w:t>
-      </w:r>
-      <w:r>
-        <w:t>]</w:t>
-      </w:r>
-    </w:p>
-    <w:p>
-      <w:pPr>
-        <w:ind w:left="720"/>
-      </w:pPr>
-      <w:r>
-        <w:t>DECLARE i = INT</w:t>
-      </w:r>
-    </w:p>
-    <w:p>
-      <w:pPr>
-        <w:ind w:left="720"/>
-        <w:rPr>
-          <w:sz w:val="2"/>
-          <w:szCs w:val="2"/>
-        </w:rPr>
-      </w:pPr>
-    </w:p>
-    <w:p>
-      <w:pPr>
-        <w:ind w:left="720"/>
-      </w:pPr>
-      <w:r>
-        <w:t xml:space="preserve">SET abandoned_bookings = SQL (SELECT * FROM </w:t>
-      </w:r>
-      <w:r>
-        <w:t xml:space="preserve">bookings WHERE datetime_booked &gt;= now + 30 DAYS AND </w:t>
-      </w:r>
-      <w:r>
-        <w:t>payment_cleared = False)</w:t>
-      </w:r>
-    </w:p>
-    <w:p>
-      <w:pPr>
-        <w:ind w:left="720"/>
-        <w:rPr>
-          <w:sz w:val="2"/>
-          <w:szCs w:val="2"/>
-        </w:rPr>
-      </w:pPr>
-    </w:p>
-    <w:p>
-      <w:pPr>
-        <w:ind w:left="720"/>
-      </w:pPr>
-      <w:r>
-        <w:t xml:space="preserve">FOR LOOP (SET i=0) IN LENGTH abandoned_bookings </w:t>
-      </w:r>
-      <w:r>
-        <w:t>–</w:t>
-      </w:r>
-      <w:r>
-        <w:t xml:space="preserve"> 1</w:t>
-      </w:r>
-    </w:p>
-    <w:p>
-      <w:pPr>
-        <w:ind w:left="1440"/>
-      </w:pPr>
-      <w:r>
-        <w:t>SET booking = abandoned_bookings[i]</w:t>
-      </w:r>
-    </w:p>
-    <w:p>
-      <w:pPr>
-        <w:ind w:left="1440"/>
-      </w:pPr>
-      <w:r>
-        <w:t>SQL (</w:t>
-      </w:r>
-      <w:r>
-        <w:t xml:space="preserve">DELETE FROM </w:t>
-      </w:r>
-      <w:r>
-        <w:t>bookings_seats WHERE booking_id = booking[booking_id])</w:t>
-      </w:r>
-    </w:p>
-    <w:p>
-      <w:pPr>
-        <w:ind w:left="1440"/>
-      </w:pPr>
-      <w:r>
-        <w:t>SQL (DELETE FROM bookings WHERE booking_id = booking[booking_id])</w:t>
-      </w:r>
-    </w:p>
-    <w:p>
-      <w:pPr>
-        <w:ind w:left="720"/>
-      </w:pPr>
-      <w:r>
-        <w:t>END FOR LOOP</w:t>
-      </w:r>
-    </w:p>
-    <w:p>
-      <w:r>
-        <w:t>END SUBROUTINE</w:t>
-      </w:r>
     </w:p>
     <w:sectPr>
       <w:headerReference w:type="default" r:id="rId43"/>
@@ -31427,7 +31885,6 @@
   <w:style w:type="character" w:default="1" w:styleId="DefaultParagraphFont">
     <w:name w:val="Default Paragraph Font"/>
     <w:uiPriority w:val="1"/>
-    <w:semiHidden/>
     <w:unhideWhenUsed/>
   </w:style>
   <w:style w:type="table" w:default="1" w:styleId="TableNormal">
